--- a/template/template.docx
+++ b/template/template.docx
@@ -12,13 +12,23 @@
           <w:sz w:val="22"/>
         </w:rPr>
       </w:pPr>
+      <w:proofErr w:type="gramStart"/>
       <w:r>
         <w:rPr>
           <w:rFonts w:ascii="Arial" w:hAnsi="Arial" w:cs="Arial"/>
           <w:b/>
           <w:sz w:val="28"/>
         </w:rPr>
-        <w:t>微贷评审报告</w:t>
+        <w:t>微贷评审</w:t>
+      </w:r>
+      <w:proofErr w:type="gramEnd"/>
+      <w:r>
+        <w:rPr>
+          <w:rFonts w:ascii="Arial" w:hAnsi="Arial" w:cs="Arial"/>
+          <w:b/>
+          <w:sz w:val="28"/>
+        </w:rPr>
+        <w:t>报告</w:t>
       </w:r>
     </w:p>
     <w:tbl>
@@ -119,6 +129,7 @@
               <w:t>{{</w:t>
             </w:r>
             <w:proofErr w:type="spellStart"/>
+            <w:proofErr w:type="gramStart"/>
             <w:r>
               <w:rPr>
                 <w:rFonts w:ascii="宋体" w:eastAsia="宋体" w:hAnsi="宋体" w:cs="宋体"/>
@@ -134,6 +145,7 @@
               <w:t>enterpriseid</w:t>
             </w:r>
             <w:proofErr w:type="spellEnd"/>
+            <w:proofErr w:type="gramEnd"/>
             <w:r>
               <w:rPr>
                 <w:rFonts w:ascii="宋体" w:eastAsia="宋体" w:hAnsi="宋体" w:cs="宋体"/>
@@ -176,12 +188,21 @@
               <w:t>{{</w:t>
             </w:r>
             <w:proofErr w:type="spellStart"/>
-            <w:r>
-              <w:rPr>
-                <w:rFonts w:ascii="宋体" w:eastAsia="宋体" w:hAnsi="宋体" w:cs="宋体"/>
-                <w:szCs w:val="21"/>
-              </w:rPr>
-              <w:t>project.a_owner</w:t>
+            <w:proofErr w:type="gramStart"/>
+            <w:r>
+              <w:rPr>
+                <w:rFonts w:ascii="宋体" w:eastAsia="宋体" w:hAnsi="宋体" w:cs="宋体"/>
+                <w:szCs w:val="21"/>
+              </w:rPr>
+              <w:t>project.a</w:t>
+            </w:r>
+            <w:proofErr w:type="gramEnd"/>
+            <w:r>
+              <w:rPr>
+                <w:rFonts w:ascii="宋体" w:eastAsia="宋体" w:hAnsi="宋体" w:cs="宋体"/>
+                <w:szCs w:val="21"/>
+              </w:rPr>
+              <w:t>_owner</w:t>
             </w:r>
             <w:proofErr w:type="spellEnd"/>
             <w:r>
@@ -221,12 +242,21 @@
               <w:t>{{</w:t>
             </w:r>
             <w:proofErr w:type="spellStart"/>
-            <w:r>
-              <w:rPr>
-                <w:rFonts w:ascii="宋体" w:eastAsia="宋体" w:hAnsi="宋体" w:cs="宋体"/>
-                <w:szCs w:val="21"/>
-              </w:rPr>
-              <w:t>project.b_owner</w:t>
+            <w:proofErr w:type="gramStart"/>
+            <w:r>
+              <w:rPr>
+                <w:rFonts w:ascii="宋体" w:eastAsia="宋体" w:hAnsi="宋体" w:cs="宋体"/>
+                <w:szCs w:val="21"/>
+              </w:rPr>
+              <w:t>project.b</w:t>
+            </w:r>
+            <w:proofErr w:type="gramEnd"/>
+            <w:r>
+              <w:rPr>
+                <w:rFonts w:ascii="宋体" w:eastAsia="宋体" w:hAnsi="宋体" w:cs="宋体"/>
+                <w:szCs w:val="21"/>
+              </w:rPr>
+              <w:t>_owner</w:t>
             </w:r>
             <w:proofErr w:type="spellEnd"/>
             <w:r>
@@ -266,12 +296,21 @@
               <w:t>{{</w:t>
             </w:r>
             <w:proofErr w:type="spellStart"/>
-            <w:r>
-              <w:rPr>
-                <w:rFonts w:ascii="宋体" w:eastAsia="宋体" w:hAnsi="宋体" w:cs="宋体"/>
-                <w:szCs w:val="21"/>
-              </w:rPr>
-              <w:t>project.market_manager</w:t>
+            <w:proofErr w:type="gramStart"/>
+            <w:r>
+              <w:rPr>
+                <w:rFonts w:ascii="宋体" w:eastAsia="宋体" w:hAnsi="宋体" w:cs="宋体"/>
+                <w:szCs w:val="21"/>
+              </w:rPr>
+              <w:t>project.market</w:t>
+            </w:r>
+            <w:proofErr w:type="gramEnd"/>
+            <w:r>
+              <w:rPr>
+                <w:rFonts w:ascii="宋体" w:eastAsia="宋体" w:hAnsi="宋体" w:cs="宋体"/>
+                <w:szCs w:val="21"/>
+              </w:rPr>
+              <w:t>_manager</w:t>
             </w:r>
             <w:proofErr w:type="spellEnd"/>
             <w:r>
@@ -316,6 +355,7 @@
               <w:t>{{</w:t>
             </w:r>
             <w:proofErr w:type="spellStart"/>
+            <w:proofErr w:type="gramStart"/>
             <w:r>
               <w:rPr>
                 <w:rFonts w:ascii="宋体" w:eastAsia="宋体" w:hAnsi="宋体" w:cs="宋体"/>
@@ -324,6 +364,7 @@
               <w:t>project.source</w:t>
             </w:r>
             <w:proofErr w:type="spellEnd"/>
+            <w:proofErr w:type="gramEnd"/>
             <w:r>
               <w:rPr>
                 <w:rFonts w:ascii="宋体" w:eastAsia="宋体" w:hAnsi="宋体" w:cs="宋体"/>
@@ -413,12 +454,21 @@
               <w:t>{{</w:t>
             </w:r>
             <w:proofErr w:type="spellStart"/>
-            <w:r>
-              <w:rPr>
-                <w:rFonts w:ascii="宋体" w:eastAsia="宋体" w:hAnsi="宋体" w:cs="宋体"/>
-                <w:szCs w:val="21"/>
-              </w:rPr>
-              <w:t>project.apply_date</w:t>
+            <w:proofErr w:type="gramStart"/>
+            <w:r>
+              <w:rPr>
+                <w:rFonts w:ascii="宋体" w:eastAsia="宋体" w:hAnsi="宋体" w:cs="宋体"/>
+                <w:szCs w:val="21"/>
+              </w:rPr>
+              <w:t>project.apply</w:t>
+            </w:r>
+            <w:proofErr w:type="gramEnd"/>
+            <w:r>
+              <w:rPr>
+                <w:rFonts w:ascii="宋体" w:eastAsia="宋体" w:hAnsi="宋体" w:cs="宋体"/>
+                <w:szCs w:val="21"/>
+              </w:rPr>
+              <w:t>_date</w:t>
             </w:r>
             <w:proofErr w:type="spellEnd"/>
             <w:r>
@@ -491,12 +541,21 @@
               <w:t>{{</w:t>
             </w:r>
             <w:proofErr w:type="spellStart"/>
+            <w:proofErr w:type="gramStart"/>
             <w:r>
               <w:rPr>
                 <w:rFonts w:ascii="宋体" w:eastAsia="宋体" w:hAnsi="宋体" w:cs="宋体"/>
                 <w:szCs w:val="20"/>
               </w:rPr>
-              <w:t>loan.borrower_name</w:t>
+              <w:t>loan.borrower</w:t>
+            </w:r>
+            <w:proofErr w:type="gramEnd"/>
+            <w:r>
+              <w:rPr>
+                <w:rFonts w:ascii="宋体" w:eastAsia="宋体" w:hAnsi="宋体" w:cs="宋体"/>
+                <w:szCs w:val="20"/>
+              </w:rPr>
+              <w:t>_name</w:t>
             </w:r>
             <w:proofErr w:type="spellEnd"/>
             <w:r>
@@ -551,6 +610,13 @@
               </w:rPr>
               <w:t>}}</w:t>
             </w:r>
+            <w:r>
+              <w:rPr>
+                <w:rFonts w:ascii="宋体" w:eastAsia="宋体" w:hAnsi="宋体" w:cs="宋体" w:hint="eastAsia"/>
+                <w:szCs w:val="20"/>
+              </w:rPr>
+              <w:t>万元</w:t>
+            </w:r>
           </w:p>
         </w:tc>
         <w:tc>
@@ -595,6 +661,22 @@
                 <w:szCs w:val="20"/>
               </w:rPr>
               <w:t>}}</w:t>
+            </w:r>
+            <w:proofErr w:type="gramStart"/>
+            <w:r>
+              <w:rPr>
+                <w:rFonts w:ascii="宋体" w:eastAsia="宋体" w:hAnsi="宋体" w:cs="宋体" w:hint="eastAsia"/>
+                <w:szCs w:val="20"/>
+              </w:rPr>
+              <w:t>个</w:t>
+            </w:r>
+            <w:proofErr w:type="gramEnd"/>
+            <w:r>
+              <w:rPr>
+                <w:rFonts w:ascii="宋体" w:eastAsia="宋体" w:hAnsi="宋体" w:cs="宋体" w:hint="eastAsia"/>
+                <w:szCs w:val="20"/>
+              </w:rPr>
+              <w:t>月</w:t>
             </w:r>
           </w:p>
         </w:tc>
@@ -631,12 +713,21 @@
               <w:t>{{</w:t>
             </w:r>
             <w:proofErr w:type="spellStart"/>
+            <w:proofErr w:type="gramStart"/>
             <w:r>
               <w:rPr>
                 <w:rFonts w:ascii="宋体" w:eastAsia="宋体" w:hAnsi="宋体" w:cs="宋体"/>
                 <w:szCs w:val="20"/>
               </w:rPr>
-              <w:t>loan.purpose_detail</w:t>
+              <w:t>loan.purpose</w:t>
+            </w:r>
+            <w:proofErr w:type="gramEnd"/>
+            <w:r>
+              <w:rPr>
+                <w:rFonts w:ascii="宋体" w:eastAsia="宋体" w:hAnsi="宋体" w:cs="宋体"/>
+                <w:szCs w:val="20"/>
+              </w:rPr>
+              <w:t>_detail</w:t>
             </w:r>
             <w:proofErr w:type="spellEnd"/>
             <w:r>
@@ -779,6 +870,12 @@
               </w:rPr>
               <w:t>}}</w:t>
             </w:r>
+            <w:r>
+              <w:rPr>
+                <w:rFonts w:ascii="宋体" w:eastAsia="宋体" w:hAnsi="宋体" w:cs="宋体" w:hint="eastAsia"/>
+              </w:rPr>
+              <w:t>万元</w:t>
+            </w:r>
           </w:p>
         </w:tc>
         <w:tc>
@@ -820,11 +917,19 @@
               <w:t>{{</w:t>
             </w:r>
             <w:proofErr w:type="spellStart"/>
-            <w:r>
-              <w:rPr>
-                <w:rFonts w:ascii="宋体" w:eastAsia="宋体" w:hAnsi="宋体" w:cs="宋体"/>
-              </w:rPr>
-              <w:t>company.established_date</w:t>
+            <w:proofErr w:type="gramStart"/>
+            <w:r>
+              <w:rPr>
+                <w:rFonts w:ascii="宋体" w:eastAsia="宋体" w:hAnsi="宋体" w:cs="宋体"/>
+              </w:rPr>
+              <w:t>company.established</w:t>
+            </w:r>
+            <w:proofErr w:type="gramEnd"/>
+            <w:r>
+              <w:rPr>
+                <w:rFonts w:ascii="宋体" w:eastAsia="宋体" w:hAnsi="宋体" w:cs="宋体"/>
+              </w:rPr>
+              <w:t>_date</w:t>
             </w:r>
             <w:proofErr w:type="spellEnd"/>
             <w:r>
@@ -892,11 +997,19 @@
               <w:t>{</w:t>
             </w:r>
             <w:proofErr w:type="spellStart"/>
-            <w:r>
-              <w:rPr>
-                <w:rFonts w:ascii="宋体" w:eastAsia="宋体" w:hAnsi="宋体" w:cs="宋体"/>
-              </w:rPr>
-              <w:t>company.registered_address</w:t>
+            <w:proofErr w:type="gramStart"/>
+            <w:r>
+              <w:rPr>
+                <w:rFonts w:ascii="宋体" w:eastAsia="宋体" w:hAnsi="宋体" w:cs="宋体"/>
+              </w:rPr>
+              <w:t>company.registered</w:t>
+            </w:r>
+            <w:proofErr w:type="gramEnd"/>
+            <w:r>
+              <w:rPr>
+                <w:rFonts w:ascii="宋体" w:eastAsia="宋体" w:hAnsi="宋体" w:cs="宋体"/>
+              </w:rPr>
+              <w:t>_address</w:t>
             </w:r>
             <w:proofErr w:type="spellEnd"/>
             <w:r>
@@ -946,11 +1059,19 @@
               <w:t>{{</w:t>
             </w:r>
             <w:proofErr w:type="spellStart"/>
-            <w:r>
-              <w:rPr>
-                <w:rFonts w:ascii="宋体" w:eastAsia="宋体" w:hAnsi="宋体" w:cs="宋体"/>
-              </w:rPr>
-              <w:t>company.main_business</w:t>
+            <w:proofErr w:type="gramStart"/>
+            <w:r>
+              <w:rPr>
+                <w:rFonts w:ascii="宋体" w:eastAsia="宋体" w:hAnsi="宋体" w:cs="宋体"/>
+              </w:rPr>
+              <w:t>company.main</w:t>
+            </w:r>
+            <w:proofErr w:type="gramEnd"/>
+            <w:r>
+              <w:rPr>
+                <w:rFonts w:ascii="宋体" w:eastAsia="宋体" w:hAnsi="宋体" w:cs="宋体"/>
+              </w:rPr>
+              <w:t>_business</w:t>
             </w:r>
             <w:proofErr w:type="spellEnd"/>
             <w:r>
@@ -1001,12 +1122,21 @@
               <w:t>{{</w:t>
             </w:r>
             <w:proofErr w:type="spellStart"/>
+            <w:proofErr w:type="gramStart"/>
             <w:r>
               <w:rPr>
                 <w:rFonts w:ascii="宋体" w:eastAsia="宋体" w:hAnsi="宋体" w:cs="宋体"/>
                 <w:szCs w:val="20"/>
               </w:rPr>
-              <w:t>company.employee_count</w:t>
+              <w:t>company.employee</w:t>
+            </w:r>
+            <w:proofErr w:type="gramEnd"/>
+            <w:r>
+              <w:rPr>
+                <w:rFonts w:ascii="宋体" w:eastAsia="宋体" w:hAnsi="宋体" w:cs="宋体"/>
+                <w:szCs w:val="20"/>
+              </w:rPr>
+              <w:t>_count</w:t>
             </w:r>
             <w:proofErr w:type="spellEnd"/>
             <w:r>
@@ -1058,6 +1188,7 @@
               <w:t>{{</w:t>
             </w:r>
             <w:proofErr w:type="spellStart"/>
+            <w:proofErr w:type="gramStart"/>
             <w:r>
               <w:rPr>
                 <w:rFonts w:ascii="宋体" w:eastAsia="宋体" w:hAnsi="宋体" w:cs="宋体"/>
@@ -1073,6 +1204,7 @@
               <w:t>type</w:t>
             </w:r>
             <w:proofErr w:type="spellEnd"/>
+            <w:proofErr w:type="gramEnd"/>
             <w:r>
               <w:rPr>
                 <w:rFonts w:ascii="宋体" w:eastAsia="宋体" w:hAnsi="宋体" w:cs="宋体"/>
@@ -1234,6 +1366,7 @@
               </w:rPr>
               <w:t>{% endif %}</w:t>
             </w:r>
+            <w:proofErr w:type="gramStart"/>
             <w:r>
               <w:rPr>
                 <w:rFonts w:ascii="宋体" w:eastAsia="宋体" w:hAnsi="宋体" w:cs="宋体" w:hint="eastAsia"/>
@@ -1241,6 +1374,7 @@
               </w:rPr>
               <w:t>否</w:t>
             </w:r>
+            <w:proofErr w:type="gramEnd"/>
           </w:p>
           <w:p>
             <w:pPr>
@@ -1394,6 +1528,7 @@
               </w:rPr>
               <w:t>{% endif %}</w:t>
             </w:r>
+            <w:proofErr w:type="gramStart"/>
             <w:r>
               <w:rPr>
                 <w:rFonts w:ascii="宋体" w:eastAsia="宋体" w:hAnsi="宋体" w:cs="宋体" w:hint="eastAsia"/>
@@ -1401,6 +1536,7 @@
               </w:rPr>
               <w:t>否</w:t>
             </w:r>
+            <w:proofErr w:type="gramEnd"/>
           </w:p>
           <w:p>
             <w:pPr>
@@ -1529,11 +1665,19 @@
               <w:t>{{</w:t>
             </w:r>
             <w:proofErr w:type="spellStart"/>
-            <w:r>
-              <w:rPr>
-                <w:rFonts w:ascii="宋体" w:eastAsia="宋体" w:hAnsi="宋体" w:cs="宋体"/>
-              </w:rPr>
-              <w:t>company.shareholder_info</w:t>
+            <w:proofErr w:type="gramStart"/>
+            <w:r>
+              <w:rPr>
+                <w:rFonts w:ascii="宋体" w:eastAsia="宋体" w:hAnsi="宋体" w:cs="宋体"/>
+              </w:rPr>
+              <w:t>company.shareholder</w:t>
+            </w:r>
+            <w:proofErr w:type="gramEnd"/>
+            <w:r>
+              <w:rPr>
+                <w:rFonts w:ascii="宋体" w:eastAsia="宋体" w:hAnsi="宋体" w:cs="宋体"/>
+              </w:rPr>
+              <w:t>_info</w:t>
             </w:r>
             <w:proofErr w:type="spellEnd"/>
             <w:r>
@@ -1666,6 +1810,7 @@
               <w:t>{{</w:t>
             </w:r>
             <w:proofErr w:type="spellStart"/>
+            <w:proofErr w:type="gramStart"/>
             <w:r>
               <w:rPr>
                 <w:rFonts w:ascii="宋体" w:eastAsia="宋体" w:hAnsi="宋体" w:cs="宋体"/>
@@ -1674,6 +1819,7 @@
               <w:t>controller.gender</w:t>
             </w:r>
             <w:proofErr w:type="spellEnd"/>
+            <w:proofErr w:type="gramEnd"/>
             <w:r>
               <w:rPr>
                 <w:rFonts w:ascii="宋体" w:eastAsia="宋体" w:hAnsi="宋体" w:cs="宋体"/>
@@ -1728,12 +1874,21 @@
               <w:t>{{</w:t>
             </w:r>
             <w:proofErr w:type="spellStart"/>
-            <w:r>
-              <w:rPr>
-                <w:rFonts w:ascii="宋体" w:eastAsia="宋体" w:hAnsi="宋体" w:cs="宋体"/>
-                <w:szCs w:val="21"/>
-              </w:rPr>
-              <w:t>controller.native_place</w:t>
+            <w:proofErr w:type="gramStart"/>
+            <w:r>
+              <w:rPr>
+                <w:rFonts w:ascii="宋体" w:eastAsia="宋体" w:hAnsi="宋体" w:cs="宋体"/>
+                <w:szCs w:val="21"/>
+              </w:rPr>
+              <w:t>controller.native</w:t>
+            </w:r>
+            <w:proofErr w:type="gramEnd"/>
+            <w:r>
+              <w:rPr>
+                <w:rFonts w:ascii="宋体" w:eastAsia="宋体" w:hAnsi="宋体" w:cs="宋体"/>
+                <w:szCs w:val="21"/>
+              </w:rPr>
+              <w:t>_place</w:t>
             </w:r>
             <w:proofErr w:type="spellEnd"/>
             <w:r>
@@ -1788,12 +1943,21 @@
               <w:t>{{</w:t>
             </w:r>
             <w:proofErr w:type="spellStart"/>
-            <w:r>
-              <w:rPr>
-                <w:rFonts w:ascii="宋体" w:eastAsia="宋体" w:hAnsi="宋体" w:cs="宋体"/>
-                <w:szCs w:val="21"/>
-              </w:rPr>
-              <w:t>controller.marital_status</w:t>
+            <w:proofErr w:type="gramStart"/>
+            <w:r>
+              <w:rPr>
+                <w:rFonts w:ascii="宋体" w:eastAsia="宋体" w:hAnsi="宋体" w:cs="宋体"/>
+                <w:szCs w:val="21"/>
+              </w:rPr>
+              <w:t>controller.marital</w:t>
+            </w:r>
+            <w:proofErr w:type="gramEnd"/>
+            <w:r>
+              <w:rPr>
+                <w:rFonts w:ascii="宋体" w:eastAsia="宋体" w:hAnsi="宋体" w:cs="宋体"/>
+                <w:szCs w:val="21"/>
+              </w:rPr>
+              <w:t>_status</w:t>
             </w:r>
             <w:proofErr w:type="spellEnd"/>
             <w:r>
@@ -1853,12 +2017,240 @@
               <w:t>{{</w:t>
             </w:r>
             <w:proofErr w:type="spellStart"/>
-            <w:r>
-              <w:rPr>
-                <w:rFonts w:ascii="宋体" w:eastAsia="宋体" w:hAnsi="宋体" w:cs="宋体"/>
-                <w:szCs w:val="21"/>
-              </w:rPr>
-              <w:t>controller.birth_dat</w:t>
+            <w:proofErr w:type="gramStart"/>
+            <w:r>
+              <w:rPr>
+                <w:rFonts w:ascii="宋体" w:eastAsia="宋体" w:hAnsi="宋体" w:cs="宋体"/>
+                <w:szCs w:val="21"/>
+              </w:rPr>
+              <w:t>controlle</w:t>
+            </w:r>
+            <w:r>
+              <w:rPr>
+                <w:rFonts w:ascii="宋体" w:eastAsia="宋体" w:hAnsi="宋体" w:cs="宋体"/>
+                <w:szCs w:val="21"/>
+              </w:rPr>
+              <w:lastRenderedPageBreak/>
+              <w:t>r.birth</w:t>
+            </w:r>
+            <w:proofErr w:type="gramEnd"/>
+            <w:r>
+              <w:rPr>
+                <w:rFonts w:ascii="宋体" w:eastAsia="宋体" w:hAnsi="宋体" w:cs="宋体"/>
+                <w:szCs w:val="21"/>
+              </w:rPr>
+              <w:t>_date</w:t>
+            </w:r>
+            <w:proofErr w:type="spellEnd"/>
+            <w:r>
+              <w:rPr>
+                <w:rFonts w:ascii="宋体" w:eastAsia="宋体" w:hAnsi="宋体" w:cs="宋体"/>
+                <w:szCs w:val="21"/>
+              </w:rPr>
+              <w:t>}}</w:t>
+            </w:r>
+          </w:p>
+        </w:tc>
+        <w:tc>
+          <w:tcPr>
+            <w:tcW w:w="1411" w:type="dxa"/>
+            <w:gridSpan w:val="7"/>
+          </w:tcPr>
+          <w:p>
+            <w:pPr>
+              <w:spacing w:line="360" w:lineRule="auto"/>
+              <w:rPr>
+                <w:rFonts w:ascii="宋体" w:eastAsia="宋体" w:hAnsi="宋体" w:cs="宋体" w:hint="eastAsia"/>
+                <w:szCs w:val="21"/>
+              </w:rPr>
+            </w:pPr>
+            <w:r>
+              <w:rPr>
+                <w:rFonts w:ascii="宋体" w:eastAsia="宋体" w:hAnsi="宋体" w:cs="宋体" w:hint="eastAsia"/>
+                <w:szCs w:val="21"/>
+              </w:rPr>
+              <w:lastRenderedPageBreak/>
+              <w:t>服务年限</w:t>
+            </w:r>
+          </w:p>
+        </w:tc>
+        <w:tc>
+          <w:tcPr>
+            <w:tcW w:w="1300" w:type="dxa"/>
+            <w:gridSpan w:val="5"/>
+          </w:tcPr>
+          <w:p>
+            <w:pPr>
+              <w:spacing w:line="360" w:lineRule="auto"/>
+              <w:rPr>
+                <w:rFonts w:ascii="宋体" w:eastAsia="宋体" w:hAnsi="宋体" w:cs="宋体" w:hint="eastAsia"/>
+                <w:szCs w:val="21"/>
+              </w:rPr>
+            </w:pPr>
+            <w:r>
+              <w:rPr>
+                <w:rFonts w:ascii="宋体" w:eastAsia="宋体" w:hAnsi="宋体" w:cs="宋体"/>
+                <w:szCs w:val="21"/>
+              </w:rPr>
+              <w:t>{{</w:t>
+            </w:r>
+            <w:proofErr w:type="spellStart"/>
+            <w:proofErr w:type="gramStart"/>
+            <w:r>
+              <w:rPr>
+                <w:rFonts w:ascii="宋体" w:eastAsia="宋体" w:hAnsi="宋体" w:cs="宋体"/>
+                <w:szCs w:val="21"/>
+              </w:rPr>
+              <w:t>controll</w:t>
+            </w:r>
+            <w:r>
+              <w:rPr>
+                <w:rFonts w:ascii="宋体" w:eastAsia="宋体" w:hAnsi="宋体" w:cs="宋体"/>
+                <w:szCs w:val="21"/>
+              </w:rPr>
+              <w:lastRenderedPageBreak/>
+              <w:t>er.service</w:t>
+            </w:r>
+            <w:proofErr w:type="gramEnd"/>
+            <w:r>
+              <w:rPr>
+                <w:rFonts w:ascii="宋体" w:eastAsia="宋体" w:hAnsi="宋体" w:cs="宋体"/>
+                <w:szCs w:val="21"/>
+              </w:rPr>
+              <w:t>_years</w:t>
+            </w:r>
+            <w:proofErr w:type="spellEnd"/>
+            <w:r>
+              <w:rPr>
+                <w:rFonts w:ascii="宋体" w:eastAsia="宋体" w:hAnsi="宋体" w:cs="宋体"/>
+                <w:szCs w:val="21"/>
+              </w:rPr>
+              <w:t>}}</w:t>
+            </w:r>
+          </w:p>
+        </w:tc>
+        <w:tc>
+          <w:tcPr>
+            <w:tcW w:w="1107" w:type="dxa"/>
+            <w:gridSpan w:val="3"/>
+          </w:tcPr>
+          <w:p>
+            <w:pPr>
+              <w:spacing w:line="360" w:lineRule="auto"/>
+              <w:rPr>
+                <w:rFonts w:ascii="宋体" w:eastAsia="宋体" w:hAnsi="宋体" w:cs="宋体" w:hint="eastAsia"/>
+                <w:szCs w:val="21"/>
+              </w:rPr>
+            </w:pPr>
+            <w:r>
+              <w:rPr>
+                <w:rFonts w:ascii="宋体" w:eastAsia="宋体" w:hAnsi="宋体" w:cs="宋体" w:hint="eastAsia"/>
+                <w:szCs w:val="21"/>
+              </w:rPr>
+              <w:lastRenderedPageBreak/>
+              <w:t>文化程度</w:t>
+            </w:r>
+          </w:p>
+        </w:tc>
+        <w:tc>
+          <w:tcPr>
+            <w:tcW w:w="1305" w:type="dxa"/>
+            <w:gridSpan w:val="9"/>
+          </w:tcPr>
+          <w:p>
+            <w:pPr>
+              <w:spacing w:line="360" w:lineRule="auto"/>
+              <w:rPr>
+                <w:rFonts w:ascii="宋体" w:eastAsia="宋体" w:hAnsi="宋体" w:cs="宋体" w:hint="eastAsia"/>
+                <w:szCs w:val="21"/>
+              </w:rPr>
+            </w:pPr>
+            <w:r>
+              <w:rPr>
+                <w:rFonts w:ascii="宋体" w:eastAsia="宋体" w:hAnsi="宋体" w:cs="宋体"/>
+                <w:szCs w:val="21"/>
+              </w:rPr>
+              <w:t>{{</w:t>
+            </w:r>
+            <w:proofErr w:type="spellStart"/>
+            <w:proofErr w:type="gramStart"/>
+            <w:r>
+              <w:rPr>
+                <w:rFonts w:ascii="宋体" w:eastAsia="宋体" w:hAnsi="宋体" w:cs="宋体"/>
+                <w:szCs w:val="21"/>
+              </w:rPr>
+              <w:t>controll</w:t>
+            </w:r>
+            <w:r>
+              <w:rPr>
+                <w:rFonts w:ascii="宋体" w:eastAsia="宋体" w:hAnsi="宋体" w:cs="宋体"/>
+                <w:szCs w:val="21"/>
+              </w:rPr>
+              <w:lastRenderedPageBreak/>
+              <w:t>er.education</w:t>
+            </w:r>
+            <w:proofErr w:type="spellEnd"/>
+            <w:proofErr w:type="gramEnd"/>
+            <w:r>
+              <w:rPr>
+                <w:rFonts w:ascii="宋体" w:eastAsia="宋体" w:hAnsi="宋体" w:cs="宋体"/>
+                <w:szCs w:val="21"/>
+              </w:rPr>
+              <w:t>}}</w:t>
+            </w:r>
+          </w:p>
+        </w:tc>
+        <w:tc>
+          <w:tcPr>
+            <w:tcW w:w="1200" w:type="dxa"/>
+            <w:gridSpan w:val="7"/>
+          </w:tcPr>
+          <w:p>
+            <w:pPr>
+              <w:spacing w:line="360" w:lineRule="auto"/>
+              <w:rPr>
+                <w:rFonts w:ascii="宋体" w:eastAsia="宋体" w:hAnsi="宋体" w:cs="宋体" w:hint="eastAsia"/>
+                <w:szCs w:val="21"/>
+              </w:rPr>
+            </w:pPr>
+            <w:r>
+              <w:rPr>
+                <w:rFonts w:ascii="宋体" w:eastAsia="宋体" w:hAnsi="宋体" w:cs="宋体" w:hint="eastAsia"/>
+                <w:szCs w:val="21"/>
+              </w:rPr>
+              <w:lastRenderedPageBreak/>
+              <w:t>配偶姓名</w:t>
+            </w:r>
+          </w:p>
+        </w:tc>
+        <w:tc>
+          <w:tcPr>
+            <w:tcW w:w="2132" w:type="dxa"/>
+            <w:gridSpan w:val="8"/>
+          </w:tcPr>
+          <w:p>
+            <w:pPr>
+              <w:spacing w:line="360" w:lineRule="auto"/>
+              <w:rPr>
+                <w:rFonts w:ascii="宋体" w:eastAsia="宋体" w:hAnsi="宋体" w:cs="宋体" w:hint="eastAsia"/>
+                <w:szCs w:val="21"/>
+              </w:rPr>
+            </w:pPr>
+            <w:r>
+              <w:rPr>
+                <w:rFonts w:ascii="宋体" w:eastAsia="宋体" w:hAnsi="宋体" w:cs="宋体"/>
+                <w:szCs w:val="21"/>
+              </w:rPr>
+              <w:t>{{</w:t>
+            </w:r>
+            <w:proofErr w:type="spellStart"/>
+            <w:proofErr w:type="gramStart"/>
+            <w:r>
+              <w:rPr>
+                <w:rFonts w:ascii="宋体" w:eastAsia="宋体" w:hAnsi="宋体" w:cs="宋体"/>
+                <w:szCs w:val="21"/>
+              </w:rPr>
+              <w:t>controller.spous</w:t>
             </w:r>
             <w:r>
               <w:rPr>
@@ -1868,204 +2260,13 @@
               <w:lastRenderedPageBreak/>
               <w:t>e</w:t>
             </w:r>
-            <w:proofErr w:type="spellEnd"/>
-            <w:r>
-              <w:rPr>
-                <w:rFonts w:ascii="宋体" w:eastAsia="宋体" w:hAnsi="宋体" w:cs="宋体"/>
-                <w:szCs w:val="21"/>
-              </w:rPr>
-              <w:t>}}</w:t>
-            </w:r>
-          </w:p>
-        </w:tc>
-        <w:tc>
-          <w:tcPr>
-            <w:tcW w:w="1411" w:type="dxa"/>
-            <w:gridSpan w:val="7"/>
-          </w:tcPr>
-          <w:p>
-            <w:pPr>
-              <w:spacing w:line="360" w:lineRule="auto"/>
-              <w:rPr>
-                <w:rFonts w:ascii="宋体" w:eastAsia="宋体" w:hAnsi="宋体" w:cs="宋体" w:hint="eastAsia"/>
-                <w:szCs w:val="21"/>
-              </w:rPr>
-            </w:pPr>
-            <w:r>
-              <w:rPr>
-                <w:rFonts w:ascii="宋体" w:eastAsia="宋体" w:hAnsi="宋体" w:cs="宋体" w:hint="eastAsia"/>
-                <w:szCs w:val="21"/>
-              </w:rPr>
-              <w:lastRenderedPageBreak/>
-              <w:t>服务年限</w:t>
-            </w:r>
-          </w:p>
-        </w:tc>
-        <w:tc>
-          <w:tcPr>
-            <w:tcW w:w="1300" w:type="dxa"/>
-            <w:gridSpan w:val="5"/>
-          </w:tcPr>
-          <w:p>
-            <w:pPr>
-              <w:spacing w:line="360" w:lineRule="auto"/>
-              <w:rPr>
-                <w:rFonts w:ascii="宋体" w:eastAsia="宋体" w:hAnsi="宋体" w:cs="宋体" w:hint="eastAsia"/>
-                <w:szCs w:val="21"/>
-              </w:rPr>
-            </w:pPr>
-            <w:r>
-              <w:rPr>
-                <w:rFonts w:ascii="宋体" w:eastAsia="宋体" w:hAnsi="宋体" w:cs="宋体"/>
-                <w:szCs w:val="21"/>
-              </w:rPr>
-              <w:t>{{</w:t>
-            </w:r>
-            <w:proofErr w:type="spellStart"/>
-            <w:r>
-              <w:rPr>
-                <w:rFonts w:ascii="宋体" w:eastAsia="宋体" w:hAnsi="宋体" w:cs="宋体"/>
-                <w:szCs w:val="21"/>
-              </w:rPr>
-              <w:t>controller.service</w:t>
-            </w:r>
-            <w:r>
-              <w:rPr>
-                <w:rFonts w:ascii="宋体" w:eastAsia="宋体" w:hAnsi="宋体" w:cs="宋体"/>
-                <w:szCs w:val="21"/>
-              </w:rPr>
-              <w:lastRenderedPageBreak/>
-              <w:t>_years</w:t>
-            </w:r>
-            <w:proofErr w:type="spellEnd"/>
-            <w:r>
-              <w:rPr>
-                <w:rFonts w:ascii="宋体" w:eastAsia="宋体" w:hAnsi="宋体" w:cs="宋体"/>
-                <w:szCs w:val="21"/>
-              </w:rPr>
-              <w:t>}}</w:t>
-            </w:r>
-          </w:p>
-        </w:tc>
-        <w:tc>
-          <w:tcPr>
-            <w:tcW w:w="1107" w:type="dxa"/>
-            <w:gridSpan w:val="3"/>
-          </w:tcPr>
-          <w:p>
-            <w:pPr>
-              <w:spacing w:line="360" w:lineRule="auto"/>
-              <w:rPr>
-                <w:rFonts w:ascii="宋体" w:eastAsia="宋体" w:hAnsi="宋体" w:cs="宋体" w:hint="eastAsia"/>
-                <w:szCs w:val="21"/>
-              </w:rPr>
-            </w:pPr>
-            <w:r>
-              <w:rPr>
-                <w:rFonts w:ascii="宋体" w:eastAsia="宋体" w:hAnsi="宋体" w:cs="宋体" w:hint="eastAsia"/>
-                <w:szCs w:val="21"/>
-              </w:rPr>
-              <w:lastRenderedPageBreak/>
-              <w:t>文化程度</w:t>
-            </w:r>
-          </w:p>
-        </w:tc>
-        <w:tc>
-          <w:tcPr>
-            <w:tcW w:w="1305" w:type="dxa"/>
-            <w:gridSpan w:val="9"/>
-          </w:tcPr>
-          <w:p>
-            <w:pPr>
-              <w:spacing w:line="360" w:lineRule="auto"/>
-              <w:rPr>
-                <w:rFonts w:ascii="宋体" w:eastAsia="宋体" w:hAnsi="宋体" w:cs="宋体" w:hint="eastAsia"/>
-                <w:szCs w:val="21"/>
-              </w:rPr>
-            </w:pPr>
-            <w:r>
-              <w:rPr>
-                <w:rFonts w:ascii="宋体" w:eastAsia="宋体" w:hAnsi="宋体" w:cs="宋体"/>
-                <w:szCs w:val="21"/>
-              </w:rPr>
-              <w:t>{{</w:t>
-            </w:r>
-            <w:proofErr w:type="spellStart"/>
-            <w:r>
-              <w:rPr>
-                <w:rFonts w:ascii="宋体" w:eastAsia="宋体" w:hAnsi="宋体" w:cs="宋体"/>
-                <w:szCs w:val="21"/>
-              </w:rPr>
-              <w:t>controller.educati</w:t>
-            </w:r>
-            <w:r>
-              <w:rPr>
-                <w:rFonts w:ascii="宋体" w:eastAsia="宋体" w:hAnsi="宋体" w:cs="宋体"/>
-                <w:szCs w:val="21"/>
-              </w:rPr>
-              <w:lastRenderedPageBreak/>
-              <w:t>on</w:t>
-            </w:r>
-            <w:proofErr w:type="spellEnd"/>
-            <w:r>
-              <w:rPr>
-                <w:rFonts w:ascii="宋体" w:eastAsia="宋体" w:hAnsi="宋体" w:cs="宋体"/>
-                <w:szCs w:val="21"/>
-              </w:rPr>
-              <w:t>}}</w:t>
-            </w:r>
-          </w:p>
-        </w:tc>
-        <w:tc>
-          <w:tcPr>
-            <w:tcW w:w="1200" w:type="dxa"/>
-            <w:gridSpan w:val="7"/>
-          </w:tcPr>
-          <w:p>
-            <w:pPr>
-              <w:spacing w:line="360" w:lineRule="auto"/>
-              <w:rPr>
-                <w:rFonts w:ascii="宋体" w:eastAsia="宋体" w:hAnsi="宋体" w:cs="宋体" w:hint="eastAsia"/>
-                <w:szCs w:val="21"/>
-              </w:rPr>
-            </w:pPr>
-            <w:r>
-              <w:rPr>
-                <w:rFonts w:ascii="宋体" w:eastAsia="宋体" w:hAnsi="宋体" w:cs="宋体" w:hint="eastAsia"/>
-                <w:szCs w:val="21"/>
-              </w:rPr>
-              <w:lastRenderedPageBreak/>
-              <w:t>配偶姓名</w:t>
-            </w:r>
-          </w:p>
-        </w:tc>
-        <w:tc>
-          <w:tcPr>
-            <w:tcW w:w="2132" w:type="dxa"/>
-            <w:gridSpan w:val="8"/>
-          </w:tcPr>
-          <w:p>
-            <w:pPr>
-              <w:spacing w:line="360" w:lineRule="auto"/>
-              <w:rPr>
-                <w:rFonts w:ascii="宋体" w:eastAsia="宋体" w:hAnsi="宋体" w:cs="宋体" w:hint="eastAsia"/>
-                <w:szCs w:val="21"/>
-              </w:rPr>
-            </w:pPr>
-            <w:r>
-              <w:rPr>
-                <w:rFonts w:ascii="宋体" w:eastAsia="宋体" w:hAnsi="宋体" w:cs="宋体"/>
-                <w:szCs w:val="21"/>
-              </w:rPr>
-              <w:t>{{</w:t>
-            </w:r>
-            <w:proofErr w:type="spellStart"/>
-            <w:r>
-              <w:rPr>
-                <w:rFonts w:ascii="宋体" w:eastAsia="宋体" w:hAnsi="宋体" w:cs="宋体"/>
-                <w:szCs w:val="21"/>
-              </w:rPr>
-              <w:t>controller.spouse_name</w:t>
+            <w:proofErr w:type="gramEnd"/>
+            <w:r>
+              <w:rPr>
+                <w:rFonts w:ascii="宋体" w:eastAsia="宋体" w:hAnsi="宋体" w:cs="宋体"/>
+                <w:szCs w:val="21"/>
+              </w:rPr>
+              <w:t>_name</w:t>
             </w:r>
             <w:proofErr w:type="spellEnd"/>
             <w:r>
@@ -2119,12 +2320,21 @@
               <w:t>{{</w:t>
             </w:r>
             <w:proofErr w:type="spellStart"/>
-            <w:r>
-              <w:rPr>
-                <w:rFonts w:ascii="宋体" w:eastAsia="宋体" w:hAnsi="宋体" w:cs="宋体"/>
-                <w:szCs w:val="21"/>
-              </w:rPr>
-              <w:t>controller.career_experience</w:t>
+            <w:proofErr w:type="gramStart"/>
+            <w:r>
+              <w:rPr>
+                <w:rFonts w:ascii="宋体" w:eastAsia="宋体" w:hAnsi="宋体" w:cs="宋体"/>
+                <w:szCs w:val="21"/>
+              </w:rPr>
+              <w:t>controller.career</w:t>
+            </w:r>
+            <w:proofErr w:type="gramEnd"/>
+            <w:r>
+              <w:rPr>
+                <w:rFonts w:ascii="宋体" w:eastAsia="宋体" w:hAnsi="宋体" w:cs="宋体"/>
+                <w:szCs w:val="21"/>
+              </w:rPr>
+              <w:t>_experience</w:t>
             </w:r>
             <w:proofErr w:type="spellEnd"/>
             <w:r>
@@ -2188,13 +2398,23 @@
               <w:t>{{</w:t>
             </w:r>
             <w:proofErr w:type="spellStart"/>
+            <w:proofErr w:type="gramStart"/>
             <w:r>
               <w:rPr>
                 <w:rFonts w:ascii="宋体" w:eastAsia="宋体" w:hAnsi="宋体" w:cs="宋体"/>
                 <w:color w:val="000000" w:themeColor="text1"/>
                 <w:szCs w:val="20"/>
               </w:rPr>
-              <w:t>family.members_info</w:t>
+              <w:t>family.members</w:t>
+            </w:r>
+            <w:proofErr w:type="gramEnd"/>
+            <w:r>
+              <w:rPr>
+                <w:rFonts w:ascii="宋体" w:eastAsia="宋体" w:hAnsi="宋体" w:cs="宋体"/>
+                <w:color w:val="000000" w:themeColor="text1"/>
+                <w:szCs w:val="20"/>
+              </w:rPr>
+              <w:t>_info</w:t>
             </w:r>
             <w:proofErr w:type="spellEnd"/>
             <w:r>
@@ -2407,12 +2627,21 @@
               <w:t>{{</w:t>
             </w:r>
             <w:proofErr w:type="spellStart"/>
+            <w:proofErr w:type="gramStart"/>
             <w:r>
               <w:rPr>
                 <w:rFonts w:ascii="宋体" w:eastAsia="宋体" w:hAnsi="宋体" w:cs="宋体"/>
                 <w:szCs w:val="20"/>
               </w:rPr>
-              <w:t>family.annual_expense</w:t>
+              <w:t>family.annual</w:t>
+            </w:r>
+            <w:proofErr w:type="gramEnd"/>
+            <w:r>
+              <w:rPr>
+                <w:rFonts w:ascii="宋体" w:eastAsia="宋体" w:hAnsi="宋体" w:cs="宋体"/>
+                <w:szCs w:val="20"/>
+              </w:rPr>
+              <w:t>_expense</w:t>
             </w:r>
             <w:proofErr w:type="spellEnd"/>
             <w:r>
@@ -2465,12 +2694,21 @@
               <w:t>{{</w:t>
             </w:r>
             <w:proofErr w:type="spellStart"/>
+            <w:proofErr w:type="gramStart"/>
             <w:r>
               <w:rPr>
                 <w:rFonts w:ascii="宋体" w:eastAsia="宋体" w:hAnsi="宋体" w:cs="宋体"/>
                 <w:szCs w:val="20"/>
               </w:rPr>
-              <w:t>social.relationship_info</w:t>
+              <w:t>social.relationship</w:t>
+            </w:r>
+            <w:proofErr w:type="gramEnd"/>
+            <w:r>
+              <w:rPr>
+                <w:rFonts w:ascii="宋体" w:eastAsia="宋体" w:hAnsi="宋体" w:cs="宋体"/>
+                <w:szCs w:val="20"/>
+              </w:rPr>
+              <w:t>_info</w:t>
             </w:r>
             <w:proofErr w:type="spellEnd"/>
             <w:r>
@@ -2516,6 +2754,7 @@
               <w:t>{{</w:t>
             </w:r>
             <w:proofErr w:type="spellStart"/>
+            <w:proofErr w:type="gramStart"/>
             <w:r>
               <w:rPr>
                 <w:rFonts w:ascii="宋体" w:eastAsia="宋体" w:hAnsi="宋体" w:cs="宋体"/>
@@ -2524,6 +2763,7 @@
               <w:t>residence.type</w:t>
             </w:r>
             <w:proofErr w:type="spellEnd"/>
+            <w:proofErr w:type="gramEnd"/>
             <w:r>
               <w:rPr>
                 <w:rFonts w:ascii="宋体" w:eastAsia="宋体" w:hAnsi="宋体" w:cs="宋体"/>
@@ -2556,6 +2796,7 @@
               <w:t>{{</w:t>
             </w:r>
             <w:proofErr w:type="spellStart"/>
+            <w:proofErr w:type="gramStart"/>
             <w:r>
               <w:rPr>
                 <w:rFonts w:ascii="宋体" w:eastAsia="宋体" w:hAnsi="宋体" w:cs="宋体"/>
@@ -2564,6 +2805,7 @@
               <w:t>residence.years</w:t>
             </w:r>
             <w:proofErr w:type="spellEnd"/>
+            <w:proofErr w:type="gramEnd"/>
             <w:r>
               <w:rPr>
                 <w:rFonts w:ascii="宋体" w:eastAsia="宋体" w:hAnsi="宋体" w:cs="宋体"/>
@@ -2601,6 +2843,7 @@
               <w:t>{{</w:t>
             </w:r>
             <w:proofErr w:type="spellStart"/>
+            <w:proofErr w:type="gramStart"/>
             <w:r>
               <w:rPr>
                 <w:rFonts w:ascii="宋体" w:eastAsia="宋体" w:hAnsi="宋体" w:cs="宋体"/>
@@ -2609,6 +2852,7 @@
               <w:t>residence.address</w:t>
             </w:r>
             <w:proofErr w:type="spellEnd"/>
+            <w:proofErr w:type="gramEnd"/>
             <w:r>
               <w:rPr>
                 <w:rFonts w:ascii="宋体" w:eastAsia="宋体" w:hAnsi="宋体" w:cs="宋体"/>
@@ -2848,6 +3092,7 @@
                 <w:szCs w:val="21"/>
               </w:rPr>
             </w:pPr>
+            <w:proofErr w:type="gramStart"/>
             <w:r>
               <w:rPr>
                 <w:rFonts w:ascii="宋体" w:eastAsia="宋体" w:hAnsi="宋体" w:cs="宋体"/>
@@ -2861,7 +3106,15 @@
                 <w:rFonts w:ascii="宋体" w:eastAsia="宋体" w:hAnsi="宋体" w:cs="宋体"/>
                 <w:szCs w:val="21"/>
               </w:rPr>
-              <w:t>loop.index</w:t>
+              <w:t>loop</w:t>
+            </w:r>
+            <w:proofErr w:type="gramEnd"/>
+            <w:r>
+              <w:rPr>
+                <w:rFonts w:ascii="宋体" w:eastAsia="宋体" w:hAnsi="宋体" w:cs="宋体"/>
+                <w:szCs w:val="21"/>
+              </w:rPr>
+              <w:t>.index</w:t>
             </w:r>
             <w:proofErr w:type="spellEnd"/>
             <w:r>
@@ -2888,6 +3141,7 @@
                 <w:szCs w:val="21"/>
               </w:rPr>
             </w:pPr>
+            <w:proofErr w:type="gramStart"/>
             <w:r>
               <w:rPr>
                 <w:rFonts w:ascii="宋体" w:eastAsia="宋体" w:hAnsi="宋体" w:cs="宋体"/>
@@ -2901,7 +3155,15 @@
                 <w:rFonts w:ascii="宋体" w:eastAsia="宋体" w:hAnsi="宋体" w:cs="宋体"/>
                 <w:szCs w:val="21"/>
               </w:rPr>
-              <w:t>site.address</w:t>
+              <w:t>site</w:t>
+            </w:r>
+            <w:proofErr w:type="gramEnd"/>
+            <w:r>
+              <w:rPr>
+                <w:rFonts w:ascii="宋体" w:eastAsia="宋体" w:hAnsi="宋体" w:cs="宋体"/>
+                <w:szCs w:val="21"/>
+              </w:rPr>
+              <w:t>.address</w:t>
             </w:r>
             <w:proofErr w:type="spellEnd"/>
             <w:r>
@@ -2928,6 +3190,7 @@
                 <w:szCs w:val="21"/>
               </w:rPr>
             </w:pPr>
+            <w:proofErr w:type="gramStart"/>
             <w:r>
               <w:rPr>
                 <w:rFonts w:ascii="宋体" w:eastAsia="宋体" w:hAnsi="宋体" w:cs="宋体"/>
@@ -2941,7 +3204,15 @@
                 <w:rFonts w:ascii="宋体" w:eastAsia="宋体" w:hAnsi="宋体" w:cs="宋体"/>
                 <w:szCs w:val="21"/>
               </w:rPr>
-              <w:t>site.building_area</w:t>
+              <w:t>site</w:t>
+            </w:r>
+            <w:proofErr w:type="gramEnd"/>
+            <w:r>
+              <w:rPr>
+                <w:rFonts w:ascii="宋体" w:eastAsia="宋体" w:hAnsi="宋体" w:cs="宋体"/>
+                <w:szCs w:val="21"/>
+              </w:rPr>
+              <w:t>.building_area</w:t>
             </w:r>
             <w:proofErr w:type="spellEnd"/>
             <w:r>
@@ -2968,6 +3239,7 @@
                 <w:szCs w:val="21"/>
               </w:rPr>
             </w:pPr>
+            <w:proofErr w:type="gramStart"/>
             <w:r>
               <w:rPr>
                 <w:rFonts w:ascii="宋体" w:eastAsia="宋体" w:hAnsi="宋体" w:cs="宋体"/>
@@ -2981,7 +3253,15 @@
                 <w:rFonts w:ascii="宋体" w:eastAsia="宋体" w:hAnsi="宋体" w:cs="宋体"/>
                 <w:szCs w:val="21"/>
               </w:rPr>
-              <w:t>site.land_area</w:t>
+              <w:t>site</w:t>
+            </w:r>
+            <w:proofErr w:type="gramEnd"/>
+            <w:r>
+              <w:rPr>
+                <w:rFonts w:ascii="宋体" w:eastAsia="宋体" w:hAnsi="宋体" w:cs="宋体"/>
+                <w:szCs w:val="21"/>
+              </w:rPr>
+              <w:t>.land_area</w:t>
             </w:r>
             <w:proofErr w:type="spellEnd"/>
             <w:r>
@@ -3008,6 +3288,7 @@
                 <w:szCs w:val="21"/>
               </w:rPr>
             </w:pPr>
+            <w:proofErr w:type="gramStart"/>
             <w:r>
               <w:rPr>
                 <w:rFonts w:ascii="宋体" w:eastAsia="宋体" w:hAnsi="宋体" w:cs="宋体"/>
@@ -3021,7 +3302,15 @@
                 <w:rFonts w:ascii="宋体" w:eastAsia="宋体" w:hAnsi="宋体" w:cs="宋体"/>
                 <w:szCs w:val="21"/>
               </w:rPr>
-              <w:t>site.ownership</w:t>
+              <w:t>site</w:t>
+            </w:r>
+            <w:proofErr w:type="gramEnd"/>
+            <w:r>
+              <w:rPr>
+                <w:rFonts w:ascii="宋体" w:eastAsia="宋体" w:hAnsi="宋体" w:cs="宋体"/>
+                <w:szCs w:val="21"/>
+              </w:rPr>
+              <w:t>.ownership</w:t>
             </w:r>
             <w:proofErr w:type="spellEnd"/>
             <w:r>
@@ -3048,6 +3337,7 @@
                 <w:szCs w:val="21"/>
               </w:rPr>
             </w:pPr>
+            <w:proofErr w:type="gramStart"/>
             <w:r>
               <w:rPr>
                 <w:rFonts w:ascii="宋体" w:eastAsia="宋体" w:hAnsi="宋体" w:cs="宋体"/>
@@ -3061,7 +3351,15 @@
                 <w:rFonts w:ascii="宋体" w:eastAsia="宋体" w:hAnsi="宋体" w:cs="宋体"/>
                 <w:szCs w:val="21"/>
               </w:rPr>
-              <w:t>site.</w:t>
+              <w:t>site</w:t>
+            </w:r>
+            <w:proofErr w:type="gramEnd"/>
+            <w:r>
+              <w:rPr>
+                <w:rFonts w:ascii="宋体" w:eastAsia="宋体" w:hAnsi="宋体" w:cs="宋体"/>
+                <w:szCs w:val="21"/>
+              </w:rPr>
+              <w:t>.</w:t>
             </w:r>
             <w:r>
               <w:rPr>
@@ -3304,12 +3602,21 @@
               <w:t>{{</w:t>
             </w:r>
             <w:proofErr w:type="spellStart"/>
-            <w:r>
-              <w:rPr>
-                <w:rFonts w:ascii="宋体" w:eastAsia="宋体" w:hAnsi="宋体" w:cs="宋体"/>
-                <w:szCs w:val="21"/>
-              </w:rPr>
-              <w:t>business.model_description</w:t>
+            <w:proofErr w:type="gramStart"/>
+            <w:r>
+              <w:rPr>
+                <w:rFonts w:ascii="宋体" w:eastAsia="宋体" w:hAnsi="宋体" w:cs="宋体"/>
+                <w:szCs w:val="21"/>
+              </w:rPr>
+              <w:t>business.model</w:t>
+            </w:r>
+            <w:proofErr w:type="gramEnd"/>
+            <w:r>
+              <w:rPr>
+                <w:rFonts w:ascii="宋体" w:eastAsia="宋体" w:hAnsi="宋体" w:cs="宋体"/>
+                <w:szCs w:val="21"/>
+              </w:rPr>
+              <w:t>_description</w:t>
             </w:r>
             <w:proofErr w:type="spellEnd"/>
             <w:r>
@@ -3466,6 +3773,7 @@
                 <w:rFonts w:ascii="宋体" w:eastAsia="宋体" w:hAnsi="宋体" w:cs="宋体"/>
                 <w:szCs w:val="21"/>
               </w:rPr>
+              <w:lastRenderedPageBreak/>
               <w:t xml:space="preserve">{% for </w:t>
             </w:r>
             <w:r>
@@ -3525,12 +3833,12 @@
                 <w:szCs w:val="21"/>
               </w:rPr>
             </w:pPr>
-            <w:r>
-              <w:rPr>
-                <w:rFonts w:ascii="宋体" w:eastAsia="宋体" w:hAnsi="宋体" w:cs="宋体"/>
-                <w:szCs w:val="21"/>
-              </w:rPr>
-              <w:lastRenderedPageBreak/>
+            <w:proofErr w:type="gramStart"/>
+            <w:r>
+              <w:rPr>
+                <w:rFonts w:ascii="宋体" w:eastAsia="宋体" w:hAnsi="宋体" w:cs="宋体"/>
+                <w:szCs w:val="21"/>
+              </w:rPr>
               <w:t xml:space="preserve">{{ </w:t>
             </w:r>
             <w:proofErr w:type="spellStart"/>
@@ -3539,7 +3847,15 @@
                 <w:rFonts w:ascii="宋体" w:eastAsia="宋体" w:hAnsi="宋体" w:cs="宋体"/>
                 <w:szCs w:val="21"/>
               </w:rPr>
-              <w:t>loop.index</w:t>
+              <w:t>loop</w:t>
+            </w:r>
+            <w:proofErr w:type="gramEnd"/>
+            <w:r>
+              <w:rPr>
+                <w:rFonts w:ascii="宋体" w:eastAsia="宋体" w:hAnsi="宋体" w:cs="宋体"/>
+                <w:szCs w:val="21"/>
+              </w:rPr>
+              <w:t>.index</w:t>
             </w:r>
             <w:proofErr w:type="spellEnd"/>
             <w:r>
@@ -3565,6 +3881,7 @@
                 <w:szCs w:val="21"/>
               </w:rPr>
             </w:pPr>
+            <w:proofErr w:type="gramStart"/>
             <w:r>
               <w:rPr>
                 <w:rFonts w:ascii="宋体" w:eastAsia="宋体" w:hAnsi="宋体" w:cs="宋体"/>
@@ -3582,6 +3899,7 @@
               </w:rPr>
               <w:t>bank</w:t>
             </w:r>
+            <w:proofErr w:type="gramEnd"/>
             <w:r>
               <w:rPr>
                 <w:rFonts w:ascii="宋体" w:eastAsia="宋体" w:hAnsi="宋体" w:cs="宋体"/>
@@ -3623,6 +3941,7 @@
                 <w:szCs w:val="21"/>
               </w:rPr>
             </w:pPr>
+            <w:proofErr w:type="gramStart"/>
             <w:r>
               <w:rPr>
                 <w:rFonts w:ascii="宋体" w:eastAsia="宋体" w:hAnsi="宋体" w:cs="宋体"/>
@@ -3640,6 +3959,7 @@
               </w:rPr>
               <w:t>bank</w:t>
             </w:r>
+            <w:proofErr w:type="gramEnd"/>
             <w:r>
               <w:rPr>
                 <w:rFonts w:ascii="宋体" w:eastAsia="宋体" w:hAnsi="宋体" w:cs="宋体"/>
@@ -4110,6 +4430,7 @@
                 <w:rFonts w:ascii="宋体" w:eastAsia="宋体" w:hAnsi="宋体" w:cs="宋体" w:hint="eastAsia"/>
               </w:rPr>
             </w:pPr>
+            <w:proofErr w:type="gramStart"/>
             <w:r>
               <w:rPr>
                 <w:rFonts w:ascii="宋体" w:eastAsia="宋体" w:hAnsi="宋体" w:cs="宋体"/>
@@ -4121,7 +4442,14 @@
               <w:rPr>
                 <w:rFonts w:ascii="宋体" w:eastAsia="宋体" w:hAnsi="宋体" w:cs="宋体"/>
               </w:rPr>
-              <w:t>item.year</w:t>
+              <w:t>item</w:t>
+            </w:r>
+            <w:proofErr w:type="gramEnd"/>
+            <w:r>
+              <w:rPr>
+                <w:rFonts w:ascii="宋体" w:eastAsia="宋体" w:hAnsi="宋体" w:cs="宋体"/>
+              </w:rPr>
+              <w:t>.year</w:t>
             </w:r>
             <w:proofErr w:type="spellEnd"/>
             <w:r>
@@ -4148,11 +4476,19 @@
                 <w:highlight w:val="green"/>
               </w:rPr>
             </w:pPr>
-            <w:r>
-              <w:rPr>
-                <w:rFonts w:ascii="宋体" w:eastAsia="宋体" w:hAnsi="宋体" w:cs="宋体"/>
-              </w:rPr>
-              <w:t>{{ item.m1 }}</w:t>
+            <w:proofErr w:type="gramStart"/>
+            <w:r>
+              <w:rPr>
+                <w:rFonts w:ascii="宋体" w:eastAsia="宋体" w:hAnsi="宋体" w:cs="宋体"/>
+              </w:rPr>
+              <w:t>{{ item</w:t>
+            </w:r>
+            <w:proofErr w:type="gramEnd"/>
+            <w:r>
+              <w:rPr>
+                <w:rFonts w:ascii="宋体" w:eastAsia="宋体" w:hAnsi="宋体" w:cs="宋体"/>
+              </w:rPr>
+              <w:t>.m1 }}</w:t>
             </w:r>
           </w:p>
         </w:tc>
@@ -4172,11 +4508,19 @@
                 <w:highlight w:val="green"/>
               </w:rPr>
             </w:pPr>
-            <w:r>
-              <w:rPr>
-                <w:rFonts w:ascii="宋体" w:eastAsia="宋体" w:hAnsi="宋体" w:cs="宋体"/>
-              </w:rPr>
-              <w:t>{{ item.m</w:t>
+            <w:proofErr w:type="gramStart"/>
+            <w:r>
+              <w:rPr>
+                <w:rFonts w:ascii="宋体" w:eastAsia="宋体" w:hAnsi="宋体" w:cs="宋体"/>
+              </w:rPr>
+              <w:t>{{ item</w:t>
+            </w:r>
+            <w:proofErr w:type="gramEnd"/>
+            <w:r>
+              <w:rPr>
+                <w:rFonts w:ascii="宋体" w:eastAsia="宋体" w:hAnsi="宋体" w:cs="宋体"/>
+              </w:rPr>
+              <w:t>.m</w:t>
             </w:r>
             <w:r>
               <w:rPr>
@@ -4208,11 +4552,19 @@
                 <w:highlight w:val="green"/>
               </w:rPr>
             </w:pPr>
-            <w:r>
-              <w:rPr>
-                <w:rFonts w:ascii="宋体" w:eastAsia="宋体" w:hAnsi="宋体" w:cs="宋体"/>
-              </w:rPr>
-              <w:t>{{ item.m</w:t>
+            <w:proofErr w:type="gramStart"/>
+            <w:r>
+              <w:rPr>
+                <w:rFonts w:ascii="宋体" w:eastAsia="宋体" w:hAnsi="宋体" w:cs="宋体"/>
+              </w:rPr>
+              <w:t>{{ item</w:t>
+            </w:r>
+            <w:proofErr w:type="gramEnd"/>
+            <w:r>
+              <w:rPr>
+                <w:rFonts w:ascii="宋体" w:eastAsia="宋体" w:hAnsi="宋体" w:cs="宋体"/>
+              </w:rPr>
+              <w:t>.m</w:t>
             </w:r>
             <w:r>
               <w:rPr>
@@ -4244,11 +4596,19 @@
                 <w:highlight w:val="green"/>
               </w:rPr>
             </w:pPr>
-            <w:r>
-              <w:rPr>
-                <w:rFonts w:ascii="宋体" w:eastAsia="宋体" w:hAnsi="宋体" w:cs="宋体"/>
-              </w:rPr>
-              <w:t>{{ item.m</w:t>
+            <w:proofErr w:type="gramStart"/>
+            <w:r>
+              <w:rPr>
+                <w:rFonts w:ascii="宋体" w:eastAsia="宋体" w:hAnsi="宋体" w:cs="宋体"/>
+              </w:rPr>
+              <w:t>{{ item</w:t>
+            </w:r>
+            <w:proofErr w:type="gramEnd"/>
+            <w:r>
+              <w:rPr>
+                <w:rFonts w:ascii="宋体" w:eastAsia="宋体" w:hAnsi="宋体" w:cs="宋体"/>
+              </w:rPr>
+              <w:t>.m</w:t>
             </w:r>
             <w:r>
               <w:rPr>
@@ -4280,11 +4640,19 @@
                 <w:highlight w:val="green"/>
               </w:rPr>
             </w:pPr>
-            <w:r>
-              <w:rPr>
-                <w:rFonts w:ascii="宋体" w:eastAsia="宋体" w:hAnsi="宋体" w:cs="宋体"/>
-              </w:rPr>
-              <w:t>{{ item.m</w:t>
+            <w:proofErr w:type="gramStart"/>
+            <w:r>
+              <w:rPr>
+                <w:rFonts w:ascii="宋体" w:eastAsia="宋体" w:hAnsi="宋体" w:cs="宋体"/>
+              </w:rPr>
+              <w:t>{{ item</w:t>
+            </w:r>
+            <w:proofErr w:type="gramEnd"/>
+            <w:r>
+              <w:rPr>
+                <w:rFonts w:ascii="宋体" w:eastAsia="宋体" w:hAnsi="宋体" w:cs="宋体"/>
+              </w:rPr>
+              <w:t>.m</w:t>
             </w:r>
             <w:r>
               <w:rPr>
@@ -4315,11 +4683,19 @@
                 <w:highlight w:val="green"/>
               </w:rPr>
             </w:pPr>
-            <w:r>
-              <w:rPr>
-                <w:rFonts w:ascii="宋体" w:eastAsia="宋体" w:hAnsi="宋体" w:cs="宋体"/>
-              </w:rPr>
-              <w:t>{{ item.m</w:t>
+            <w:proofErr w:type="gramStart"/>
+            <w:r>
+              <w:rPr>
+                <w:rFonts w:ascii="宋体" w:eastAsia="宋体" w:hAnsi="宋体" w:cs="宋体"/>
+              </w:rPr>
+              <w:t>{{ item</w:t>
+            </w:r>
+            <w:proofErr w:type="gramEnd"/>
+            <w:r>
+              <w:rPr>
+                <w:rFonts w:ascii="宋体" w:eastAsia="宋体" w:hAnsi="宋体" w:cs="宋体"/>
+              </w:rPr>
+              <w:t>.m</w:t>
             </w:r>
             <w:r>
               <w:rPr>
@@ -4351,11 +4727,19 @@
                 <w:highlight w:val="green"/>
               </w:rPr>
             </w:pPr>
-            <w:r>
-              <w:rPr>
-                <w:rFonts w:ascii="宋体" w:eastAsia="宋体" w:hAnsi="宋体" w:cs="宋体"/>
-              </w:rPr>
-              <w:t>{{ item.m</w:t>
+            <w:proofErr w:type="gramStart"/>
+            <w:r>
+              <w:rPr>
+                <w:rFonts w:ascii="宋体" w:eastAsia="宋体" w:hAnsi="宋体" w:cs="宋体"/>
+              </w:rPr>
+              <w:t>{{ item</w:t>
+            </w:r>
+            <w:proofErr w:type="gramEnd"/>
+            <w:r>
+              <w:rPr>
+                <w:rFonts w:ascii="宋体" w:eastAsia="宋体" w:hAnsi="宋体" w:cs="宋体"/>
+              </w:rPr>
+              <w:t>.m</w:t>
             </w:r>
             <w:r>
               <w:rPr>
@@ -4387,11 +4771,19 @@
                 <w:highlight w:val="green"/>
               </w:rPr>
             </w:pPr>
-            <w:r>
-              <w:rPr>
-                <w:rFonts w:ascii="宋体" w:eastAsia="宋体" w:hAnsi="宋体" w:cs="宋体"/>
-              </w:rPr>
-              <w:t>{{ item.m</w:t>
+            <w:proofErr w:type="gramStart"/>
+            <w:r>
+              <w:rPr>
+                <w:rFonts w:ascii="宋体" w:eastAsia="宋体" w:hAnsi="宋体" w:cs="宋体"/>
+              </w:rPr>
+              <w:t>{{ item</w:t>
+            </w:r>
+            <w:proofErr w:type="gramEnd"/>
+            <w:r>
+              <w:rPr>
+                <w:rFonts w:ascii="宋体" w:eastAsia="宋体" w:hAnsi="宋体" w:cs="宋体"/>
+              </w:rPr>
+              <w:t>.m</w:t>
             </w:r>
             <w:r>
               <w:rPr>
@@ -4423,11 +4815,19 @@
                 <w:highlight w:val="green"/>
               </w:rPr>
             </w:pPr>
-            <w:r>
-              <w:rPr>
-                <w:rFonts w:ascii="宋体" w:eastAsia="宋体" w:hAnsi="宋体" w:cs="宋体"/>
-              </w:rPr>
-              <w:t>{{ item.m</w:t>
+            <w:proofErr w:type="gramStart"/>
+            <w:r>
+              <w:rPr>
+                <w:rFonts w:ascii="宋体" w:eastAsia="宋体" w:hAnsi="宋体" w:cs="宋体"/>
+              </w:rPr>
+              <w:t>{{ item</w:t>
+            </w:r>
+            <w:proofErr w:type="gramEnd"/>
+            <w:r>
+              <w:rPr>
+                <w:rFonts w:ascii="宋体" w:eastAsia="宋体" w:hAnsi="宋体" w:cs="宋体"/>
+              </w:rPr>
+              <w:t>.m</w:t>
             </w:r>
             <w:r>
               <w:rPr>
@@ -4459,11 +4859,19 @@
                 <w:highlight w:val="green"/>
               </w:rPr>
             </w:pPr>
-            <w:r>
-              <w:rPr>
-                <w:rFonts w:ascii="宋体" w:eastAsia="宋体" w:hAnsi="宋体" w:cs="宋体"/>
-              </w:rPr>
-              <w:t>{{ item.m1</w:t>
+            <w:proofErr w:type="gramStart"/>
+            <w:r>
+              <w:rPr>
+                <w:rFonts w:ascii="宋体" w:eastAsia="宋体" w:hAnsi="宋体" w:cs="宋体"/>
+              </w:rPr>
+              <w:t>{{ item</w:t>
+            </w:r>
+            <w:proofErr w:type="gramEnd"/>
+            <w:r>
+              <w:rPr>
+                <w:rFonts w:ascii="宋体" w:eastAsia="宋体" w:hAnsi="宋体" w:cs="宋体"/>
+              </w:rPr>
+              <w:t>.m1</w:t>
             </w:r>
             <w:r>
               <w:rPr>
@@ -4495,11 +4903,19 @@
                 <w:highlight w:val="green"/>
               </w:rPr>
             </w:pPr>
-            <w:r>
-              <w:rPr>
-                <w:rFonts w:ascii="宋体" w:eastAsia="宋体" w:hAnsi="宋体" w:cs="宋体"/>
-              </w:rPr>
-              <w:t>{{ item.m1</w:t>
+            <w:proofErr w:type="gramStart"/>
+            <w:r>
+              <w:rPr>
+                <w:rFonts w:ascii="宋体" w:eastAsia="宋体" w:hAnsi="宋体" w:cs="宋体"/>
+              </w:rPr>
+              <w:t>{{ item</w:t>
+            </w:r>
+            <w:proofErr w:type="gramEnd"/>
+            <w:r>
+              <w:rPr>
+                <w:rFonts w:ascii="宋体" w:eastAsia="宋体" w:hAnsi="宋体" w:cs="宋体"/>
+              </w:rPr>
+              <w:t>.m1</w:t>
             </w:r>
             <w:r>
               <w:rPr>
@@ -4531,11 +4947,19 @@
                 <w:highlight w:val="green"/>
               </w:rPr>
             </w:pPr>
-            <w:r>
-              <w:rPr>
-                <w:rFonts w:ascii="宋体" w:eastAsia="宋体" w:hAnsi="宋体" w:cs="宋体"/>
-              </w:rPr>
-              <w:t>{{ item.m1</w:t>
+            <w:proofErr w:type="gramStart"/>
+            <w:r>
+              <w:rPr>
+                <w:rFonts w:ascii="宋体" w:eastAsia="宋体" w:hAnsi="宋体" w:cs="宋体"/>
+              </w:rPr>
+              <w:t>{{ item</w:t>
+            </w:r>
+            <w:proofErr w:type="gramEnd"/>
+            <w:r>
+              <w:rPr>
+                <w:rFonts w:ascii="宋体" w:eastAsia="宋体" w:hAnsi="宋体" w:cs="宋体"/>
+              </w:rPr>
+              <w:t>.m1</w:t>
             </w:r>
             <w:r>
               <w:rPr>
@@ -4566,6 +4990,7 @@
                 <w:highlight w:val="green"/>
               </w:rPr>
             </w:pPr>
+            <w:proofErr w:type="gramStart"/>
             <w:r>
               <w:rPr>
                 <w:rFonts w:ascii="宋体" w:eastAsia="宋体" w:hAnsi="宋体" w:cs="宋体"/>
@@ -4580,6 +5005,7 @@
               <w:t>item.avg</w:t>
             </w:r>
             <w:proofErr w:type="spellEnd"/>
+            <w:proofErr w:type="gramEnd"/>
             <w:r>
               <w:rPr>
                 <w:rFonts w:ascii="宋体" w:eastAsia="宋体" w:hAnsi="宋体" w:cs="宋体"/>
@@ -4854,6 +5280,7 @@
                 <w:rFonts w:ascii="宋体" w:eastAsia="宋体" w:hAnsi="宋体" w:cs="宋体" w:hint="eastAsia"/>
               </w:rPr>
             </w:pPr>
+            <w:proofErr w:type="gramStart"/>
             <w:r>
               <w:rPr>
                 <w:rFonts w:ascii="宋体" w:eastAsia="宋体" w:hAnsi="宋体" w:cs="宋体"/>
@@ -4865,7 +5292,14 @@
               <w:rPr>
                 <w:rFonts w:ascii="宋体" w:eastAsia="宋体" w:hAnsi="宋体" w:cs="宋体"/>
               </w:rPr>
-              <w:t>row.year</w:t>
+              <w:t>row</w:t>
+            </w:r>
+            <w:proofErr w:type="gramEnd"/>
+            <w:r>
+              <w:rPr>
+                <w:rFonts w:ascii="宋体" w:eastAsia="宋体" w:hAnsi="宋体" w:cs="宋体"/>
+              </w:rPr>
+              <w:t>.year</w:t>
             </w:r>
             <w:proofErr w:type="spellEnd"/>
             <w:r>
@@ -4890,11 +5324,19 @@
                 <w:rFonts w:ascii="宋体" w:eastAsia="宋体" w:hAnsi="宋体" w:cs="宋体" w:hint="eastAsia"/>
               </w:rPr>
             </w:pPr>
-            <w:r>
-              <w:rPr>
-                <w:rFonts w:ascii="宋体" w:eastAsia="宋体" w:hAnsi="宋体" w:cs="宋体"/>
-              </w:rPr>
-              <w:t>{{ row.m3 }}</w:t>
+            <w:proofErr w:type="gramStart"/>
+            <w:r>
+              <w:rPr>
+                <w:rFonts w:ascii="宋体" w:eastAsia="宋体" w:hAnsi="宋体" w:cs="宋体"/>
+              </w:rPr>
+              <w:t>{{ row</w:t>
+            </w:r>
+            <w:proofErr w:type="gramEnd"/>
+            <w:r>
+              <w:rPr>
+                <w:rFonts w:ascii="宋体" w:eastAsia="宋体" w:hAnsi="宋体" w:cs="宋体"/>
+              </w:rPr>
+              <w:t>.m3 }}</w:t>
             </w:r>
           </w:p>
         </w:tc>
@@ -4912,11 +5354,19 @@
                 <w:rFonts w:ascii="宋体" w:eastAsia="宋体" w:hAnsi="宋体" w:cs="宋体" w:hint="eastAsia"/>
               </w:rPr>
             </w:pPr>
-            <w:r>
-              <w:rPr>
-                <w:rFonts w:ascii="宋体" w:eastAsia="宋体" w:hAnsi="宋体" w:cs="宋体"/>
-              </w:rPr>
-              <w:t>{{ row.m6 }}</w:t>
+            <w:proofErr w:type="gramStart"/>
+            <w:r>
+              <w:rPr>
+                <w:rFonts w:ascii="宋体" w:eastAsia="宋体" w:hAnsi="宋体" w:cs="宋体"/>
+              </w:rPr>
+              <w:t>{{ row</w:t>
+            </w:r>
+            <w:proofErr w:type="gramEnd"/>
+            <w:r>
+              <w:rPr>
+                <w:rFonts w:ascii="宋体" w:eastAsia="宋体" w:hAnsi="宋体" w:cs="宋体"/>
+              </w:rPr>
+              <w:t>.m6 }}</w:t>
             </w:r>
           </w:p>
         </w:tc>
@@ -4934,11 +5384,19 @@
                 <w:rFonts w:ascii="宋体" w:eastAsia="宋体" w:hAnsi="宋体" w:cs="宋体" w:hint="eastAsia"/>
               </w:rPr>
             </w:pPr>
-            <w:r>
-              <w:rPr>
-                <w:rFonts w:ascii="宋体" w:eastAsia="宋体" w:hAnsi="宋体" w:cs="宋体"/>
-              </w:rPr>
-              <w:t>{{ row.m9 }}</w:t>
+            <w:proofErr w:type="gramStart"/>
+            <w:r>
+              <w:rPr>
+                <w:rFonts w:ascii="宋体" w:eastAsia="宋体" w:hAnsi="宋体" w:cs="宋体"/>
+              </w:rPr>
+              <w:t>{{ row</w:t>
+            </w:r>
+            <w:proofErr w:type="gramEnd"/>
+            <w:r>
+              <w:rPr>
+                <w:rFonts w:ascii="宋体" w:eastAsia="宋体" w:hAnsi="宋体" w:cs="宋体"/>
+              </w:rPr>
+              <w:t>.m9 }}</w:t>
             </w:r>
           </w:p>
         </w:tc>
@@ -4956,11 +5414,19 @@
                 <w:rFonts w:ascii="宋体" w:eastAsia="宋体" w:hAnsi="宋体" w:cs="宋体" w:hint="eastAsia"/>
               </w:rPr>
             </w:pPr>
-            <w:r>
-              <w:rPr>
-                <w:rFonts w:ascii="宋体" w:eastAsia="宋体" w:hAnsi="宋体" w:cs="宋体"/>
-              </w:rPr>
-              <w:t>{{ row.m12 }}</w:t>
+            <w:proofErr w:type="gramStart"/>
+            <w:r>
+              <w:rPr>
+                <w:rFonts w:ascii="宋体" w:eastAsia="宋体" w:hAnsi="宋体" w:cs="宋体"/>
+              </w:rPr>
+              <w:t>{{ row</w:t>
+            </w:r>
+            <w:proofErr w:type="gramEnd"/>
+            <w:r>
+              <w:rPr>
+                <w:rFonts w:ascii="宋体" w:eastAsia="宋体" w:hAnsi="宋体" w:cs="宋体"/>
+              </w:rPr>
+              <w:t>.m12 }}</w:t>
             </w:r>
           </w:p>
         </w:tc>
@@ -4978,6 +5444,7 @@
                 <w:rFonts w:ascii="宋体" w:eastAsia="宋体" w:hAnsi="宋体" w:cs="宋体" w:hint="eastAsia"/>
               </w:rPr>
             </w:pPr>
+            <w:proofErr w:type="gramStart"/>
             <w:r>
               <w:rPr>
                 <w:rFonts w:ascii="宋体" w:eastAsia="宋体" w:hAnsi="宋体" w:cs="宋体"/>
@@ -4989,7 +5456,14 @@
               <w:rPr>
                 <w:rFonts w:ascii="宋体" w:eastAsia="宋体" w:hAnsi="宋体" w:cs="宋体"/>
               </w:rPr>
-              <w:t>row.annual_avg</w:t>
+              <w:t>row</w:t>
+            </w:r>
+            <w:proofErr w:type="gramEnd"/>
+            <w:r>
+              <w:rPr>
+                <w:rFonts w:ascii="宋体" w:eastAsia="宋体" w:hAnsi="宋体" w:cs="宋体"/>
+              </w:rPr>
+              <w:t>.annual_avg</w:t>
             </w:r>
             <w:proofErr w:type="spellEnd"/>
             <w:r>
@@ -5355,6 +5829,7 @@
                 <w:color w:val="000000" w:themeColor="text1"/>
               </w:rPr>
             </w:pPr>
+            <w:proofErr w:type="gramStart"/>
             <w:r>
               <w:rPr>
                 <w:rFonts w:ascii="宋体" w:eastAsia="宋体" w:hAnsi="宋体" w:cs="宋体"/>
@@ -5368,7 +5843,15 @@
                 <w:rFonts w:ascii="宋体" w:eastAsia="宋体" w:hAnsi="宋体" w:cs="宋体"/>
                 <w:color w:val="000000" w:themeColor="text1"/>
               </w:rPr>
-              <w:t>loop.index</w:t>
+              <w:t>loop</w:t>
+            </w:r>
+            <w:proofErr w:type="gramEnd"/>
+            <w:r>
+              <w:rPr>
+                <w:rFonts w:ascii="宋体" w:eastAsia="宋体" w:hAnsi="宋体" w:cs="宋体"/>
+                <w:color w:val="000000" w:themeColor="text1"/>
+              </w:rPr>
+              <w:t>.index</w:t>
             </w:r>
             <w:proofErr w:type="spellEnd"/>
             <w:r>
@@ -5393,6 +5876,7 @@
                 <w:color w:val="000000" w:themeColor="text1"/>
               </w:rPr>
             </w:pPr>
+            <w:proofErr w:type="gramStart"/>
             <w:r>
               <w:rPr>
                 <w:rFonts w:ascii="宋体" w:eastAsia="宋体" w:hAnsi="宋体" w:cs="宋体"/>
@@ -5406,7 +5890,15 @@
                 <w:rFonts w:ascii="宋体" w:eastAsia="宋体" w:hAnsi="宋体" w:cs="宋体"/>
                 <w:color w:val="000000" w:themeColor="text1"/>
               </w:rPr>
-              <w:t>g.type</w:t>
+              <w:t>g</w:t>
+            </w:r>
+            <w:proofErr w:type="gramEnd"/>
+            <w:r>
+              <w:rPr>
+                <w:rFonts w:ascii="宋体" w:eastAsia="宋体" w:hAnsi="宋体" w:cs="宋体"/>
+                <w:color w:val="000000" w:themeColor="text1"/>
+              </w:rPr>
+              <w:t>.type</w:t>
             </w:r>
             <w:proofErr w:type="spellEnd"/>
             <w:r>
@@ -5433,6 +5925,7 @@
                 <w:sz w:val="24"/>
               </w:rPr>
             </w:pPr>
+            <w:proofErr w:type="gramStart"/>
             <w:r>
               <w:rPr>
                 <w:rFonts w:ascii="宋体" w:eastAsia="宋体" w:hAnsi="宋体" w:cs="宋体"/>
@@ -5450,7 +5943,17 @@
                 <w:color w:val="000000" w:themeColor="text1"/>
                 <w:sz w:val="24"/>
               </w:rPr>
-              <w:t>g.amount</w:t>
+              <w:t>g</w:t>
+            </w:r>
+            <w:proofErr w:type="gramEnd"/>
+            <w:r>
+              <w:rPr>
+                <w:rFonts w:ascii="宋体" w:eastAsia="宋体" w:hAnsi="宋体" w:cs="宋体"/>
+                <w:bCs/>
+                <w:color w:val="000000" w:themeColor="text1"/>
+                <w:sz w:val="24"/>
+              </w:rPr>
+              <w:t>.amount</w:t>
             </w:r>
             <w:proofErr w:type="spellEnd"/>
             <w:r>
@@ -5479,6 +5982,7 @@
                 <w:sz w:val="24"/>
               </w:rPr>
             </w:pPr>
+            <w:proofErr w:type="gramStart"/>
             <w:r>
               <w:rPr>
                 <w:rFonts w:ascii="宋体" w:eastAsia="宋体" w:hAnsi="宋体" w:cs="宋体"/>
@@ -5496,7 +6000,17 @@
                 <w:color w:val="000000" w:themeColor="text1"/>
                 <w:sz w:val="24"/>
               </w:rPr>
-              <w:t>g.balance</w:t>
+              <w:t>g</w:t>
+            </w:r>
+            <w:proofErr w:type="gramEnd"/>
+            <w:r>
+              <w:rPr>
+                <w:rFonts w:ascii="宋体" w:eastAsia="宋体" w:hAnsi="宋体" w:cs="宋体"/>
+                <w:bCs/>
+                <w:color w:val="000000" w:themeColor="text1"/>
+                <w:sz w:val="24"/>
+              </w:rPr>
+              <w:t>.balance</w:t>
             </w:r>
             <w:proofErr w:type="spellEnd"/>
             <w:r>
@@ -5525,6 +6039,7 @@
                 <w:sz w:val="24"/>
               </w:rPr>
             </w:pPr>
+            <w:proofErr w:type="gramStart"/>
             <w:r>
               <w:rPr>
                 <w:rFonts w:ascii="宋体" w:eastAsia="宋体" w:hAnsi="宋体" w:cs="宋体"/>
@@ -5542,7 +6057,17 @@
                 <w:color w:val="000000" w:themeColor="text1"/>
                 <w:sz w:val="24"/>
               </w:rPr>
-              <w:t>g.counter_guarantee</w:t>
+              <w:t>g</w:t>
+            </w:r>
+            <w:proofErr w:type="gramEnd"/>
+            <w:r>
+              <w:rPr>
+                <w:rFonts w:ascii="宋体" w:eastAsia="宋体" w:hAnsi="宋体" w:cs="宋体"/>
+                <w:bCs/>
+                <w:color w:val="000000" w:themeColor="text1"/>
+                <w:sz w:val="24"/>
+              </w:rPr>
+              <w:t>.counter_guarantee</w:t>
             </w:r>
             <w:proofErr w:type="spellEnd"/>
             <w:r>
@@ -5571,6 +6096,7 @@
                 <w:sz w:val="24"/>
               </w:rPr>
             </w:pPr>
+            <w:proofErr w:type="gramStart"/>
             <w:r>
               <w:rPr>
                 <w:rFonts w:ascii="宋体" w:eastAsia="宋体" w:hAnsi="宋体" w:cs="宋体"/>
@@ -5588,7 +6114,17 @@
                 <w:color w:val="000000" w:themeColor="text1"/>
                 <w:sz w:val="24"/>
               </w:rPr>
-              <w:t>g.monthly_payment</w:t>
+              <w:t>g</w:t>
+            </w:r>
+            <w:proofErr w:type="gramEnd"/>
+            <w:r>
+              <w:rPr>
+                <w:rFonts w:ascii="宋体" w:eastAsia="宋体" w:hAnsi="宋体" w:cs="宋体"/>
+                <w:bCs/>
+                <w:color w:val="000000" w:themeColor="text1"/>
+                <w:sz w:val="24"/>
+              </w:rPr>
+              <w:t>.monthly_payment</w:t>
             </w:r>
             <w:proofErr w:type="spellEnd"/>
             <w:r>
@@ -5617,6 +6153,7 @@
                 <w:sz w:val="24"/>
               </w:rPr>
             </w:pPr>
+            <w:proofErr w:type="gramStart"/>
             <w:r>
               <w:rPr>
                 <w:rFonts w:ascii="宋体" w:eastAsia="宋体" w:hAnsi="宋体" w:cs="宋体"/>
@@ -5634,7 +6171,17 @@
                 <w:color w:val="000000" w:themeColor="text1"/>
                 <w:sz w:val="24"/>
               </w:rPr>
-              <w:t>g.start_date</w:t>
+              <w:t>g</w:t>
+            </w:r>
+            <w:proofErr w:type="gramEnd"/>
+            <w:r>
+              <w:rPr>
+                <w:rFonts w:ascii="宋体" w:eastAsia="宋体" w:hAnsi="宋体" w:cs="宋体"/>
+                <w:bCs/>
+                <w:color w:val="000000" w:themeColor="text1"/>
+                <w:sz w:val="24"/>
+              </w:rPr>
+              <w:t>.start_date</w:t>
             </w:r>
             <w:proofErr w:type="spellEnd"/>
             <w:r>
@@ -5663,6 +6210,7 @@
                 <w:sz w:val="24"/>
               </w:rPr>
             </w:pPr>
+            <w:proofErr w:type="gramStart"/>
             <w:r>
               <w:rPr>
                 <w:rFonts w:ascii="宋体" w:eastAsia="宋体" w:hAnsi="宋体" w:cs="宋体"/>
@@ -5680,7 +6228,17 @@
                 <w:color w:val="000000" w:themeColor="text1"/>
                 <w:sz w:val="24"/>
               </w:rPr>
-              <w:t>g.end_date</w:t>
+              <w:t>g.end</w:t>
+            </w:r>
+            <w:proofErr w:type="gramEnd"/>
+            <w:r>
+              <w:rPr>
+                <w:rFonts w:ascii="宋体" w:eastAsia="宋体" w:hAnsi="宋体" w:cs="宋体"/>
+                <w:bCs/>
+                <w:color w:val="000000" w:themeColor="text1"/>
+                <w:sz w:val="24"/>
+              </w:rPr>
+              <w:t>_date</w:t>
             </w:r>
             <w:proofErr w:type="spellEnd"/>
             <w:r>
@@ -5709,6 +6267,7 @@
                 <w:sz w:val="24"/>
               </w:rPr>
             </w:pPr>
+            <w:proofErr w:type="gramStart"/>
             <w:r>
               <w:rPr>
                 <w:rFonts w:ascii="宋体" w:eastAsia="宋体" w:hAnsi="宋体" w:cs="宋体"/>
@@ -5726,7 +6285,17 @@
                 <w:color w:val="000000" w:themeColor="text1"/>
                 <w:sz w:val="24"/>
               </w:rPr>
-              <w:t>g.bank_rate</w:t>
+              <w:t>g</w:t>
+            </w:r>
+            <w:proofErr w:type="gramEnd"/>
+            <w:r>
+              <w:rPr>
+                <w:rFonts w:ascii="宋体" w:eastAsia="宋体" w:hAnsi="宋体" w:cs="宋体"/>
+                <w:bCs/>
+                <w:color w:val="000000" w:themeColor="text1"/>
+                <w:sz w:val="24"/>
+              </w:rPr>
+              <w:t>.bank_rate</w:t>
             </w:r>
             <w:proofErr w:type="spellEnd"/>
             <w:r>
@@ -5755,6 +6324,7 @@
                 <w:sz w:val="24"/>
               </w:rPr>
             </w:pPr>
+            <w:proofErr w:type="gramStart"/>
             <w:r>
               <w:rPr>
                 <w:rFonts w:ascii="宋体" w:eastAsia="宋体" w:hAnsi="宋体" w:cs="宋体"/>
@@ -5772,7 +6342,17 @@
                 <w:color w:val="000000" w:themeColor="text1"/>
                 <w:sz w:val="24"/>
               </w:rPr>
-              <w:t>g.purpose</w:t>
+              <w:t>g</w:t>
+            </w:r>
+            <w:proofErr w:type="gramEnd"/>
+            <w:r>
+              <w:rPr>
+                <w:rFonts w:ascii="宋体" w:eastAsia="宋体" w:hAnsi="宋体" w:cs="宋体"/>
+                <w:bCs/>
+                <w:color w:val="000000" w:themeColor="text1"/>
+                <w:sz w:val="24"/>
+              </w:rPr>
+              <w:t>.purpose</w:t>
             </w:r>
             <w:proofErr w:type="spellEnd"/>
             <w:r>
@@ -5875,6 +6455,7 @@
                 <w:sz w:val="24"/>
               </w:rPr>
             </w:pPr>
+            <w:proofErr w:type="gramStart"/>
             <w:r>
               <w:rPr>
                 <w:rFonts w:ascii="宋体" w:eastAsia="宋体" w:hAnsi="宋体" w:cs="宋体"/>
@@ -5892,16 +6473,17 @@
                 <w:color w:val="000000" w:themeColor="text1"/>
                 <w:sz w:val="24"/>
               </w:rPr>
-              <w:t>g.</w:t>
-            </w:r>
-            <w:r>
-              <w:rPr>
-                <w:rFonts w:ascii="宋体" w:eastAsia="宋体" w:hAnsi="宋体" w:cs="宋体" w:hint="eastAsia"/>
+              <w:t>g</w:t>
+            </w:r>
+            <w:proofErr w:type="gramEnd"/>
+            <w:r>
+              <w:rPr>
+                <w:rFonts w:ascii="宋体" w:eastAsia="宋体" w:hAnsi="宋体" w:cs="宋体"/>
                 <w:bCs/>
                 <w:color w:val="000000" w:themeColor="text1"/>
                 <w:sz w:val="24"/>
               </w:rPr>
-              <w:t>amount_to</w:t>
+              <w:t>.</w:t>
             </w:r>
             <w:r>
               <w:rPr>
@@ -5910,8 +6492,17 @@
                 <w:color w:val="000000" w:themeColor="text1"/>
                 <w:sz w:val="24"/>
               </w:rPr>
+              <w:t>am</w:t>
+            </w:r>
+            <w:r>
+              <w:rPr>
+                <w:rFonts w:ascii="宋体" w:eastAsia="宋体" w:hAnsi="宋体" w:cs="宋体" w:hint="eastAsia"/>
+                <w:bCs/>
+                <w:color w:val="000000" w:themeColor="text1"/>
+                <w:sz w:val="24"/>
+              </w:rPr>
               <w:lastRenderedPageBreak/>
-              <w:t>tal</w:t>
+              <w:t>ount_total</w:t>
             </w:r>
             <w:proofErr w:type="spellEnd"/>
             <w:r>
@@ -5940,6 +6531,7 @@
                 <w:sz w:val="24"/>
               </w:rPr>
             </w:pPr>
+            <w:proofErr w:type="gramStart"/>
             <w:r>
               <w:rPr>
                 <w:rFonts w:ascii="宋体" w:eastAsia="宋体" w:hAnsi="宋体" w:cs="宋体"/>
@@ -5958,16 +6550,36 @@
                 <w:color w:val="000000" w:themeColor="text1"/>
                 <w:sz w:val="24"/>
               </w:rPr>
-              <w:t>g.</w:t>
-            </w:r>
-            <w:r>
-              <w:rPr>
-                <w:rFonts w:ascii="宋体" w:eastAsia="宋体" w:hAnsi="宋体" w:cs="宋体" w:hint="eastAsia"/>
+              <w:t>g</w:t>
+            </w:r>
+            <w:proofErr w:type="gramEnd"/>
+            <w:r>
+              <w:rPr>
+                <w:rFonts w:ascii="宋体" w:eastAsia="宋体" w:hAnsi="宋体" w:cs="宋体"/>
                 <w:bCs/>
                 <w:color w:val="000000" w:themeColor="text1"/>
                 <w:sz w:val="24"/>
               </w:rPr>
-              <w:t>balance_total</w:t>
+              <w:t>.</w:t>
+            </w:r>
+            <w:r>
+              <w:rPr>
+                <w:rFonts w:ascii="宋体" w:eastAsia="宋体" w:hAnsi="宋体" w:cs="宋体" w:hint="eastAsia"/>
+                <w:bCs/>
+                <w:color w:val="000000" w:themeColor="text1"/>
+                <w:sz w:val="24"/>
+              </w:rPr>
+              <w:t>balan</w:t>
+            </w:r>
+            <w:r>
+              <w:rPr>
+                <w:rFonts w:ascii="宋体" w:eastAsia="宋体" w:hAnsi="宋体" w:cs="宋体" w:hint="eastAsia"/>
+                <w:bCs/>
+                <w:color w:val="000000" w:themeColor="text1"/>
+                <w:sz w:val="24"/>
+              </w:rPr>
+              <w:lastRenderedPageBreak/>
+              <w:t>ce_total</w:t>
             </w:r>
             <w:proofErr w:type="spellEnd"/>
             <w:r>
@@ -5977,17 +6589,7 @@
                 <w:color w:val="000000" w:themeColor="text1"/>
                 <w:sz w:val="24"/>
               </w:rPr>
-              <w:t xml:space="preserve"> }</w:t>
-            </w:r>
-            <w:r>
-              <w:rPr>
-                <w:rFonts w:ascii="宋体" w:eastAsia="宋体" w:hAnsi="宋体" w:cs="宋体"/>
-                <w:bCs/>
-                <w:color w:val="000000" w:themeColor="text1"/>
-                <w:sz w:val="24"/>
-              </w:rPr>
-              <w:lastRenderedPageBreak/>
-              <w:t>}</w:t>
+              <w:t xml:space="preserve"> }}</w:t>
             </w:r>
           </w:p>
         </w:tc>
@@ -6323,6 +6925,7 @@
                 <w:rFonts w:ascii="宋体" w:eastAsia="宋体" w:hAnsi="宋体" w:cs="宋体" w:hint="eastAsia"/>
               </w:rPr>
             </w:pPr>
+            <w:proofErr w:type="gramStart"/>
             <w:r>
               <w:rPr>
                 <w:rFonts w:ascii="宋体" w:eastAsia="宋体" w:hAnsi="宋体" w:cs="宋体"/>
@@ -6334,7 +6937,14 @@
               <w:rPr>
                 <w:rFonts w:ascii="宋体" w:eastAsia="宋体" w:hAnsi="宋体" w:cs="宋体"/>
               </w:rPr>
-              <w:t>loop.index</w:t>
+              <w:t>loop</w:t>
+            </w:r>
+            <w:proofErr w:type="gramEnd"/>
+            <w:r>
+              <w:rPr>
+                <w:rFonts w:ascii="宋体" w:eastAsia="宋体" w:hAnsi="宋体" w:cs="宋体"/>
+              </w:rPr>
+              <w:t>.index</w:t>
             </w:r>
             <w:proofErr w:type="spellEnd"/>
             <w:r>
@@ -6361,6 +6971,7 @@
                 <w:rFonts w:ascii="宋体" w:eastAsia="宋体" w:hAnsi="宋体" w:cs="宋体" w:hint="eastAsia"/>
               </w:rPr>
             </w:pPr>
+            <w:proofErr w:type="gramStart"/>
             <w:r>
               <w:rPr>
                 <w:rFonts w:ascii="宋体" w:eastAsia="宋体" w:hAnsi="宋体" w:cs="宋体"/>
@@ -6372,7 +6983,14 @@
               <w:rPr>
                 <w:rFonts w:ascii="宋体" w:eastAsia="宋体" w:hAnsi="宋体" w:cs="宋体"/>
               </w:rPr>
-              <w:t>loan.type</w:t>
+              <w:t>loan</w:t>
+            </w:r>
+            <w:proofErr w:type="gramEnd"/>
+            <w:r>
+              <w:rPr>
+                <w:rFonts w:ascii="宋体" w:eastAsia="宋体" w:hAnsi="宋体" w:cs="宋体"/>
+              </w:rPr>
+              <w:t>.type</w:t>
             </w:r>
             <w:proofErr w:type="spellEnd"/>
             <w:r>
@@ -6396,6 +7014,7 @@
                 <w:rFonts w:ascii="宋体" w:eastAsia="宋体" w:hAnsi="宋体" w:cs="宋体" w:hint="eastAsia"/>
               </w:rPr>
             </w:pPr>
+            <w:proofErr w:type="gramStart"/>
             <w:r>
               <w:rPr>
                 <w:rFonts w:ascii="宋体" w:eastAsia="宋体" w:hAnsi="宋体" w:cs="宋体"/>
@@ -6407,7 +7026,14 @@
               <w:rPr>
                 <w:rFonts w:ascii="宋体" w:eastAsia="宋体" w:hAnsi="宋体" w:cs="宋体"/>
               </w:rPr>
-              <w:t>loan.amount</w:t>
+              <w:t>loan</w:t>
+            </w:r>
+            <w:proofErr w:type="gramEnd"/>
+            <w:r>
+              <w:rPr>
+                <w:rFonts w:ascii="宋体" w:eastAsia="宋体" w:hAnsi="宋体" w:cs="宋体"/>
+              </w:rPr>
+              <w:t>.amount</w:t>
             </w:r>
             <w:proofErr w:type="spellEnd"/>
             <w:r>
@@ -6431,6 +7057,7 @@
                 <w:rFonts w:ascii="宋体" w:eastAsia="宋体" w:hAnsi="宋体" w:cs="宋体" w:hint="eastAsia"/>
               </w:rPr>
             </w:pPr>
+            <w:proofErr w:type="gramStart"/>
             <w:r>
               <w:rPr>
                 <w:rFonts w:ascii="宋体" w:eastAsia="宋体" w:hAnsi="宋体" w:cs="宋体"/>
@@ -6442,7 +7069,14 @@
               <w:rPr>
                 <w:rFonts w:ascii="宋体" w:eastAsia="宋体" w:hAnsi="宋体" w:cs="宋体"/>
               </w:rPr>
-              <w:t>loan.balance</w:t>
+              <w:t>loan</w:t>
+            </w:r>
+            <w:proofErr w:type="gramEnd"/>
+            <w:r>
+              <w:rPr>
+                <w:rFonts w:ascii="宋体" w:eastAsia="宋体" w:hAnsi="宋体" w:cs="宋体"/>
+              </w:rPr>
+              <w:t>.balance</w:t>
             </w:r>
             <w:proofErr w:type="spellEnd"/>
             <w:r>
@@ -6466,6 +7100,7 @@
                 <w:rFonts w:ascii="宋体" w:eastAsia="宋体" w:hAnsi="宋体" w:cs="宋体" w:hint="eastAsia"/>
               </w:rPr>
             </w:pPr>
+            <w:proofErr w:type="gramStart"/>
             <w:r>
               <w:rPr>
                 <w:rFonts w:ascii="宋体" w:eastAsia="宋体" w:hAnsi="宋体" w:cs="宋体"/>
@@ -6477,7 +7112,14 @@
               <w:rPr>
                 <w:rFonts w:ascii="宋体" w:eastAsia="宋体" w:hAnsi="宋体" w:cs="宋体"/>
               </w:rPr>
-              <w:t>loan.mode</w:t>
+              <w:t>loan</w:t>
+            </w:r>
+            <w:proofErr w:type="gramEnd"/>
+            <w:r>
+              <w:rPr>
+                <w:rFonts w:ascii="宋体" w:eastAsia="宋体" w:hAnsi="宋体" w:cs="宋体"/>
+              </w:rPr>
+              <w:t>.mode</w:t>
             </w:r>
             <w:proofErr w:type="spellEnd"/>
             <w:r>
@@ -6501,6 +7143,7 @@
                 <w:rFonts w:ascii="宋体" w:eastAsia="宋体" w:hAnsi="宋体" w:cs="宋体" w:hint="eastAsia"/>
               </w:rPr>
             </w:pPr>
+            <w:proofErr w:type="gramStart"/>
             <w:r>
               <w:rPr>
                 <w:rFonts w:ascii="宋体" w:eastAsia="宋体" w:hAnsi="宋体" w:cs="宋体"/>
@@ -6512,7 +7155,14 @@
               <w:rPr>
                 <w:rFonts w:ascii="宋体" w:eastAsia="宋体" w:hAnsi="宋体" w:cs="宋体"/>
               </w:rPr>
-              <w:t>loan.monthly_payment</w:t>
+              <w:t>loan</w:t>
+            </w:r>
+            <w:proofErr w:type="gramEnd"/>
+            <w:r>
+              <w:rPr>
+                <w:rFonts w:ascii="宋体" w:eastAsia="宋体" w:hAnsi="宋体" w:cs="宋体"/>
+              </w:rPr>
+              <w:t>.monthly_payment</w:t>
             </w:r>
             <w:proofErr w:type="spellEnd"/>
             <w:r>
@@ -6536,6 +7186,7 @@
                 <w:rFonts w:ascii="宋体" w:eastAsia="宋体" w:hAnsi="宋体" w:cs="宋体" w:hint="eastAsia"/>
               </w:rPr>
             </w:pPr>
+            <w:proofErr w:type="gramStart"/>
             <w:r>
               <w:rPr>
                 <w:rFonts w:ascii="宋体" w:eastAsia="宋体" w:hAnsi="宋体" w:cs="宋体"/>
@@ -6547,7 +7198,14 @@
               <w:rPr>
                 <w:rFonts w:ascii="宋体" w:eastAsia="宋体" w:hAnsi="宋体" w:cs="宋体"/>
               </w:rPr>
-              <w:t>loan.start_date</w:t>
+              <w:t>loan</w:t>
+            </w:r>
+            <w:proofErr w:type="gramEnd"/>
+            <w:r>
+              <w:rPr>
+                <w:rFonts w:ascii="宋体" w:eastAsia="宋体" w:hAnsi="宋体" w:cs="宋体"/>
+              </w:rPr>
+              <w:t>.start_date</w:t>
             </w:r>
             <w:proofErr w:type="spellEnd"/>
             <w:r>
@@ -6571,6 +7229,7 @@
                 <w:rFonts w:ascii="宋体" w:eastAsia="宋体" w:hAnsi="宋体" w:cs="宋体" w:hint="eastAsia"/>
               </w:rPr>
             </w:pPr>
+            <w:proofErr w:type="gramStart"/>
             <w:r>
               <w:rPr>
                 <w:rFonts w:ascii="宋体" w:eastAsia="宋体" w:hAnsi="宋体" w:cs="宋体"/>
@@ -6582,7 +7241,14 @@
               <w:rPr>
                 <w:rFonts w:ascii="宋体" w:eastAsia="宋体" w:hAnsi="宋体" w:cs="宋体"/>
               </w:rPr>
-              <w:t>loan.end_date</w:t>
+              <w:t>loan.end</w:t>
+            </w:r>
+            <w:proofErr w:type="gramEnd"/>
+            <w:r>
+              <w:rPr>
+                <w:rFonts w:ascii="宋体" w:eastAsia="宋体" w:hAnsi="宋体" w:cs="宋体"/>
+              </w:rPr>
+              <w:t>_date</w:t>
             </w:r>
             <w:proofErr w:type="spellEnd"/>
             <w:r>
@@ -6606,6 +7272,7 @@
                 <w:rFonts w:ascii="宋体" w:eastAsia="宋体" w:hAnsi="宋体" w:cs="宋体" w:hint="eastAsia"/>
               </w:rPr>
             </w:pPr>
+            <w:proofErr w:type="gramStart"/>
             <w:r>
               <w:rPr>
                 <w:rFonts w:ascii="宋体" w:eastAsia="宋体" w:hAnsi="宋体" w:cs="宋体"/>
@@ -6617,7 +7284,14 @@
               <w:rPr>
                 <w:rFonts w:ascii="宋体" w:eastAsia="宋体" w:hAnsi="宋体" w:cs="宋体"/>
               </w:rPr>
-              <w:t>loan.bank_rate</w:t>
+              <w:t>loan</w:t>
+            </w:r>
+            <w:proofErr w:type="gramEnd"/>
+            <w:r>
+              <w:rPr>
+                <w:rFonts w:ascii="宋体" w:eastAsia="宋体" w:hAnsi="宋体" w:cs="宋体"/>
+              </w:rPr>
+              <w:t>.bank_rate</w:t>
             </w:r>
             <w:proofErr w:type="spellEnd"/>
             <w:r>
@@ -6641,6 +7315,7 @@
                 <w:rFonts w:ascii="宋体" w:eastAsia="宋体" w:hAnsi="宋体" w:cs="宋体" w:hint="eastAsia"/>
               </w:rPr>
             </w:pPr>
+            <w:proofErr w:type="gramStart"/>
             <w:r>
               <w:rPr>
                 <w:rFonts w:ascii="宋体" w:eastAsia="宋体" w:hAnsi="宋体" w:cs="宋体"/>
@@ -6652,7 +7327,14 @@
               <w:rPr>
                 <w:rFonts w:ascii="宋体" w:eastAsia="宋体" w:hAnsi="宋体" w:cs="宋体"/>
               </w:rPr>
-              <w:t>loan.purpose</w:t>
+              <w:t>loan</w:t>
+            </w:r>
+            <w:proofErr w:type="gramEnd"/>
+            <w:r>
+              <w:rPr>
+                <w:rFonts w:ascii="宋体" w:eastAsia="宋体" w:hAnsi="宋体" w:cs="宋体"/>
+              </w:rPr>
+              <w:t>.purpose</w:t>
             </w:r>
             <w:proofErr w:type="spellEnd"/>
             <w:r>
@@ -6745,6 +7427,7 @@
                 <w:rFonts w:ascii="宋体" w:eastAsia="宋体" w:hAnsi="宋体" w:cs="宋体" w:hint="eastAsia"/>
               </w:rPr>
             </w:pPr>
+            <w:proofErr w:type="gramStart"/>
             <w:r>
               <w:rPr>
                 <w:rFonts w:ascii="宋体" w:eastAsia="宋体" w:hAnsi="宋体" w:cs="宋体"/>
@@ -6756,7 +7439,14 @@
               <w:rPr>
                 <w:rFonts w:ascii="宋体" w:eastAsia="宋体" w:hAnsi="宋体" w:cs="宋体"/>
               </w:rPr>
-              <w:t>existing_loans_totals.amount_total</w:t>
+              <w:t>existing</w:t>
+            </w:r>
+            <w:proofErr w:type="gramEnd"/>
+            <w:r>
+              <w:rPr>
+                <w:rFonts w:ascii="宋体" w:eastAsia="宋体" w:hAnsi="宋体" w:cs="宋体"/>
+              </w:rPr>
+              <w:t>_loans_totals.amount_total</w:t>
             </w:r>
             <w:proofErr w:type="spellEnd"/>
             <w:r>
@@ -6780,6 +7470,7 @@
                 <w:rFonts w:ascii="宋体" w:eastAsia="宋体" w:hAnsi="宋体" w:cs="宋体" w:hint="eastAsia"/>
               </w:rPr>
             </w:pPr>
+            <w:proofErr w:type="gramStart"/>
             <w:r>
               <w:rPr>
                 <w:rFonts w:ascii="宋体" w:eastAsia="宋体" w:hAnsi="宋体" w:cs="宋体"/>
@@ -6791,7 +7482,14 @@
               <w:rPr>
                 <w:rFonts w:ascii="宋体" w:eastAsia="宋体" w:hAnsi="宋体" w:cs="宋体"/>
               </w:rPr>
-              <w:t>existing_loans_totals.balance_total</w:t>
+              <w:t>existing</w:t>
+            </w:r>
+            <w:proofErr w:type="gramEnd"/>
+            <w:r>
+              <w:rPr>
+                <w:rFonts w:ascii="宋体" w:eastAsia="宋体" w:hAnsi="宋体" w:cs="宋体"/>
+              </w:rPr>
+              <w:t>_loans_totals.balance_total</w:t>
             </w:r>
             <w:proofErr w:type="spellEnd"/>
             <w:r>
@@ -6815,6 +7513,7 @@
                 <w:rFonts w:ascii="宋体" w:eastAsia="宋体" w:hAnsi="宋体" w:cs="宋体" w:hint="eastAsia"/>
               </w:rPr>
             </w:pPr>
+            <w:proofErr w:type="gramStart"/>
             <w:r>
               <w:rPr>
                 <w:rFonts w:ascii="宋体" w:eastAsia="宋体" w:hAnsi="宋体" w:cs="宋体"/>
@@ -6826,7 +7525,14 @@
               <w:rPr>
                 <w:rFonts w:ascii="宋体" w:eastAsia="宋体" w:hAnsi="宋体" w:cs="宋体"/>
               </w:rPr>
-              <w:t>existing_loans_totals.monthly_payment_total</w:t>
+              <w:t>existing</w:t>
+            </w:r>
+            <w:proofErr w:type="gramEnd"/>
+            <w:r>
+              <w:rPr>
+                <w:rFonts w:ascii="宋体" w:eastAsia="宋体" w:hAnsi="宋体" w:cs="宋体"/>
+              </w:rPr>
+              <w:t>_loans_totals.monthly_payment_total</w:t>
             </w:r>
             <w:proofErr w:type="spellEnd"/>
             <w:r>
@@ -6882,6 +7588,7 @@
               </w:rPr>
               <w:t xml:space="preserve">征信查询的次数（近一年）： </w:t>
             </w:r>
+            <w:proofErr w:type="gramStart"/>
             <w:r>
               <w:rPr>
                 <w:rFonts w:ascii="宋体" w:eastAsia="宋体" w:hAnsi="宋体" w:cs="宋体"/>
@@ -6897,103 +7604,132 @@
                 <w:bCs/>
                 <w:sz w:val="24"/>
               </w:rPr>
-              <w:t>credit.inquiry_count</w:t>
-            </w:r>
-            <w:proofErr w:type="spellEnd"/>
+              <w:t>credit</w:t>
+            </w:r>
+            <w:proofErr w:type="gramEnd"/>
             <w:r>
               <w:rPr>
                 <w:rFonts w:ascii="宋体" w:eastAsia="宋体" w:hAnsi="宋体" w:cs="宋体"/>
                 <w:bCs/>
                 <w:sz w:val="24"/>
               </w:rPr>
-              <w:t xml:space="preserve"> }}</w:t>
-            </w:r>
-          </w:p>
-          <w:p>
-            <w:pPr>
-              <w:spacing w:line="360" w:lineRule="auto"/>
-              <w:rPr>
-                <w:rFonts w:ascii="宋体" w:eastAsia="宋体" w:hAnsi="宋体" w:cs="宋体" w:hint="eastAsia"/>
+              <w:t>.inquiry_count</w:t>
+            </w:r>
+            <w:proofErr w:type="spellEnd"/>
+            <w:r>
+              <w:rPr>
+                <w:rFonts w:ascii="宋体" w:eastAsia="宋体" w:hAnsi="宋体" w:cs="宋体"/>
                 <w:bCs/>
                 <w:sz w:val="24"/>
               </w:rPr>
-            </w:pPr>
-            <w:r>
+              <w:t xml:space="preserve"> }}</w:t>
+            </w:r>
+          </w:p>
+          <w:p>
+            <w:pPr>
+              <w:spacing w:line="360" w:lineRule="auto"/>
               <w:rPr>
                 <w:rFonts w:ascii="宋体" w:eastAsia="宋体" w:hAnsi="宋体" w:cs="宋体" w:hint="eastAsia"/>
                 <w:bCs/>
                 <w:sz w:val="24"/>
               </w:rPr>
-              <w:t>征信逾期、不良信息披露：</w:t>
-            </w:r>
-            <w:r>
-              <w:rPr>
-                <w:rFonts w:ascii="宋体" w:eastAsia="宋体" w:hAnsi="宋体" w:cs="宋体"/>
+            </w:pPr>
+            <w:r>
+              <w:rPr>
+                <w:rFonts w:ascii="宋体" w:eastAsia="宋体" w:hAnsi="宋体" w:cs="宋体" w:hint="eastAsia"/>
                 <w:bCs/>
                 <w:sz w:val="24"/>
               </w:rPr>
-              <w:t xml:space="preserve">{{ </w:t>
-            </w:r>
-            <w:proofErr w:type="spellStart"/>
+              <w:t>征信逾期、不良信息披露：</w:t>
+            </w:r>
+            <w:proofErr w:type="gramStart"/>
             <w:r>
               <w:rPr>
                 <w:rFonts w:ascii="宋体" w:eastAsia="宋体" w:hAnsi="宋体" w:cs="宋体"/>
                 <w:bCs/>
                 <w:sz w:val="24"/>
               </w:rPr>
-              <w:t>credit.adverse_info</w:t>
-            </w:r>
-            <w:proofErr w:type="spellEnd"/>
+              <w:t xml:space="preserve">{{ </w:t>
+            </w:r>
+            <w:proofErr w:type="spellStart"/>
             <w:r>
               <w:rPr>
                 <w:rFonts w:ascii="宋体" w:eastAsia="宋体" w:hAnsi="宋体" w:cs="宋体"/>
                 <w:bCs/>
                 <w:sz w:val="24"/>
               </w:rPr>
-              <w:t xml:space="preserve"> }}</w:t>
-            </w:r>
-          </w:p>
-          <w:p>
-            <w:pPr>
-              <w:spacing w:line="360" w:lineRule="auto"/>
-              <w:rPr>
-                <w:rFonts w:ascii="宋体" w:eastAsia="宋体" w:hAnsi="宋体" w:cs="宋体" w:hint="eastAsia"/>
+              <w:t>credit</w:t>
+            </w:r>
+            <w:proofErr w:type="gramEnd"/>
+            <w:r>
+              <w:rPr>
+                <w:rFonts w:ascii="宋体" w:eastAsia="宋体" w:hAnsi="宋体" w:cs="宋体"/>
                 <w:bCs/>
                 <w:sz w:val="24"/>
               </w:rPr>
-            </w:pPr>
-            <w:r>
-              <w:rPr>
-                <w:rFonts w:ascii="宋体" w:eastAsia="宋体" w:hAnsi="宋体" w:cs="宋体" w:hint="eastAsia"/>
+              <w:t>.adverse_info</w:t>
+            </w:r>
+            <w:proofErr w:type="spellEnd"/>
+            <w:r>
+              <w:rPr>
+                <w:rFonts w:ascii="宋体" w:eastAsia="宋体" w:hAnsi="宋体" w:cs="宋体"/>
                 <w:bCs/>
                 <w:sz w:val="24"/>
               </w:rPr>
-              <w:t>逾期次数：</w:t>
-            </w:r>
-            <w:r>
-              <w:rPr>
-                <w:rFonts w:ascii="宋体" w:eastAsia="宋体" w:hAnsi="宋体" w:cs="宋体"/>
+              <w:t xml:space="preserve"> }}</w:t>
+            </w:r>
+          </w:p>
+          <w:p>
+            <w:pPr>
+              <w:spacing w:line="360" w:lineRule="auto"/>
+              <w:rPr>
+                <w:rFonts w:ascii="宋体" w:eastAsia="宋体" w:hAnsi="宋体" w:cs="宋体" w:hint="eastAsia"/>
                 <w:bCs/>
                 <w:sz w:val="24"/>
               </w:rPr>
-              <w:t xml:space="preserve">{{ </w:t>
-            </w:r>
-            <w:proofErr w:type="spellStart"/>
-            <w:r>
-              <w:rPr>
-                <w:rFonts w:ascii="宋体" w:eastAsia="宋体" w:hAnsi="宋体" w:cs="宋体"/>
+            </w:pPr>
+            <w:r>
+              <w:rPr>
+                <w:rFonts w:ascii="宋体" w:eastAsia="宋体" w:hAnsi="宋体" w:cs="宋体" w:hint="eastAsia"/>
                 <w:bCs/>
                 <w:sz w:val="24"/>
               </w:rPr>
-              <w:t>credit.overdue_count</w:t>
-            </w:r>
-            <w:proofErr w:type="spellEnd"/>
+              <w:t>逾期次数：</w:t>
+            </w:r>
+            <w:proofErr w:type="gramStart"/>
             <w:r>
               <w:rPr>
                 <w:rFonts w:ascii="宋体" w:eastAsia="宋体" w:hAnsi="宋体" w:cs="宋体"/>
                 <w:bCs/>
                 <w:sz w:val="24"/>
               </w:rPr>
+              <w:t xml:space="preserve">{{ </w:t>
+            </w:r>
+            <w:proofErr w:type="spellStart"/>
+            <w:r>
+              <w:rPr>
+                <w:rFonts w:ascii="宋体" w:eastAsia="宋体" w:hAnsi="宋体" w:cs="宋体"/>
+                <w:bCs/>
+                <w:sz w:val="24"/>
+              </w:rPr>
+              <w:t>credit</w:t>
+            </w:r>
+            <w:proofErr w:type="gramEnd"/>
+            <w:r>
+              <w:rPr>
+                <w:rFonts w:ascii="宋体" w:eastAsia="宋体" w:hAnsi="宋体" w:cs="宋体"/>
+                <w:bCs/>
+                <w:sz w:val="24"/>
+              </w:rPr>
+              <w:t>.overdue_count</w:t>
+            </w:r>
+            <w:proofErr w:type="spellEnd"/>
+            <w:r>
+              <w:rPr>
+                <w:rFonts w:ascii="宋体" w:eastAsia="宋体" w:hAnsi="宋体" w:cs="宋体"/>
+                <w:bCs/>
+                <w:sz w:val="24"/>
+              </w:rPr>
               <w:t xml:space="preserve"> }}</w:t>
             </w:r>
           </w:p>
@@ -7014,6 +7750,7 @@
               </w:rPr>
               <w:t>最高逾期金额：</w:t>
             </w:r>
+            <w:proofErr w:type="gramStart"/>
             <w:r>
               <w:rPr>
                 <w:rFonts w:ascii="宋体" w:eastAsia="宋体" w:hAnsi="宋体" w:cs="宋体"/>
@@ -7029,7 +7766,16 @@
                 <w:bCs/>
                 <w:sz w:val="24"/>
               </w:rPr>
-              <w:t>credit.max_overdue_amount</w:t>
+              <w:t>credit.max</w:t>
+            </w:r>
+            <w:proofErr w:type="gramEnd"/>
+            <w:r>
+              <w:rPr>
+                <w:rFonts w:ascii="宋体" w:eastAsia="宋体" w:hAnsi="宋体" w:cs="宋体"/>
+                <w:bCs/>
+                <w:sz w:val="24"/>
+              </w:rPr>
+              <w:t>_overdue_amount</w:t>
             </w:r>
             <w:proofErr w:type="spellEnd"/>
             <w:r>
@@ -7069,6 +7815,7 @@
               </w:rPr>
               <w:t xml:space="preserve">5、诉讼情况： </w:t>
             </w:r>
+            <w:proofErr w:type="gramStart"/>
             <w:r>
               <w:rPr>
                 <w:rFonts w:ascii="宋体" w:eastAsia="宋体" w:hAnsi="宋体" w:cs="宋体"/>
@@ -7084,7 +7831,16 @@
                 <w:bCs/>
                 <w:sz w:val="24"/>
               </w:rPr>
-              <w:t>litigation.status</w:t>
+              <w:t>litigation</w:t>
+            </w:r>
+            <w:proofErr w:type="gramEnd"/>
+            <w:r>
+              <w:rPr>
+                <w:rFonts w:ascii="宋体" w:eastAsia="宋体" w:hAnsi="宋体" w:cs="宋体"/>
+                <w:bCs/>
+                <w:sz w:val="24"/>
+              </w:rPr>
+              <w:t>.status</w:t>
             </w:r>
             <w:proofErr w:type="spellEnd"/>
             <w:r>
@@ -7601,6 +8357,7 @@
               <w:t xml:space="preserve">{% for item in </w:t>
             </w:r>
             <w:proofErr w:type="spellStart"/>
+            <w:proofErr w:type="gramStart"/>
             <w:r>
               <w:rPr>
                 <w:rFonts w:ascii="宋体" w:eastAsia="宋体" w:hAnsi="宋体" w:cs="宋体"/>
@@ -7608,6 +8365,7 @@
               <w:t>electricity.rows</w:t>
             </w:r>
             <w:proofErr w:type="spellEnd"/>
+            <w:proofErr w:type="gramEnd"/>
             <w:r>
               <w:rPr>
                 <w:rFonts w:ascii="宋体" w:eastAsia="宋体" w:hAnsi="宋体" w:cs="宋体"/>
@@ -7635,6 +8393,7 @@
                 <w:rFonts w:ascii="宋体" w:eastAsia="宋体" w:hAnsi="宋体" w:cs="宋体" w:hint="eastAsia"/>
               </w:rPr>
             </w:pPr>
+            <w:proofErr w:type="gramStart"/>
             <w:r>
               <w:rPr>
                 <w:rFonts w:ascii="宋体" w:eastAsia="宋体" w:hAnsi="宋体" w:cs="宋体"/>
@@ -7646,7 +8405,14 @@
               <w:rPr>
                 <w:rFonts w:ascii="宋体" w:eastAsia="宋体" w:hAnsi="宋体" w:cs="宋体"/>
               </w:rPr>
-              <w:t>item.year</w:t>
+              <w:t>item</w:t>
+            </w:r>
+            <w:proofErr w:type="gramEnd"/>
+            <w:r>
+              <w:rPr>
+                <w:rFonts w:ascii="宋体" w:eastAsia="宋体" w:hAnsi="宋体" w:cs="宋体"/>
+              </w:rPr>
+              <w:t>.year</w:t>
             </w:r>
             <w:proofErr w:type="spellEnd"/>
             <w:r>
@@ -7672,11 +8438,19 @@
                 <w:highlight w:val="green"/>
               </w:rPr>
             </w:pPr>
-            <w:r>
-              <w:rPr>
-                <w:rFonts w:ascii="宋体" w:eastAsia="宋体" w:hAnsi="宋体" w:cs="宋体"/>
-              </w:rPr>
-              <w:t>{{ item.m1 }}</w:t>
+            <w:proofErr w:type="gramStart"/>
+            <w:r>
+              <w:rPr>
+                <w:rFonts w:ascii="宋体" w:eastAsia="宋体" w:hAnsi="宋体" w:cs="宋体"/>
+              </w:rPr>
+              <w:t>{{ item</w:t>
+            </w:r>
+            <w:proofErr w:type="gramEnd"/>
+            <w:r>
+              <w:rPr>
+                <w:rFonts w:ascii="宋体" w:eastAsia="宋体" w:hAnsi="宋体" w:cs="宋体"/>
+              </w:rPr>
+              <w:t>.m1 }}</w:t>
             </w:r>
           </w:p>
         </w:tc>
@@ -7694,11 +8468,19 @@
                 <w:rFonts w:ascii="宋体" w:eastAsia="宋体" w:hAnsi="宋体" w:cs="宋体" w:hint="eastAsia"/>
               </w:rPr>
             </w:pPr>
-            <w:r>
-              <w:rPr>
-                <w:rFonts w:ascii="宋体" w:eastAsia="宋体" w:hAnsi="宋体" w:cs="宋体"/>
-              </w:rPr>
-              <w:t>{{ item.m</w:t>
+            <w:proofErr w:type="gramStart"/>
+            <w:r>
+              <w:rPr>
+                <w:rFonts w:ascii="宋体" w:eastAsia="宋体" w:hAnsi="宋体" w:cs="宋体"/>
+              </w:rPr>
+              <w:t>{{ item</w:t>
+            </w:r>
+            <w:proofErr w:type="gramEnd"/>
+            <w:r>
+              <w:rPr>
+                <w:rFonts w:ascii="宋体" w:eastAsia="宋体" w:hAnsi="宋体" w:cs="宋体"/>
+              </w:rPr>
+              <w:t>.m</w:t>
             </w:r>
             <w:r>
               <w:rPr>
@@ -7728,11 +8510,19 @@
                 <w:rFonts w:ascii="宋体" w:eastAsia="宋体" w:hAnsi="宋体" w:cs="宋体" w:hint="eastAsia"/>
               </w:rPr>
             </w:pPr>
-            <w:r>
-              <w:rPr>
-                <w:rFonts w:ascii="宋体" w:eastAsia="宋体" w:hAnsi="宋体" w:cs="宋体"/>
-              </w:rPr>
-              <w:t>{{ item.m</w:t>
+            <w:proofErr w:type="gramStart"/>
+            <w:r>
+              <w:rPr>
+                <w:rFonts w:ascii="宋体" w:eastAsia="宋体" w:hAnsi="宋体" w:cs="宋体"/>
+              </w:rPr>
+              <w:t>{{ item</w:t>
+            </w:r>
+            <w:proofErr w:type="gramEnd"/>
+            <w:r>
+              <w:rPr>
+                <w:rFonts w:ascii="宋体" w:eastAsia="宋体" w:hAnsi="宋体" w:cs="宋体"/>
+              </w:rPr>
+              <w:t>.m</w:t>
             </w:r>
             <w:r>
               <w:rPr>
@@ -7762,11 +8552,19 @@
                 <w:rFonts w:ascii="宋体" w:eastAsia="宋体" w:hAnsi="宋体" w:cs="宋体" w:hint="eastAsia"/>
               </w:rPr>
             </w:pPr>
-            <w:r>
-              <w:rPr>
-                <w:rFonts w:ascii="宋体" w:eastAsia="宋体" w:hAnsi="宋体" w:cs="宋体"/>
-              </w:rPr>
-              <w:t>{{ item.m</w:t>
+            <w:proofErr w:type="gramStart"/>
+            <w:r>
+              <w:rPr>
+                <w:rFonts w:ascii="宋体" w:eastAsia="宋体" w:hAnsi="宋体" w:cs="宋体"/>
+              </w:rPr>
+              <w:t>{{ item</w:t>
+            </w:r>
+            <w:proofErr w:type="gramEnd"/>
+            <w:r>
+              <w:rPr>
+                <w:rFonts w:ascii="宋体" w:eastAsia="宋体" w:hAnsi="宋体" w:cs="宋体"/>
+              </w:rPr>
+              <w:t>.m</w:t>
             </w:r>
             <w:r>
               <w:rPr>
@@ -7796,11 +8594,19 @@
                 <w:rFonts w:ascii="宋体" w:eastAsia="宋体" w:hAnsi="宋体" w:cs="宋体" w:hint="eastAsia"/>
               </w:rPr>
             </w:pPr>
-            <w:r>
-              <w:rPr>
-                <w:rFonts w:ascii="宋体" w:eastAsia="宋体" w:hAnsi="宋体" w:cs="宋体"/>
-              </w:rPr>
-              <w:t>{{ item.m</w:t>
+            <w:proofErr w:type="gramStart"/>
+            <w:r>
+              <w:rPr>
+                <w:rFonts w:ascii="宋体" w:eastAsia="宋体" w:hAnsi="宋体" w:cs="宋体"/>
+              </w:rPr>
+              <w:t>{{ item</w:t>
+            </w:r>
+            <w:proofErr w:type="gramEnd"/>
+            <w:r>
+              <w:rPr>
+                <w:rFonts w:ascii="宋体" w:eastAsia="宋体" w:hAnsi="宋体" w:cs="宋体"/>
+              </w:rPr>
+              <w:t>.m</w:t>
             </w:r>
             <w:r>
               <w:rPr>
@@ -7830,11 +8636,19 @@
                 <w:rFonts w:ascii="宋体" w:eastAsia="宋体" w:hAnsi="宋体" w:cs="宋体" w:hint="eastAsia"/>
               </w:rPr>
             </w:pPr>
-            <w:r>
-              <w:rPr>
-                <w:rFonts w:ascii="宋体" w:eastAsia="宋体" w:hAnsi="宋体" w:cs="宋体"/>
-              </w:rPr>
-              <w:t>{{ item.m</w:t>
+            <w:proofErr w:type="gramStart"/>
+            <w:r>
+              <w:rPr>
+                <w:rFonts w:ascii="宋体" w:eastAsia="宋体" w:hAnsi="宋体" w:cs="宋体"/>
+              </w:rPr>
+              <w:t>{{ item</w:t>
+            </w:r>
+            <w:proofErr w:type="gramEnd"/>
+            <w:r>
+              <w:rPr>
+                <w:rFonts w:ascii="宋体" w:eastAsia="宋体" w:hAnsi="宋体" w:cs="宋体"/>
+              </w:rPr>
+              <w:t>.m</w:t>
             </w:r>
             <w:r>
               <w:rPr>
@@ -7864,11 +8678,19 @@
                 <w:rFonts w:ascii="宋体" w:eastAsia="宋体" w:hAnsi="宋体" w:cs="宋体" w:hint="eastAsia"/>
               </w:rPr>
             </w:pPr>
-            <w:r>
-              <w:rPr>
-                <w:rFonts w:ascii="宋体" w:eastAsia="宋体" w:hAnsi="宋体" w:cs="宋体"/>
-              </w:rPr>
-              <w:t>{{ item.m</w:t>
+            <w:proofErr w:type="gramStart"/>
+            <w:r>
+              <w:rPr>
+                <w:rFonts w:ascii="宋体" w:eastAsia="宋体" w:hAnsi="宋体" w:cs="宋体"/>
+              </w:rPr>
+              <w:t>{{ item</w:t>
+            </w:r>
+            <w:proofErr w:type="gramEnd"/>
+            <w:r>
+              <w:rPr>
+                <w:rFonts w:ascii="宋体" w:eastAsia="宋体" w:hAnsi="宋体" w:cs="宋体"/>
+              </w:rPr>
+              <w:t>.m</w:t>
             </w:r>
             <w:r>
               <w:rPr>
@@ -7898,11 +8720,19 @@
                 <w:rFonts w:ascii="宋体" w:eastAsia="宋体" w:hAnsi="宋体" w:cs="宋体" w:hint="eastAsia"/>
               </w:rPr>
             </w:pPr>
-            <w:r>
-              <w:rPr>
-                <w:rFonts w:ascii="宋体" w:eastAsia="宋体" w:hAnsi="宋体" w:cs="宋体"/>
-              </w:rPr>
-              <w:t>{{ item.m</w:t>
+            <w:proofErr w:type="gramStart"/>
+            <w:r>
+              <w:rPr>
+                <w:rFonts w:ascii="宋体" w:eastAsia="宋体" w:hAnsi="宋体" w:cs="宋体"/>
+              </w:rPr>
+              <w:t>{{ item</w:t>
+            </w:r>
+            <w:proofErr w:type="gramEnd"/>
+            <w:r>
+              <w:rPr>
+                <w:rFonts w:ascii="宋体" w:eastAsia="宋体" w:hAnsi="宋体" w:cs="宋体"/>
+              </w:rPr>
+              <w:t>.m</w:t>
             </w:r>
             <w:r>
               <w:rPr>
@@ -7932,11 +8762,19 @@
                 <w:rFonts w:ascii="宋体" w:eastAsia="宋体" w:hAnsi="宋体" w:cs="宋体" w:hint="eastAsia"/>
               </w:rPr>
             </w:pPr>
-            <w:r>
-              <w:rPr>
-                <w:rFonts w:ascii="宋体" w:eastAsia="宋体" w:hAnsi="宋体" w:cs="宋体"/>
-              </w:rPr>
-              <w:t>{{ item.m</w:t>
+            <w:proofErr w:type="gramStart"/>
+            <w:r>
+              <w:rPr>
+                <w:rFonts w:ascii="宋体" w:eastAsia="宋体" w:hAnsi="宋体" w:cs="宋体"/>
+              </w:rPr>
+              <w:t>{{ item</w:t>
+            </w:r>
+            <w:proofErr w:type="gramEnd"/>
+            <w:r>
+              <w:rPr>
+                <w:rFonts w:ascii="宋体" w:eastAsia="宋体" w:hAnsi="宋体" w:cs="宋体"/>
+              </w:rPr>
+              <w:t>.m</w:t>
             </w:r>
             <w:r>
               <w:rPr>
@@ -7966,11 +8804,19 @@
                 <w:rFonts w:ascii="宋体" w:eastAsia="宋体" w:hAnsi="宋体" w:cs="宋体" w:hint="eastAsia"/>
               </w:rPr>
             </w:pPr>
-            <w:r>
-              <w:rPr>
-                <w:rFonts w:ascii="宋体" w:eastAsia="宋体" w:hAnsi="宋体" w:cs="宋体"/>
-              </w:rPr>
-              <w:t>{{ item.m1</w:t>
+            <w:proofErr w:type="gramStart"/>
+            <w:r>
+              <w:rPr>
+                <w:rFonts w:ascii="宋体" w:eastAsia="宋体" w:hAnsi="宋体" w:cs="宋体"/>
+              </w:rPr>
+              <w:t>{{ item</w:t>
+            </w:r>
+            <w:proofErr w:type="gramEnd"/>
+            <w:r>
+              <w:rPr>
+                <w:rFonts w:ascii="宋体" w:eastAsia="宋体" w:hAnsi="宋体" w:cs="宋体"/>
+              </w:rPr>
+              <w:t>.m1</w:t>
             </w:r>
             <w:r>
               <w:rPr>
@@ -8000,11 +8846,19 @@
                 <w:rFonts w:ascii="宋体" w:eastAsia="宋体" w:hAnsi="宋体" w:cs="宋体" w:hint="eastAsia"/>
               </w:rPr>
             </w:pPr>
-            <w:r>
-              <w:rPr>
-                <w:rFonts w:ascii="宋体" w:eastAsia="宋体" w:hAnsi="宋体" w:cs="宋体"/>
-              </w:rPr>
-              <w:t>{{ item.m1</w:t>
+            <w:proofErr w:type="gramStart"/>
+            <w:r>
+              <w:rPr>
+                <w:rFonts w:ascii="宋体" w:eastAsia="宋体" w:hAnsi="宋体" w:cs="宋体"/>
+              </w:rPr>
+              <w:t>{{ item</w:t>
+            </w:r>
+            <w:proofErr w:type="gramEnd"/>
+            <w:r>
+              <w:rPr>
+                <w:rFonts w:ascii="宋体" w:eastAsia="宋体" w:hAnsi="宋体" w:cs="宋体"/>
+              </w:rPr>
+              <w:t>.m1</w:t>
             </w:r>
             <w:r>
               <w:rPr>
@@ -8034,11 +8888,19 @@
                 <w:rFonts w:ascii="宋体" w:eastAsia="宋体" w:hAnsi="宋体" w:cs="宋体" w:hint="eastAsia"/>
               </w:rPr>
             </w:pPr>
-            <w:r>
-              <w:rPr>
-                <w:rFonts w:ascii="宋体" w:eastAsia="宋体" w:hAnsi="宋体" w:cs="宋体"/>
-              </w:rPr>
-              <w:t>{{ item.m1</w:t>
+            <w:proofErr w:type="gramStart"/>
+            <w:r>
+              <w:rPr>
+                <w:rFonts w:ascii="宋体" w:eastAsia="宋体" w:hAnsi="宋体" w:cs="宋体"/>
+              </w:rPr>
+              <w:t>{{ item</w:t>
+            </w:r>
+            <w:proofErr w:type="gramEnd"/>
+            <w:r>
+              <w:rPr>
+                <w:rFonts w:ascii="宋体" w:eastAsia="宋体" w:hAnsi="宋体" w:cs="宋体"/>
+              </w:rPr>
+              <w:t>.m1</w:t>
             </w:r>
             <w:r>
               <w:rPr>
@@ -8068,6 +8930,7 @@
                 <w:rFonts w:ascii="宋体" w:eastAsia="宋体" w:hAnsi="宋体" w:cs="宋体" w:hint="eastAsia"/>
               </w:rPr>
             </w:pPr>
+            <w:proofErr w:type="gramStart"/>
             <w:r>
               <w:rPr>
                 <w:rFonts w:ascii="宋体" w:eastAsia="宋体" w:hAnsi="宋体" w:cs="宋体"/>
@@ -8079,7 +8942,14 @@
               <w:rPr>
                 <w:rFonts w:ascii="宋体" w:eastAsia="宋体" w:hAnsi="宋体" w:cs="宋体"/>
               </w:rPr>
-              <w:t>item.</w:t>
+              <w:t>item</w:t>
+            </w:r>
+            <w:proofErr w:type="gramEnd"/>
+            <w:r>
+              <w:rPr>
+                <w:rFonts w:ascii="宋体" w:eastAsia="宋体" w:hAnsi="宋体" w:cs="宋体"/>
+              </w:rPr>
+              <w:t>.</w:t>
             </w:r>
             <w:r>
               <w:rPr>
@@ -8119,6 +8989,7 @@
               <w:rPr>
                 <w:rFonts w:ascii="宋体" w:eastAsia="宋体" w:hAnsi="宋体" w:cs="宋体"/>
               </w:rPr>
+              <w:lastRenderedPageBreak/>
               <w:t xml:space="preserve">{% </w:t>
             </w:r>
             <w:proofErr w:type="spellStart"/>
@@ -8160,9 +9031,9 @@
               <w:rPr>
                 <w:rFonts w:ascii="宋体" w:eastAsia="宋体" w:hAnsi="宋体" w:cs="宋体" w:hint="eastAsia"/>
               </w:rPr>
-              <w:lastRenderedPageBreak/>
               <w:t>情况说明：</w:t>
             </w:r>
+            <w:proofErr w:type="gramStart"/>
             <w:r>
               <w:rPr>
                 <w:rFonts w:ascii="宋体" w:eastAsia="宋体" w:hAnsi="宋体" w:cs="宋体"/>
@@ -8174,7 +9045,14 @@
               <w:rPr>
                 <w:rFonts w:ascii="宋体" w:eastAsia="宋体" w:hAnsi="宋体" w:cs="宋体"/>
               </w:rPr>
-              <w:t>electricity.</w:t>
+              <w:t>electricity</w:t>
+            </w:r>
+            <w:proofErr w:type="gramEnd"/>
+            <w:r>
+              <w:rPr>
+                <w:rFonts w:ascii="宋体" w:eastAsia="宋体" w:hAnsi="宋体" w:cs="宋体"/>
+              </w:rPr>
+              <w:t>.</w:t>
             </w:r>
             <w:r>
               <w:rPr>
@@ -8306,6 +9184,7 @@
               </w:rPr>
               <w:t xml:space="preserve">期限： </w:t>
             </w:r>
+            <w:proofErr w:type="gramStart"/>
             <w:r>
               <w:rPr>
                 <w:rFonts w:ascii="宋体" w:eastAsia="宋体" w:hAnsi="宋体" w:cs="宋体"/>
@@ -8317,7 +9196,14 @@
               <w:rPr>
                 <w:rFonts w:ascii="宋体" w:eastAsia="宋体" w:hAnsi="宋体" w:cs="宋体"/>
               </w:rPr>
-              <w:t>analysis.plan.term</w:t>
+              <w:t>analysis</w:t>
+            </w:r>
+            <w:proofErr w:type="gramEnd"/>
+            <w:r>
+              <w:rPr>
+                <w:rFonts w:ascii="宋体" w:eastAsia="宋体" w:hAnsi="宋体" w:cs="宋体"/>
+              </w:rPr>
+              <w:t>.plan.term</w:t>
             </w:r>
             <w:proofErr w:type="spellEnd"/>
             <w:r>
@@ -8346,6 +9232,7 @@
               </w:rPr>
               <w:t>还款方式：</w:t>
             </w:r>
+            <w:proofErr w:type="gramStart"/>
             <w:r>
               <w:rPr>
                 <w:rFonts w:ascii="宋体" w:eastAsia="宋体" w:hAnsi="宋体" w:cs="宋体"/>
@@ -8357,7 +9244,14 @@
               <w:rPr>
                 <w:rFonts w:ascii="宋体" w:eastAsia="宋体" w:hAnsi="宋体" w:cs="宋体"/>
               </w:rPr>
-              <w:t>analysis.plan.repayment_method</w:t>
+              <w:t>analysis</w:t>
+            </w:r>
+            <w:proofErr w:type="gramEnd"/>
+            <w:r>
+              <w:rPr>
+                <w:rFonts w:ascii="宋体" w:eastAsia="宋体" w:hAnsi="宋体" w:cs="宋体"/>
+              </w:rPr>
+              <w:t>.plan.repayment_method</w:t>
             </w:r>
             <w:proofErr w:type="spellEnd"/>
             <w:r>
@@ -8386,6 +9280,7 @@
               </w:rPr>
               <w:t>担保费率：</w:t>
             </w:r>
+            <w:proofErr w:type="gramStart"/>
             <w:r>
               <w:rPr>
                 <w:rFonts w:ascii="宋体" w:eastAsia="宋体" w:hAnsi="宋体" w:cs="宋体"/>
@@ -8397,7 +9292,14 @@
               <w:rPr>
                 <w:rFonts w:ascii="宋体" w:eastAsia="宋体" w:hAnsi="宋体" w:cs="宋体"/>
               </w:rPr>
-              <w:t>analysis.plan.fee_rate</w:t>
+              <w:t>analysis.plan.fee</w:t>
+            </w:r>
+            <w:proofErr w:type="gramEnd"/>
+            <w:r>
+              <w:rPr>
+                <w:rFonts w:ascii="宋体" w:eastAsia="宋体" w:hAnsi="宋体" w:cs="宋体"/>
+              </w:rPr>
+              <w:t>_rate</w:t>
             </w:r>
             <w:proofErr w:type="spellEnd"/>
             <w:r>
@@ -8468,6 +9370,7 @@
               </w:rPr>
               <w:t>企业保证：</w:t>
             </w:r>
+            <w:proofErr w:type="gramStart"/>
             <w:r>
               <w:rPr>
                 <w:rFonts w:ascii="宋体" w:eastAsia="宋体" w:hAnsi="宋体" w:cs="宋体"/>
@@ -8479,7 +9382,14 @@
               <w:rPr>
                 <w:rFonts w:ascii="宋体" w:eastAsia="宋体" w:hAnsi="宋体" w:cs="宋体"/>
               </w:rPr>
-              <w:t>analysis.plan.corp_guarantee</w:t>
+              <w:t>analysis</w:t>
+            </w:r>
+            <w:proofErr w:type="gramEnd"/>
+            <w:r>
+              <w:rPr>
+                <w:rFonts w:ascii="宋体" w:eastAsia="宋体" w:hAnsi="宋体" w:cs="宋体"/>
+              </w:rPr>
+              <w:t>.plan.corp_guarantee</w:t>
             </w:r>
             <w:proofErr w:type="spellEnd"/>
             <w:r>
@@ -8506,6 +9416,7 @@
               </w:rPr>
               <w:t>个人保证：</w:t>
             </w:r>
+            <w:proofErr w:type="gramStart"/>
             <w:r>
               <w:rPr>
                 <w:rFonts w:ascii="宋体" w:eastAsia="宋体" w:hAnsi="宋体" w:cs="宋体"/>
@@ -8517,7 +9428,14 @@
               <w:rPr>
                 <w:rFonts w:ascii="宋体" w:eastAsia="宋体" w:hAnsi="宋体" w:cs="宋体"/>
               </w:rPr>
-              <w:t>analysis.plan.personal_guarantee</w:t>
+              <w:t>analysis</w:t>
+            </w:r>
+            <w:proofErr w:type="gramEnd"/>
+            <w:r>
+              <w:rPr>
+                <w:rFonts w:ascii="宋体" w:eastAsia="宋体" w:hAnsi="宋体" w:cs="宋体"/>
+              </w:rPr>
+              <w:t>.plan.personal_guarantee</w:t>
             </w:r>
             <w:proofErr w:type="spellEnd"/>
             <w:r>
@@ -8545,6 +9463,7 @@
               </w:rPr>
               <w:t>抵押：</w:t>
             </w:r>
+            <w:proofErr w:type="gramStart"/>
             <w:r>
               <w:rPr>
                 <w:rFonts w:ascii="宋体" w:eastAsia="宋体" w:hAnsi="宋体" w:cs="宋体"/>
@@ -8556,7 +9475,14 @@
               <w:rPr>
                 <w:rFonts w:ascii="宋体" w:eastAsia="宋体" w:hAnsi="宋体" w:cs="宋体"/>
               </w:rPr>
-              <w:t>analysis.plan.collateral</w:t>
+              <w:t>analysis</w:t>
+            </w:r>
+            <w:proofErr w:type="gramEnd"/>
+            <w:r>
+              <w:rPr>
+                <w:rFonts w:ascii="宋体" w:eastAsia="宋体" w:hAnsi="宋体" w:cs="宋体"/>
+              </w:rPr>
+              <w:t>.plan.collateral</w:t>
             </w:r>
             <w:proofErr w:type="spellEnd"/>
             <w:r>
@@ -8586,6 +9512,7 @@
               </w:rPr>
               <w:t>：</w:t>
             </w:r>
+            <w:proofErr w:type="gramStart"/>
             <w:r>
               <w:rPr>
                 <w:rFonts w:ascii="宋体" w:eastAsia="宋体" w:hAnsi="宋体" w:cs="宋体"/>
@@ -8597,7 +9524,14 @@
               <w:rPr>
                 <w:rFonts w:ascii="宋体" w:eastAsia="宋体" w:hAnsi="宋体" w:cs="宋体"/>
               </w:rPr>
-              <w:t>analysis.plan.</w:t>
+              <w:t>analysis</w:t>
+            </w:r>
+            <w:proofErr w:type="gramEnd"/>
+            <w:r>
+              <w:rPr>
+                <w:rFonts w:ascii="宋体" w:eastAsia="宋体" w:hAnsi="宋体" w:cs="宋体"/>
+              </w:rPr>
+              <w:t>.plan.</w:t>
             </w:r>
             <w:r>
               <w:rPr>
@@ -8633,6 +9567,7 @@
               </w:rPr>
               <w:t>：</w:t>
             </w:r>
+            <w:proofErr w:type="gramStart"/>
             <w:r>
               <w:rPr>
                 <w:rFonts w:ascii="宋体" w:eastAsia="宋体" w:hAnsi="宋体" w:cs="宋体"/>
@@ -8644,7 +9579,14 @@
               <w:rPr>
                 <w:rFonts w:ascii="宋体" w:eastAsia="宋体" w:hAnsi="宋体" w:cs="宋体"/>
               </w:rPr>
-              <w:t>analysis.plan.</w:t>
+              <w:t>analysis</w:t>
+            </w:r>
+            <w:proofErr w:type="gramEnd"/>
+            <w:r>
+              <w:rPr>
+                <w:rFonts w:ascii="宋体" w:eastAsia="宋体" w:hAnsi="宋体" w:cs="宋体"/>
+              </w:rPr>
+              <w:t>.plan.</w:t>
             </w:r>
             <w:r>
               <w:rPr>
@@ -8680,6 +9622,7 @@
               </w:rPr>
               <w:t>：</w:t>
             </w:r>
+            <w:proofErr w:type="gramStart"/>
             <w:r>
               <w:rPr>
                 <w:rFonts w:ascii="宋体" w:eastAsia="宋体" w:hAnsi="宋体" w:cs="宋体"/>
@@ -8691,7 +9634,14 @@
               <w:rPr>
                 <w:rFonts w:ascii="宋体" w:eastAsia="宋体" w:hAnsi="宋体" w:cs="宋体"/>
               </w:rPr>
-              <w:t>analysis.plan.</w:t>
+              <w:t>analysis</w:t>
+            </w:r>
+            <w:proofErr w:type="gramEnd"/>
+            <w:r>
+              <w:rPr>
+                <w:rFonts w:ascii="宋体" w:eastAsia="宋体" w:hAnsi="宋体" w:cs="宋体"/>
+              </w:rPr>
+              <w:t>.plan.</w:t>
             </w:r>
             <w:r>
               <w:rPr>
@@ -8760,6 +9710,7 @@
               </w:rPr>
               <w:t>总资产：</w:t>
             </w:r>
+            <w:proofErr w:type="gramStart"/>
             <w:r>
               <w:rPr>
                 <w:rFonts w:ascii="宋体" w:eastAsia="宋体" w:hAnsi="宋体" w:cs="宋体"/>
@@ -8773,7 +9724,15 @@
                 <w:rFonts w:ascii="宋体" w:eastAsia="宋体" w:hAnsi="宋体" w:cs="宋体"/>
                 <w:color w:val="000000" w:themeColor="text1"/>
               </w:rPr>
-              <w:t>analysis.financials.total_assets</w:t>
+              <w:t>analysis</w:t>
+            </w:r>
+            <w:proofErr w:type="gramEnd"/>
+            <w:r>
+              <w:rPr>
+                <w:rFonts w:ascii="宋体" w:eastAsia="宋体" w:hAnsi="宋体" w:cs="宋体"/>
+                <w:color w:val="000000" w:themeColor="text1"/>
+              </w:rPr>
+              <w:t>.financials.total_assets</w:t>
             </w:r>
             <w:proofErr w:type="spellEnd"/>
             <w:r>
@@ -8806,6 +9765,7 @@
               </w:rPr>
               <w:t>总负债：</w:t>
             </w:r>
+            <w:proofErr w:type="gramStart"/>
             <w:r>
               <w:rPr>
                 <w:rFonts w:ascii="宋体" w:eastAsia="宋体" w:hAnsi="宋体" w:cs="宋体"/>
@@ -8819,7 +9779,15 @@
                 <w:rFonts w:ascii="宋体" w:eastAsia="宋体" w:hAnsi="宋体" w:cs="宋体"/>
                 <w:color w:val="000000" w:themeColor="text1"/>
               </w:rPr>
-              <w:t>analysis.financials.total_liabilities</w:t>
+              <w:t>analysis</w:t>
+            </w:r>
+            <w:proofErr w:type="gramEnd"/>
+            <w:r>
+              <w:rPr>
+                <w:rFonts w:ascii="宋体" w:eastAsia="宋体" w:hAnsi="宋体" w:cs="宋体"/>
+                <w:color w:val="000000" w:themeColor="text1"/>
+              </w:rPr>
+              <w:t>.financials.total_liabilities</w:t>
             </w:r>
             <w:proofErr w:type="spellEnd"/>
             <w:r>
@@ -8852,6 +9820,7 @@
               </w:rPr>
               <w:t>净资产：</w:t>
             </w:r>
+            <w:proofErr w:type="gramStart"/>
             <w:r>
               <w:rPr>
                 <w:rFonts w:ascii="宋体" w:eastAsia="宋体" w:hAnsi="宋体" w:cs="宋体"/>
@@ -8865,7 +9834,15 @@
                 <w:rFonts w:ascii="宋体" w:eastAsia="宋体" w:hAnsi="宋体" w:cs="宋体"/>
                 <w:color w:val="000000" w:themeColor="text1"/>
               </w:rPr>
-              <w:t>analysis.financials.net_assets</w:t>
+              <w:t>analysis.financials.net</w:t>
+            </w:r>
+            <w:proofErr w:type="gramEnd"/>
+            <w:r>
+              <w:rPr>
+                <w:rFonts w:ascii="宋体" w:eastAsia="宋体" w:hAnsi="宋体" w:cs="宋体"/>
+                <w:color w:val="000000" w:themeColor="text1"/>
+              </w:rPr>
+              <w:t>_assets</w:t>
             </w:r>
             <w:proofErr w:type="spellEnd"/>
             <w:r>
@@ -8921,6 +9898,7 @@
               </w:rPr>
               <w:t>营业收入（近一年或上一年度）：</w:t>
             </w:r>
+            <w:proofErr w:type="gramStart"/>
             <w:r>
               <w:rPr>
                 <w:rFonts w:ascii="宋体" w:eastAsia="宋体" w:hAnsi="宋体" w:cs="宋体"/>
@@ -8934,7 +9912,15 @@
                 <w:rFonts w:ascii="宋体" w:eastAsia="宋体" w:hAnsi="宋体" w:cs="宋体"/>
                 <w:color w:val="000000" w:themeColor="text1"/>
               </w:rPr>
-              <w:t>analysis.financials.revenue</w:t>
+              <w:t>analysis</w:t>
+            </w:r>
+            <w:proofErr w:type="gramEnd"/>
+            <w:r>
+              <w:rPr>
+                <w:rFonts w:ascii="宋体" w:eastAsia="宋体" w:hAnsi="宋体" w:cs="宋体"/>
+                <w:color w:val="000000" w:themeColor="text1"/>
+              </w:rPr>
+              <w:t>.financials.revenue</w:t>
             </w:r>
             <w:proofErr w:type="spellEnd"/>
             <w:r>
@@ -8967,6 +9953,7 @@
               </w:rPr>
               <w:t>净收益：</w:t>
             </w:r>
+            <w:proofErr w:type="gramStart"/>
             <w:r>
               <w:rPr>
                 <w:rFonts w:ascii="宋体" w:eastAsia="宋体" w:hAnsi="宋体" w:cs="宋体"/>
@@ -8980,7 +9967,15 @@
                 <w:rFonts w:ascii="宋体" w:eastAsia="宋体" w:hAnsi="宋体" w:cs="宋体"/>
                 <w:color w:val="000000" w:themeColor="text1"/>
               </w:rPr>
-              <w:t>analysis.financials.net_income</w:t>
+              <w:t>analysis.financials.net</w:t>
+            </w:r>
+            <w:proofErr w:type="gramEnd"/>
+            <w:r>
+              <w:rPr>
+                <w:rFonts w:ascii="宋体" w:eastAsia="宋体" w:hAnsi="宋体" w:cs="宋体"/>
+                <w:color w:val="000000" w:themeColor="text1"/>
+              </w:rPr>
+              <w:t>_income</w:t>
             </w:r>
             <w:proofErr w:type="spellEnd"/>
             <w:r>
@@ -9021,6 +10016,7 @@
               </w:rPr>
               <w:t>3、利润去向：</w:t>
             </w:r>
+            <w:proofErr w:type="gramStart"/>
             <w:r>
               <w:rPr>
                 <w:rFonts w:ascii="宋体" w:eastAsia="宋体" w:hAnsi="宋体" w:cs="宋体"/>
@@ -9036,7 +10032,16 @@
                 <w:color w:val="000000" w:themeColor="text1"/>
                 <w:szCs w:val="21"/>
               </w:rPr>
-              <w:t>analysis.profit_destination</w:t>
+              <w:t>analysis</w:t>
+            </w:r>
+            <w:proofErr w:type="gramEnd"/>
+            <w:r>
+              <w:rPr>
+                <w:rFonts w:ascii="宋体" w:eastAsia="宋体" w:hAnsi="宋体" w:cs="宋体"/>
+                <w:color w:val="000000" w:themeColor="text1"/>
+                <w:szCs w:val="21"/>
+              </w:rPr>
+              <w:t>.profit_destination</w:t>
             </w:r>
             <w:proofErr w:type="spellEnd"/>
             <w:r>
@@ -9114,6 +10119,7 @@
                 <w:color w:val="000000" w:themeColor="text1"/>
               </w:rPr>
             </w:pPr>
+            <w:proofErr w:type="gramStart"/>
             <w:r>
               <w:rPr>
                 <w:rFonts w:ascii="宋体" w:eastAsia="宋体" w:hAnsi="宋体" w:cs="宋体"/>
@@ -9127,7 +10133,15 @@
                 <w:rFonts w:ascii="宋体" w:eastAsia="宋体" w:hAnsi="宋体" w:cs="宋体"/>
                 <w:color w:val="000000" w:themeColor="text1"/>
               </w:rPr>
-              <w:t>analysis.indicators.asset_debt_ratio</w:t>
+              <w:t>analysis</w:t>
+            </w:r>
+            <w:proofErr w:type="gramEnd"/>
+            <w:r>
+              <w:rPr>
+                <w:rFonts w:ascii="宋体" w:eastAsia="宋体" w:hAnsi="宋体" w:cs="宋体"/>
+                <w:color w:val="000000" w:themeColor="text1"/>
+              </w:rPr>
+              <w:t>.indicators.asset_debt_ratio</w:t>
             </w:r>
             <w:proofErr w:type="spellEnd"/>
             <w:r>
@@ -9197,6 +10211,7 @@
                 <w:color w:val="000000" w:themeColor="text1"/>
               </w:rPr>
             </w:pPr>
+            <w:proofErr w:type="gramStart"/>
             <w:r>
               <w:rPr>
                 <w:rFonts w:ascii="宋体" w:eastAsia="宋体" w:hAnsi="宋体" w:cs="宋体"/>
@@ -9210,7 +10225,15 @@
                 <w:rFonts w:ascii="宋体" w:eastAsia="宋体" w:hAnsi="宋体" w:cs="宋体"/>
                 <w:color w:val="000000" w:themeColor="text1"/>
               </w:rPr>
-              <w:t>analysis.indicators.sales_debt_ratio</w:t>
+              <w:t>analysis</w:t>
+            </w:r>
+            <w:proofErr w:type="gramEnd"/>
+            <w:r>
+              <w:rPr>
+                <w:rFonts w:ascii="宋体" w:eastAsia="宋体" w:hAnsi="宋体" w:cs="宋体"/>
+                <w:color w:val="000000" w:themeColor="text1"/>
+              </w:rPr>
+              <w:t>.indicators.sales_debt_ratio</w:t>
             </w:r>
             <w:proofErr w:type="spellEnd"/>
             <w:r>
@@ -9297,12 +10320,21 @@
                 <w:color w:val="000000" w:themeColor="text1"/>
               </w:rPr>
             </w:pPr>
-            <w:r>
-              <w:rPr>
-                <w:rFonts w:ascii="宋体" w:eastAsia="宋体" w:hAnsi="宋体" w:cs="宋体"/>
-                <w:color w:val="000000" w:themeColor="text1"/>
-              </w:rPr>
-              <w:t>{{ analysis.indicators.meets_3x_income }}</w:t>
+            <w:proofErr w:type="gramStart"/>
+            <w:r>
+              <w:rPr>
+                <w:rFonts w:ascii="宋体" w:eastAsia="宋体" w:hAnsi="宋体" w:cs="宋体"/>
+                <w:color w:val="000000" w:themeColor="text1"/>
+              </w:rPr>
+              <w:t>{{ analysis</w:t>
+            </w:r>
+            <w:proofErr w:type="gramEnd"/>
+            <w:r>
+              <w:rPr>
+                <w:rFonts w:ascii="宋体" w:eastAsia="宋体" w:hAnsi="宋体" w:cs="宋体"/>
+                <w:color w:val="000000" w:themeColor="text1"/>
+              </w:rPr>
+              <w:t>.indicators.meets_3x_income }}</w:t>
             </w:r>
           </w:p>
         </w:tc>
@@ -9365,6 +10397,7 @@
                 <w:color w:val="000000" w:themeColor="text1"/>
               </w:rPr>
             </w:pPr>
+            <w:proofErr w:type="gramStart"/>
             <w:r>
               <w:rPr>
                 <w:rFonts w:ascii="宋体" w:eastAsia="宋体" w:hAnsi="宋体" w:cs="宋体"/>
@@ -9378,7 +10411,15 @@
                 <w:rFonts w:ascii="宋体" w:eastAsia="宋体" w:hAnsi="宋体" w:cs="宋体"/>
                 <w:color w:val="000000" w:themeColor="text1"/>
               </w:rPr>
-              <w:t>analysis.indicators.receivable_days</w:t>
+              <w:t>analysis</w:t>
+            </w:r>
+            <w:proofErr w:type="gramEnd"/>
+            <w:r>
+              <w:rPr>
+                <w:rFonts w:ascii="宋体" w:eastAsia="宋体" w:hAnsi="宋体" w:cs="宋体"/>
+                <w:color w:val="000000" w:themeColor="text1"/>
+              </w:rPr>
+              <w:t>.indicators.receivable_days</w:t>
             </w:r>
             <w:proofErr w:type="spellEnd"/>
             <w:r>
@@ -9452,6 +10493,7 @@
                 <w:color w:val="000000" w:themeColor="text1"/>
               </w:rPr>
             </w:pPr>
+            <w:proofErr w:type="gramStart"/>
             <w:r>
               <w:rPr>
                 <w:rFonts w:ascii="宋体" w:eastAsia="宋体" w:hAnsi="宋体" w:cs="宋体"/>
@@ -9465,7 +10507,15 @@
                 <w:rFonts w:ascii="宋体" w:eastAsia="宋体" w:hAnsi="宋体" w:cs="宋体"/>
                 <w:color w:val="000000" w:themeColor="text1"/>
               </w:rPr>
-              <w:t>analysis.indicators.avg_balance</w:t>
+              <w:t>analysis.indicators.avg</w:t>
+            </w:r>
+            <w:proofErr w:type="gramEnd"/>
+            <w:r>
+              <w:rPr>
+                <w:rFonts w:ascii="宋体" w:eastAsia="宋体" w:hAnsi="宋体" w:cs="宋体"/>
+                <w:color w:val="000000" w:themeColor="text1"/>
+              </w:rPr>
+              <w:t>_balance</w:t>
             </w:r>
             <w:proofErr w:type="spellEnd"/>
             <w:r>
@@ -9527,7 +10577,23 @@
                 <w:rFonts w:ascii="Arial" w:hAnsi="Arial" w:cs="Arial" w:hint="eastAsia"/>
                 <w:color w:val="000000" w:themeColor="text1"/>
               </w:rPr>
-              <w:t>（含本笔贷款）</w:t>
+              <w:t>（</w:t>
+            </w:r>
+            <w:proofErr w:type="gramStart"/>
+            <w:r>
+              <w:rPr>
+                <w:rFonts w:ascii="Arial" w:hAnsi="Arial" w:cs="Arial" w:hint="eastAsia"/>
+                <w:color w:val="000000" w:themeColor="text1"/>
+              </w:rPr>
+              <w:t>含本笔</w:t>
+            </w:r>
+            <w:proofErr w:type="gramEnd"/>
+            <w:r>
+              <w:rPr>
+                <w:rFonts w:ascii="Arial" w:hAnsi="Arial" w:cs="Arial" w:hint="eastAsia"/>
+                <w:color w:val="000000" w:themeColor="text1"/>
+              </w:rPr>
+              <w:t>贷款）</w:t>
             </w:r>
             <w:r>
               <w:rPr>
@@ -9551,6 +10617,7 @@
                 <w:color w:val="000000" w:themeColor="text1"/>
               </w:rPr>
             </w:pPr>
+            <w:proofErr w:type="gramStart"/>
             <w:r>
               <w:rPr>
                 <w:rFonts w:ascii="宋体" w:eastAsia="宋体" w:hAnsi="宋体" w:cs="宋体"/>
@@ -9564,7 +10631,15 @@
                 <w:rFonts w:ascii="宋体" w:eastAsia="宋体" w:hAnsi="宋体" w:cs="宋体"/>
                 <w:color w:val="000000" w:themeColor="text1"/>
               </w:rPr>
-              <w:t>analysis.indicators.</w:t>
+              <w:t>analysis</w:t>
+            </w:r>
+            <w:proofErr w:type="gramEnd"/>
+            <w:r>
+              <w:rPr>
+                <w:rFonts w:ascii="宋体" w:eastAsia="宋体" w:hAnsi="宋体" w:cs="宋体"/>
+                <w:color w:val="000000" w:themeColor="text1"/>
+              </w:rPr>
+              <w:t>.indicators.</w:t>
             </w:r>
             <w:r>
               <w:rPr>
@@ -9691,14 +10766,30 @@
                 <w:rFonts w:ascii="宋体" w:eastAsia="宋体" w:hAnsi="宋体" w:cs="宋体"/>
                 <w:color w:val="000000" w:themeColor="text1"/>
               </w:rPr>
-              <w:t>{% endif %}是否适用优贷宝</w:t>
-            </w:r>
+              <w:t>{% endif %}是否适用</w:t>
+            </w:r>
+            <w:proofErr w:type="gramStart"/>
+            <w:r>
+              <w:rPr>
+                <w:rFonts w:ascii="宋体" w:eastAsia="宋体" w:hAnsi="宋体" w:cs="宋体"/>
+                <w:color w:val="000000" w:themeColor="text1"/>
+              </w:rPr>
+              <w:t>优贷宝</w:t>
+            </w:r>
+            <w:proofErr w:type="gramEnd"/>
             <w:r>
               <w:rPr>
                 <w:rFonts w:ascii="宋体" w:eastAsia="宋体" w:hAnsi="宋体" w:cs="宋体"/>
                 <w:color w:val="000000" w:themeColor="text1"/>
               </w:rPr>
               <w:br/>
+            </w:r>
+            <w:r>
+              <w:rPr>
+                <w:rFonts w:ascii="宋体" w:eastAsia="宋体" w:hAnsi="宋体" w:cs="宋体"/>
+                <w:color w:val="000000" w:themeColor="text1"/>
+              </w:rPr>
+              <w:lastRenderedPageBreak/>
               <w:t xml:space="preserve">{% if </w:t>
             </w:r>
             <w:proofErr w:type="spellStart"/>
@@ -9743,15 +10834,7 @@
                 <w:rFonts w:ascii="宋体" w:eastAsia="宋体" w:hAnsi="宋体" w:cs="宋体"/>
                 <w:color w:val="000000" w:themeColor="text1"/>
               </w:rPr>
-              <w:t xml:space="preserve">{% </w:t>
-            </w:r>
-            <w:r>
-              <w:rPr>
-                <w:rFonts w:ascii="宋体" w:eastAsia="宋体" w:hAnsi="宋体" w:cs="宋体"/>
-                <w:color w:val="000000" w:themeColor="text1"/>
-              </w:rPr>
-              <w:lastRenderedPageBreak/>
-              <w:t>endif %}是否处于创业发展期</w:t>
+              <w:t>{% endif %}是否处于创业发展期</w:t>
             </w:r>
             <w:r>
               <w:rPr>
@@ -9867,6 +10950,7 @@
                 <w:color w:val="000000" w:themeColor="text1"/>
               </w:rPr>
             </w:pPr>
+            <w:proofErr w:type="gramStart"/>
             <w:r>
               <w:rPr>
                 <w:rFonts w:ascii="宋体" w:eastAsia="宋体" w:hAnsi="宋体" w:cs="宋体"/>
@@ -9880,7 +10964,15 @@
                 <w:rFonts w:ascii="宋体" w:eastAsia="宋体" w:hAnsi="宋体" w:cs="宋体"/>
                 <w:color w:val="000000" w:themeColor="text1"/>
               </w:rPr>
-              <w:t>analysis.soft_info</w:t>
+              <w:t>analysis</w:t>
+            </w:r>
+            <w:proofErr w:type="gramEnd"/>
+            <w:r>
+              <w:rPr>
+                <w:rFonts w:ascii="宋体" w:eastAsia="宋体" w:hAnsi="宋体" w:cs="宋体"/>
+                <w:color w:val="000000" w:themeColor="text1"/>
+              </w:rPr>
+              <w:t>.soft_info</w:t>
             </w:r>
             <w:proofErr w:type="spellEnd"/>
             <w:r>
@@ -9933,6 +11025,7 @@
                 <w:color w:val="000000" w:themeColor="text1"/>
               </w:rPr>
             </w:pPr>
+            <w:proofErr w:type="gramStart"/>
             <w:r>
               <w:rPr>
                 <w:rFonts w:ascii="宋体" w:eastAsia="宋体" w:hAnsi="宋体" w:cs="宋体"/>
@@ -9946,7 +11039,15 @@
                 <w:rFonts w:ascii="宋体" w:eastAsia="宋体" w:hAnsi="宋体" w:cs="宋体"/>
                 <w:color w:val="000000" w:themeColor="text1"/>
               </w:rPr>
-              <w:t>analysis.summary</w:t>
+              <w:t>analysis</w:t>
+            </w:r>
+            <w:proofErr w:type="gramEnd"/>
+            <w:r>
+              <w:rPr>
+                <w:rFonts w:ascii="宋体" w:eastAsia="宋体" w:hAnsi="宋体" w:cs="宋体"/>
+                <w:color w:val="000000" w:themeColor="text1"/>
+              </w:rPr>
+              <w:t>.summary</w:t>
             </w:r>
             <w:proofErr w:type="spellEnd"/>
             <w:r>
@@ -10027,6 +11128,7 @@
               </w:rPr>
               <w:t>额度测定：</w:t>
             </w:r>
+            <w:proofErr w:type="gramStart"/>
             <w:r>
               <w:rPr>
                 <w:rFonts w:ascii="宋体" w:eastAsia="宋体" w:hAnsi="宋体" w:cs="宋体"/>
@@ -10040,7 +11142,15 @@
                 <w:rFonts w:ascii="宋体" w:eastAsia="宋体" w:hAnsi="宋体" w:cs="宋体"/>
                 <w:color w:val="000000" w:themeColor="text1"/>
               </w:rPr>
-              <w:t>analysis.limit.calculation</w:t>
+              <w:t>analysis</w:t>
+            </w:r>
+            <w:proofErr w:type="gramEnd"/>
+            <w:r>
+              <w:rPr>
+                <w:rFonts w:ascii="宋体" w:eastAsia="宋体" w:hAnsi="宋体" w:cs="宋体"/>
+                <w:color w:val="000000" w:themeColor="text1"/>
+              </w:rPr>
+              <w:t>.limit.calculation</w:t>
             </w:r>
             <w:proofErr w:type="spellEnd"/>
             <w:r>
@@ -10110,6 +11220,7 @@
               </w:rPr>
               <w:t>申请额度：</w:t>
             </w:r>
+            <w:proofErr w:type="gramStart"/>
             <w:r>
               <w:rPr>
                 <w:rFonts w:ascii="宋体" w:eastAsia="宋体" w:hAnsi="宋体" w:cs="宋体"/>
@@ -10123,7 +11234,15 @@
                 <w:rFonts w:ascii="宋体" w:eastAsia="宋体" w:hAnsi="宋体" w:cs="宋体"/>
                 <w:color w:val="000000" w:themeColor="text1"/>
               </w:rPr>
-              <w:t>analysis.limit.apply_amount</w:t>
+              <w:t>analysis</w:t>
+            </w:r>
+            <w:proofErr w:type="gramEnd"/>
+            <w:r>
+              <w:rPr>
+                <w:rFonts w:ascii="宋体" w:eastAsia="宋体" w:hAnsi="宋体" w:cs="宋体"/>
+                <w:color w:val="000000" w:themeColor="text1"/>
+              </w:rPr>
+              <w:t>.limit.apply_amount</w:t>
             </w:r>
             <w:proofErr w:type="spellEnd"/>
             <w:r>
@@ -10177,6 +11296,7 @@
               </w:rPr>
               <w:t>增额因素：</w:t>
             </w:r>
+            <w:proofErr w:type="gramStart"/>
             <w:r>
               <w:rPr>
                 <w:rFonts w:ascii="宋体" w:eastAsia="宋体" w:hAnsi="宋体" w:cs="宋体"/>
@@ -10190,7 +11310,15 @@
                 <w:rFonts w:ascii="宋体" w:eastAsia="宋体" w:hAnsi="宋体" w:cs="宋体"/>
                 <w:color w:val="000000" w:themeColor="text1"/>
               </w:rPr>
-              <w:t>analysis.limit.increase_factors</w:t>
+              <w:t>analysis</w:t>
+            </w:r>
+            <w:proofErr w:type="gramEnd"/>
+            <w:r>
+              <w:rPr>
+                <w:rFonts w:ascii="宋体" w:eastAsia="宋体" w:hAnsi="宋体" w:cs="宋体"/>
+                <w:color w:val="000000" w:themeColor="text1"/>
+              </w:rPr>
+              <w:t>.limit.increase_factors</w:t>
             </w:r>
             <w:proofErr w:type="spellEnd"/>
             <w:r>
@@ -10244,7 +11372,21 @@
         <w:rPr>
           <w:rFonts w:ascii="Arial" w:hAnsi="Arial" w:cs="Arial" w:hint="eastAsia"/>
         </w:rPr>
-        <w:t>、保证人尽量把家庭成员拉进来做保证；</w:t>
+        <w:t>、保证人尽量把家庭成员拉进来</w:t>
+      </w:r>
+      <w:proofErr w:type="gramStart"/>
+      <w:r>
+        <w:rPr>
+          <w:rFonts w:ascii="Arial" w:hAnsi="Arial" w:cs="Arial" w:hint="eastAsia"/>
+        </w:rPr>
+        <w:t>做保</w:t>
+      </w:r>
+      <w:proofErr w:type="gramEnd"/>
+      <w:r>
+        <w:rPr>
+          <w:rFonts w:ascii="Arial" w:hAnsi="Arial" w:cs="Arial" w:hint="eastAsia"/>
+        </w:rPr>
+        <w:t>证；</w:t>
       </w:r>
       <w:r>
         <w:rPr>
@@ -10429,6 +11571,7 @@
               </w:rPr>
               <w:t>日期：</w:t>
             </w:r>
+            <w:proofErr w:type="gramStart"/>
             <w:r>
               <w:rPr>
                 <w:rFonts w:ascii="Times New Roman" w:eastAsia="宋体" w:hAnsi="Times New Roman" w:cs="Times New Roman"/>
@@ -10444,7 +11587,16 @@
                 <w:color w:val="000000"/>
                 <w:szCs w:val="21"/>
               </w:rPr>
-              <w:t>bs.date</w:t>
+              <w:t>bs</w:t>
+            </w:r>
+            <w:proofErr w:type="gramEnd"/>
+            <w:r>
+              <w:rPr>
+                <w:rFonts w:ascii="Times New Roman" w:eastAsia="宋体" w:hAnsi="Times New Roman" w:cs="Times New Roman"/>
+                <w:color w:val="000000"/>
+                <w:szCs w:val="21"/>
+              </w:rPr>
+              <w:t>.date</w:t>
             </w:r>
             <w:proofErr w:type="spellEnd"/>
             <w:r>
@@ -10521,6 +11673,7 @@
               </w:rPr>
               <w:t>日期：</w:t>
             </w:r>
+            <w:proofErr w:type="gramStart"/>
             <w:r>
               <w:rPr>
                 <w:rFonts w:ascii="Times New Roman" w:eastAsia="宋体" w:hAnsi="Times New Roman" w:cs="Times New Roman"/>
@@ -10536,7 +11689,16 @@
                 <w:color w:val="000000"/>
                 <w:szCs w:val="21"/>
               </w:rPr>
-              <w:t>bs.date</w:t>
+              <w:t>bs</w:t>
+            </w:r>
+            <w:proofErr w:type="gramEnd"/>
+            <w:r>
+              <w:rPr>
+                <w:rFonts w:ascii="Times New Roman" w:eastAsia="宋体" w:hAnsi="Times New Roman" w:cs="Times New Roman"/>
+                <w:color w:val="000000"/>
+                <w:szCs w:val="21"/>
+              </w:rPr>
+              <w:t>.date</w:t>
             </w:r>
             <w:proofErr w:type="spellEnd"/>
             <w:r>
@@ -10608,6 +11770,7 @@
                 <w:szCs w:val="21"/>
               </w:rPr>
             </w:pPr>
+            <w:proofErr w:type="gramStart"/>
             <w:r>
               <w:rPr>
                 <w:rFonts w:ascii="Times New Roman" w:eastAsia="宋体" w:hAnsi="Times New Roman" w:cs="Times New Roman"/>
@@ -10623,7 +11786,16 @@
                 <w:color w:val="000000"/>
                 <w:szCs w:val="21"/>
               </w:rPr>
-              <w:t>bs.cash</w:t>
+              <w:t>bs</w:t>
+            </w:r>
+            <w:proofErr w:type="gramEnd"/>
+            <w:r>
+              <w:rPr>
+                <w:rFonts w:ascii="Times New Roman" w:eastAsia="宋体" w:hAnsi="Times New Roman" w:cs="Times New Roman"/>
+                <w:color w:val="000000"/>
+                <w:szCs w:val="21"/>
+              </w:rPr>
+              <w:t>.cash</w:t>
             </w:r>
             <w:proofErr w:type="spellEnd"/>
             <w:r>
@@ -10689,6 +11861,7 @@
                 <w:szCs w:val="21"/>
               </w:rPr>
             </w:pPr>
+            <w:proofErr w:type="gramStart"/>
             <w:r>
               <w:rPr>
                 <w:rFonts w:ascii="Times New Roman" w:eastAsia="宋体" w:hAnsi="Times New Roman" w:cs="Times New Roman"/>
@@ -10704,7 +11877,16 @@
                 <w:color w:val="000000"/>
                 <w:szCs w:val="21"/>
               </w:rPr>
-              <w:t>bs.loans</w:t>
+              <w:t>bs</w:t>
+            </w:r>
+            <w:proofErr w:type="gramEnd"/>
+            <w:r>
+              <w:rPr>
+                <w:rFonts w:ascii="Times New Roman" w:eastAsia="宋体" w:hAnsi="Times New Roman" w:cs="Times New Roman"/>
+                <w:color w:val="000000"/>
+                <w:szCs w:val="21"/>
+              </w:rPr>
+              <w:t>.loans</w:t>
             </w:r>
             <w:proofErr w:type="spellEnd"/>
             <w:r>
@@ -10752,8 +11934,20 @@
                 <w:szCs w:val="21"/>
                 <w:lang w:bidi="ar"/>
               </w:rPr>
-              <w:t>应收帐款</w:t>
-            </w:r>
+              <w:t>应收</w:t>
+            </w:r>
+            <w:proofErr w:type="gramStart"/>
+            <w:r>
+              <w:rPr>
+                <w:rFonts w:ascii="宋体" w:eastAsia="宋体" w:hAnsi="宋体" w:cs="宋体" w:hint="eastAsia"/>
+                <w:color w:val="000000"/>
+                <w:kern w:val="0"/>
+                <w:szCs w:val="21"/>
+                <w:lang w:bidi="ar"/>
+              </w:rPr>
+              <w:t>帐款</w:t>
+            </w:r>
+            <w:proofErr w:type="gramEnd"/>
           </w:p>
         </w:tc>
         <w:tc>
@@ -10776,13 +11970,23 @@
                 <w:szCs w:val="21"/>
               </w:rPr>
             </w:pPr>
+            <w:proofErr w:type="gramStart"/>
             <w:r>
               <w:rPr>
                 <w:rFonts w:ascii="Times New Roman" w:eastAsia="宋体" w:hAnsi="Times New Roman" w:cs="Times New Roman"/>
                 <w:color w:val="000000"/>
                 <w:szCs w:val="21"/>
               </w:rPr>
-              <w:t>{{ bs.ar }}</w:t>
+              <w:t>{{ bs.ar</w:t>
+            </w:r>
+            <w:proofErr w:type="gramEnd"/>
+            <w:r>
+              <w:rPr>
+                <w:rFonts w:ascii="Times New Roman" w:eastAsia="宋体" w:hAnsi="Times New Roman" w:cs="Times New Roman"/>
+                <w:color w:val="000000"/>
+                <w:szCs w:val="21"/>
+              </w:rPr>
+              <w:t xml:space="preserve"> }}</w:t>
             </w:r>
           </w:p>
         </w:tc>
@@ -10815,8 +12019,20 @@
                 <w:szCs w:val="21"/>
                 <w:lang w:bidi="ar"/>
               </w:rPr>
-              <w:t>应付帐款</w:t>
-            </w:r>
+              <w:t>应付</w:t>
+            </w:r>
+            <w:proofErr w:type="gramStart"/>
+            <w:r>
+              <w:rPr>
+                <w:rFonts w:ascii="宋体" w:eastAsia="宋体" w:hAnsi="宋体" w:cs="宋体" w:hint="eastAsia"/>
+                <w:color w:val="000000"/>
+                <w:kern w:val="0"/>
+                <w:szCs w:val="21"/>
+                <w:lang w:bidi="ar"/>
+              </w:rPr>
+              <w:t>帐款</w:t>
+            </w:r>
+            <w:proofErr w:type="gramEnd"/>
           </w:p>
         </w:tc>
         <w:tc>
@@ -10839,6 +12055,7 @@
                 <w:szCs w:val="21"/>
               </w:rPr>
             </w:pPr>
+            <w:proofErr w:type="gramStart"/>
             <w:r>
               <w:rPr>
                 <w:rFonts w:ascii="Times New Roman" w:eastAsia="宋体" w:hAnsi="Times New Roman" w:cs="Times New Roman"/>
@@ -10857,6 +12074,7 @@
               <w:t>bs.ap</w:t>
             </w:r>
             <w:proofErr w:type="spellEnd"/>
+            <w:proofErr w:type="gramEnd"/>
             <w:r>
               <w:rPr>
                 <w:rFonts w:ascii="Times New Roman" w:eastAsia="宋体" w:hAnsi="Times New Roman" w:cs="Times New Roman"/>
@@ -10902,8 +12120,20 @@
                 <w:szCs w:val="21"/>
                 <w:lang w:bidi="ar"/>
               </w:rPr>
-              <w:t>预付帐款</w:t>
-            </w:r>
+              <w:t>预付</w:t>
+            </w:r>
+            <w:proofErr w:type="gramStart"/>
+            <w:r>
+              <w:rPr>
+                <w:rFonts w:ascii="宋体" w:eastAsia="宋体" w:hAnsi="宋体" w:cs="宋体" w:hint="eastAsia"/>
+                <w:color w:val="000000"/>
+                <w:kern w:val="0"/>
+                <w:szCs w:val="21"/>
+                <w:lang w:bidi="ar"/>
+              </w:rPr>
+              <w:t>帐款</w:t>
+            </w:r>
+            <w:proofErr w:type="gramEnd"/>
           </w:p>
         </w:tc>
         <w:tc>
@@ -10926,6 +12156,7 @@
                 <w:szCs w:val="21"/>
               </w:rPr>
             </w:pPr>
+            <w:proofErr w:type="gramStart"/>
             <w:r>
               <w:rPr>
                 <w:rFonts w:ascii="Times New Roman" w:eastAsia="宋体" w:hAnsi="Times New Roman" w:cs="Times New Roman"/>
@@ -10941,7 +12172,16 @@
                 <w:color w:val="000000"/>
                 <w:szCs w:val="21"/>
               </w:rPr>
-              <w:t>bs.prepayments</w:t>
+              <w:t>bs</w:t>
+            </w:r>
+            <w:proofErr w:type="gramEnd"/>
+            <w:r>
+              <w:rPr>
+                <w:rFonts w:ascii="Times New Roman" w:eastAsia="宋体" w:hAnsi="Times New Roman" w:cs="Times New Roman"/>
+                <w:color w:val="000000"/>
+                <w:szCs w:val="21"/>
+              </w:rPr>
+              <w:t>.prepayments</w:t>
             </w:r>
             <w:proofErr w:type="spellEnd"/>
             <w:r>
@@ -10983,8 +12223,20 @@
                 <w:szCs w:val="21"/>
                 <w:lang w:bidi="ar"/>
               </w:rPr>
-              <w:t>预收帐款</w:t>
-            </w:r>
+              <w:t>预收</w:t>
+            </w:r>
+            <w:proofErr w:type="gramStart"/>
+            <w:r>
+              <w:rPr>
+                <w:rFonts w:ascii="宋体" w:eastAsia="宋体" w:hAnsi="宋体" w:cs="宋体" w:hint="eastAsia"/>
+                <w:color w:val="000000"/>
+                <w:kern w:val="0"/>
+                <w:szCs w:val="21"/>
+                <w:lang w:bidi="ar"/>
+              </w:rPr>
+              <w:t>帐款</w:t>
+            </w:r>
+            <w:proofErr w:type="gramEnd"/>
           </w:p>
         </w:tc>
         <w:tc>
@@ -11007,6 +12259,7 @@
                 <w:szCs w:val="21"/>
               </w:rPr>
             </w:pPr>
+            <w:proofErr w:type="gramStart"/>
             <w:r>
               <w:rPr>
                 <w:rFonts w:ascii="Times New Roman" w:eastAsia="宋体" w:hAnsi="Times New Roman" w:cs="Times New Roman"/>
@@ -11022,7 +12275,16 @@
                 <w:color w:val="000000"/>
                 <w:szCs w:val="21"/>
               </w:rPr>
-              <w:t>bs.advances</w:t>
+              <w:t>bs</w:t>
+            </w:r>
+            <w:proofErr w:type="gramEnd"/>
+            <w:r>
+              <w:rPr>
+                <w:rFonts w:ascii="Times New Roman" w:eastAsia="宋体" w:hAnsi="Times New Roman" w:cs="Times New Roman"/>
+                <w:color w:val="000000"/>
+                <w:szCs w:val="21"/>
+              </w:rPr>
+              <w:t>.advances</w:t>
             </w:r>
             <w:proofErr w:type="spellEnd"/>
             <w:r>
@@ -11094,6 +12356,7 @@
                 <w:szCs w:val="21"/>
               </w:rPr>
             </w:pPr>
+            <w:proofErr w:type="gramStart"/>
             <w:r>
               <w:rPr>
                 <w:rFonts w:ascii="Times New Roman" w:eastAsia="宋体" w:hAnsi="Times New Roman" w:cs="Times New Roman"/>
@@ -11109,7 +12372,16 @@
                 <w:color w:val="000000"/>
                 <w:szCs w:val="21"/>
               </w:rPr>
-              <w:t>bs.other_ar</w:t>
+              <w:t>bs</w:t>
+            </w:r>
+            <w:proofErr w:type="gramEnd"/>
+            <w:r>
+              <w:rPr>
+                <w:rFonts w:ascii="Times New Roman" w:eastAsia="宋体" w:hAnsi="Times New Roman" w:cs="Times New Roman"/>
+                <w:color w:val="000000"/>
+                <w:szCs w:val="21"/>
+              </w:rPr>
+              <w:t>.other_ar</w:t>
             </w:r>
             <w:proofErr w:type="spellEnd"/>
             <w:r>
@@ -11175,6 +12447,7 @@
                 <w:szCs w:val="21"/>
               </w:rPr>
             </w:pPr>
+            <w:proofErr w:type="gramStart"/>
             <w:r>
               <w:rPr>
                 <w:rFonts w:ascii="Times New Roman" w:eastAsia="宋体" w:hAnsi="Times New Roman" w:cs="Times New Roman"/>
@@ -11190,7 +12463,16 @@
                 <w:color w:val="000000"/>
                 <w:szCs w:val="21"/>
               </w:rPr>
-              <w:t>bs.other_ap</w:t>
+              <w:t>bs</w:t>
+            </w:r>
+            <w:proofErr w:type="gramEnd"/>
+            <w:r>
+              <w:rPr>
+                <w:rFonts w:ascii="Times New Roman" w:eastAsia="宋体" w:hAnsi="Times New Roman" w:cs="Times New Roman"/>
+                <w:color w:val="000000"/>
+                <w:szCs w:val="21"/>
+              </w:rPr>
+              <w:t>.other_ap</w:t>
             </w:r>
             <w:proofErr w:type="spellEnd"/>
             <w:r>
@@ -11262,6 +12544,7 @@
                 <w:szCs w:val="21"/>
               </w:rPr>
             </w:pPr>
+            <w:proofErr w:type="gramStart"/>
             <w:r>
               <w:rPr>
                 <w:rFonts w:ascii="Times New Roman" w:eastAsia="宋体" w:hAnsi="Times New Roman" w:cs="Times New Roman"/>
@@ -11277,7 +12560,16 @@
                 <w:color w:val="000000"/>
                 <w:szCs w:val="21"/>
               </w:rPr>
-              <w:t>bs.inventory</w:t>
+              <w:t>bs</w:t>
+            </w:r>
+            <w:proofErr w:type="gramEnd"/>
+            <w:r>
+              <w:rPr>
+                <w:rFonts w:ascii="Times New Roman" w:eastAsia="宋体" w:hAnsi="Times New Roman" w:cs="Times New Roman"/>
+                <w:color w:val="000000"/>
+                <w:szCs w:val="21"/>
+              </w:rPr>
+              <w:t>.inventory</w:t>
             </w:r>
             <w:proofErr w:type="spellEnd"/>
             <w:r>
@@ -11343,6 +12635,7 @@
                 <w:szCs w:val="21"/>
               </w:rPr>
             </w:pPr>
+            <w:proofErr w:type="gramStart"/>
             <w:r>
               <w:rPr>
                 <w:rFonts w:ascii="Times New Roman" w:eastAsia="宋体" w:hAnsi="Times New Roman" w:cs="Times New Roman"/>
@@ -11358,7 +12651,16 @@
                 <w:color w:val="000000"/>
                 <w:szCs w:val="21"/>
               </w:rPr>
-              <w:t>bs.capital</w:t>
+              <w:t>bs</w:t>
+            </w:r>
+            <w:proofErr w:type="gramEnd"/>
+            <w:r>
+              <w:rPr>
+                <w:rFonts w:ascii="Times New Roman" w:eastAsia="宋体" w:hAnsi="Times New Roman" w:cs="Times New Roman"/>
+                <w:color w:val="000000"/>
+                <w:szCs w:val="21"/>
+              </w:rPr>
+              <w:t>.capital</w:t>
             </w:r>
             <w:proofErr w:type="spellEnd"/>
             <w:r>
@@ -11430,6 +12732,7 @@
                 <w:szCs w:val="21"/>
               </w:rPr>
             </w:pPr>
+            <w:proofErr w:type="gramStart"/>
             <w:r>
               <w:rPr>
                 <w:rFonts w:ascii="Times New Roman" w:eastAsia="宋体" w:hAnsi="Times New Roman" w:cs="Times New Roman"/>
@@ -11445,7 +12748,16 @@
                 <w:color w:val="000000"/>
                 <w:szCs w:val="21"/>
               </w:rPr>
-              <w:t>bs.fixed_assets</w:t>
+              <w:t>bs</w:t>
+            </w:r>
+            <w:proofErr w:type="gramEnd"/>
+            <w:r>
+              <w:rPr>
+                <w:rFonts w:ascii="Times New Roman" w:eastAsia="宋体" w:hAnsi="Times New Roman" w:cs="Times New Roman"/>
+                <w:color w:val="000000"/>
+                <w:szCs w:val="21"/>
+              </w:rPr>
+              <w:t>.fixed_assets</w:t>
             </w:r>
             <w:proofErr w:type="spellEnd"/>
             <w:r>
@@ -11509,12 +12821,17 @@
                 <w:highlight w:val="yellow"/>
               </w:rPr>
             </w:pPr>
+            <w:proofErr w:type="gramStart"/>
             <w:r>
               <w:t xml:space="preserve">{{ </w:t>
             </w:r>
             <w:proofErr w:type="spellStart"/>
             <w:r>
-              <w:t>bs.retained_earnings</w:t>
+              <w:t>bs</w:t>
+            </w:r>
+            <w:proofErr w:type="gramEnd"/>
+            <w:r>
+              <w:t>.retained_earnings</w:t>
             </w:r>
             <w:proofErr w:type="spellEnd"/>
             <w:r>
@@ -11581,6 +12898,7 @@
                 <w:szCs w:val="21"/>
               </w:rPr>
             </w:pPr>
+            <w:proofErr w:type="gramStart"/>
             <w:r>
               <w:rPr>
                 <w:rFonts w:ascii="Times New Roman" w:eastAsia="宋体" w:hAnsi="Times New Roman" w:cs="Times New Roman"/>
@@ -11596,7 +12914,16 @@
                 <w:color w:val="000000"/>
                 <w:szCs w:val="21"/>
               </w:rPr>
-              <w:t>bs.total_assets</w:t>
+              <w:t>bs</w:t>
+            </w:r>
+            <w:proofErr w:type="gramEnd"/>
+            <w:r>
+              <w:rPr>
+                <w:rFonts w:ascii="Times New Roman" w:eastAsia="宋体" w:hAnsi="Times New Roman" w:cs="Times New Roman"/>
+                <w:color w:val="000000"/>
+                <w:szCs w:val="21"/>
+              </w:rPr>
+              <w:t>.total_assets</w:t>
             </w:r>
             <w:proofErr w:type="spellEnd"/>
             <w:r>
@@ -11663,6 +12990,7 @@
                 <w:highlight w:val="yellow"/>
               </w:rPr>
             </w:pPr>
+            <w:proofErr w:type="gramStart"/>
             <w:r>
               <w:rPr>
                 <w:rFonts w:ascii="Times New Roman" w:eastAsia="宋体" w:hAnsi="Times New Roman" w:cs="Times New Roman"/>
@@ -11678,7 +13006,16 @@
                 <w:color w:val="000000"/>
                 <w:szCs w:val="21"/>
               </w:rPr>
-              <w:t>bs.total_liabilities_equity</w:t>
+              <w:t>bs</w:t>
+            </w:r>
+            <w:proofErr w:type="gramEnd"/>
+            <w:r>
+              <w:rPr>
+                <w:rFonts w:ascii="Times New Roman" w:eastAsia="宋体" w:hAnsi="Times New Roman" w:cs="Times New Roman"/>
+                <w:color w:val="000000"/>
+                <w:szCs w:val="21"/>
+              </w:rPr>
+              <w:t>.total_liabilities_equity</w:t>
             </w:r>
             <w:proofErr w:type="spellEnd"/>
             <w:r>
@@ -12121,6 +13458,7 @@
                 <w:color w:val="000000" w:themeColor="text1"/>
               </w:rPr>
             </w:pPr>
+            <w:proofErr w:type="gramStart"/>
             <w:r>
               <w:rPr>
                 <w:rFonts w:ascii="宋体" w:eastAsia="宋体" w:hAnsi="宋体" w:cs="宋体"/>
@@ -12134,7 +13472,15 @@
                 <w:rFonts w:ascii="宋体" w:eastAsia="宋体" w:hAnsi="宋体" w:cs="宋体"/>
                 <w:color w:val="000000" w:themeColor="text1"/>
               </w:rPr>
-              <w:t>loop.index</w:t>
+              <w:t>loop</w:t>
+            </w:r>
+            <w:proofErr w:type="gramEnd"/>
+            <w:r>
+              <w:rPr>
+                <w:rFonts w:ascii="宋体" w:eastAsia="宋体" w:hAnsi="宋体" w:cs="宋体"/>
+                <w:color w:val="000000" w:themeColor="text1"/>
+              </w:rPr>
+              <w:t>.index</w:t>
             </w:r>
             <w:proofErr w:type="spellEnd"/>
             <w:r>
@@ -12160,6 +13506,7 @@
                 <w:color w:val="000000" w:themeColor="text1"/>
               </w:rPr>
             </w:pPr>
+            <w:proofErr w:type="gramStart"/>
             <w:r>
               <w:rPr>
                 <w:rFonts w:ascii="宋体" w:eastAsia="宋体" w:hAnsi="宋体" w:cs="宋体" w:hint="eastAsia"/>
@@ -12172,7 +13519,15 @@
                 <w:rFonts w:ascii="宋体" w:eastAsia="宋体" w:hAnsi="宋体" w:cs="宋体"/>
                 <w:color w:val="000000" w:themeColor="text1"/>
               </w:rPr>
-              <w:t>{ asset.name }}</w:t>
+              <w:t>{ asset.name</w:t>
+            </w:r>
+            <w:proofErr w:type="gramEnd"/>
+            <w:r>
+              <w:rPr>
+                <w:rFonts w:ascii="宋体" w:eastAsia="宋体" w:hAnsi="宋体" w:cs="宋体"/>
+                <w:color w:val="000000" w:themeColor="text1"/>
+              </w:rPr>
+              <w:t xml:space="preserve"> }}</w:t>
             </w:r>
           </w:p>
         </w:tc>
@@ -12190,6 +13545,7 @@
                 <w:color w:val="000000" w:themeColor="text1"/>
               </w:rPr>
             </w:pPr>
+            <w:proofErr w:type="gramStart"/>
             <w:r>
               <w:rPr>
                 <w:rFonts w:ascii="宋体" w:eastAsia="宋体" w:hAnsi="宋体" w:cs="宋体"/>
@@ -12203,7 +13559,15 @@
                 <w:rFonts w:ascii="宋体" w:eastAsia="宋体" w:hAnsi="宋体" w:cs="宋体"/>
                 <w:color w:val="000000" w:themeColor="text1"/>
               </w:rPr>
-              <w:t>asset.buy_time</w:t>
+              <w:t>asset.buy</w:t>
+            </w:r>
+            <w:proofErr w:type="gramEnd"/>
+            <w:r>
+              <w:rPr>
+                <w:rFonts w:ascii="宋体" w:eastAsia="宋体" w:hAnsi="宋体" w:cs="宋体"/>
+                <w:color w:val="000000" w:themeColor="text1"/>
+              </w:rPr>
+              <w:t>_time</w:t>
             </w:r>
             <w:proofErr w:type="spellEnd"/>
             <w:r>
@@ -12229,6 +13593,7 @@
                 <w:color w:val="000000" w:themeColor="text1"/>
               </w:rPr>
             </w:pPr>
+            <w:proofErr w:type="gramStart"/>
             <w:r>
               <w:rPr>
                 <w:rFonts w:ascii="宋体" w:eastAsia="宋体" w:hAnsi="宋体" w:cs="宋体"/>
@@ -12242,7 +13607,15 @@
                 <w:rFonts w:ascii="宋体" w:eastAsia="宋体" w:hAnsi="宋体" w:cs="宋体"/>
                 <w:color w:val="000000" w:themeColor="text1"/>
               </w:rPr>
-              <w:t>asset.buy_price</w:t>
+              <w:t>asset.buy</w:t>
+            </w:r>
+            <w:proofErr w:type="gramEnd"/>
+            <w:r>
+              <w:rPr>
+                <w:rFonts w:ascii="宋体" w:eastAsia="宋体" w:hAnsi="宋体" w:cs="宋体"/>
+                <w:color w:val="000000" w:themeColor="text1"/>
+              </w:rPr>
+              <w:t>_price</w:t>
             </w:r>
             <w:proofErr w:type="spellEnd"/>
             <w:r>
@@ -12268,6 +13641,7 @@
                 <w:color w:val="000000" w:themeColor="text1"/>
               </w:rPr>
             </w:pPr>
+            <w:proofErr w:type="gramStart"/>
             <w:r>
               <w:rPr>
                 <w:rFonts w:ascii="宋体" w:eastAsia="宋体" w:hAnsi="宋体" w:cs="宋体"/>
@@ -12281,7 +13655,15 @@
                 <w:rFonts w:ascii="宋体" w:eastAsia="宋体" w:hAnsi="宋体" w:cs="宋体"/>
                 <w:color w:val="000000" w:themeColor="text1"/>
               </w:rPr>
-              <w:t>asset.current_value</w:t>
+              <w:t>asset</w:t>
+            </w:r>
+            <w:proofErr w:type="gramEnd"/>
+            <w:r>
+              <w:rPr>
+                <w:rFonts w:ascii="宋体" w:eastAsia="宋体" w:hAnsi="宋体" w:cs="宋体"/>
+                <w:color w:val="000000" w:themeColor="text1"/>
+              </w:rPr>
+              <w:t>.current_value</w:t>
             </w:r>
             <w:proofErr w:type="spellEnd"/>
             <w:r>
@@ -12307,6 +13689,7 @@
                 <w:color w:val="000000" w:themeColor="text1"/>
               </w:rPr>
             </w:pPr>
+            <w:proofErr w:type="gramStart"/>
             <w:r>
               <w:rPr>
                 <w:rFonts w:ascii="宋体" w:eastAsia="宋体" w:hAnsi="宋体" w:cs="宋体"/>
@@ -12320,7 +13703,15 @@
                 <w:rFonts w:ascii="宋体" w:eastAsia="宋体" w:hAnsi="宋体" w:cs="宋体"/>
                 <w:color w:val="000000" w:themeColor="text1"/>
               </w:rPr>
-              <w:t>asset.depreciation</w:t>
+              <w:t>asset</w:t>
+            </w:r>
+            <w:proofErr w:type="gramEnd"/>
+            <w:r>
+              <w:rPr>
+                <w:rFonts w:ascii="宋体" w:eastAsia="宋体" w:hAnsi="宋体" w:cs="宋体"/>
+                <w:color w:val="000000" w:themeColor="text1"/>
+              </w:rPr>
+              <w:t>.depreciation</w:t>
             </w:r>
             <w:proofErr w:type="spellEnd"/>
             <w:r>
@@ -12346,6 +13737,7 @@
                 <w:color w:val="000000" w:themeColor="text1"/>
               </w:rPr>
             </w:pPr>
+            <w:proofErr w:type="gramStart"/>
             <w:r>
               <w:rPr>
                 <w:rFonts w:ascii="宋体" w:eastAsia="宋体" w:hAnsi="宋体" w:cs="宋体"/>
@@ -12359,7 +13751,15 @@
                 <w:rFonts w:ascii="宋体" w:eastAsia="宋体" w:hAnsi="宋体" w:cs="宋体"/>
                 <w:color w:val="000000" w:themeColor="text1"/>
               </w:rPr>
-              <w:t>asset.remark</w:t>
+              <w:t>asset</w:t>
+            </w:r>
+            <w:proofErr w:type="gramEnd"/>
+            <w:r>
+              <w:rPr>
+                <w:rFonts w:ascii="宋体" w:eastAsia="宋体" w:hAnsi="宋体" w:cs="宋体"/>
+                <w:color w:val="000000" w:themeColor="text1"/>
+              </w:rPr>
+              <w:t>.remark</w:t>
             </w:r>
             <w:proofErr w:type="spellEnd"/>
             <w:r>
@@ -12461,6 +13861,7 @@
                 <w:color w:val="000000" w:themeColor="text1"/>
               </w:rPr>
             </w:pPr>
+            <w:proofErr w:type="gramStart"/>
             <w:r>
               <w:rPr>
                 <w:rFonts w:ascii="宋体" w:eastAsia="宋体" w:hAnsi="宋体" w:cs="宋体"/>
@@ -12474,7 +13875,23 @@
                 <w:rFonts w:ascii="宋体" w:eastAsia="宋体" w:hAnsi="宋体" w:cs="宋体"/>
                 <w:color w:val="000000" w:themeColor="text1"/>
               </w:rPr>
-              <w:t>asset_totals.buy_price</w:t>
+              <w:t>asset_totals.</w:t>
+            </w:r>
+            <w:r>
+              <w:rPr>
+                <w:rFonts w:ascii="宋体" w:eastAsia="宋体" w:hAnsi="宋体" w:cs="宋体"/>
+                <w:color w:val="000000" w:themeColor="text1"/>
+              </w:rPr>
+              <w:lastRenderedPageBreak/>
+              <w:t>buy</w:t>
+            </w:r>
+            <w:proofErr w:type="gramEnd"/>
+            <w:r>
+              <w:rPr>
+                <w:rFonts w:ascii="宋体" w:eastAsia="宋体" w:hAnsi="宋体" w:cs="宋体"/>
+                <w:color w:val="000000" w:themeColor="text1"/>
+              </w:rPr>
+              <w:t>_price</w:t>
             </w:r>
             <w:proofErr w:type="spellEnd"/>
             <w:r>
@@ -12500,11 +13917,13 @@
                 <w:color w:val="000000" w:themeColor="text1"/>
               </w:rPr>
             </w:pPr>
-            <w:r>
-              <w:rPr>
-                <w:rFonts w:ascii="宋体" w:eastAsia="宋体" w:hAnsi="宋体" w:cs="宋体"/>
-                <w:color w:val="000000" w:themeColor="text1"/>
-              </w:rPr>
+            <w:proofErr w:type="gramStart"/>
+            <w:r>
+              <w:rPr>
+                <w:rFonts w:ascii="宋体" w:eastAsia="宋体" w:hAnsi="宋体" w:cs="宋体"/>
+                <w:color w:val="000000" w:themeColor="text1"/>
+              </w:rPr>
+              <w:lastRenderedPageBreak/>
               <w:t xml:space="preserve">{{ </w:t>
             </w:r>
             <w:proofErr w:type="spellStart"/>
@@ -12513,7 +13932,23 @@
                 <w:rFonts w:ascii="宋体" w:eastAsia="宋体" w:hAnsi="宋体" w:cs="宋体"/>
                 <w:color w:val="000000" w:themeColor="text1"/>
               </w:rPr>
-              <w:t>asset_totals.current_value</w:t>
+              <w:t>asset</w:t>
+            </w:r>
+            <w:proofErr w:type="gramEnd"/>
+            <w:r>
+              <w:rPr>
+                <w:rFonts w:ascii="宋体" w:eastAsia="宋体" w:hAnsi="宋体" w:cs="宋体"/>
+                <w:color w:val="000000" w:themeColor="text1"/>
+              </w:rPr>
+              <w:t>_totals.cu</w:t>
+            </w:r>
+            <w:r>
+              <w:rPr>
+                <w:rFonts w:ascii="宋体" w:eastAsia="宋体" w:hAnsi="宋体" w:cs="宋体"/>
+                <w:color w:val="000000" w:themeColor="text1"/>
+              </w:rPr>
+              <w:lastRenderedPageBreak/>
+              <w:t>rrent_value</w:t>
             </w:r>
             <w:proofErr w:type="spellEnd"/>
             <w:r>
@@ -12539,11 +13974,13 @@
                 <w:color w:val="000000" w:themeColor="text1"/>
               </w:rPr>
             </w:pPr>
-            <w:r>
-              <w:rPr>
-                <w:rFonts w:ascii="宋体" w:eastAsia="宋体" w:hAnsi="宋体" w:cs="宋体"/>
-                <w:color w:val="000000" w:themeColor="text1"/>
-              </w:rPr>
+            <w:proofErr w:type="gramStart"/>
+            <w:r>
+              <w:rPr>
+                <w:rFonts w:ascii="宋体" w:eastAsia="宋体" w:hAnsi="宋体" w:cs="宋体"/>
+                <w:color w:val="000000" w:themeColor="text1"/>
+              </w:rPr>
+              <w:lastRenderedPageBreak/>
               <w:t xml:space="preserve">{{ </w:t>
             </w:r>
             <w:proofErr w:type="spellStart"/>
@@ -12552,7 +13989,23 @@
                 <w:rFonts w:ascii="宋体" w:eastAsia="宋体" w:hAnsi="宋体" w:cs="宋体"/>
                 <w:color w:val="000000" w:themeColor="text1"/>
               </w:rPr>
-              <w:t>asset_totals.depreciation</w:t>
+              <w:t>asset</w:t>
+            </w:r>
+            <w:proofErr w:type="gramEnd"/>
+            <w:r>
+              <w:rPr>
+                <w:rFonts w:ascii="宋体" w:eastAsia="宋体" w:hAnsi="宋体" w:cs="宋体"/>
+                <w:color w:val="000000" w:themeColor="text1"/>
+              </w:rPr>
+              <w:t>_totals.de</w:t>
+            </w:r>
+            <w:r>
+              <w:rPr>
+                <w:rFonts w:ascii="宋体" w:eastAsia="宋体" w:hAnsi="宋体" w:cs="宋体"/>
+                <w:color w:val="000000" w:themeColor="text1"/>
+              </w:rPr>
+              <w:lastRenderedPageBreak/>
+              <w:t>preciation</w:t>
             </w:r>
             <w:proofErr w:type="spellEnd"/>
             <w:r>
@@ -12583,6 +14036,7 @@
                 <w:rFonts w:ascii="宋体" w:eastAsia="宋体" w:hAnsi="宋体" w:cs="宋体" w:hint="eastAsia"/>
                 <w:color w:val="000000" w:themeColor="text1"/>
               </w:rPr>
+              <w:lastRenderedPageBreak/>
               <w:t>/</w:t>
             </w:r>
           </w:p>
@@ -12798,6 +14252,7 @@
                 <w:color w:val="000000" w:themeColor="text1"/>
               </w:rPr>
             </w:pPr>
+            <w:proofErr w:type="gramStart"/>
             <w:r>
               <w:rPr>
                 <w:rFonts w:ascii="宋体" w:eastAsia="宋体" w:hAnsi="宋体" w:cs="宋体"/>
@@ -12811,7 +14266,15 @@
                 <w:rFonts w:ascii="宋体" w:eastAsia="宋体" w:hAnsi="宋体" w:cs="宋体"/>
                 <w:color w:val="000000" w:themeColor="text1"/>
               </w:rPr>
-              <w:t>is_table.year</w:t>
+              <w:t>is</w:t>
+            </w:r>
+            <w:proofErr w:type="gramEnd"/>
+            <w:r>
+              <w:rPr>
+                <w:rFonts w:ascii="宋体" w:eastAsia="宋体" w:hAnsi="宋体" w:cs="宋体"/>
+                <w:color w:val="000000" w:themeColor="text1"/>
+              </w:rPr>
+              <w:t>_table.year</w:t>
             </w:r>
             <w:proofErr w:type="spellEnd"/>
             <w:r>
@@ -12863,7 +14326,23 @@
                 <w:rFonts w:ascii="宋体" w:eastAsia="宋体" w:hAnsi="宋体" w:cs="宋体"/>
                 <w:color w:val="000000" w:themeColor="text1"/>
               </w:rPr>
-              <w:t>is_table.sales_list</w:t>
+              <w:t>is_</w:t>
+            </w:r>
+            <w:proofErr w:type="gramStart"/>
+            <w:r>
+              <w:rPr>
+                <w:rFonts w:ascii="宋体" w:eastAsia="宋体" w:hAnsi="宋体" w:cs="宋体"/>
+                <w:color w:val="000000" w:themeColor="text1"/>
+              </w:rPr>
+              <w:t>table.sales</w:t>
+            </w:r>
+            <w:proofErr w:type="gramEnd"/>
+            <w:r>
+              <w:rPr>
+                <w:rFonts w:ascii="宋体" w:eastAsia="宋体" w:hAnsi="宋体" w:cs="宋体"/>
+                <w:color w:val="000000" w:themeColor="text1"/>
+              </w:rPr>
+              <w:t>_list</w:t>
             </w:r>
             <w:proofErr w:type="spellEnd"/>
             <w:r>
@@ -12931,7 +14410,23 @@
                 <w:rFonts w:ascii="宋体" w:eastAsia="宋体" w:hAnsi="宋体" w:cs="宋体"/>
                 <w:color w:val="000000" w:themeColor="text1"/>
               </w:rPr>
-              <w:t xml:space="preserve"> }}: {{ item.name }}</w:t>
+              <w:t xml:space="preserve"> }}: </w:t>
+            </w:r>
+            <w:proofErr w:type="gramStart"/>
+            <w:r>
+              <w:rPr>
+                <w:rFonts w:ascii="宋体" w:eastAsia="宋体" w:hAnsi="宋体" w:cs="宋体"/>
+                <w:color w:val="000000" w:themeColor="text1"/>
+              </w:rPr>
+              <w:t>{{ item.name</w:t>
+            </w:r>
+            <w:proofErr w:type="gramEnd"/>
+            <w:r>
+              <w:rPr>
+                <w:rFonts w:ascii="宋体" w:eastAsia="宋体" w:hAnsi="宋体" w:cs="宋体"/>
+                <w:color w:val="000000" w:themeColor="text1"/>
+              </w:rPr>
+              <w:t xml:space="preserve"> }}</w:t>
             </w:r>
           </w:p>
         </w:tc>
@@ -13093,6 +14588,7 @@
                 <w:color w:val="000000" w:themeColor="text1"/>
               </w:rPr>
             </w:pPr>
+            <w:proofErr w:type="gramStart"/>
             <w:r>
               <w:rPr>
                 <w:rFonts w:ascii="宋体" w:eastAsia="宋体" w:hAnsi="宋体" w:cs="宋体"/>
@@ -13106,7 +14602,15 @@
                 <w:rFonts w:ascii="宋体" w:eastAsia="宋体" w:hAnsi="宋体" w:cs="宋体"/>
                 <w:color w:val="000000" w:themeColor="text1"/>
               </w:rPr>
-              <w:t>is_table.s_total</w:t>
+              <w:t>is</w:t>
+            </w:r>
+            <w:proofErr w:type="gramEnd"/>
+            <w:r>
+              <w:rPr>
+                <w:rFonts w:ascii="宋体" w:eastAsia="宋体" w:hAnsi="宋体" w:cs="宋体"/>
+                <w:color w:val="000000" w:themeColor="text1"/>
+              </w:rPr>
+              <w:t>_table.s_total</w:t>
             </w:r>
             <w:proofErr w:type="spellEnd"/>
             <w:r>
@@ -13177,6 +14681,7 @@
                 <w:color w:val="000000" w:themeColor="text1"/>
               </w:rPr>
             </w:pPr>
+            <w:proofErr w:type="gramStart"/>
             <w:r>
               <w:rPr>
                 <w:rFonts w:ascii="宋体" w:eastAsia="宋体" w:hAnsi="宋体" w:cs="宋体"/>
@@ -13190,7 +14695,15 @@
                 <w:rFonts w:ascii="宋体" w:eastAsia="宋体" w:hAnsi="宋体" w:cs="宋体"/>
                 <w:color w:val="000000" w:themeColor="text1"/>
               </w:rPr>
-              <w:t>is_table.material_cost</w:t>
+              <w:t>is</w:t>
+            </w:r>
+            <w:proofErr w:type="gramEnd"/>
+            <w:r>
+              <w:rPr>
+                <w:rFonts w:ascii="宋体" w:eastAsia="宋体" w:hAnsi="宋体" w:cs="宋体"/>
+                <w:color w:val="000000" w:themeColor="text1"/>
+              </w:rPr>
+              <w:t>_table.material_cost</w:t>
             </w:r>
             <w:proofErr w:type="spellEnd"/>
             <w:r>
@@ -13267,6 +14780,7 @@
                 <w:color w:val="000000" w:themeColor="text1"/>
               </w:rPr>
             </w:pPr>
+            <w:proofErr w:type="gramStart"/>
             <w:r>
               <w:rPr>
                 <w:rFonts w:ascii="宋体" w:eastAsia="宋体" w:hAnsi="宋体" w:cs="宋体"/>
@@ -13280,7 +14794,15 @@
                 <w:rFonts w:ascii="宋体" w:eastAsia="宋体" w:hAnsi="宋体" w:cs="宋体"/>
                 <w:color w:val="000000" w:themeColor="text1"/>
               </w:rPr>
-              <w:t>is_table.gross_profit</w:t>
+              <w:t>is</w:t>
+            </w:r>
+            <w:proofErr w:type="gramEnd"/>
+            <w:r>
+              <w:rPr>
+                <w:rFonts w:ascii="宋体" w:eastAsia="宋体" w:hAnsi="宋体" w:cs="宋体"/>
+                <w:color w:val="000000" w:themeColor="text1"/>
+              </w:rPr>
+              <w:t>_table.gross_profit</w:t>
             </w:r>
             <w:proofErr w:type="spellEnd"/>
             <w:r>
@@ -13382,6 +14904,7 @@
                 <w:color w:val="000000" w:themeColor="text1"/>
               </w:rPr>
             </w:pPr>
+            <w:proofErr w:type="gramStart"/>
             <w:r>
               <w:rPr>
                 <w:rFonts w:ascii="宋体" w:eastAsia="宋体" w:hAnsi="宋体" w:cs="宋体"/>
@@ -13395,7 +14918,15 @@
                 <w:rFonts w:ascii="宋体" w:eastAsia="宋体" w:hAnsi="宋体" w:cs="宋体"/>
                 <w:color w:val="000000" w:themeColor="text1"/>
               </w:rPr>
-              <w:t>is_table.f_wages</w:t>
+              <w:t>is</w:t>
+            </w:r>
+            <w:proofErr w:type="gramEnd"/>
+            <w:r>
+              <w:rPr>
+                <w:rFonts w:ascii="宋体" w:eastAsia="宋体" w:hAnsi="宋体" w:cs="宋体"/>
+                <w:color w:val="000000" w:themeColor="text1"/>
+              </w:rPr>
+              <w:t>_table.f_wages</w:t>
             </w:r>
             <w:proofErr w:type="spellEnd"/>
             <w:r>
@@ -13488,6 +15019,7 @@
                 <w:color w:val="000000" w:themeColor="text1"/>
               </w:rPr>
             </w:pPr>
+            <w:proofErr w:type="gramStart"/>
             <w:r>
               <w:rPr>
                 <w:rFonts w:ascii="宋体" w:eastAsia="宋体" w:hAnsi="宋体" w:cs="宋体"/>
@@ -13501,7 +15033,15 @@
                 <w:rFonts w:ascii="宋体" w:eastAsia="宋体" w:hAnsi="宋体" w:cs="宋体"/>
                 <w:color w:val="000000" w:themeColor="text1"/>
               </w:rPr>
-              <w:t>is_table.f_rent</w:t>
+              <w:t>is</w:t>
+            </w:r>
+            <w:proofErr w:type="gramEnd"/>
+            <w:r>
+              <w:rPr>
+                <w:rFonts w:ascii="宋体" w:eastAsia="宋体" w:hAnsi="宋体" w:cs="宋体"/>
+                <w:color w:val="000000" w:themeColor="text1"/>
+              </w:rPr>
+              <w:t>_table.f_rent</w:t>
             </w:r>
             <w:proofErr w:type="spellEnd"/>
             <w:r>
@@ -13594,6 +15134,7 @@
                 <w:color w:val="000000" w:themeColor="text1"/>
               </w:rPr>
             </w:pPr>
+            <w:proofErr w:type="gramStart"/>
             <w:r>
               <w:rPr>
                 <w:rFonts w:ascii="宋体" w:eastAsia="宋体" w:hAnsi="宋体" w:cs="宋体"/>
@@ -13607,7 +15148,15 @@
                 <w:rFonts w:ascii="宋体" w:eastAsia="宋体" w:hAnsi="宋体" w:cs="宋体"/>
                 <w:color w:val="000000" w:themeColor="text1"/>
               </w:rPr>
-              <w:t>is_table.f_utility</w:t>
+              <w:t>is</w:t>
+            </w:r>
+            <w:proofErr w:type="gramEnd"/>
+            <w:r>
+              <w:rPr>
+                <w:rFonts w:ascii="宋体" w:eastAsia="宋体" w:hAnsi="宋体" w:cs="宋体"/>
+                <w:color w:val="000000" w:themeColor="text1"/>
+              </w:rPr>
+              <w:t>_table.f_utility</w:t>
             </w:r>
             <w:proofErr w:type="spellEnd"/>
             <w:r>
@@ -13700,6 +15249,7 @@
                 <w:color w:val="000000" w:themeColor="text1"/>
               </w:rPr>
             </w:pPr>
+            <w:proofErr w:type="gramStart"/>
             <w:r>
               <w:rPr>
                 <w:rFonts w:ascii="宋体" w:eastAsia="宋体" w:hAnsi="宋体" w:cs="宋体"/>
@@ -13713,7 +15263,15 @@
                 <w:rFonts w:ascii="宋体" w:eastAsia="宋体" w:hAnsi="宋体" w:cs="宋体"/>
                 <w:color w:val="000000" w:themeColor="text1"/>
               </w:rPr>
-              <w:t>is_table.f_comm</w:t>
+              <w:t>is</w:t>
+            </w:r>
+            <w:proofErr w:type="gramEnd"/>
+            <w:r>
+              <w:rPr>
+                <w:rFonts w:ascii="宋体" w:eastAsia="宋体" w:hAnsi="宋体" w:cs="宋体"/>
+                <w:color w:val="000000" w:themeColor="text1"/>
+              </w:rPr>
+              <w:t>_table.f_comm</w:t>
             </w:r>
             <w:proofErr w:type="spellEnd"/>
             <w:r>
@@ -13806,6 +15364,7 @@
                 <w:color w:val="000000" w:themeColor="text1"/>
               </w:rPr>
             </w:pPr>
+            <w:proofErr w:type="gramStart"/>
             <w:r>
               <w:rPr>
                 <w:rFonts w:ascii="宋体" w:eastAsia="宋体" w:hAnsi="宋体" w:cs="宋体"/>
@@ -13819,7 +15378,15 @@
                 <w:rFonts w:ascii="宋体" w:eastAsia="宋体" w:hAnsi="宋体" w:cs="宋体"/>
                 <w:color w:val="000000" w:themeColor="text1"/>
               </w:rPr>
-              <w:t>is_table.f_trans</w:t>
+              <w:t>is</w:t>
+            </w:r>
+            <w:proofErr w:type="gramEnd"/>
+            <w:r>
+              <w:rPr>
+                <w:rFonts w:ascii="宋体" w:eastAsia="宋体" w:hAnsi="宋体" w:cs="宋体"/>
+                <w:color w:val="000000" w:themeColor="text1"/>
+              </w:rPr>
+              <w:t>_table.f_trans</w:t>
             </w:r>
             <w:proofErr w:type="spellEnd"/>
             <w:r>
@@ -13912,6 +15479,7 @@
                 <w:color w:val="000000" w:themeColor="text1"/>
               </w:rPr>
             </w:pPr>
+            <w:proofErr w:type="gramStart"/>
             <w:r>
               <w:rPr>
                 <w:rFonts w:ascii="宋体" w:eastAsia="宋体" w:hAnsi="宋体" w:cs="宋体"/>
@@ -13925,7 +15493,15 @@
                 <w:rFonts w:ascii="宋体" w:eastAsia="宋体" w:hAnsi="宋体" w:cs="宋体"/>
                 <w:color w:val="000000" w:themeColor="text1"/>
               </w:rPr>
-              <w:t>is_table.f_loss</w:t>
+              <w:t>is</w:t>
+            </w:r>
+            <w:proofErr w:type="gramEnd"/>
+            <w:r>
+              <w:rPr>
+                <w:rFonts w:ascii="宋体" w:eastAsia="宋体" w:hAnsi="宋体" w:cs="宋体"/>
+                <w:color w:val="000000" w:themeColor="text1"/>
+              </w:rPr>
+              <w:t>_table.f_loss</w:t>
             </w:r>
             <w:proofErr w:type="spellEnd"/>
             <w:r>
@@ -14019,6 +15595,7 @@
                 <w:color w:val="000000" w:themeColor="text1"/>
               </w:rPr>
             </w:pPr>
+            <w:proofErr w:type="gramStart"/>
             <w:r>
               <w:rPr>
                 <w:rFonts w:ascii="宋体" w:eastAsia="宋体" w:hAnsi="宋体" w:cs="宋体"/>
@@ -14032,7 +15609,15 @@
                 <w:rFonts w:ascii="宋体" w:eastAsia="宋体" w:hAnsi="宋体" w:cs="宋体"/>
                 <w:color w:val="000000" w:themeColor="text1"/>
               </w:rPr>
-              <w:t>is_table.f_adv</w:t>
+              <w:t>is</w:t>
+            </w:r>
+            <w:proofErr w:type="gramEnd"/>
+            <w:r>
+              <w:rPr>
+                <w:rFonts w:ascii="宋体" w:eastAsia="宋体" w:hAnsi="宋体" w:cs="宋体"/>
+                <w:color w:val="000000" w:themeColor="text1"/>
+              </w:rPr>
+              <w:t>_table.f_adv</w:t>
             </w:r>
             <w:proofErr w:type="spellEnd"/>
             <w:r>
@@ -14126,6 +15711,7 @@
                 <w:color w:val="000000" w:themeColor="text1"/>
               </w:rPr>
             </w:pPr>
+            <w:proofErr w:type="gramStart"/>
             <w:r>
               <w:rPr>
                 <w:rFonts w:ascii="宋体" w:eastAsia="宋体" w:hAnsi="宋体" w:cs="宋体"/>
@@ -14139,7 +15725,15 @@
                 <w:rFonts w:ascii="宋体" w:eastAsia="宋体" w:hAnsi="宋体" w:cs="宋体"/>
                 <w:color w:val="000000" w:themeColor="text1"/>
               </w:rPr>
-              <w:t>is_table.f_entertain</w:t>
+              <w:t>is</w:t>
+            </w:r>
+            <w:proofErr w:type="gramEnd"/>
+            <w:r>
+              <w:rPr>
+                <w:rFonts w:ascii="宋体" w:eastAsia="宋体" w:hAnsi="宋体" w:cs="宋体"/>
+                <w:color w:val="000000" w:themeColor="text1"/>
+              </w:rPr>
+              <w:t>_table.f_entertain</w:t>
             </w:r>
             <w:proofErr w:type="spellEnd"/>
             <w:r>
@@ -14233,6 +15827,7 @@
                 <w:color w:val="000000" w:themeColor="text1"/>
               </w:rPr>
             </w:pPr>
+            <w:proofErr w:type="gramStart"/>
             <w:r>
               <w:rPr>
                 <w:rFonts w:ascii="宋体" w:eastAsia="宋体" w:hAnsi="宋体" w:cs="宋体"/>
@@ -14246,7 +15841,15 @@
                 <w:rFonts w:ascii="宋体" w:eastAsia="宋体" w:hAnsi="宋体" w:cs="宋体"/>
                 <w:color w:val="000000" w:themeColor="text1"/>
               </w:rPr>
-              <w:t>is_table.f_tax</w:t>
+              <w:t>is</w:t>
+            </w:r>
+            <w:proofErr w:type="gramEnd"/>
+            <w:r>
+              <w:rPr>
+                <w:rFonts w:ascii="宋体" w:eastAsia="宋体" w:hAnsi="宋体" w:cs="宋体"/>
+                <w:color w:val="000000" w:themeColor="text1"/>
+              </w:rPr>
+              <w:t>_table.f_tax</w:t>
             </w:r>
             <w:proofErr w:type="spellEnd"/>
             <w:r>
@@ -14340,6 +15943,7 @@
                 <w:color w:val="000000" w:themeColor="text1"/>
               </w:rPr>
             </w:pPr>
+            <w:proofErr w:type="gramStart"/>
             <w:r>
               <w:rPr>
                 <w:rFonts w:ascii="宋体" w:eastAsia="宋体" w:hAnsi="宋体" w:cs="宋体"/>
@@ -14353,7 +15957,15 @@
                 <w:rFonts w:ascii="宋体" w:eastAsia="宋体" w:hAnsi="宋体" w:cs="宋体"/>
                 <w:color w:val="000000" w:themeColor="text1"/>
               </w:rPr>
-              <w:t>is_table.f_other</w:t>
+              <w:t>is</w:t>
+            </w:r>
+            <w:proofErr w:type="gramEnd"/>
+            <w:r>
+              <w:rPr>
+                <w:rFonts w:ascii="宋体" w:eastAsia="宋体" w:hAnsi="宋体" w:cs="宋体"/>
+                <w:color w:val="000000" w:themeColor="text1"/>
+              </w:rPr>
+              <w:t>_table.f_other</w:t>
             </w:r>
             <w:proofErr w:type="spellEnd"/>
             <w:r>
@@ -14447,6 +16059,7 @@
                 <w:color w:val="000000" w:themeColor="text1"/>
               </w:rPr>
             </w:pPr>
+            <w:proofErr w:type="gramStart"/>
             <w:r>
               <w:rPr>
                 <w:rFonts w:ascii="宋体" w:eastAsia="宋体" w:hAnsi="宋体" w:cs="宋体"/>
@@ -14460,7 +16073,15 @@
                 <w:rFonts w:ascii="宋体" w:eastAsia="宋体" w:hAnsi="宋体" w:cs="宋体"/>
                 <w:color w:val="000000" w:themeColor="text1"/>
               </w:rPr>
-              <w:t>is_table.f_total</w:t>
+              <w:t>is</w:t>
+            </w:r>
+            <w:proofErr w:type="gramEnd"/>
+            <w:r>
+              <w:rPr>
+                <w:rFonts w:ascii="宋体" w:eastAsia="宋体" w:hAnsi="宋体" w:cs="宋体"/>
+                <w:color w:val="000000" w:themeColor="text1"/>
+              </w:rPr>
+              <w:t>_table.f_total</w:t>
             </w:r>
             <w:proofErr w:type="spellEnd"/>
             <w:r>
@@ -14537,6 +16158,7 @@
                 <w:color w:val="000000" w:themeColor="text1"/>
               </w:rPr>
             </w:pPr>
+            <w:proofErr w:type="gramStart"/>
             <w:r>
               <w:rPr>
                 <w:rFonts w:ascii="宋体" w:eastAsia="宋体" w:hAnsi="宋体" w:cs="宋体"/>
@@ -14550,7 +16172,15 @@
                 <w:rFonts w:ascii="宋体" w:eastAsia="宋体" w:hAnsi="宋体" w:cs="宋体"/>
                 <w:color w:val="000000" w:themeColor="text1"/>
               </w:rPr>
-              <w:t>is_table.net_profit</w:t>
+              <w:t>is_table.net</w:t>
+            </w:r>
+            <w:proofErr w:type="gramEnd"/>
+            <w:r>
+              <w:rPr>
+                <w:rFonts w:ascii="宋体" w:eastAsia="宋体" w:hAnsi="宋体" w:cs="宋体"/>
+                <w:color w:val="000000" w:themeColor="text1"/>
+              </w:rPr>
+              <w:t>_profit</w:t>
             </w:r>
             <w:proofErr w:type="spellEnd"/>
             <w:r>
@@ -14656,6 +16286,7 @@
                 <w:color w:val="000000" w:themeColor="text1"/>
               </w:rPr>
             </w:pPr>
+            <w:proofErr w:type="gramStart"/>
             <w:r>
               <w:rPr>
                 <w:rFonts w:ascii="宋体" w:eastAsia="宋体" w:hAnsi="宋体" w:cs="宋体"/>
@@ -14669,7 +16300,15 @@
                 <w:rFonts w:ascii="宋体" w:eastAsia="宋体" w:hAnsi="宋体" w:cs="宋体"/>
                 <w:color w:val="000000" w:themeColor="text1"/>
               </w:rPr>
-              <w:t>is_table.o_family_exp</w:t>
+              <w:t>is</w:t>
+            </w:r>
+            <w:proofErr w:type="gramEnd"/>
+            <w:r>
+              <w:rPr>
+                <w:rFonts w:ascii="宋体" w:eastAsia="宋体" w:hAnsi="宋体" w:cs="宋体"/>
+                <w:color w:val="000000" w:themeColor="text1"/>
+              </w:rPr>
+              <w:t>_table.o_family_exp</w:t>
             </w:r>
             <w:proofErr w:type="spellEnd"/>
             <w:r>
@@ -14763,6 +16402,7 @@
                 <w:color w:val="000000" w:themeColor="text1"/>
               </w:rPr>
             </w:pPr>
+            <w:proofErr w:type="gramStart"/>
             <w:r>
               <w:rPr>
                 <w:rFonts w:ascii="宋体" w:eastAsia="宋体" w:hAnsi="宋体" w:cs="宋体"/>
@@ -14776,7 +16416,15 @@
                 <w:rFonts w:ascii="宋体" w:eastAsia="宋体" w:hAnsi="宋体" w:cs="宋体"/>
                 <w:color w:val="000000" w:themeColor="text1"/>
               </w:rPr>
-              <w:t>is_table.o_biz_loan</w:t>
+              <w:t>is</w:t>
+            </w:r>
+            <w:proofErr w:type="gramEnd"/>
+            <w:r>
+              <w:rPr>
+                <w:rFonts w:ascii="宋体" w:eastAsia="宋体" w:hAnsi="宋体" w:cs="宋体"/>
+                <w:color w:val="000000" w:themeColor="text1"/>
+              </w:rPr>
+              <w:t>_table.o_biz_loan</w:t>
             </w:r>
             <w:proofErr w:type="spellEnd"/>
             <w:r>
@@ -14870,6 +16518,7 @@
                 <w:color w:val="000000" w:themeColor="text1"/>
               </w:rPr>
             </w:pPr>
+            <w:proofErr w:type="gramStart"/>
             <w:r>
               <w:rPr>
                 <w:rFonts w:ascii="宋体" w:eastAsia="宋体" w:hAnsi="宋体" w:cs="宋体"/>
@@ -14883,7 +16532,15 @@
                 <w:rFonts w:ascii="宋体" w:eastAsia="宋体" w:hAnsi="宋体" w:cs="宋体"/>
                 <w:color w:val="000000" w:themeColor="text1"/>
               </w:rPr>
-              <w:t>is_table.o_pvt_loan</w:t>
+              <w:t>is</w:t>
+            </w:r>
+            <w:proofErr w:type="gramEnd"/>
+            <w:r>
+              <w:rPr>
+                <w:rFonts w:ascii="宋体" w:eastAsia="宋体" w:hAnsi="宋体" w:cs="宋体"/>
+                <w:color w:val="000000" w:themeColor="text1"/>
+              </w:rPr>
+              <w:t>_table.o_pvt_loan</w:t>
             </w:r>
             <w:proofErr w:type="spellEnd"/>
             <w:r>
@@ -14977,6 +16634,7 @@
                 <w:color w:val="000000" w:themeColor="text1"/>
               </w:rPr>
             </w:pPr>
+            <w:proofErr w:type="gramStart"/>
             <w:r>
               <w:rPr>
                 <w:rFonts w:ascii="宋体" w:eastAsia="宋体" w:hAnsi="宋体" w:cs="宋体"/>
@@ -14990,7 +16648,15 @@
                 <w:rFonts w:ascii="宋体" w:eastAsia="宋体" w:hAnsi="宋体" w:cs="宋体"/>
                 <w:color w:val="000000" w:themeColor="text1"/>
               </w:rPr>
-              <w:t>is_table.o_other_exp</w:t>
+              <w:t>is</w:t>
+            </w:r>
+            <w:proofErr w:type="gramEnd"/>
+            <w:r>
+              <w:rPr>
+                <w:rFonts w:ascii="宋体" w:eastAsia="宋体" w:hAnsi="宋体" w:cs="宋体"/>
+                <w:color w:val="000000" w:themeColor="text1"/>
+              </w:rPr>
+              <w:t>_table.o_other_exp</w:t>
             </w:r>
             <w:proofErr w:type="spellEnd"/>
             <w:r>
@@ -15105,6 +16771,7 @@
                 <w:color w:val="000000" w:themeColor="text1"/>
               </w:rPr>
             </w:pPr>
+            <w:proofErr w:type="gramStart"/>
             <w:r>
               <w:rPr>
                 <w:rFonts w:ascii="宋体" w:eastAsia="宋体" w:hAnsi="宋体" w:cs="宋体"/>
@@ -15118,7 +16785,15 @@
                 <w:rFonts w:ascii="宋体" w:eastAsia="宋体" w:hAnsi="宋体" w:cs="宋体"/>
                 <w:color w:val="000000" w:themeColor="text1"/>
               </w:rPr>
-              <w:t>is_table.o_family_inc</w:t>
+              <w:t>is</w:t>
+            </w:r>
+            <w:proofErr w:type="gramEnd"/>
+            <w:r>
+              <w:rPr>
+                <w:rFonts w:ascii="宋体" w:eastAsia="宋体" w:hAnsi="宋体" w:cs="宋体"/>
+                <w:color w:val="000000" w:themeColor="text1"/>
+              </w:rPr>
+              <w:t>_table.o_family_inc</w:t>
             </w:r>
             <w:proofErr w:type="spellEnd"/>
             <w:r>
@@ -15195,6 +16870,7 @@
                 <w:color w:val="000000" w:themeColor="text1"/>
               </w:rPr>
             </w:pPr>
+            <w:proofErr w:type="gramStart"/>
             <w:r>
               <w:rPr>
                 <w:rFonts w:ascii="宋体" w:eastAsia="宋体" w:hAnsi="宋体" w:cs="宋体"/>
@@ -15208,7 +16884,15 @@
                 <w:rFonts w:ascii="宋体" w:eastAsia="宋体" w:hAnsi="宋体" w:cs="宋体"/>
                 <w:color w:val="000000" w:themeColor="text1"/>
               </w:rPr>
-              <w:t>is_table.annual_net_income</w:t>
+              <w:t>is</w:t>
+            </w:r>
+            <w:proofErr w:type="gramEnd"/>
+            <w:r>
+              <w:rPr>
+                <w:rFonts w:ascii="宋体" w:eastAsia="宋体" w:hAnsi="宋体" w:cs="宋体"/>
+                <w:color w:val="000000" w:themeColor="text1"/>
+              </w:rPr>
+              <w:t>_table.annual_net_income</w:t>
             </w:r>
             <w:proofErr w:type="spellEnd"/>
             <w:r>
@@ -15434,7 +17118,23 @@
                 <w:rFonts w:ascii="宋体" w:eastAsia="宋体" w:hAnsi="宋体" w:cs="宋体"/>
                 <w:color w:val="000000" w:themeColor="text1"/>
               </w:rPr>
-              <w:t>rev_check.check_list</w:t>
+              <w:t>rev_</w:t>
+            </w:r>
+            <w:proofErr w:type="gramStart"/>
+            <w:r>
+              <w:rPr>
+                <w:rFonts w:ascii="宋体" w:eastAsia="宋体" w:hAnsi="宋体" w:cs="宋体"/>
+                <w:color w:val="000000" w:themeColor="text1"/>
+              </w:rPr>
+              <w:t>check.check</w:t>
+            </w:r>
+            <w:proofErr w:type="gramEnd"/>
+            <w:r>
+              <w:rPr>
+                <w:rFonts w:ascii="宋体" w:eastAsia="宋体" w:hAnsi="宋体" w:cs="宋体"/>
+                <w:color w:val="000000" w:themeColor="text1"/>
+              </w:rPr>
+              <w:t>_list</w:t>
             </w:r>
             <w:proofErr w:type="spellEnd"/>
             <w:r>
@@ -15461,12 +17161,21 @@
                 <w:color w:val="000000" w:themeColor="text1"/>
               </w:rPr>
             </w:pPr>
-            <w:r>
-              <w:rPr>
-                <w:rFonts w:ascii="宋体" w:eastAsia="宋体" w:hAnsi="宋体" w:cs="宋体"/>
-                <w:color w:val="000000" w:themeColor="text1"/>
-              </w:rPr>
-              <w:t>{{ item.name }}</w:t>
+            <w:proofErr w:type="gramStart"/>
+            <w:r>
+              <w:rPr>
+                <w:rFonts w:ascii="宋体" w:eastAsia="宋体" w:hAnsi="宋体" w:cs="宋体"/>
+                <w:color w:val="000000" w:themeColor="text1"/>
+              </w:rPr>
+              <w:t>{{ item.name</w:t>
+            </w:r>
+            <w:proofErr w:type="gramEnd"/>
+            <w:r>
+              <w:rPr>
+                <w:rFonts w:ascii="宋体" w:eastAsia="宋体" w:hAnsi="宋体" w:cs="宋体"/>
+                <w:color w:val="000000" w:themeColor="text1"/>
+              </w:rPr>
+              <w:t xml:space="preserve"> }}</w:t>
             </w:r>
           </w:p>
         </w:tc>
@@ -15483,6 +17192,7 @@
                 <w:color w:val="000000" w:themeColor="text1"/>
               </w:rPr>
             </w:pPr>
+            <w:proofErr w:type="gramStart"/>
             <w:r>
               <w:rPr>
                 <w:rFonts w:ascii="宋体" w:eastAsia="宋体" w:hAnsi="宋体" w:cs="宋体"/>
@@ -15496,7 +17206,15 @@
                 <w:rFonts w:ascii="宋体" w:eastAsia="宋体" w:hAnsi="宋体" w:cs="宋体"/>
                 <w:color w:val="000000" w:themeColor="text1"/>
               </w:rPr>
-              <w:t>item.value</w:t>
+              <w:t>item</w:t>
+            </w:r>
+            <w:proofErr w:type="gramEnd"/>
+            <w:r>
+              <w:rPr>
+                <w:rFonts w:ascii="宋体" w:eastAsia="宋体" w:hAnsi="宋体" w:cs="宋体"/>
+                <w:color w:val="000000" w:themeColor="text1"/>
+              </w:rPr>
+              <w:t>.value</w:t>
             </w:r>
             <w:proofErr w:type="spellEnd"/>
             <w:r>
@@ -15595,6 +17313,7 @@
                 <w:rFonts w:ascii="宋体" w:eastAsia="宋体" w:hAnsi="宋体" w:cs="宋体"/>
                 <w:color w:val="000000" w:themeColor="text1"/>
               </w:rPr>
+              <w:lastRenderedPageBreak/>
               <w:t xml:space="preserve">{% </w:t>
             </w:r>
             <w:proofErr w:type="spellStart"/>
@@ -15635,7 +17354,6 @@
                 <w:rFonts w:ascii="宋体" w:eastAsia="宋体" w:hAnsi="宋体" w:cs="宋体" w:hint="eastAsia"/>
                 <w:color w:val="000000" w:themeColor="text1"/>
               </w:rPr>
-              <w:lastRenderedPageBreak/>
               <w:t>合计：</w:t>
             </w:r>
           </w:p>
@@ -15653,6 +17371,7 @@
                 <w:color w:val="000000" w:themeColor="text1"/>
               </w:rPr>
             </w:pPr>
+            <w:proofErr w:type="gramStart"/>
             <w:r>
               <w:rPr>
                 <w:rFonts w:ascii="宋体" w:eastAsia="宋体" w:hAnsi="宋体" w:cs="宋体"/>
@@ -15666,7 +17385,15 @@
                 <w:rFonts w:ascii="宋体" w:eastAsia="宋体" w:hAnsi="宋体" w:cs="宋体"/>
                 <w:color w:val="000000" w:themeColor="text1"/>
               </w:rPr>
-              <w:t>rev_check.total_value</w:t>
+              <w:t>rev</w:t>
+            </w:r>
+            <w:proofErr w:type="gramEnd"/>
+            <w:r>
+              <w:rPr>
+                <w:rFonts w:ascii="宋体" w:eastAsia="宋体" w:hAnsi="宋体" w:cs="宋体"/>
+                <w:color w:val="000000" w:themeColor="text1"/>
+              </w:rPr>
+              <w:t>_check.total_value</w:t>
             </w:r>
             <w:proofErr w:type="spellEnd"/>
             <w:r>
@@ -15691,6 +17418,7 @@
                 <w:color w:val="000000" w:themeColor="text1"/>
               </w:rPr>
             </w:pPr>
+            <w:proofErr w:type="gramStart"/>
             <w:r>
               <w:rPr>
                 <w:rFonts w:ascii="宋体" w:eastAsia="宋体" w:hAnsi="宋体" w:cs="宋体"/>
@@ -15704,7 +17432,15 @@
                 <w:rFonts w:ascii="宋体" w:eastAsia="宋体" w:hAnsi="宋体" w:cs="宋体"/>
                 <w:color w:val="000000" w:themeColor="text1"/>
               </w:rPr>
-              <w:t>rev_check.est_total</w:t>
+              <w:t>rev_check.est</w:t>
+            </w:r>
+            <w:proofErr w:type="gramEnd"/>
+            <w:r>
+              <w:rPr>
+                <w:rFonts w:ascii="宋体" w:eastAsia="宋体" w:hAnsi="宋体" w:cs="宋体"/>
+                <w:color w:val="000000" w:themeColor="text1"/>
+              </w:rPr>
+              <w:t>_total</w:t>
             </w:r>
             <w:proofErr w:type="spellEnd"/>
             <w:r>
@@ -15729,6 +17465,7 @@
                 <w:color w:val="000000" w:themeColor="text1"/>
               </w:rPr>
             </w:pPr>
+            <w:proofErr w:type="gramStart"/>
             <w:r>
               <w:rPr>
                 <w:rFonts w:ascii="宋体" w:eastAsia="宋体" w:hAnsi="宋体" w:cs="宋体"/>
@@ -15742,7 +17479,15 @@
                 <w:rFonts w:ascii="宋体" w:eastAsia="宋体" w:hAnsi="宋体" w:cs="宋体"/>
                 <w:color w:val="000000" w:themeColor="text1"/>
               </w:rPr>
-              <w:t>rev_check.is_revenue</w:t>
+              <w:t>rev_check.is</w:t>
+            </w:r>
+            <w:proofErr w:type="gramEnd"/>
+            <w:r>
+              <w:rPr>
+                <w:rFonts w:ascii="宋体" w:eastAsia="宋体" w:hAnsi="宋体" w:cs="宋体"/>
+                <w:color w:val="000000" w:themeColor="text1"/>
+              </w:rPr>
+              <w:t>_revenue</w:t>
             </w:r>
             <w:proofErr w:type="spellEnd"/>
             <w:r>
@@ -15767,6 +17512,7 @@
                 <w:color w:val="000000" w:themeColor="text1"/>
               </w:rPr>
             </w:pPr>
+            <w:proofErr w:type="gramStart"/>
             <w:r>
               <w:rPr>
                 <w:rFonts w:ascii="宋体" w:eastAsia="宋体" w:hAnsi="宋体" w:cs="宋体"/>
@@ -15780,7 +17526,15 @@
                 <w:rFonts w:ascii="宋体" w:eastAsia="宋体" w:hAnsi="宋体" w:cs="宋体"/>
                 <w:color w:val="000000" w:themeColor="text1"/>
               </w:rPr>
-              <w:t>rev_check.diff_rate</w:t>
+              <w:t>rev</w:t>
+            </w:r>
+            <w:proofErr w:type="gramEnd"/>
+            <w:r>
+              <w:rPr>
+                <w:rFonts w:ascii="宋体" w:eastAsia="宋体" w:hAnsi="宋体" w:cs="宋体"/>
+                <w:color w:val="000000" w:themeColor="text1"/>
+              </w:rPr>
+              <w:t>_check.diff_rate</w:t>
             </w:r>
             <w:proofErr w:type="spellEnd"/>
             <w:r>
@@ -15815,6 +17569,7 @@
               </w:rPr>
               <w:t>推算方式：</w:t>
             </w:r>
+            <w:proofErr w:type="gramStart"/>
             <w:r>
               <w:rPr>
                 <w:rFonts w:ascii="宋体" w:eastAsia="宋体" w:hAnsi="宋体" w:cs="宋体"/>
@@ -15828,7 +17583,15 @@
                 <w:rFonts w:ascii="宋体" w:eastAsia="宋体" w:hAnsi="宋体" w:cs="宋体"/>
                 <w:color w:val="000000" w:themeColor="text1"/>
               </w:rPr>
-              <w:t>rev_check.method</w:t>
+              <w:t>rev</w:t>
+            </w:r>
+            <w:proofErr w:type="gramEnd"/>
+            <w:r>
+              <w:rPr>
+                <w:rFonts w:ascii="宋体" w:eastAsia="宋体" w:hAnsi="宋体" w:cs="宋体"/>
+                <w:color w:val="000000" w:themeColor="text1"/>
+              </w:rPr>
+              <w:t>_check.method</w:t>
             </w:r>
             <w:proofErr w:type="spellEnd"/>
             <w:r>
@@ -16314,6 +18077,7 @@
                 <w:color w:val="000000" w:themeColor="text1"/>
               </w:rPr>
             </w:pPr>
+            <w:proofErr w:type="gramStart"/>
             <w:r>
               <w:rPr>
                 <w:rFonts w:ascii="宋体" w:eastAsia="宋体" w:hAnsi="宋体" w:cs="宋体"/>
@@ -16327,7 +18091,15 @@
                 <w:rFonts w:ascii="宋体" w:eastAsia="宋体" w:hAnsi="宋体" w:cs="宋体"/>
                 <w:color w:val="000000" w:themeColor="text1"/>
               </w:rPr>
-              <w:t>item.year</w:t>
+              <w:t>item</w:t>
+            </w:r>
+            <w:proofErr w:type="gramEnd"/>
+            <w:r>
+              <w:rPr>
+                <w:rFonts w:ascii="宋体" w:eastAsia="宋体" w:hAnsi="宋体" w:cs="宋体"/>
+                <w:color w:val="000000" w:themeColor="text1"/>
+              </w:rPr>
+              <w:t>.year</w:t>
             </w:r>
             <w:proofErr w:type="spellEnd"/>
             <w:r>
@@ -16353,12 +18125,21 @@
                 <w:color w:val="000000" w:themeColor="text1"/>
               </w:rPr>
             </w:pPr>
-            <w:r>
-              <w:rPr>
-                <w:rFonts w:ascii="宋体" w:eastAsia="宋体" w:hAnsi="宋体" w:cs="宋体"/>
-                <w:color w:val="000000" w:themeColor="text1"/>
-              </w:rPr>
-              <w:t>{{ item.m1 }}</w:t>
+            <w:proofErr w:type="gramStart"/>
+            <w:r>
+              <w:rPr>
+                <w:rFonts w:ascii="宋体" w:eastAsia="宋体" w:hAnsi="宋体" w:cs="宋体"/>
+                <w:color w:val="000000" w:themeColor="text1"/>
+              </w:rPr>
+              <w:t>{{ item</w:t>
+            </w:r>
+            <w:proofErr w:type="gramEnd"/>
+            <w:r>
+              <w:rPr>
+                <w:rFonts w:ascii="宋体" w:eastAsia="宋体" w:hAnsi="宋体" w:cs="宋体"/>
+                <w:color w:val="000000" w:themeColor="text1"/>
+              </w:rPr>
+              <w:t>.m1 }}</w:t>
             </w:r>
           </w:p>
         </w:tc>
@@ -16376,12 +18157,21 @@
                 <w:color w:val="000000" w:themeColor="text1"/>
               </w:rPr>
             </w:pPr>
-            <w:r>
-              <w:rPr>
-                <w:rFonts w:ascii="宋体" w:eastAsia="宋体" w:hAnsi="宋体" w:cs="宋体"/>
-                <w:color w:val="000000" w:themeColor="text1"/>
-              </w:rPr>
-              <w:t>{{ item.m</w:t>
+            <w:proofErr w:type="gramStart"/>
+            <w:r>
+              <w:rPr>
+                <w:rFonts w:ascii="宋体" w:eastAsia="宋体" w:hAnsi="宋体" w:cs="宋体"/>
+                <w:color w:val="000000" w:themeColor="text1"/>
+              </w:rPr>
+              <w:t>{{ item</w:t>
+            </w:r>
+            <w:proofErr w:type="gramEnd"/>
+            <w:r>
+              <w:rPr>
+                <w:rFonts w:ascii="宋体" w:eastAsia="宋体" w:hAnsi="宋体" w:cs="宋体"/>
+                <w:color w:val="000000" w:themeColor="text1"/>
+              </w:rPr>
+              <w:t>.m</w:t>
             </w:r>
             <w:r>
               <w:rPr>
@@ -16413,12 +18203,21 @@
                 <w:color w:val="000000" w:themeColor="text1"/>
               </w:rPr>
             </w:pPr>
-            <w:r>
-              <w:rPr>
-                <w:rFonts w:ascii="宋体" w:eastAsia="宋体" w:hAnsi="宋体" w:cs="宋体"/>
-                <w:color w:val="000000" w:themeColor="text1"/>
-              </w:rPr>
-              <w:t>{{ item.m</w:t>
+            <w:proofErr w:type="gramStart"/>
+            <w:r>
+              <w:rPr>
+                <w:rFonts w:ascii="宋体" w:eastAsia="宋体" w:hAnsi="宋体" w:cs="宋体"/>
+                <w:color w:val="000000" w:themeColor="text1"/>
+              </w:rPr>
+              <w:t>{{ item</w:t>
+            </w:r>
+            <w:proofErr w:type="gramEnd"/>
+            <w:r>
+              <w:rPr>
+                <w:rFonts w:ascii="宋体" w:eastAsia="宋体" w:hAnsi="宋体" w:cs="宋体"/>
+                <w:color w:val="000000" w:themeColor="text1"/>
+              </w:rPr>
+              <w:t>.m</w:t>
             </w:r>
             <w:r>
               <w:rPr>
@@ -16450,12 +18249,21 @@
                 <w:color w:val="000000" w:themeColor="text1"/>
               </w:rPr>
             </w:pPr>
-            <w:r>
-              <w:rPr>
-                <w:rFonts w:ascii="宋体" w:eastAsia="宋体" w:hAnsi="宋体" w:cs="宋体"/>
-                <w:color w:val="000000" w:themeColor="text1"/>
-              </w:rPr>
-              <w:t>{{ item.m</w:t>
+            <w:proofErr w:type="gramStart"/>
+            <w:r>
+              <w:rPr>
+                <w:rFonts w:ascii="宋体" w:eastAsia="宋体" w:hAnsi="宋体" w:cs="宋体"/>
+                <w:color w:val="000000" w:themeColor="text1"/>
+              </w:rPr>
+              <w:t>{{ item</w:t>
+            </w:r>
+            <w:proofErr w:type="gramEnd"/>
+            <w:r>
+              <w:rPr>
+                <w:rFonts w:ascii="宋体" w:eastAsia="宋体" w:hAnsi="宋体" w:cs="宋体"/>
+                <w:color w:val="000000" w:themeColor="text1"/>
+              </w:rPr>
+              <w:t>.m</w:t>
             </w:r>
             <w:r>
               <w:rPr>
@@ -16487,12 +18295,21 @@
                 <w:color w:val="000000" w:themeColor="text1"/>
               </w:rPr>
             </w:pPr>
-            <w:r>
-              <w:rPr>
-                <w:rFonts w:ascii="宋体" w:eastAsia="宋体" w:hAnsi="宋体" w:cs="宋体"/>
-                <w:color w:val="000000" w:themeColor="text1"/>
-              </w:rPr>
-              <w:t>{{ item.m</w:t>
+            <w:proofErr w:type="gramStart"/>
+            <w:r>
+              <w:rPr>
+                <w:rFonts w:ascii="宋体" w:eastAsia="宋体" w:hAnsi="宋体" w:cs="宋体"/>
+                <w:color w:val="000000" w:themeColor="text1"/>
+              </w:rPr>
+              <w:t>{{ item</w:t>
+            </w:r>
+            <w:proofErr w:type="gramEnd"/>
+            <w:r>
+              <w:rPr>
+                <w:rFonts w:ascii="宋体" w:eastAsia="宋体" w:hAnsi="宋体" w:cs="宋体"/>
+                <w:color w:val="000000" w:themeColor="text1"/>
+              </w:rPr>
+              <w:t>.m</w:t>
             </w:r>
             <w:r>
               <w:rPr>
@@ -16524,12 +18341,21 @@
                 <w:color w:val="000000" w:themeColor="text1"/>
               </w:rPr>
             </w:pPr>
-            <w:r>
-              <w:rPr>
-                <w:rFonts w:ascii="宋体" w:eastAsia="宋体" w:hAnsi="宋体" w:cs="宋体"/>
-                <w:color w:val="000000" w:themeColor="text1"/>
-              </w:rPr>
-              <w:t>{{ item.m</w:t>
+            <w:proofErr w:type="gramStart"/>
+            <w:r>
+              <w:rPr>
+                <w:rFonts w:ascii="宋体" w:eastAsia="宋体" w:hAnsi="宋体" w:cs="宋体"/>
+                <w:color w:val="000000" w:themeColor="text1"/>
+              </w:rPr>
+              <w:t>{{ item</w:t>
+            </w:r>
+            <w:proofErr w:type="gramEnd"/>
+            <w:r>
+              <w:rPr>
+                <w:rFonts w:ascii="宋体" w:eastAsia="宋体" w:hAnsi="宋体" w:cs="宋体"/>
+                <w:color w:val="000000" w:themeColor="text1"/>
+              </w:rPr>
+              <w:t>.m</w:t>
             </w:r>
             <w:r>
               <w:rPr>
@@ -16561,12 +18387,21 @@
                 <w:color w:val="000000" w:themeColor="text1"/>
               </w:rPr>
             </w:pPr>
-            <w:r>
-              <w:rPr>
-                <w:rFonts w:ascii="宋体" w:eastAsia="宋体" w:hAnsi="宋体" w:cs="宋体"/>
-                <w:color w:val="000000" w:themeColor="text1"/>
-              </w:rPr>
-              <w:t>{{ item.m</w:t>
+            <w:proofErr w:type="gramStart"/>
+            <w:r>
+              <w:rPr>
+                <w:rFonts w:ascii="宋体" w:eastAsia="宋体" w:hAnsi="宋体" w:cs="宋体"/>
+                <w:color w:val="000000" w:themeColor="text1"/>
+              </w:rPr>
+              <w:t>{{ item</w:t>
+            </w:r>
+            <w:proofErr w:type="gramEnd"/>
+            <w:r>
+              <w:rPr>
+                <w:rFonts w:ascii="宋体" w:eastAsia="宋体" w:hAnsi="宋体" w:cs="宋体"/>
+                <w:color w:val="000000" w:themeColor="text1"/>
+              </w:rPr>
+              <w:t>.m</w:t>
             </w:r>
             <w:r>
               <w:rPr>
@@ -16598,12 +18433,21 @@
                 <w:color w:val="000000" w:themeColor="text1"/>
               </w:rPr>
             </w:pPr>
-            <w:r>
-              <w:rPr>
-                <w:rFonts w:ascii="宋体" w:eastAsia="宋体" w:hAnsi="宋体" w:cs="宋体"/>
-                <w:color w:val="000000" w:themeColor="text1"/>
-              </w:rPr>
-              <w:t>{{ item.m</w:t>
+            <w:proofErr w:type="gramStart"/>
+            <w:r>
+              <w:rPr>
+                <w:rFonts w:ascii="宋体" w:eastAsia="宋体" w:hAnsi="宋体" w:cs="宋体"/>
+                <w:color w:val="000000" w:themeColor="text1"/>
+              </w:rPr>
+              <w:t>{{ item</w:t>
+            </w:r>
+            <w:proofErr w:type="gramEnd"/>
+            <w:r>
+              <w:rPr>
+                <w:rFonts w:ascii="宋体" w:eastAsia="宋体" w:hAnsi="宋体" w:cs="宋体"/>
+                <w:color w:val="000000" w:themeColor="text1"/>
+              </w:rPr>
+              <w:t>.m</w:t>
             </w:r>
             <w:r>
               <w:rPr>
@@ -16635,12 +18479,21 @@
                 <w:color w:val="000000" w:themeColor="text1"/>
               </w:rPr>
             </w:pPr>
-            <w:r>
-              <w:rPr>
-                <w:rFonts w:ascii="宋体" w:eastAsia="宋体" w:hAnsi="宋体" w:cs="宋体"/>
-                <w:color w:val="000000" w:themeColor="text1"/>
-              </w:rPr>
-              <w:t>{{ item.m</w:t>
+            <w:proofErr w:type="gramStart"/>
+            <w:r>
+              <w:rPr>
+                <w:rFonts w:ascii="宋体" w:eastAsia="宋体" w:hAnsi="宋体" w:cs="宋体"/>
+                <w:color w:val="000000" w:themeColor="text1"/>
+              </w:rPr>
+              <w:t>{{ item</w:t>
+            </w:r>
+            <w:proofErr w:type="gramEnd"/>
+            <w:r>
+              <w:rPr>
+                <w:rFonts w:ascii="宋体" w:eastAsia="宋体" w:hAnsi="宋体" w:cs="宋体"/>
+                <w:color w:val="000000" w:themeColor="text1"/>
+              </w:rPr>
+              <w:t>.m</w:t>
             </w:r>
             <w:r>
               <w:rPr>
@@ -16672,12 +18525,21 @@
                 <w:color w:val="000000" w:themeColor="text1"/>
               </w:rPr>
             </w:pPr>
-            <w:r>
-              <w:rPr>
-                <w:rFonts w:ascii="宋体" w:eastAsia="宋体" w:hAnsi="宋体" w:cs="宋体"/>
-                <w:color w:val="000000" w:themeColor="text1"/>
-              </w:rPr>
-              <w:t>{{ item.m1</w:t>
+            <w:proofErr w:type="gramStart"/>
+            <w:r>
+              <w:rPr>
+                <w:rFonts w:ascii="宋体" w:eastAsia="宋体" w:hAnsi="宋体" w:cs="宋体"/>
+                <w:color w:val="000000" w:themeColor="text1"/>
+              </w:rPr>
+              <w:t>{{ item</w:t>
+            </w:r>
+            <w:proofErr w:type="gramEnd"/>
+            <w:r>
+              <w:rPr>
+                <w:rFonts w:ascii="宋体" w:eastAsia="宋体" w:hAnsi="宋体" w:cs="宋体"/>
+                <w:color w:val="000000" w:themeColor="text1"/>
+              </w:rPr>
+              <w:t>.m1</w:t>
             </w:r>
             <w:r>
               <w:rPr>
@@ -16709,12 +18571,21 @@
                 <w:color w:val="000000" w:themeColor="text1"/>
               </w:rPr>
             </w:pPr>
-            <w:r>
-              <w:rPr>
-                <w:rFonts w:ascii="宋体" w:eastAsia="宋体" w:hAnsi="宋体" w:cs="宋体"/>
-                <w:color w:val="000000" w:themeColor="text1"/>
-              </w:rPr>
-              <w:t>{{ item.m1</w:t>
+            <w:proofErr w:type="gramStart"/>
+            <w:r>
+              <w:rPr>
+                <w:rFonts w:ascii="宋体" w:eastAsia="宋体" w:hAnsi="宋体" w:cs="宋体"/>
+                <w:color w:val="000000" w:themeColor="text1"/>
+              </w:rPr>
+              <w:t>{{ item</w:t>
+            </w:r>
+            <w:proofErr w:type="gramEnd"/>
+            <w:r>
+              <w:rPr>
+                <w:rFonts w:ascii="宋体" w:eastAsia="宋体" w:hAnsi="宋体" w:cs="宋体"/>
+                <w:color w:val="000000" w:themeColor="text1"/>
+              </w:rPr>
+              <w:t>.m1</w:t>
             </w:r>
             <w:r>
               <w:rPr>
@@ -16746,12 +18617,21 @@
                 <w:color w:val="000000" w:themeColor="text1"/>
               </w:rPr>
             </w:pPr>
-            <w:r>
-              <w:rPr>
-                <w:rFonts w:ascii="宋体" w:eastAsia="宋体" w:hAnsi="宋体" w:cs="宋体"/>
-                <w:color w:val="000000" w:themeColor="text1"/>
-              </w:rPr>
-              <w:t>{{ item.m1</w:t>
+            <w:proofErr w:type="gramStart"/>
+            <w:r>
+              <w:rPr>
+                <w:rFonts w:ascii="宋体" w:eastAsia="宋体" w:hAnsi="宋体" w:cs="宋体"/>
+                <w:color w:val="000000" w:themeColor="text1"/>
+              </w:rPr>
+              <w:t>{{ item</w:t>
+            </w:r>
+            <w:proofErr w:type="gramEnd"/>
+            <w:r>
+              <w:rPr>
+                <w:rFonts w:ascii="宋体" w:eastAsia="宋体" w:hAnsi="宋体" w:cs="宋体"/>
+                <w:color w:val="000000" w:themeColor="text1"/>
+              </w:rPr>
+              <w:t>.m1</w:t>
             </w:r>
             <w:r>
               <w:rPr>
@@ -16783,6 +18663,7 @@
                 <w:color w:val="000000" w:themeColor="text1"/>
               </w:rPr>
             </w:pPr>
+            <w:proofErr w:type="gramStart"/>
             <w:r>
               <w:rPr>
                 <w:rFonts w:ascii="宋体" w:eastAsia="宋体" w:hAnsi="宋体" w:cs="宋体"/>
@@ -16796,7 +18677,15 @@
                 <w:rFonts w:ascii="宋体" w:eastAsia="宋体" w:hAnsi="宋体" w:cs="宋体"/>
                 <w:color w:val="000000" w:themeColor="text1"/>
               </w:rPr>
-              <w:t>item.</w:t>
+              <w:t>item</w:t>
+            </w:r>
+            <w:proofErr w:type="gramEnd"/>
+            <w:r>
+              <w:rPr>
+                <w:rFonts w:ascii="宋体" w:eastAsia="宋体" w:hAnsi="宋体" w:cs="宋体"/>
+                <w:color w:val="000000" w:themeColor="text1"/>
+              </w:rPr>
+              <w:t>.</w:t>
             </w:r>
             <w:r>
               <w:rPr>
@@ -17310,6 +19199,7 @@
                 <w:color w:val="000000" w:themeColor="text1"/>
               </w:rPr>
             </w:pPr>
+            <w:proofErr w:type="gramStart"/>
             <w:r>
               <w:rPr>
                 <w:rFonts w:ascii="宋体" w:eastAsia="宋体" w:hAnsi="宋体" w:cs="宋体"/>
@@ -17323,7 +19213,15 @@
                 <w:rFonts w:ascii="宋体" w:eastAsia="宋体" w:hAnsi="宋体" w:cs="宋体"/>
                 <w:color w:val="000000" w:themeColor="text1"/>
               </w:rPr>
-              <w:t>item.year</w:t>
+              <w:t>item</w:t>
+            </w:r>
+            <w:proofErr w:type="gramEnd"/>
+            <w:r>
+              <w:rPr>
+                <w:rFonts w:ascii="宋体" w:eastAsia="宋体" w:hAnsi="宋体" w:cs="宋体"/>
+                <w:color w:val="000000" w:themeColor="text1"/>
+              </w:rPr>
+              <w:t>.year</w:t>
             </w:r>
             <w:proofErr w:type="spellEnd"/>
             <w:r>
@@ -17349,12 +19247,21 @@
                 <w:color w:val="000000" w:themeColor="text1"/>
               </w:rPr>
             </w:pPr>
-            <w:r>
-              <w:rPr>
-                <w:rFonts w:ascii="宋体" w:eastAsia="宋体" w:hAnsi="宋体" w:cs="宋体"/>
-                <w:color w:val="000000" w:themeColor="text1"/>
-              </w:rPr>
-              <w:t>{{ item.m1 }}</w:t>
+            <w:proofErr w:type="gramStart"/>
+            <w:r>
+              <w:rPr>
+                <w:rFonts w:ascii="宋体" w:eastAsia="宋体" w:hAnsi="宋体" w:cs="宋体"/>
+                <w:color w:val="000000" w:themeColor="text1"/>
+              </w:rPr>
+              <w:t>{{ item</w:t>
+            </w:r>
+            <w:proofErr w:type="gramEnd"/>
+            <w:r>
+              <w:rPr>
+                <w:rFonts w:ascii="宋体" w:eastAsia="宋体" w:hAnsi="宋体" w:cs="宋体"/>
+                <w:color w:val="000000" w:themeColor="text1"/>
+              </w:rPr>
+              <w:t>.m1 }}</w:t>
             </w:r>
           </w:p>
         </w:tc>
@@ -17372,12 +19279,21 @@
                 <w:color w:val="000000" w:themeColor="text1"/>
               </w:rPr>
             </w:pPr>
-            <w:r>
-              <w:rPr>
-                <w:rFonts w:ascii="宋体" w:eastAsia="宋体" w:hAnsi="宋体" w:cs="宋体"/>
-                <w:color w:val="000000" w:themeColor="text1"/>
-              </w:rPr>
-              <w:t>{{ item.m</w:t>
+            <w:proofErr w:type="gramStart"/>
+            <w:r>
+              <w:rPr>
+                <w:rFonts w:ascii="宋体" w:eastAsia="宋体" w:hAnsi="宋体" w:cs="宋体"/>
+                <w:color w:val="000000" w:themeColor="text1"/>
+              </w:rPr>
+              <w:t>{{ item</w:t>
+            </w:r>
+            <w:proofErr w:type="gramEnd"/>
+            <w:r>
+              <w:rPr>
+                <w:rFonts w:ascii="宋体" w:eastAsia="宋体" w:hAnsi="宋体" w:cs="宋体"/>
+                <w:color w:val="000000" w:themeColor="text1"/>
+              </w:rPr>
+              <w:t>.m</w:t>
             </w:r>
             <w:r>
               <w:rPr>
@@ -17409,12 +19325,21 @@
                 <w:color w:val="000000" w:themeColor="text1"/>
               </w:rPr>
             </w:pPr>
-            <w:r>
-              <w:rPr>
-                <w:rFonts w:ascii="宋体" w:eastAsia="宋体" w:hAnsi="宋体" w:cs="宋体"/>
-                <w:color w:val="000000" w:themeColor="text1"/>
-              </w:rPr>
-              <w:t>{{ item.m</w:t>
+            <w:proofErr w:type="gramStart"/>
+            <w:r>
+              <w:rPr>
+                <w:rFonts w:ascii="宋体" w:eastAsia="宋体" w:hAnsi="宋体" w:cs="宋体"/>
+                <w:color w:val="000000" w:themeColor="text1"/>
+              </w:rPr>
+              <w:t>{{ item</w:t>
+            </w:r>
+            <w:proofErr w:type="gramEnd"/>
+            <w:r>
+              <w:rPr>
+                <w:rFonts w:ascii="宋体" w:eastAsia="宋体" w:hAnsi="宋体" w:cs="宋体"/>
+                <w:color w:val="000000" w:themeColor="text1"/>
+              </w:rPr>
+              <w:t>.m</w:t>
             </w:r>
             <w:r>
               <w:rPr>
@@ -17446,12 +19371,21 @@
                 <w:color w:val="000000" w:themeColor="text1"/>
               </w:rPr>
             </w:pPr>
-            <w:r>
-              <w:rPr>
-                <w:rFonts w:ascii="宋体" w:eastAsia="宋体" w:hAnsi="宋体" w:cs="宋体"/>
-                <w:color w:val="000000" w:themeColor="text1"/>
-              </w:rPr>
-              <w:t>{{ item.m</w:t>
+            <w:proofErr w:type="gramStart"/>
+            <w:r>
+              <w:rPr>
+                <w:rFonts w:ascii="宋体" w:eastAsia="宋体" w:hAnsi="宋体" w:cs="宋体"/>
+                <w:color w:val="000000" w:themeColor="text1"/>
+              </w:rPr>
+              <w:t>{{ item</w:t>
+            </w:r>
+            <w:proofErr w:type="gramEnd"/>
+            <w:r>
+              <w:rPr>
+                <w:rFonts w:ascii="宋体" w:eastAsia="宋体" w:hAnsi="宋体" w:cs="宋体"/>
+                <w:color w:val="000000" w:themeColor="text1"/>
+              </w:rPr>
+              <w:t>.m</w:t>
             </w:r>
             <w:r>
               <w:rPr>
@@ -17483,12 +19417,21 @@
                 <w:color w:val="000000" w:themeColor="text1"/>
               </w:rPr>
             </w:pPr>
-            <w:r>
-              <w:rPr>
-                <w:rFonts w:ascii="宋体" w:eastAsia="宋体" w:hAnsi="宋体" w:cs="宋体"/>
-                <w:color w:val="000000" w:themeColor="text1"/>
-              </w:rPr>
-              <w:t>{{ item.m</w:t>
+            <w:proofErr w:type="gramStart"/>
+            <w:r>
+              <w:rPr>
+                <w:rFonts w:ascii="宋体" w:eastAsia="宋体" w:hAnsi="宋体" w:cs="宋体"/>
+                <w:color w:val="000000" w:themeColor="text1"/>
+              </w:rPr>
+              <w:t>{{ item</w:t>
+            </w:r>
+            <w:proofErr w:type="gramEnd"/>
+            <w:r>
+              <w:rPr>
+                <w:rFonts w:ascii="宋体" w:eastAsia="宋体" w:hAnsi="宋体" w:cs="宋体"/>
+                <w:color w:val="000000" w:themeColor="text1"/>
+              </w:rPr>
+              <w:t>.m</w:t>
             </w:r>
             <w:r>
               <w:rPr>
@@ -17520,12 +19463,21 @@
                 <w:color w:val="000000" w:themeColor="text1"/>
               </w:rPr>
             </w:pPr>
-            <w:r>
-              <w:rPr>
-                <w:rFonts w:ascii="宋体" w:eastAsia="宋体" w:hAnsi="宋体" w:cs="宋体"/>
-                <w:color w:val="000000" w:themeColor="text1"/>
-              </w:rPr>
-              <w:t>{{ item.m</w:t>
+            <w:proofErr w:type="gramStart"/>
+            <w:r>
+              <w:rPr>
+                <w:rFonts w:ascii="宋体" w:eastAsia="宋体" w:hAnsi="宋体" w:cs="宋体"/>
+                <w:color w:val="000000" w:themeColor="text1"/>
+              </w:rPr>
+              <w:t>{{ item</w:t>
+            </w:r>
+            <w:proofErr w:type="gramEnd"/>
+            <w:r>
+              <w:rPr>
+                <w:rFonts w:ascii="宋体" w:eastAsia="宋体" w:hAnsi="宋体" w:cs="宋体"/>
+                <w:color w:val="000000" w:themeColor="text1"/>
+              </w:rPr>
+              <w:t>.m</w:t>
             </w:r>
             <w:r>
               <w:rPr>
@@ -17557,12 +19509,21 @@
                 <w:color w:val="000000" w:themeColor="text1"/>
               </w:rPr>
             </w:pPr>
-            <w:r>
-              <w:rPr>
-                <w:rFonts w:ascii="宋体" w:eastAsia="宋体" w:hAnsi="宋体" w:cs="宋体"/>
-                <w:color w:val="000000" w:themeColor="text1"/>
-              </w:rPr>
-              <w:t>{{ item.m</w:t>
+            <w:proofErr w:type="gramStart"/>
+            <w:r>
+              <w:rPr>
+                <w:rFonts w:ascii="宋体" w:eastAsia="宋体" w:hAnsi="宋体" w:cs="宋体"/>
+                <w:color w:val="000000" w:themeColor="text1"/>
+              </w:rPr>
+              <w:t>{{ item</w:t>
+            </w:r>
+            <w:proofErr w:type="gramEnd"/>
+            <w:r>
+              <w:rPr>
+                <w:rFonts w:ascii="宋体" w:eastAsia="宋体" w:hAnsi="宋体" w:cs="宋体"/>
+                <w:color w:val="000000" w:themeColor="text1"/>
+              </w:rPr>
+              <w:t>.m</w:t>
             </w:r>
             <w:r>
               <w:rPr>
@@ -17594,12 +19555,21 @@
                 <w:color w:val="000000" w:themeColor="text1"/>
               </w:rPr>
             </w:pPr>
-            <w:r>
-              <w:rPr>
-                <w:rFonts w:ascii="宋体" w:eastAsia="宋体" w:hAnsi="宋体" w:cs="宋体"/>
-                <w:color w:val="000000" w:themeColor="text1"/>
-              </w:rPr>
-              <w:t>{{ item.m</w:t>
+            <w:proofErr w:type="gramStart"/>
+            <w:r>
+              <w:rPr>
+                <w:rFonts w:ascii="宋体" w:eastAsia="宋体" w:hAnsi="宋体" w:cs="宋体"/>
+                <w:color w:val="000000" w:themeColor="text1"/>
+              </w:rPr>
+              <w:t>{{ item</w:t>
+            </w:r>
+            <w:proofErr w:type="gramEnd"/>
+            <w:r>
+              <w:rPr>
+                <w:rFonts w:ascii="宋体" w:eastAsia="宋体" w:hAnsi="宋体" w:cs="宋体"/>
+                <w:color w:val="000000" w:themeColor="text1"/>
+              </w:rPr>
+              <w:t>.m</w:t>
             </w:r>
             <w:r>
               <w:rPr>
@@ -17631,12 +19601,21 @@
                 <w:color w:val="000000" w:themeColor="text1"/>
               </w:rPr>
             </w:pPr>
-            <w:r>
-              <w:rPr>
-                <w:rFonts w:ascii="宋体" w:eastAsia="宋体" w:hAnsi="宋体" w:cs="宋体"/>
-                <w:color w:val="000000" w:themeColor="text1"/>
-              </w:rPr>
-              <w:t>{{ item.m</w:t>
+            <w:proofErr w:type="gramStart"/>
+            <w:r>
+              <w:rPr>
+                <w:rFonts w:ascii="宋体" w:eastAsia="宋体" w:hAnsi="宋体" w:cs="宋体"/>
+                <w:color w:val="000000" w:themeColor="text1"/>
+              </w:rPr>
+              <w:t>{{ item</w:t>
+            </w:r>
+            <w:proofErr w:type="gramEnd"/>
+            <w:r>
+              <w:rPr>
+                <w:rFonts w:ascii="宋体" w:eastAsia="宋体" w:hAnsi="宋体" w:cs="宋体"/>
+                <w:color w:val="000000" w:themeColor="text1"/>
+              </w:rPr>
+              <w:t>.m</w:t>
             </w:r>
             <w:r>
               <w:rPr>
@@ -17668,12 +19647,21 @@
                 <w:color w:val="000000" w:themeColor="text1"/>
               </w:rPr>
             </w:pPr>
-            <w:r>
-              <w:rPr>
-                <w:rFonts w:ascii="宋体" w:eastAsia="宋体" w:hAnsi="宋体" w:cs="宋体"/>
-                <w:color w:val="000000" w:themeColor="text1"/>
-              </w:rPr>
-              <w:t>{{ item.m1</w:t>
+            <w:proofErr w:type="gramStart"/>
+            <w:r>
+              <w:rPr>
+                <w:rFonts w:ascii="宋体" w:eastAsia="宋体" w:hAnsi="宋体" w:cs="宋体"/>
+                <w:color w:val="000000" w:themeColor="text1"/>
+              </w:rPr>
+              <w:t>{{ item</w:t>
+            </w:r>
+            <w:proofErr w:type="gramEnd"/>
+            <w:r>
+              <w:rPr>
+                <w:rFonts w:ascii="宋体" w:eastAsia="宋体" w:hAnsi="宋体" w:cs="宋体"/>
+                <w:color w:val="000000" w:themeColor="text1"/>
+              </w:rPr>
+              <w:t>.m1</w:t>
             </w:r>
             <w:r>
               <w:rPr>
@@ -17705,12 +19693,21 @@
                 <w:color w:val="000000" w:themeColor="text1"/>
               </w:rPr>
             </w:pPr>
-            <w:r>
-              <w:rPr>
-                <w:rFonts w:ascii="宋体" w:eastAsia="宋体" w:hAnsi="宋体" w:cs="宋体"/>
-                <w:color w:val="000000" w:themeColor="text1"/>
-              </w:rPr>
-              <w:t>{{ item.m1</w:t>
+            <w:proofErr w:type="gramStart"/>
+            <w:r>
+              <w:rPr>
+                <w:rFonts w:ascii="宋体" w:eastAsia="宋体" w:hAnsi="宋体" w:cs="宋体"/>
+                <w:color w:val="000000" w:themeColor="text1"/>
+              </w:rPr>
+              <w:t>{{ item</w:t>
+            </w:r>
+            <w:proofErr w:type="gramEnd"/>
+            <w:r>
+              <w:rPr>
+                <w:rFonts w:ascii="宋体" w:eastAsia="宋体" w:hAnsi="宋体" w:cs="宋体"/>
+                <w:color w:val="000000" w:themeColor="text1"/>
+              </w:rPr>
+              <w:t>.m1</w:t>
             </w:r>
             <w:r>
               <w:rPr>
@@ -17742,12 +19739,21 @@
                 <w:color w:val="000000" w:themeColor="text1"/>
               </w:rPr>
             </w:pPr>
-            <w:r>
-              <w:rPr>
-                <w:rFonts w:ascii="宋体" w:eastAsia="宋体" w:hAnsi="宋体" w:cs="宋体"/>
-                <w:color w:val="000000" w:themeColor="text1"/>
-              </w:rPr>
-              <w:t>{{ item.m1</w:t>
+            <w:proofErr w:type="gramStart"/>
+            <w:r>
+              <w:rPr>
+                <w:rFonts w:ascii="宋体" w:eastAsia="宋体" w:hAnsi="宋体" w:cs="宋体"/>
+                <w:color w:val="000000" w:themeColor="text1"/>
+              </w:rPr>
+              <w:t>{{ item</w:t>
+            </w:r>
+            <w:proofErr w:type="gramEnd"/>
+            <w:r>
+              <w:rPr>
+                <w:rFonts w:ascii="宋体" w:eastAsia="宋体" w:hAnsi="宋体" w:cs="宋体"/>
+                <w:color w:val="000000" w:themeColor="text1"/>
+              </w:rPr>
+              <w:t>.m1</w:t>
             </w:r>
             <w:r>
               <w:rPr>
@@ -17779,6 +19785,7 @@
                 <w:color w:val="000000" w:themeColor="text1"/>
               </w:rPr>
             </w:pPr>
+            <w:proofErr w:type="gramStart"/>
             <w:r>
               <w:rPr>
                 <w:rFonts w:ascii="宋体" w:eastAsia="宋体" w:hAnsi="宋体" w:cs="宋体"/>
@@ -17792,7 +19799,15 @@
                 <w:rFonts w:ascii="宋体" w:eastAsia="宋体" w:hAnsi="宋体" w:cs="宋体"/>
                 <w:color w:val="000000" w:themeColor="text1"/>
               </w:rPr>
-              <w:t>item.</w:t>
+              <w:t>item</w:t>
+            </w:r>
+            <w:proofErr w:type="gramEnd"/>
+            <w:r>
+              <w:rPr>
+                <w:rFonts w:ascii="宋体" w:eastAsia="宋体" w:hAnsi="宋体" w:cs="宋体"/>
+                <w:color w:val="000000" w:themeColor="text1"/>
+              </w:rPr>
+              <w:t>.</w:t>
             </w:r>
             <w:r>
               <w:rPr>
@@ -19294,6 +21309,10 @@
 </file>
 
 <file path=customXml/item1.xml><?xml version="1.0" encoding="utf-8"?>
+<b:Sources xmlns:b="http://schemas.openxmlformats.org/officeDocument/2006/bibliography" xmlns="http://schemas.openxmlformats.org/officeDocument/2006/bibliography" SelectedStyle="\APASixthEditionOfficeOnline.xsl" StyleName="APA" Version="6"/>
+</file>
+
+<file path=customXml/item2.xml><?xml version="1.0" encoding="utf-8"?>
 <s:customData xmlns="http://www.wps.cn/officeDocument/2013/wpsCustomData" xmlns:s="http://www.wps.cn/officeDocument/2013/wpsCustomData">
   <customSectProps/>
   <customShpExts>
@@ -19302,22 +21321,18 @@
 </s:customData>
 </file>
 
-<file path=customXml/item2.xml><?xml version="1.0" encoding="utf-8"?>
-<b:Sources xmlns:b="http://schemas.openxmlformats.org/officeDocument/2006/bibliography" xmlns="http://schemas.openxmlformats.org/officeDocument/2006/bibliography" SelectedStyle="\APASixthEditionOfficeOnline.xsl" StyleName="APA" Version="6"/>
+<file path=customXml/itemProps1.xml><?xml version="1.0" encoding="utf-8"?>
+<ds:datastoreItem xmlns:ds="http://schemas.openxmlformats.org/officeDocument/2006/customXml" ds:itemID="{AD939CA4-0E67-45BC-B29C-B5589A1D4662}">
+  <ds:schemaRefs>
+    <ds:schemaRef ds:uri="http://schemas.openxmlformats.org/officeDocument/2006/bibliography"/>
+  </ds:schemaRefs>
+</ds:datastoreItem>
 </file>
 
-<file path=customXml/itemProps1.xml><?xml version="1.0" encoding="utf-8"?>
+<file path=customXml/itemProps2.xml><?xml version="1.0" encoding="utf-8"?>
 <ds:datastoreItem xmlns:ds="http://schemas.openxmlformats.org/officeDocument/2006/customXml" ds:itemID="{B1977F7D-205B-4081-913C-38D41E755F92}">
   <ds:schemaRefs>
     <ds:schemaRef ds:uri="http://www.wps.cn/officeDocument/2013/wpsCustomData"/>
   </ds:schemaRefs>
 </ds:datastoreItem>
-</file>
-
-<file path=customXml/itemProps2.xml><?xml version="1.0" encoding="utf-8"?>
-<ds:datastoreItem xmlns:ds="http://schemas.openxmlformats.org/officeDocument/2006/customXml" ds:itemID="{AD939CA4-0E67-45BC-B29C-B5589A1D4662}">
-  <ds:schemaRefs>
-    <ds:schemaRef ds:uri="http://schemas.openxmlformats.org/officeDocument/2006/bibliography"/>
-  </ds:schemaRefs>
-</ds:datastoreItem>
 </file>
--- a/template/template.docx
+++ b/template/template.docx
@@ -1728,6 +1728,7 @@
                 <w:rFonts w:ascii="宋体" w:eastAsia="宋体" w:hAnsi="宋体" w:cs="宋体" w:hint="eastAsia"/>
                 <w:szCs w:val="21"/>
               </w:rPr>
+              <w:lastRenderedPageBreak/>
               <w:t>学习、工作经历、企业发展：</w:t>
             </w:r>
           </w:p>
@@ -2972,6 +2973,14 @@
               </w:rPr>
               <w:t>}}</w:t>
             </w:r>
+            <w:r>
+              <w:rPr>
+                <w:rFonts w:ascii="宋体" w:eastAsia="宋体" w:hAnsi="宋体" w:cs="宋体" w:hint="eastAsia"/>
+                <w:color w:val="000000" w:themeColor="text1"/>
+                <w:szCs w:val="21"/>
+              </w:rPr>
+              <w:t>c</w:t>
+            </w:r>
           </w:p>
         </w:tc>
         <w:tc>
@@ -3050,10 +3059,38 @@
             </w:pPr>
             <w:r>
               <w:rPr>
-                <w:rFonts w:ascii="宋体" w:eastAsia="宋体" w:hAnsi="宋体" w:cs="宋体"/>
-                <w:szCs w:val="21"/>
-              </w:rPr>
-              <w:t>{% endfor %}</w:t>
+                <w:rFonts w:ascii="宋体" w:eastAsia="宋体" w:hAnsi="宋体" w:cs="宋体" w:hint="eastAsia"/>
+                <w:szCs w:val="21"/>
+              </w:rPr>
+              <w:t>序号</w:t>
+            </w:r>
+            <w:r>
+              <w:rPr>
+                <w:rFonts w:ascii="宋体" w:eastAsia="宋体" w:hAnsi="宋体" w:cs="宋体" w:hint="eastAsia"/>
+                <w:szCs w:val="21"/>
+              </w:rPr>
+              <w:t>{{ loop.index }}</w:t>
+            </w:r>
+            <w:r>
+              <w:rPr>
+                <w:rFonts w:ascii="宋体" w:eastAsia="宋体" w:hAnsi="宋体" w:cs="宋体" w:hint="eastAsia"/>
+                <w:szCs w:val="21"/>
+              </w:rPr>
+              <w:t>对应</w:t>
+            </w:r>
+            <w:r>
+              <w:rPr>
+                <w:rFonts w:ascii="宋体" w:eastAsia="宋体" w:hAnsi="宋体" w:cs="宋体" w:hint="eastAsia"/>
+                <w:szCs w:val="21"/>
+              </w:rPr>
+              <w:t>账户</w:t>
+            </w:r>
+            <w:r>
+              <w:rPr>
+                <w:rFonts w:ascii="宋体" w:eastAsia="宋体" w:hAnsi="宋体" w:cs="宋体" w:hint="eastAsia"/>
+                <w:szCs w:val="21"/>
+              </w:rPr>
+              <w:t>月末余额</w:t>
             </w:r>
           </w:p>
         </w:tc>
@@ -3083,7 +3120,7 @@
                 <w:b/>
                 <w:bCs/>
               </w:rPr>
-              <w:t>账户合计</w:t>
+              <w:t>账户{{ loop.index }}余额明细</w:t>
             </w:r>
           </w:p>
         </w:tc>
@@ -3421,7 +3458,7 @@
               <w:rPr>
                 <w:rFonts w:ascii="宋体" w:eastAsia="宋体" w:hAnsi="宋体" w:cs="宋体"/>
               </w:rPr>
-              <w:t>{% for item in account_rows %}</w:t>
+              <w:t>{% for item in account_rows if item.account_id == bank.account_id %}</w:t>
             </w:r>
           </w:p>
         </w:tc>
@@ -3917,7 +3954,7 @@
               <w:rPr>
                 <w:rFonts w:ascii="宋体" w:eastAsia="宋体" w:hAnsi="宋体" w:cs="宋体"/>
               </w:rPr>
-              <w:t>{% endfor %}</w:t>
+              <w:t>{% endfor %}{% endfor %}</w:t>
             </w:r>
           </w:p>
         </w:tc>
@@ -16423,10 +16460,6 @@
 </file>
 
 <file path=customXml/item1.xml><?xml version="1.0" encoding="utf-8"?>
-<b:Sources xmlns:b="http://schemas.openxmlformats.org/officeDocument/2006/bibliography" xmlns="http://schemas.openxmlformats.org/officeDocument/2006/bibliography" SelectedStyle="\APASixthEditionOfficeOnline.xsl" StyleName="APA" Version="6"/>
-</file>
-
-<file path=customXml/item2.xml><?xml version="1.0" encoding="utf-8"?>
 <s:customData xmlns="http://www.wps.cn/officeDocument/2013/wpsCustomData" xmlns:s="http://www.wps.cn/officeDocument/2013/wpsCustomData">
   <customSectProps/>
   <customShpExts>
@@ -16435,18 +16468,22 @@
 </s:customData>
 </file>
 
+<file path=customXml/item2.xml><?xml version="1.0" encoding="utf-8"?>
+<b:Sources xmlns:b="http://schemas.openxmlformats.org/officeDocument/2006/bibliography" xmlns="http://schemas.openxmlformats.org/officeDocument/2006/bibliography" SelectedStyle="\APASixthEditionOfficeOnline.xsl" StyleName="APA" Version="6"/>
+</file>
+
 <file path=customXml/itemProps1.xml><?xml version="1.0" encoding="utf-8"?>
+<ds:datastoreItem xmlns:ds="http://schemas.openxmlformats.org/officeDocument/2006/customXml" ds:itemID="{B1977F7D-205B-4081-913C-38D41E755F92}">
+  <ds:schemaRefs>
+    <ds:schemaRef ds:uri="http://www.wps.cn/officeDocument/2013/wpsCustomData"/>
+  </ds:schemaRefs>
+</ds:datastoreItem>
+</file>
+
+<file path=customXml/itemProps2.xml><?xml version="1.0" encoding="utf-8"?>
 <ds:datastoreItem xmlns:ds="http://schemas.openxmlformats.org/officeDocument/2006/customXml" ds:itemID="{AD939CA4-0E67-45BC-B29C-B5589A1D4662}">
   <ds:schemaRefs>
     <ds:schemaRef ds:uri="http://schemas.openxmlformats.org/officeDocument/2006/bibliography"/>
   </ds:schemaRefs>
 </ds:datastoreItem>
-</file>
-
-<file path=customXml/itemProps2.xml><?xml version="1.0" encoding="utf-8"?>
-<ds:datastoreItem xmlns:ds="http://schemas.openxmlformats.org/officeDocument/2006/customXml" ds:itemID="{B1977F7D-205B-4081-913C-38D41E755F92}">
-  <ds:schemaRefs>
-    <ds:schemaRef ds:uri="http://www.wps.cn/officeDocument/2013/wpsCustomData"/>
-  </ds:schemaRefs>
-</ds:datastoreItem>
 </file>
--- a/template/template.docx
+++ b/template/template.docx
@@ -5701,7 +5701,7 @@
             <w:pPr>
               <w:spacing w:line="360" w:lineRule="auto"/>
               <w:rPr>
-                <w:rFonts w:ascii="宋体" w:eastAsia="宋体" w:hAnsi="宋体" w:cs="宋体" w:hint="eastAsia"/>
+                <w:rFonts w:ascii="宋体" w:eastAsia="宋体" w:hAnsi="宋体" w:cs="宋体"/>
                 <w:bCs/>
                 <w:sz w:val="24"/>
               </w:rPr>
@@ -5712,7 +5712,25 @@
                 <w:bCs/>
                 <w:sz w:val="24"/>
               </w:rPr>
-              <w:t xml:space="preserve">征信查询的次数（近一年）： </w:t>
+              <w:t>征信查询的次数（近一年）：</w:t>
+            </w:r>
+          </w:p>
+          <w:p>
+            <w:pPr>
+              <w:spacing w:line="360" w:lineRule="auto"/>
+              <w:rPr>
+                <w:rFonts w:ascii="宋体" w:eastAsia="宋体" w:hAnsi="宋体" w:cs="宋体" w:hint="eastAsia"/>
+                <w:bCs/>
+                <w:sz w:val="24"/>
+              </w:rPr>
+            </w:pPr>
+            <w:r>
+              <w:rPr>
+                <w:rFonts w:ascii="宋体" w:eastAsia="宋体" w:hAnsi="宋体" w:cs="宋体" w:hint="eastAsia"/>
+                <w:bCs/>
+                <w:sz w:val="24"/>
+              </w:rPr>
+              <w:t xml:space="preserve"> </w:t>
             </w:r>
             <w:r>
               <w:rPr>
@@ -6354,7 +6372,14 @@
               <w:rPr>
                 <w:rFonts w:ascii="宋体" w:eastAsia="宋体" w:hAnsi="宋体" w:cs="宋体"/>
               </w:rPr>
-              <w:t>{{ item.m1 }}</w:t>
+              <w:t>{{ item.m1 }</w:t>
+            </w:r>
+            <w:r>
+              <w:rPr>
+                <w:rFonts w:ascii="宋体" w:eastAsia="宋体" w:hAnsi="宋体" w:cs="宋体"/>
+              </w:rPr>
+              <w:lastRenderedPageBreak/>
+              <w:t>}</w:t>
             </w:r>
           </w:p>
         </w:tc>
@@ -6376,6 +6401,7 @@
               <w:rPr>
                 <w:rFonts w:ascii="宋体" w:eastAsia="宋体" w:hAnsi="宋体" w:cs="宋体"/>
               </w:rPr>
+              <w:lastRenderedPageBreak/>
               <w:t>{{ item.m</w:t>
             </w:r>
             <w:r>
@@ -6490,7 +6516,14 @@
               <w:rPr>
                 <w:rFonts w:ascii="宋体" w:eastAsia="宋体" w:hAnsi="宋体" w:cs="宋体"/>
               </w:rPr>
-              <w:t xml:space="preserve"> }}</w:t>
+              <w:t xml:space="preserve"> }</w:t>
+            </w:r>
+            <w:r>
+              <w:rPr>
+                <w:rFonts w:ascii="宋体" w:eastAsia="宋体" w:hAnsi="宋体" w:cs="宋体"/>
+              </w:rPr>
+              <w:lastRenderedPageBreak/>
+              <w:t>}</w:t>
             </w:r>
           </w:p>
         </w:tc>
@@ -6512,6 +6545,7 @@
               <w:rPr>
                 <w:rFonts w:ascii="宋体" w:eastAsia="宋体" w:hAnsi="宋体" w:cs="宋体"/>
               </w:rPr>
+              <w:lastRenderedPageBreak/>
               <w:t>{{ item.m</w:t>
             </w:r>
             <w:r>
@@ -6789,7 +6823,6 @@
               <w:rPr>
                 <w:rFonts w:ascii="宋体" w:eastAsia="宋体" w:hAnsi="宋体" w:cs="宋体"/>
               </w:rPr>
-              <w:lastRenderedPageBreak/>
               <w:t>{% endfor %}</w:t>
             </w:r>
           </w:p>
@@ -8030,7 +8063,15 @@
                 <w:rFonts w:ascii="宋体" w:eastAsia="宋体" w:hAnsi="宋体" w:cs="宋体"/>
                 <w:color w:val="000000" w:themeColor="text1"/>
               </w:rPr>
-              <w:t>{% endif %}是否适用优贷宝</w:t>
+              <w:t xml:space="preserve">{% </w:t>
+            </w:r>
+            <w:r>
+              <w:rPr>
+                <w:rFonts w:ascii="宋体" w:eastAsia="宋体" w:hAnsi="宋体" w:cs="宋体"/>
+                <w:color w:val="000000" w:themeColor="text1"/>
+              </w:rPr>
+              <w:lastRenderedPageBreak/>
+              <w:t>endif %}是否适用优贷宝</w:t>
             </w:r>
             <w:r>
               <w:rPr>
@@ -8038,13 +8079,6 @@
                 <w:color w:val="000000" w:themeColor="text1"/>
               </w:rPr>
               <w:br/>
-            </w:r>
-            <w:r>
-              <w:rPr>
-                <w:rFonts w:ascii="宋体" w:eastAsia="宋体" w:hAnsi="宋体" w:cs="宋体"/>
-                <w:color w:val="000000" w:themeColor="text1"/>
-              </w:rPr>
-              <w:lastRenderedPageBreak/>
               <w:t>{% if analysis.indicators.is_growth_phase %}</w:t>
             </w:r>
             <w:r>
@@ -10281,6 +10315,7 @@
                 <w:rFonts w:ascii="宋体" w:eastAsia="宋体" w:hAnsi="宋体" w:cs="宋体"/>
                 <w:color w:val="000000" w:themeColor="text1"/>
               </w:rPr>
+              <w:lastRenderedPageBreak/>
               <w:t>合计</w:t>
             </w:r>
           </w:p>
@@ -10304,15 +10339,7 @@
                 <w:rFonts w:ascii="宋体" w:eastAsia="宋体" w:hAnsi="宋体" w:cs="宋体"/>
                 <w:color w:val="000000" w:themeColor="text1"/>
               </w:rPr>
-              <w:t>{{ asset_totals.</w:t>
-            </w:r>
-            <w:r>
-              <w:rPr>
-                <w:rFonts w:ascii="宋体" w:eastAsia="宋体" w:hAnsi="宋体" w:cs="宋体"/>
-                <w:color w:val="000000" w:themeColor="text1"/>
-              </w:rPr>
-              <w:lastRenderedPageBreak/>
-              <w:t>buy_price }}</w:t>
+              <w:t>{{ asset_totals.buy_price }}</w:t>
             </w:r>
           </w:p>
         </w:tc>
@@ -10335,16 +10362,7 @@
                 <w:rFonts w:ascii="宋体" w:eastAsia="宋体" w:hAnsi="宋体" w:cs="宋体"/>
                 <w:color w:val="000000" w:themeColor="text1"/>
               </w:rPr>
-              <w:lastRenderedPageBreak/>
-              <w:t>{{ asset_totals.cu</w:t>
-            </w:r>
-            <w:r>
-              <w:rPr>
-                <w:rFonts w:ascii="宋体" w:eastAsia="宋体" w:hAnsi="宋体" w:cs="宋体"/>
-                <w:color w:val="000000" w:themeColor="text1"/>
-              </w:rPr>
-              <w:lastRenderedPageBreak/>
-              <w:t>rrent_value }}</w:t>
+              <w:t>{{ asset_totals.current_value }}</w:t>
             </w:r>
           </w:p>
         </w:tc>
@@ -10367,16 +10385,7 @@
                 <w:rFonts w:ascii="宋体" w:eastAsia="宋体" w:hAnsi="宋体" w:cs="宋体"/>
                 <w:color w:val="000000" w:themeColor="text1"/>
               </w:rPr>
-              <w:lastRenderedPageBreak/>
-              <w:t>{{ asset_totals.de</w:t>
-            </w:r>
-            <w:r>
-              <w:rPr>
-                <w:rFonts w:ascii="宋体" w:eastAsia="宋体" w:hAnsi="宋体" w:cs="宋体"/>
-                <w:color w:val="000000" w:themeColor="text1"/>
-              </w:rPr>
-              <w:lastRenderedPageBreak/>
-              <w:t>preciation }}</w:t>
+              <w:t>{{ asset_totals.depreciation }}</w:t>
             </w:r>
           </w:p>
         </w:tc>
@@ -10399,7 +10408,6 @@
                 <w:rFonts w:ascii="宋体" w:eastAsia="宋体" w:hAnsi="宋体" w:cs="宋体" w:hint="eastAsia"/>
                 <w:color w:val="000000" w:themeColor="text1"/>
               </w:rPr>
-              <w:lastRenderedPageBreak/>
               <w:t>/</w:t>
             </w:r>
           </w:p>
@@ -12851,7 +12859,15 @@
                 <w:rFonts w:ascii="宋体" w:eastAsia="宋体" w:hAnsi="宋体" w:cs="宋体"/>
                 <w:color w:val="000000" w:themeColor="text1"/>
               </w:rPr>
-              <w:t>{{ item.name }}</w:t>
+              <w:t xml:space="preserve">{{ item.name </w:t>
+            </w:r>
+            <w:r>
+              <w:rPr>
+                <w:rFonts w:ascii="宋体" w:eastAsia="宋体" w:hAnsi="宋体" w:cs="宋体"/>
+                <w:color w:val="000000" w:themeColor="text1"/>
+              </w:rPr>
+              <w:lastRenderedPageBreak/>
+              <w:t>}}</w:t>
             </w:r>
           </w:p>
         </w:tc>
@@ -12873,6 +12889,7 @@
                 <w:rFonts w:ascii="宋体" w:eastAsia="宋体" w:hAnsi="宋体" w:cs="宋体"/>
                 <w:color w:val="000000" w:themeColor="text1"/>
               </w:rPr>
+              <w:lastRenderedPageBreak/>
               <w:t>{{ item.value }}</w:t>
             </w:r>
           </w:p>
@@ -12964,7 +12981,6 @@
                 <w:rFonts w:ascii="宋体" w:eastAsia="宋体" w:hAnsi="宋体" w:cs="宋体"/>
                 <w:color w:val="000000" w:themeColor="text1"/>
               </w:rPr>
-              <w:lastRenderedPageBreak/>
               <w:t>{% endfor %}</w:t>
             </w:r>
           </w:p>
@@ -16460,6 +16476,10 @@
 </file>
 
 <file path=customXml/item1.xml><?xml version="1.0" encoding="utf-8"?>
+<b:Sources xmlns:b="http://schemas.openxmlformats.org/officeDocument/2006/bibliography" xmlns="http://schemas.openxmlformats.org/officeDocument/2006/bibliography" SelectedStyle="\APASixthEditionOfficeOnline.xsl" StyleName="APA" Version="6"/>
+</file>
+
+<file path=customXml/item2.xml><?xml version="1.0" encoding="utf-8"?>
 <s:customData xmlns="http://www.wps.cn/officeDocument/2013/wpsCustomData" xmlns:s="http://www.wps.cn/officeDocument/2013/wpsCustomData">
   <customSectProps/>
   <customShpExts>
@@ -16468,22 +16488,18 @@
 </s:customData>
 </file>
 
-<file path=customXml/item2.xml><?xml version="1.0" encoding="utf-8"?>
-<b:Sources xmlns:b="http://schemas.openxmlformats.org/officeDocument/2006/bibliography" xmlns="http://schemas.openxmlformats.org/officeDocument/2006/bibliography" SelectedStyle="\APASixthEditionOfficeOnline.xsl" StyleName="APA" Version="6"/>
+<file path=customXml/itemProps1.xml><?xml version="1.0" encoding="utf-8"?>
+<ds:datastoreItem xmlns:ds="http://schemas.openxmlformats.org/officeDocument/2006/customXml" ds:itemID="{AD939CA4-0E67-45BC-B29C-B5589A1D4662}">
+  <ds:schemaRefs>
+    <ds:schemaRef ds:uri="http://schemas.openxmlformats.org/officeDocument/2006/bibliography"/>
+  </ds:schemaRefs>
+</ds:datastoreItem>
 </file>
 
-<file path=customXml/itemProps1.xml><?xml version="1.0" encoding="utf-8"?>
+<file path=customXml/itemProps2.xml><?xml version="1.0" encoding="utf-8"?>
 <ds:datastoreItem xmlns:ds="http://schemas.openxmlformats.org/officeDocument/2006/customXml" ds:itemID="{B1977F7D-205B-4081-913C-38D41E755F92}">
   <ds:schemaRefs>
     <ds:schemaRef ds:uri="http://www.wps.cn/officeDocument/2013/wpsCustomData"/>
   </ds:schemaRefs>
 </ds:datastoreItem>
-</file>
-
-<file path=customXml/itemProps2.xml><?xml version="1.0" encoding="utf-8"?>
-<ds:datastoreItem xmlns:ds="http://schemas.openxmlformats.org/officeDocument/2006/customXml" ds:itemID="{AD939CA4-0E67-45BC-B29C-B5589A1D4662}">
-  <ds:schemaRefs>
-    <ds:schemaRef ds:uri="http://schemas.openxmlformats.org/officeDocument/2006/bibliography"/>
-  </ds:schemaRefs>
-</ds:datastoreItem>
 </file>
--- a/template/template.docx
+++ b/template/template.docx
@@ -3971,22 +3971,19 @@
           <w:p>
             <w:pPr>
               <w:widowControl/>
-              <w:spacing w:line="360" w:lineRule="auto"/>
               <w:jc w:val="center"/>
               <w:textAlignment w:val="center"/>
               <w:rPr>
-                <w:rFonts w:ascii="宋体" w:eastAsia="宋体" w:hAnsi="宋体" w:cs="宋体" w:hint="eastAsia"/>
+                <w:rFonts w:ascii="宋体" w:eastAsia="宋体" w:hAnsi="宋体" w:cs="宋体"/>
+              </w:rPr>
+            </w:pPr>
+            <w:r>
+              <w:rPr>
+                <w:rFonts w:ascii="宋体" w:eastAsia="宋体" w:hAnsi="宋体" w:cs="宋体"/>
                 <w:b/>
                 <w:bCs/>
               </w:rPr>
-            </w:pPr>
-            <w:r>
-              <w:rPr>
-                <w:rFonts w:ascii="宋体" w:eastAsia="宋体" w:hAnsi="宋体" w:cs="宋体" w:hint="eastAsia"/>
-                <w:b/>
-                <w:bCs/>
-              </w:rPr>
-              <w:t>日均余额</w:t>
+              <w:t>月末余额合计（按年份）</w:t>
             </w:r>
           </w:p>
         </w:tc>
@@ -3997,7 +3994,9 @@
         </w:trPr>
         <w:tc>
           <w:tcPr>
-            <w:tcW w:w="704" w:type="dxa"/>
+            <w:tcW w:w="1555" w:type="dxa"/>
+            <w:gridSpan w:val="6"/>
+            <w:vAlign w:val="center"/>
           </w:tcPr>
           <w:p>
             <w:pPr>
@@ -4017,8 +4016,51 @@
         </w:tc>
         <w:tc>
           <w:tcPr>
-            <w:tcW w:w="2113" w:type="dxa"/>
-            <w:gridSpan w:val="10"/>
+            <w:tcW w:w="834" w:type="dxa"/>
+            <w:gridSpan w:val="2"/>
+          </w:tcPr>
+          <w:p>
+            <w:pPr>
+              <w:spacing w:line="360" w:lineRule="auto"/>
+              <w:jc w:val="center"/>
+              <w:rPr>
+                <w:rFonts w:ascii="宋体" w:eastAsia="宋体" w:hAnsi="宋体" w:cs="宋体" w:hint="eastAsia"/>
+              </w:rPr>
+            </w:pPr>
+            <w:r>
+              <w:rPr>
+                <w:rFonts w:ascii="宋体" w:eastAsia="宋体" w:hAnsi="宋体" w:cs="宋体" w:hint="eastAsia"/>
+              </w:rPr>
+              <w:t>1月</w:t>
+            </w:r>
+          </w:p>
+        </w:tc>
+        <w:tc>
+          <w:tcPr>
+            <w:tcW w:w="739" w:type="dxa"/>
+            <w:gridSpan w:val="4"/>
+            <w:vAlign w:val="center"/>
+          </w:tcPr>
+          <w:p>
+            <w:pPr>
+              <w:spacing w:line="360" w:lineRule="auto"/>
+              <w:jc w:val="center"/>
+              <w:rPr>
+                <w:rFonts w:ascii="宋体" w:eastAsia="宋体" w:hAnsi="宋体" w:cs="宋体" w:hint="eastAsia"/>
+              </w:rPr>
+            </w:pPr>
+            <w:r>
+              <w:rPr>
+                <w:rFonts w:ascii="宋体" w:eastAsia="宋体" w:hAnsi="宋体" w:cs="宋体" w:hint="eastAsia"/>
+              </w:rPr>
+              <w:t>2月</w:t>
+            </w:r>
+          </w:p>
+        </w:tc>
+        <w:tc>
+          <w:tcPr>
+            <w:tcW w:w="739" w:type="dxa"/>
+            <w:gridSpan w:val="3"/>
             <w:vAlign w:val="center"/>
           </w:tcPr>
           <w:p>
@@ -4039,8 +4081,51 @@
         </w:tc>
         <w:tc>
           <w:tcPr>
-            <w:tcW w:w="2111" w:type="dxa"/>
-            <w:gridSpan w:val="9"/>
+            <w:tcW w:w="788" w:type="dxa"/>
+            <w:gridSpan w:val="4"/>
+            <w:vAlign w:val="center"/>
+          </w:tcPr>
+          <w:p>
+            <w:pPr>
+              <w:spacing w:line="360" w:lineRule="auto"/>
+              <w:jc w:val="center"/>
+              <w:rPr>
+                <w:rFonts w:ascii="宋体" w:eastAsia="宋体" w:hAnsi="宋体" w:cs="宋体" w:hint="eastAsia"/>
+              </w:rPr>
+            </w:pPr>
+            <w:r>
+              <w:rPr>
+                <w:rFonts w:ascii="宋体" w:eastAsia="宋体" w:hAnsi="宋体" w:cs="宋体" w:hint="eastAsia"/>
+              </w:rPr>
+              <w:t>4月</w:t>
+            </w:r>
+          </w:p>
+        </w:tc>
+        <w:tc>
+          <w:tcPr>
+            <w:tcW w:w="865" w:type="dxa"/>
+            <w:gridSpan w:val="3"/>
+            <w:vAlign w:val="center"/>
+          </w:tcPr>
+          <w:p>
+            <w:pPr>
+              <w:spacing w:line="360" w:lineRule="auto"/>
+              <w:jc w:val="center"/>
+              <w:rPr>
+                <w:rFonts w:ascii="宋体" w:eastAsia="宋体" w:hAnsi="宋体" w:cs="宋体" w:hint="eastAsia"/>
+              </w:rPr>
+            </w:pPr>
+            <w:r>
+              <w:rPr>
+                <w:rFonts w:ascii="宋体" w:eastAsia="宋体" w:hAnsi="宋体" w:cs="宋体" w:hint="eastAsia"/>
+              </w:rPr>
+              <w:t>5月</w:t>
+            </w:r>
+          </w:p>
+        </w:tc>
+        <w:tc>
+          <w:tcPr>
+            <w:tcW w:w="613" w:type="dxa"/>
             <w:vAlign w:val="center"/>
           </w:tcPr>
           <w:p>
@@ -4061,8 +4146,52 @@
         </w:tc>
         <w:tc>
           <w:tcPr>
-            <w:tcW w:w="2111" w:type="dxa"/>
-            <w:gridSpan w:val="9"/>
+            <w:tcW w:w="690" w:type="dxa"/>
+            <w:gridSpan w:val="5"/>
+            <w:vAlign w:val="center"/>
+          </w:tcPr>
+          <w:p>
+            <w:pPr>
+              <w:spacing w:line="360" w:lineRule="auto"/>
+              <w:jc w:val="center"/>
+              <w:rPr>
+                <w:rFonts w:ascii="宋体" w:eastAsia="宋体" w:hAnsi="宋体" w:cs="宋体" w:hint="eastAsia"/>
+              </w:rPr>
+            </w:pPr>
+            <w:r>
+              <w:rPr>
+                <w:rFonts w:ascii="宋体" w:eastAsia="宋体" w:hAnsi="宋体" w:cs="宋体" w:hint="eastAsia"/>
+              </w:rPr>
+              <w:t>7月</w:t>
+            </w:r>
+          </w:p>
+        </w:tc>
+        <w:tc>
+          <w:tcPr>
+            <w:tcW w:w="739" w:type="dxa"/>
+            <w:gridSpan w:val="4"/>
+            <w:vAlign w:val="center"/>
+          </w:tcPr>
+          <w:p>
+            <w:pPr>
+              <w:spacing w:line="360" w:lineRule="auto"/>
+              <w:jc w:val="center"/>
+              <w:rPr>
+                <w:rFonts w:ascii="宋体" w:eastAsia="宋体" w:hAnsi="宋体" w:cs="宋体" w:hint="eastAsia"/>
+              </w:rPr>
+            </w:pPr>
+            <w:r>
+              <w:rPr>
+                <w:rFonts w:ascii="宋体" w:eastAsia="宋体" w:hAnsi="宋体" w:cs="宋体" w:hint="eastAsia"/>
+              </w:rPr>
+              <w:t>8月</w:t>
+            </w:r>
+          </w:p>
+        </w:tc>
+        <w:tc>
+          <w:tcPr>
+            <w:tcW w:w="739" w:type="dxa"/>
+            <w:gridSpan w:val="5"/>
             <w:vAlign w:val="center"/>
           </w:tcPr>
           <w:p>
@@ -4083,8 +4212,52 @@
         </w:tc>
         <w:tc>
           <w:tcPr>
-            <w:tcW w:w="2112" w:type="dxa"/>
-            <w:gridSpan w:val="13"/>
+            <w:tcW w:w="739" w:type="dxa"/>
+            <w:gridSpan w:val="3"/>
+            <w:vAlign w:val="center"/>
+          </w:tcPr>
+          <w:p>
+            <w:pPr>
+              <w:spacing w:line="360" w:lineRule="auto"/>
+              <w:jc w:val="center"/>
+              <w:rPr>
+                <w:rFonts w:ascii="宋体" w:eastAsia="宋体" w:hAnsi="宋体" w:cs="宋体" w:hint="eastAsia"/>
+              </w:rPr>
+            </w:pPr>
+            <w:r>
+              <w:rPr>
+                <w:rFonts w:ascii="宋体" w:eastAsia="宋体" w:hAnsi="宋体" w:cs="宋体" w:hint="eastAsia"/>
+              </w:rPr>
+              <w:t>10月</w:t>
+            </w:r>
+          </w:p>
+        </w:tc>
+        <w:tc>
+          <w:tcPr>
+            <w:tcW w:w="739" w:type="dxa"/>
+            <w:gridSpan w:val="5"/>
+            <w:vAlign w:val="center"/>
+          </w:tcPr>
+          <w:p>
+            <w:pPr>
+              <w:spacing w:line="360" w:lineRule="auto"/>
+              <w:jc w:val="center"/>
+              <w:rPr>
+                <w:rFonts w:ascii="宋体" w:eastAsia="宋体" w:hAnsi="宋体" w:cs="宋体" w:hint="eastAsia"/>
+              </w:rPr>
+            </w:pPr>
+            <w:r>
+              <w:rPr>
+                <w:rFonts w:ascii="宋体" w:eastAsia="宋体" w:hAnsi="宋体" w:cs="宋体" w:hint="eastAsia"/>
+              </w:rPr>
+              <w:t>11月</w:t>
+            </w:r>
+          </w:p>
+        </w:tc>
+        <w:tc>
+          <w:tcPr>
+            <w:tcW w:w="706" w:type="dxa"/>
+            <w:gridSpan w:val="3"/>
             <w:vAlign w:val="center"/>
           </w:tcPr>
           <w:p>
@@ -4105,23 +4278,22 @@
         </w:tc>
         <w:tc>
           <w:tcPr>
-            <w:tcW w:w="2113" w:type="dxa"/>
-            <w:gridSpan w:val="7"/>
-            <w:vAlign w:val="center"/>
-          </w:tcPr>
-          <w:p>
-            <w:pPr>
-              <w:spacing w:line="360" w:lineRule="auto"/>
-              <w:jc w:val="center"/>
-              <w:rPr>
-                <w:rFonts w:ascii="宋体" w:eastAsia="宋体" w:hAnsi="宋体" w:cs="宋体" w:hint="eastAsia"/>
-              </w:rPr>
-            </w:pPr>
-            <w:r>
-              <w:rPr>
-                <w:rFonts w:ascii="宋体" w:eastAsia="宋体" w:hAnsi="宋体" w:cs="宋体" w:hint="eastAsia"/>
-              </w:rPr>
-              <w:t>全年日均</w:t>
+            <w:tcW w:w="779" w:type="dxa"/>
+            <w:vAlign w:val="center"/>
+          </w:tcPr>
+          <w:p>
+            <w:pPr>
+              <w:spacing w:line="360" w:lineRule="auto"/>
+              <w:jc w:val="center"/>
+              <w:rPr>
+                <w:rFonts w:ascii="宋体" w:eastAsia="宋体" w:hAnsi="宋体" w:cs="宋体" w:hint="eastAsia"/>
+              </w:rPr>
+            </w:pPr>
+            <w:r>
+              <w:rPr>
+                <w:rFonts w:ascii="宋体" w:eastAsia="宋体" w:hAnsi="宋体" w:cs="宋体" w:hint="eastAsia"/>
+              </w:rPr>
+              <w:t>月均</w:t>
             </w:r>
           </w:p>
         </w:tc>
@@ -4137,17 +4309,22 @@
           </w:tcPr>
           <w:p>
             <w:pPr>
-              <w:spacing w:line="360" w:lineRule="auto"/>
-              <w:jc w:val="center"/>
-              <w:rPr>
-                <w:rFonts w:ascii="宋体" w:eastAsia="宋体" w:hAnsi="宋体" w:cs="宋体" w:hint="eastAsia"/>
-              </w:rPr>
-            </w:pPr>
-            <w:r>
-              <w:rPr>
-                <w:rFonts w:ascii="宋体" w:eastAsia="宋体" w:hAnsi="宋体" w:cs="宋体"/>
-              </w:rPr>
-              <w:t>{% for row in daily_avg_balance %}</w:t>
+              <w:widowControl/>
+              <w:jc w:val="center"/>
+              <w:textAlignment w:val="center"/>
+              <w:rPr>
+                <w:rFonts w:ascii="宋体" w:eastAsia="宋体" w:hAnsi="宋体" w:cs="宋体"/>
+                <w:b/>
+                <w:bCs/>
+              </w:rPr>
+            </w:pPr>
+            <w:r>
+              <w:rPr>
+                <w:rFonts w:ascii="宋体" w:eastAsia="宋体" w:hAnsi="宋体" w:cs="宋体"/>
+                <w:b/>
+                <w:bCs/>
+              </w:rPr>
+              <w:t>{% for item in account_yearly_totals %}</w:t>
             </w:r>
           </w:p>
         </w:tc>
@@ -4158,131 +4335,464 @@
         </w:trPr>
         <w:tc>
           <w:tcPr>
-            <w:tcW w:w="704" w:type="dxa"/>
-          </w:tcPr>
-          <w:p>
-            <w:pPr>
-              <w:spacing w:line="360" w:lineRule="auto"/>
-              <w:jc w:val="center"/>
-              <w:rPr>
-                <w:rFonts w:ascii="宋体" w:eastAsia="宋体" w:hAnsi="宋体" w:cs="宋体" w:hint="eastAsia"/>
-              </w:rPr>
-            </w:pPr>
-            <w:r>
-              <w:rPr>
-                <w:rFonts w:ascii="宋体" w:eastAsia="宋体" w:hAnsi="宋体" w:cs="宋体"/>
-              </w:rPr>
-              <w:t>{{ row.year }}</w:t>
-            </w:r>
-          </w:p>
-        </w:tc>
-        <w:tc>
-          <w:tcPr>
-            <w:tcW w:w="2113" w:type="dxa"/>
-            <w:gridSpan w:val="10"/>
-            <w:vAlign w:val="center"/>
-          </w:tcPr>
-          <w:p>
-            <w:pPr>
-              <w:spacing w:line="360" w:lineRule="auto"/>
-              <w:jc w:val="center"/>
-              <w:rPr>
-                <w:rFonts w:ascii="宋体" w:eastAsia="宋体" w:hAnsi="宋体" w:cs="宋体" w:hint="eastAsia"/>
-              </w:rPr>
-            </w:pPr>
-            <w:r>
-              <w:rPr>
-                <w:rFonts w:ascii="宋体" w:eastAsia="宋体" w:hAnsi="宋体" w:cs="宋体"/>
-              </w:rPr>
-              <w:t>{{ row.m3 }}</w:t>
-            </w:r>
-          </w:p>
-        </w:tc>
-        <w:tc>
-          <w:tcPr>
-            <w:tcW w:w="2111" w:type="dxa"/>
-            <w:gridSpan w:val="9"/>
-            <w:vAlign w:val="center"/>
-          </w:tcPr>
-          <w:p>
-            <w:pPr>
-              <w:spacing w:line="360" w:lineRule="auto"/>
-              <w:jc w:val="center"/>
-              <w:rPr>
-                <w:rFonts w:ascii="宋体" w:eastAsia="宋体" w:hAnsi="宋体" w:cs="宋体" w:hint="eastAsia"/>
-              </w:rPr>
-            </w:pPr>
-            <w:r>
-              <w:rPr>
-                <w:rFonts w:ascii="宋体" w:eastAsia="宋体" w:hAnsi="宋体" w:cs="宋体"/>
-              </w:rPr>
-              <w:t>{{ row.m6 }}</w:t>
-            </w:r>
-          </w:p>
-        </w:tc>
-        <w:tc>
-          <w:tcPr>
-            <w:tcW w:w="2111" w:type="dxa"/>
-            <w:gridSpan w:val="9"/>
-            <w:vAlign w:val="center"/>
-          </w:tcPr>
-          <w:p>
-            <w:pPr>
-              <w:spacing w:line="360" w:lineRule="auto"/>
-              <w:jc w:val="center"/>
-              <w:rPr>
-                <w:rFonts w:ascii="宋体" w:eastAsia="宋体" w:hAnsi="宋体" w:cs="宋体" w:hint="eastAsia"/>
-              </w:rPr>
-            </w:pPr>
-            <w:r>
-              <w:rPr>
-                <w:rFonts w:ascii="宋体" w:eastAsia="宋体" w:hAnsi="宋体" w:cs="宋体"/>
-              </w:rPr>
-              <w:t>{{ row.m9 }}</w:t>
-            </w:r>
-          </w:p>
-        </w:tc>
-        <w:tc>
-          <w:tcPr>
-            <w:tcW w:w="2112" w:type="dxa"/>
-            <w:gridSpan w:val="13"/>
-            <w:vAlign w:val="center"/>
-          </w:tcPr>
-          <w:p>
-            <w:pPr>
-              <w:spacing w:line="360" w:lineRule="auto"/>
-              <w:jc w:val="center"/>
-              <w:rPr>
-                <w:rFonts w:ascii="宋体" w:eastAsia="宋体" w:hAnsi="宋体" w:cs="宋体" w:hint="eastAsia"/>
-              </w:rPr>
-            </w:pPr>
-            <w:r>
-              <w:rPr>
-                <w:rFonts w:ascii="宋体" w:eastAsia="宋体" w:hAnsi="宋体" w:cs="宋体"/>
-              </w:rPr>
-              <w:t>{{ row.m12 }}</w:t>
-            </w:r>
-          </w:p>
-        </w:tc>
-        <w:tc>
-          <w:tcPr>
-            <w:tcW w:w="2113" w:type="dxa"/>
-            <w:gridSpan w:val="7"/>
-            <w:vAlign w:val="center"/>
-          </w:tcPr>
-          <w:p>
-            <w:pPr>
-              <w:spacing w:line="360" w:lineRule="auto"/>
-              <w:jc w:val="center"/>
-              <w:rPr>
-                <w:rFonts w:ascii="宋体" w:eastAsia="宋体" w:hAnsi="宋体" w:cs="宋体" w:hint="eastAsia"/>
-              </w:rPr>
-            </w:pPr>
-            <w:r>
-              <w:rPr>
-                <w:rFonts w:ascii="宋体" w:eastAsia="宋体" w:hAnsi="宋体" w:cs="宋体"/>
-              </w:rPr>
-              <w:t>{{ row.annual_avg }}</w:t>
+            <w:tcW w:w="1555" w:type="dxa"/>
+            <w:gridSpan w:val="6"/>
+          </w:tcPr>
+          <w:p>
+            <w:pPr>
+              <w:spacing w:line="360" w:lineRule="auto"/>
+              <w:jc w:val="center"/>
+              <w:rPr>
+                <w:rFonts w:ascii="宋体" w:eastAsia="宋体" w:hAnsi="宋体" w:cs="宋体" w:hint="eastAsia"/>
+              </w:rPr>
+            </w:pPr>
+            <w:r>
+              <w:rPr>
+                <w:rFonts w:ascii="宋体" w:eastAsia="宋体" w:hAnsi="宋体" w:cs="宋体"/>
+              </w:rPr>
+              <w:t>{{ item.year }}</w:t>
+            </w:r>
+          </w:p>
+        </w:tc>
+        <w:tc>
+          <w:tcPr>
+            <w:tcW w:w="834" w:type="dxa"/>
+            <w:gridSpan w:val="2"/>
+            <w:vAlign w:val="center"/>
+          </w:tcPr>
+          <w:p>
+            <w:pPr>
+              <w:widowControl/>
+              <w:jc w:val="center"/>
+              <w:textAlignment w:val="center"/>
+              <w:rPr>
+                <w:rFonts w:ascii="宋体" w:eastAsia="宋体" w:hAnsi="宋体" w:cs="宋体" w:hint="eastAsia"/>
+                <w:highlight w:val="green"/>
+              </w:rPr>
+            </w:pPr>
+            <w:r>
+              <w:rPr>
+                <w:rFonts w:ascii="宋体" w:eastAsia="宋体" w:hAnsi="宋体" w:cs="宋体"/>
+              </w:rPr>
+              <w:t>{{ item.m1 }}</w:t>
+            </w:r>
+          </w:p>
+        </w:tc>
+        <w:tc>
+          <w:tcPr>
+            <w:tcW w:w="739" w:type="dxa"/>
+            <w:gridSpan w:val="4"/>
+            <w:vAlign w:val="center"/>
+          </w:tcPr>
+          <w:p>
+            <w:pPr>
+              <w:widowControl/>
+              <w:jc w:val="center"/>
+              <w:textAlignment w:val="center"/>
+              <w:rPr>
+                <w:rFonts w:ascii="宋体" w:eastAsia="宋体" w:hAnsi="宋体" w:cs="宋体" w:hint="eastAsia"/>
+                <w:highlight w:val="green"/>
+              </w:rPr>
+            </w:pPr>
+            <w:r>
+              <w:rPr>
+                <w:rFonts w:ascii="宋体" w:eastAsia="宋体" w:hAnsi="宋体" w:cs="宋体"/>
+              </w:rPr>
+              <w:t>{{ item.m</w:t>
+            </w:r>
+            <w:r>
+              <w:rPr>
+                <w:rFonts w:ascii="宋体" w:eastAsia="宋体" w:hAnsi="宋体" w:cs="宋体" w:hint="eastAsia"/>
+              </w:rPr>
+              <w:t>2</w:t>
+            </w:r>
+            <w:r>
+              <w:rPr>
+                <w:rFonts w:ascii="宋体" w:eastAsia="宋体" w:hAnsi="宋体" w:cs="宋体"/>
+              </w:rPr>
+              <w:t xml:space="preserve"> }}</w:t>
+            </w:r>
+          </w:p>
+        </w:tc>
+        <w:tc>
+          <w:tcPr>
+            <w:tcW w:w="739" w:type="dxa"/>
+            <w:gridSpan w:val="3"/>
+            <w:vAlign w:val="center"/>
+          </w:tcPr>
+          <w:p>
+            <w:pPr>
+              <w:widowControl/>
+              <w:jc w:val="center"/>
+              <w:textAlignment w:val="center"/>
+              <w:rPr>
+                <w:rFonts w:ascii="宋体" w:eastAsia="宋体" w:hAnsi="宋体" w:cs="宋体" w:hint="eastAsia"/>
+                <w:highlight w:val="green"/>
+              </w:rPr>
+            </w:pPr>
+            <w:r>
+              <w:rPr>
+                <w:rFonts w:ascii="宋体" w:eastAsia="宋体" w:hAnsi="宋体" w:cs="宋体"/>
+              </w:rPr>
+              <w:t>{{ item.m</w:t>
+            </w:r>
+            <w:r>
+              <w:rPr>
+                <w:rFonts w:ascii="宋体" w:eastAsia="宋体" w:hAnsi="宋体" w:cs="宋体" w:hint="eastAsia"/>
+              </w:rPr>
+              <w:t>3</w:t>
+            </w:r>
+            <w:r>
+              <w:rPr>
+                <w:rFonts w:ascii="宋体" w:eastAsia="宋体" w:hAnsi="宋体" w:cs="宋体"/>
+              </w:rPr>
+              <w:t xml:space="preserve"> }}</w:t>
+            </w:r>
+          </w:p>
+        </w:tc>
+        <w:tc>
+          <w:tcPr>
+            <w:tcW w:w="788" w:type="dxa"/>
+            <w:gridSpan w:val="4"/>
+            <w:vAlign w:val="center"/>
+          </w:tcPr>
+          <w:p>
+            <w:pPr>
+              <w:widowControl/>
+              <w:jc w:val="center"/>
+              <w:textAlignment w:val="center"/>
+              <w:rPr>
+                <w:rFonts w:ascii="宋体" w:eastAsia="宋体" w:hAnsi="宋体" w:cs="宋体" w:hint="eastAsia"/>
+                <w:highlight w:val="green"/>
+              </w:rPr>
+            </w:pPr>
+            <w:r>
+              <w:rPr>
+                <w:rFonts w:ascii="宋体" w:eastAsia="宋体" w:hAnsi="宋体" w:cs="宋体"/>
+              </w:rPr>
+              <w:t>{{ item.m</w:t>
+            </w:r>
+            <w:r>
+              <w:rPr>
+                <w:rFonts w:ascii="宋体" w:eastAsia="宋体" w:hAnsi="宋体" w:cs="宋体" w:hint="eastAsia"/>
+              </w:rPr>
+              <w:t>4</w:t>
+            </w:r>
+            <w:r>
+              <w:rPr>
+                <w:rFonts w:ascii="宋体" w:eastAsia="宋体" w:hAnsi="宋体" w:cs="宋体"/>
+              </w:rPr>
+              <w:t xml:space="preserve"> }}</w:t>
+            </w:r>
+          </w:p>
+        </w:tc>
+        <w:tc>
+          <w:tcPr>
+            <w:tcW w:w="865" w:type="dxa"/>
+            <w:gridSpan w:val="3"/>
+            <w:vAlign w:val="center"/>
+          </w:tcPr>
+          <w:p>
+            <w:pPr>
+              <w:widowControl/>
+              <w:jc w:val="center"/>
+              <w:textAlignment w:val="center"/>
+              <w:rPr>
+                <w:rFonts w:ascii="宋体" w:eastAsia="宋体" w:hAnsi="宋体" w:cs="宋体" w:hint="eastAsia"/>
+                <w:highlight w:val="green"/>
+              </w:rPr>
+            </w:pPr>
+            <w:r>
+              <w:rPr>
+                <w:rFonts w:ascii="宋体" w:eastAsia="宋体" w:hAnsi="宋体" w:cs="宋体"/>
+              </w:rPr>
+              <w:t>{{ item.m</w:t>
+            </w:r>
+            <w:r>
+              <w:rPr>
+                <w:rFonts w:ascii="宋体" w:eastAsia="宋体" w:hAnsi="宋体" w:cs="宋体" w:hint="eastAsia"/>
+              </w:rPr>
+              <w:t>5</w:t>
+            </w:r>
+            <w:r>
+              <w:rPr>
+                <w:rFonts w:ascii="宋体" w:eastAsia="宋体" w:hAnsi="宋体" w:cs="宋体"/>
+              </w:rPr>
+              <w:t xml:space="preserve"> }}</w:t>
+            </w:r>
+          </w:p>
+        </w:tc>
+        <w:tc>
+          <w:tcPr>
+            <w:tcW w:w="613" w:type="dxa"/>
+            <w:vAlign w:val="center"/>
+          </w:tcPr>
+          <w:p>
+            <w:pPr>
+              <w:widowControl/>
+              <w:jc w:val="center"/>
+              <w:textAlignment w:val="center"/>
+              <w:rPr>
+                <w:rFonts w:ascii="宋体" w:eastAsia="宋体" w:hAnsi="宋体" w:cs="宋体" w:hint="eastAsia"/>
+                <w:highlight w:val="green"/>
+              </w:rPr>
+            </w:pPr>
+            <w:r>
+              <w:rPr>
+                <w:rFonts w:ascii="宋体" w:eastAsia="宋体" w:hAnsi="宋体" w:cs="宋体"/>
+              </w:rPr>
+              <w:t>{{ item.m</w:t>
+            </w:r>
+            <w:r>
+              <w:rPr>
+                <w:rFonts w:ascii="宋体" w:eastAsia="宋体" w:hAnsi="宋体" w:cs="宋体" w:hint="eastAsia"/>
+              </w:rPr>
+              <w:t>6</w:t>
+            </w:r>
+            <w:r>
+              <w:rPr>
+                <w:rFonts w:ascii="宋体" w:eastAsia="宋体" w:hAnsi="宋体" w:cs="宋体"/>
+              </w:rPr>
+              <w:t xml:space="preserve"> }}</w:t>
+            </w:r>
+          </w:p>
+        </w:tc>
+        <w:tc>
+          <w:tcPr>
+            <w:tcW w:w="690" w:type="dxa"/>
+            <w:gridSpan w:val="5"/>
+            <w:vAlign w:val="center"/>
+          </w:tcPr>
+          <w:p>
+            <w:pPr>
+              <w:widowControl/>
+              <w:jc w:val="center"/>
+              <w:textAlignment w:val="center"/>
+              <w:rPr>
+                <w:rFonts w:ascii="宋体" w:eastAsia="宋体" w:hAnsi="宋体" w:cs="宋体" w:hint="eastAsia"/>
+                <w:highlight w:val="green"/>
+              </w:rPr>
+            </w:pPr>
+            <w:r>
+              <w:rPr>
+                <w:rFonts w:ascii="宋体" w:eastAsia="宋体" w:hAnsi="宋体" w:cs="宋体"/>
+              </w:rPr>
+              <w:t>{{ item.m</w:t>
+            </w:r>
+            <w:r>
+              <w:rPr>
+                <w:rFonts w:ascii="宋体" w:eastAsia="宋体" w:hAnsi="宋体" w:cs="宋体" w:hint="eastAsia"/>
+              </w:rPr>
+              <w:t>7</w:t>
+            </w:r>
+            <w:r>
+              <w:rPr>
+                <w:rFonts w:ascii="宋体" w:eastAsia="宋体" w:hAnsi="宋体" w:cs="宋体"/>
+              </w:rPr>
+              <w:t xml:space="preserve"> }}</w:t>
+            </w:r>
+          </w:p>
+        </w:tc>
+        <w:tc>
+          <w:tcPr>
+            <w:tcW w:w="739" w:type="dxa"/>
+            <w:gridSpan w:val="4"/>
+            <w:vAlign w:val="center"/>
+          </w:tcPr>
+          <w:p>
+            <w:pPr>
+              <w:widowControl/>
+              <w:jc w:val="center"/>
+              <w:textAlignment w:val="center"/>
+              <w:rPr>
+                <w:rFonts w:ascii="宋体" w:eastAsia="宋体" w:hAnsi="宋体" w:cs="宋体" w:hint="eastAsia"/>
+                <w:highlight w:val="green"/>
+              </w:rPr>
+            </w:pPr>
+            <w:r>
+              <w:rPr>
+                <w:rFonts w:ascii="宋体" w:eastAsia="宋体" w:hAnsi="宋体" w:cs="宋体"/>
+              </w:rPr>
+              <w:t>{{ item.m</w:t>
+            </w:r>
+            <w:r>
+              <w:rPr>
+                <w:rFonts w:ascii="宋体" w:eastAsia="宋体" w:hAnsi="宋体" w:cs="宋体" w:hint="eastAsia"/>
+              </w:rPr>
+              <w:t>8</w:t>
+            </w:r>
+            <w:r>
+              <w:rPr>
+                <w:rFonts w:ascii="宋体" w:eastAsia="宋体" w:hAnsi="宋体" w:cs="宋体"/>
+              </w:rPr>
+              <w:t xml:space="preserve"> }}</w:t>
+            </w:r>
+          </w:p>
+        </w:tc>
+        <w:tc>
+          <w:tcPr>
+            <w:tcW w:w="739" w:type="dxa"/>
+            <w:gridSpan w:val="5"/>
+            <w:vAlign w:val="center"/>
+          </w:tcPr>
+          <w:p>
+            <w:pPr>
+              <w:widowControl/>
+              <w:jc w:val="center"/>
+              <w:textAlignment w:val="center"/>
+              <w:rPr>
+                <w:rFonts w:ascii="宋体" w:eastAsia="宋体" w:hAnsi="宋体" w:cs="宋体" w:hint="eastAsia"/>
+                <w:highlight w:val="green"/>
+              </w:rPr>
+            </w:pPr>
+            <w:r>
+              <w:rPr>
+                <w:rFonts w:ascii="宋体" w:eastAsia="宋体" w:hAnsi="宋体" w:cs="宋体"/>
+              </w:rPr>
+              <w:t>{{ item.m</w:t>
+            </w:r>
+            <w:r>
+              <w:rPr>
+                <w:rFonts w:ascii="宋体" w:eastAsia="宋体" w:hAnsi="宋体" w:cs="宋体" w:hint="eastAsia"/>
+              </w:rPr>
+              <w:t>9</w:t>
+            </w:r>
+            <w:r>
+              <w:rPr>
+                <w:rFonts w:ascii="宋体" w:eastAsia="宋体" w:hAnsi="宋体" w:cs="宋体"/>
+              </w:rPr>
+              <w:t xml:space="preserve"> }}</w:t>
+            </w:r>
+          </w:p>
+        </w:tc>
+        <w:tc>
+          <w:tcPr>
+            <w:tcW w:w="739" w:type="dxa"/>
+            <w:gridSpan w:val="3"/>
+            <w:vAlign w:val="center"/>
+          </w:tcPr>
+          <w:p>
+            <w:pPr>
+              <w:widowControl/>
+              <w:jc w:val="center"/>
+              <w:textAlignment w:val="center"/>
+              <w:rPr>
+                <w:rFonts w:ascii="宋体" w:eastAsia="宋体" w:hAnsi="宋体" w:cs="宋体" w:hint="eastAsia"/>
+                <w:highlight w:val="green"/>
+              </w:rPr>
+            </w:pPr>
+            <w:r>
+              <w:rPr>
+                <w:rFonts w:ascii="宋体" w:eastAsia="宋体" w:hAnsi="宋体" w:cs="宋体"/>
+              </w:rPr>
+              <w:t>{{ item.m1</w:t>
+            </w:r>
+            <w:r>
+              <w:rPr>
+                <w:rFonts w:ascii="宋体" w:eastAsia="宋体" w:hAnsi="宋体" w:cs="宋体" w:hint="eastAsia"/>
+              </w:rPr>
+              <w:t>0</w:t>
+            </w:r>
+            <w:r>
+              <w:rPr>
+                <w:rFonts w:ascii="宋体" w:eastAsia="宋体" w:hAnsi="宋体" w:cs="宋体"/>
+              </w:rPr>
+              <w:t xml:space="preserve"> }}</w:t>
+            </w:r>
+          </w:p>
+        </w:tc>
+        <w:tc>
+          <w:tcPr>
+            <w:tcW w:w="739" w:type="dxa"/>
+            <w:gridSpan w:val="5"/>
+            <w:vAlign w:val="center"/>
+          </w:tcPr>
+          <w:p>
+            <w:pPr>
+              <w:widowControl/>
+              <w:jc w:val="center"/>
+              <w:textAlignment w:val="center"/>
+              <w:rPr>
+                <w:rFonts w:ascii="宋体" w:eastAsia="宋体" w:hAnsi="宋体" w:cs="宋体" w:hint="eastAsia"/>
+                <w:highlight w:val="green"/>
+              </w:rPr>
+            </w:pPr>
+            <w:r>
+              <w:rPr>
+                <w:rFonts w:ascii="宋体" w:eastAsia="宋体" w:hAnsi="宋体" w:cs="宋体"/>
+              </w:rPr>
+              <w:t>{{ item.m1</w:t>
+            </w:r>
+            <w:r>
+              <w:rPr>
+                <w:rFonts w:ascii="宋体" w:eastAsia="宋体" w:hAnsi="宋体" w:cs="宋体" w:hint="eastAsia"/>
+              </w:rPr>
+              <w:t>1</w:t>
+            </w:r>
+            <w:r>
+              <w:rPr>
+                <w:rFonts w:ascii="宋体" w:eastAsia="宋体" w:hAnsi="宋体" w:cs="宋体"/>
+              </w:rPr>
+              <w:t xml:space="preserve"> }}</w:t>
+            </w:r>
+          </w:p>
+        </w:tc>
+        <w:tc>
+          <w:tcPr>
+            <w:tcW w:w="706" w:type="dxa"/>
+            <w:gridSpan w:val="3"/>
+            <w:vAlign w:val="center"/>
+          </w:tcPr>
+          <w:p>
+            <w:pPr>
+              <w:widowControl/>
+              <w:jc w:val="center"/>
+              <w:textAlignment w:val="center"/>
+              <w:rPr>
+                <w:rFonts w:ascii="宋体" w:eastAsia="宋体" w:hAnsi="宋体" w:cs="宋体" w:hint="eastAsia"/>
+                <w:highlight w:val="green"/>
+              </w:rPr>
+            </w:pPr>
+            <w:r>
+              <w:rPr>
+                <w:rFonts w:ascii="宋体" w:eastAsia="宋体" w:hAnsi="宋体" w:cs="宋体"/>
+              </w:rPr>
+              <w:t>{{ item.m1</w:t>
+            </w:r>
+            <w:r>
+              <w:rPr>
+                <w:rFonts w:ascii="宋体" w:eastAsia="宋体" w:hAnsi="宋体" w:cs="宋体" w:hint="eastAsia"/>
+              </w:rPr>
+              <w:t>2</w:t>
+            </w:r>
+            <w:r>
+              <w:rPr>
+                <w:rFonts w:ascii="宋体" w:eastAsia="宋体" w:hAnsi="宋体" w:cs="宋体"/>
+              </w:rPr>
+              <w:t xml:space="preserve"> }}</w:t>
+            </w:r>
+          </w:p>
+        </w:tc>
+        <w:tc>
+          <w:tcPr>
+            <w:tcW w:w="779" w:type="dxa"/>
+            <w:vAlign w:val="center"/>
+          </w:tcPr>
+          <w:p>
+            <w:pPr>
+              <w:widowControl/>
+              <w:jc w:val="center"/>
+              <w:textAlignment w:val="center"/>
+              <w:rPr>
+                <w:rFonts w:ascii="宋体" w:eastAsia="宋体" w:hAnsi="宋体" w:cs="宋体" w:hint="eastAsia"/>
+                <w:highlight w:val="green"/>
+              </w:rPr>
+            </w:pPr>
+            <w:r>
+              <w:rPr>
+                <w:rFonts w:ascii="宋体" w:eastAsia="宋体" w:hAnsi="宋体" w:cs="宋体"/>
+              </w:rPr>
+              <w:t>{{ item.avg }}</w:t>
             </w:r>
           </w:p>
         </w:tc>
@@ -4298,15 +4808,20 @@
           </w:tcPr>
           <w:p>
             <w:pPr>
-              <w:spacing w:line="360" w:lineRule="auto"/>
-              <w:jc w:val="center"/>
-              <w:rPr>
-                <w:rFonts w:ascii="宋体" w:eastAsia="宋体" w:hAnsi="宋体" w:cs="宋体" w:hint="eastAsia"/>
-              </w:rPr>
-            </w:pPr>
-            <w:r>
-              <w:rPr>
-                <w:rFonts w:ascii="宋体" w:eastAsia="宋体" w:hAnsi="宋体" w:cs="宋体"/>
+              <w:widowControl/>
+              <w:jc w:val="center"/>
+              <w:textAlignment w:val="center"/>
+              <w:rPr>
+                <w:rFonts w:ascii="宋体" w:eastAsia="宋体" w:hAnsi="宋体" w:cs="宋体"/>
+                <w:b/>
+                <w:bCs/>
+              </w:rPr>
+            </w:pPr>
+            <w:r>
+              <w:rPr>
+                <w:rFonts w:ascii="宋体" w:eastAsia="宋体" w:hAnsi="宋体" w:cs="宋体"/>
+                <w:b/>
+                <w:bCs/>
               </w:rPr>
               <w:t>{% endfor %}</w:t>
             </w:r>
@@ -4324,26 +4839,23 @@
           </w:tcPr>
           <w:p>
             <w:pPr>
-              <w:numPr>
-                <w:ilvl w:val="0"/>
-                <w:numId w:val="2"/>
-              </w:numPr>
-              <w:spacing w:line="360" w:lineRule="auto"/>
+              <w:widowControl/>
+              <w:spacing w:line="360" w:lineRule="auto"/>
+              <w:jc w:val="center"/>
+              <w:textAlignment w:val="center"/>
               <w:rPr>
                 <w:rFonts w:ascii="宋体" w:eastAsia="宋体" w:hAnsi="宋体" w:cs="宋体" w:hint="eastAsia"/>
                 <w:b/>
-                <w:color w:val="000000" w:themeColor="text1"/>
-                <w:sz w:val="24"/>
+                <w:bCs/>
               </w:rPr>
             </w:pPr>
             <w:r>
               <w:rPr>
                 <w:rFonts w:ascii="宋体" w:eastAsia="宋体" w:hAnsi="宋体" w:cs="宋体" w:hint="eastAsia"/>
                 <w:b/>
-                <w:color w:val="000000" w:themeColor="text1"/>
-                <w:sz w:val="24"/>
-              </w:rPr>
-              <w:t>我司在保情况（若有）</w:t>
+                <w:bCs/>
+              </w:rPr>
+              <w:t>日均余额</w:t>
             </w:r>
           </w:p>
         </w:tc>
@@ -4362,222 +4874,123 @@
               <w:jc w:val="center"/>
               <w:rPr>
                 <w:rFonts w:ascii="宋体" w:eastAsia="宋体" w:hAnsi="宋体" w:cs="宋体" w:hint="eastAsia"/>
-                <w:color w:val="000000" w:themeColor="text1"/>
-              </w:rPr>
-            </w:pPr>
-            <w:r>
-              <w:rPr>
-                <w:rFonts w:ascii="宋体" w:eastAsia="宋体" w:hAnsi="宋体" w:cs="宋体" w:hint="eastAsia"/>
-                <w:color w:val="000000" w:themeColor="text1"/>
-              </w:rPr>
-              <w:t>序号</w:t>
-            </w:r>
-          </w:p>
-        </w:tc>
-        <w:tc>
-          <w:tcPr>
-            <w:tcW w:w="1382" w:type="dxa"/>
-            <w:gridSpan w:val="6"/>
-          </w:tcPr>
-          <w:p>
-            <w:pPr>
-              <w:spacing w:line="360" w:lineRule="auto"/>
-              <w:jc w:val="center"/>
-              <w:rPr>
-                <w:rFonts w:ascii="宋体" w:eastAsia="宋体" w:hAnsi="宋体" w:cs="宋体" w:hint="eastAsia"/>
-                <w:color w:val="000000" w:themeColor="text1"/>
-              </w:rPr>
-            </w:pPr>
-            <w:r>
-              <w:rPr>
-                <w:rFonts w:ascii="宋体" w:eastAsia="宋体" w:hAnsi="宋体" w:cs="宋体" w:hint="eastAsia"/>
-                <w:color w:val="000000" w:themeColor="text1"/>
-              </w:rPr>
-              <w:t>业务品种</w:t>
-            </w:r>
-          </w:p>
-        </w:tc>
-        <w:tc>
-          <w:tcPr>
-            <w:tcW w:w="1128" w:type="dxa"/>
-            <w:gridSpan w:val="6"/>
-          </w:tcPr>
-          <w:p>
-            <w:pPr>
-              <w:spacing w:line="360" w:lineRule="auto"/>
-              <w:jc w:val="center"/>
-              <w:rPr>
-                <w:rFonts w:ascii="宋体" w:eastAsia="宋体" w:hAnsi="宋体" w:cs="宋体" w:hint="eastAsia"/>
-                <w:color w:val="000000" w:themeColor="text1"/>
-              </w:rPr>
-            </w:pPr>
-            <w:r>
-              <w:rPr>
-                <w:rFonts w:ascii="宋体" w:eastAsia="宋体" w:hAnsi="宋体" w:cs="宋体" w:hint="eastAsia"/>
-                <w:color w:val="000000" w:themeColor="text1"/>
-              </w:rPr>
-              <w:t>承保金额</w:t>
-            </w:r>
-          </w:p>
-        </w:tc>
-        <w:tc>
-          <w:tcPr>
-            <w:tcW w:w="1441" w:type="dxa"/>
-            <w:gridSpan w:val="6"/>
-          </w:tcPr>
-          <w:p>
-            <w:pPr>
-              <w:spacing w:line="360" w:lineRule="auto"/>
-              <w:jc w:val="center"/>
-              <w:rPr>
-                <w:rFonts w:ascii="宋体" w:eastAsia="宋体" w:hAnsi="宋体" w:cs="宋体" w:hint="eastAsia"/>
-                <w:color w:val="000000" w:themeColor="text1"/>
-              </w:rPr>
-            </w:pPr>
-            <w:r>
-              <w:rPr>
-                <w:rFonts w:ascii="宋体" w:eastAsia="宋体" w:hAnsi="宋体" w:cs="宋体" w:hint="eastAsia"/>
-                <w:color w:val="000000" w:themeColor="text1"/>
-              </w:rPr>
-              <w:t>承保余额</w:t>
-            </w:r>
-          </w:p>
-        </w:tc>
-        <w:tc>
-          <w:tcPr>
-            <w:tcW w:w="865" w:type="dxa"/>
-            <w:gridSpan w:val="3"/>
-          </w:tcPr>
-          <w:p>
-            <w:pPr>
-              <w:spacing w:line="360" w:lineRule="auto"/>
-              <w:jc w:val="center"/>
-              <w:rPr>
-                <w:rFonts w:ascii="宋体" w:eastAsia="宋体" w:hAnsi="宋体" w:cs="宋体" w:hint="eastAsia"/>
-                <w:color w:val="000000" w:themeColor="text1"/>
-              </w:rPr>
-            </w:pPr>
-            <w:r>
-              <w:rPr>
-                <w:rFonts w:ascii="宋体" w:eastAsia="宋体" w:hAnsi="宋体" w:cs="宋体" w:hint="eastAsia"/>
-                <w:color w:val="000000" w:themeColor="text1"/>
-              </w:rPr>
-              <w:t>反担保</w:t>
-            </w:r>
-          </w:p>
-        </w:tc>
-        <w:tc>
-          <w:tcPr>
-            <w:tcW w:w="1126" w:type="dxa"/>
-            <w:gridSpan w:val="4"/>
-          </w:tcPr>
-          <w:p>
-            <w:pPr>
-              <w:spacing w:line="360" w:lineRule="auto"/>
-              <w:jc w:val="center"/>
-              <w:rPr>
-                <w:rFonts w:ascii="宋体" w:eastAsia="宋体" w:hAnsi="宋体" w:cs="宋体" w:hint="eastAsia"/>
-                <w:color w:val="000000" w:themeColor="text1"/>
-              </w:rPr>
-            </w:pPr>
-            <w:r>
-              <w:rPr>
-                <w:rFonts w:ascii="宋体" w:eastAsia="宋体" w:hAnsi="宋体" w:cs="宋体" w:hint="eastAsia"/>
-                <w:color w:val="000000" w:themeColor="text1"/>
-              </w:rPr>
-              <w:t>每月还款本息合计</w:t>
-            </w:r>
-          </w:p>
-        </w:tc>
-        <w:tc>
-          <w:tcPr>
-            <w:tcW w:w="1128" w:type="dxa"/>
+              </w:rPr>
+            </w:pPr>
+            <w:r>
+              <w:rPr>
+                <w:rFonts w:ascii="宋体" w:eastAsia="宋体" w:hAnsi="宋体" w:cs="宋体" w:hint="eastAsia"/>
+              </w:rPr>
+              <w:t>时间</w:t>
+            </w:r>
+          </w:p>
+        </w:tc>
+        <w:tc>
+          <w:tcPr>
+            <w:tcW w:w="2113" w:type="dxa"/>
+            <w:gridSpan w:val="10"/>
+            <w:vAlign w:val="center"/>
+          </w:tcPr>
+          <w:p>
+            <w:pPr>
+              <w:spacing w:line="360" w:lineRule="auto"/>
+              <w:jc w:val="center"/>
+              <w:rPr>
+                <w:rFonts w:ascii="宋体" w:eastAsia="宋体" w:hAnsi="宋体" w:cs="宋体" w:hint="eastAsia"/>
+              </w:rPr>
+            </w:pPr>
+            <w:r>
+              <w:rPr>
+                <w:rFonts w:ascii="宋体" w:eastAsia="宋体" w:hAnsi="宋体" w:cs="宋体" w:hint="eastAsia"/>
+              </w:rPr>
+              <w:t>3月</w:t>
+            </w:r>
+          </w:p>
+        </w:tc>
+        <w:tc>
+          <w:tcPr>
+            <w:tcW w:w="2111" w:type="dxa"/>
+            <w:gridSpan w:val="9"/>
+            <w:vAlign w:val="center"/>
+          </w:tcPr>
+          <w:p>
+            <w:pPr>
+              <w:spacing w:line="360" w:lineRule="auto"/>
+              <w:jc w:val="center"/>
+              <w:rPr>
+                <w:rFonts w:ascii="宋体" w:eastAsia="宋体" w:hAnsi="宋体" w:cs="宋体" w:hint="eastAsia"/>
+              </w:rPr>
+            </w:pPr>
+            <w:r>
+              <w:rPr>
+                <w:rFonts w:ascii="宋体" w:eastAsia="宋体" w:hAnsi="宋体" w:cs="宋体" w:hint="eastAsia"/>
+              </w:rPr>
+              <w:t>6月</w:t>
+            </w:r>
+          </w:p>
+        </w:tc>
+        <w:tc>
+          <w:tcPr>
+            <w:tcW w:w="2111" w:type="dxa"/>
+            <w:gridSpan w:val="9"/>
+            <w:vAlign w:val="center"/>
+          </w:tcPr>
+          <w:p>
+            <w:pPr>
+              <w:spacing w:line="360" w:lineRule="auto"/>
+              <w:jc w:val="center"/>
+              <w:rPr>
+                <w:rFonts w:ascii="宋体" w:eastAsia="宋体" w:hAnsi="宋体" w:cs="宋体" w:hint="eastAsia"/>
+              </w:rPr>
+            </w:pPr>
+            <w:r>
+              <w:rPr>
+                <w:rFonts w:ascii="宋体" w:eastAsia="宋体" w:hAnsi="宋体" w:cs="宋体" w:hint="eastAsia"/>
+              </w:rPr>
+              <w:t>9月</w:t>
+            </w:r>
+          </w:p>
+        </w:tc>
+        <w:tc>
+          <w:tcPr>
+            <w:tcW w:w="2112" w:type="dxa"/>
+            <w:gridSpan w:val="13"/>
+            <w:vAlign w:val="center"/>
+          </w:tcPr>
+          <w:p>
+            <w:pPr>
+              <w:spacing w:line="360" w:lineRule="auto"/>
+              <w:jc w:val="center"/>
+              <w:rPr>
+                <w:rFonts w:ascii="宋体" w:eastAsia="宋体" w:hAnsi="宋体" w:cs="宋体" w:hint="eastAsia"/>
+              </w:rPr>
+            </w:pPr>
+            <w:r>
+              <w:rPr>
+                <w:rFonts w:ascii="宋体" w:eastAsia="宋体" w:hAnsi="宋体" w:cs="宋体" w:hint="eastAsia"/>
+              </w:rPr>
+              <w:t>12月</w:t>
+            </w:r>
+          </w:p>
+        </w:tc>
+        <w:tc>
+          <w:tcPr>
+            <w:tcW w:w="2113" w:type="dxa"/>
             <w:gridSpan w:val="7"/>
-          </w:tcPr>
-          <w:p>
-            <w:pPr>
-              <w:spacing w:line="360" w:lineRule="auto"/>
-              <w:jc w:val="center"/>
-              <w:rPr>
-                <w:rFonts w:ascii="宋体" w:eastAsia="宋体" w:hAnsi="宋体" w:cs="宋体" w:hint="eastAsia"/>
-                <w:color w:val="000000" w:themeColor="text1"/>
-              </w:rPr>
-            </w:pPr>
-            <w:r>
-              <w:rPr>
-                <w:rFonts w:ascii="宋体" w:eastAsia="宋体" w:hAnsi="宋体" w:cs="宋体" w:hint="eastAsia"/>
-                <w:color w:val="000000" w:themeColor="text1"/>
-              </w:rPr>
-              <w:t>开始日期</w:t>
-            </w:r>
-          </w:p>
-        </w:tc>
-        <w:tc>
-          <w:tcPr>
-            <w:tcW w:w="1081" w:type="dxa"/>
-            <w:gridSpan w:val="6"/>
-          </w:tcPr>
-          <w:p>
-            <w:pPr>
-              <w:spacing w:line="360" w:lineRule="auto"/>
-              <w:jc w:val="center"/>
-              <w:rPr>
-                <w:rFonts w:ascii="宋体" w:eastAsia="宋体" w:hAnsi="宋体" w:cs="宋体" w:hint="eastAsia"/>
-                <w:color w:val="000000" w:themeColor="text1"/>
-              </w:rPr>
-            </w:pPr>
-            <w:r>
-              <w:rPr>
-                <w:rFonts w:ascii="宋体" w:eastAsia="宋体" w:hAnsi="宋体" w:cs="宋体" w:hint="eastAsia"/>
-                <w:color w:val="000000" w:themeColor="text1"/>
-              </w:rPr>
-              <w:t>终止日期</w:t>
-            </w:r>
-          </w:p>
-        </w:tc>
-        <w:tc>
-          <w:tcPr>
-            <w:tcW w:w="1380" w:type="dxa"/>
-            <w:gridSpan w:val="7"/>
-          </w:tcPr>
-          <w:p>
-            <w:pPr>
-              <w:spacing w:line="360" w:lineRule="auto"/>
-              <w:jc w:val="center"/>
-              <w:rPr>
-                <w:rFonts w:ascii="宋体" w:eastAsia="宋体" w:hAnsi="宋体" w:cs="宋体" w:hint="eastAsia"/>
-                <w:color w:val="000000" w:themeColor="text1"/>
-              </w:rPr>
-            </w:pPr>
-            <w:r>
-              <w:rPr>
-                <w:rFonts w:ascii="宋体" w:eastAsia="宋体" w:hAnsi="宋体" w:cs="宋体" w:hint="eastAsia"/>
-                <w:color w:val="000000" w:themeColor="text1"/>
-              </w:rPr>
-              <w:t>合作银行和利率</w:t>
-            </w:r>
-          </w:p>
-        </w:tc>
-        <w:tc>
-          <w:tcPr>
-            <w:tcW w:w="1029" w:type="dxa"/>
-            <w:gridSpan w:val="3"/>
-          </w:tcPr>
-          <w:p>
-            <w:pPr>
-              <w:spacing w:line="360" w:lineRule="auto"/>
-              <w:jc w:val="center"/>
-              <w:rPr>
-                <w:rFonts w:ascii="宋体" w:eastAsia="宋体" w:hAnsi="宋体" w:cs="宋体" w:hint="eastAsia"/>
-                <w:color w:val="000000" w:themeColor="text1"/>
-              </w:rPr>
-            </w:pPr>
-            <w:r>
-              <w:rPr>
-                <w:rFonts w:ascii="宋体" w:eastAsia="宋体" w:hAnsi="宋体" w:cs="宋体" w:hint="eastAsia"/>
-                <w:color w:val="000000" w:themeColor="text1"/>
-              </w:rPr>
-              <w:t>实际贷款用途</w:t>
+            <w:vAlign w:val="center"/>
+          </w:tcPr>
+          <w:p>
+            <w:pPr>
+              <w:spacing w:line="360" w:lineRule="auto"/>
+              <w:jc w:val="center"/>
+              <w:rPr>
+                <w:rFonts w:ascii="宋体" w:eastAsia="宋体" w:hAnsi="宋体" w:cs="宋体" w:hint="eastAsia"/>
+              </w:rPr>
+            </w:pPr>
+            <w:r>
+              <w:rPr>
+                <w:rFonts w:ascii="宋体" w:eastAsia="宋体" w:hAnsi="宋体" w:cs="宋体" w:hint="eastAsia"/>
+              </w:rPr>
+              <w:t>全年日均</w:t>
             </w:r>
           </w:p>
         </w:tc>
@@ -4597,15 +5010,13 @@
               <w:jc w:val="center"/>
               <w:rPr>
                 <w:rFonts w:ascii="宋体" w:eastAsia="宋体" w:hAnsi="宋体" w:cs="宋体" w:hint="eastAsia"/>
-                <w:color w:val="000000" w:themeColor="text1"/>
-              </w:rPr>
-            </w:pPr>
-            <w:r>
-              <w:rPr>
-                <w:rFonts w:ascii="宋体" w:eastAsia="宋体" w:hAnsi="宋体" w:cs="宋体"/>
-                <w:color w:val="000000" w:themeColor="text1"/>
-              </w:rPr>
-              <w:t>{% for g in guarantees %}</w:t>
+              </w:rPr>
+            </w:pPr>
+            <w:r>
+              <w:rPr>
+                <w:rFonts w:ascii="宋体" w:eastAsia="宋体" w:hAnsi="宋体" w:cs="宋体"/>
+              </w:rPr>
+              <w:t>{% for row in daily_avg_balance %}</w:t>
             </w:r>
           </w:p>
         </w:tc>
@@ -4624,245 +5035,123 @@
               <w:jc w:val="center"/>
               <w:rPr>
                 <w:rFonts w:ascii="宋体" w:eastAsia="宋体" w:hAnsi="宋体" w:cs="宋体" w:hint="eastAsia"/>
-                <w:color w:val="000000" w:themeColor="text1"/>
-              </w:rPr>
-            </w:pPr>
-            <w:r>
-              <w:rPr>
-                <w:rFonts w:ascii="宋体" w:eastAsia="宋体" w:hAnsi="宋体" w:cs="宋体"/>
-                <w:color w:val="000000" w:themeColor="text1"/>
-              </w:rPr>
-              <w:t>{{ loop.index }}</w:t>
-            </w:r>
-          </w:p>
-        </w:tc>
-        <w:tc>
-          <w:tcPr>
-            <w:tcW w:w="1382" w:type="dxa"/>
-            <w:gridSpan w:val="6"/>
-          </w:tcPr>
-          <w:p>
-            <w:pPr>
-              <w:spacing w:line="360" w:lineRule="auto"/>
-              <w:rPr>
-                <w:rFonts w:ascii="宋体" w:eastAsia="宋体" w:hAnsi="宋体" w:cs="宋体" w:hint="eastAsia"/>
-                <w:color w:val="000000" w:themeColor="text1"/>
-              </w:rPr>
-            </w:pPr>
-            <w:r>
-              <w:rPr>
-                <w:rFonts w:ascii="宋体" w:eastAsia="宋体" w:hAnsi="宋体" w:cs="宋体"/>
-                <w:color w:val="000000" w:themeColor="text1"/>
-              </w:rPr>
-              <w:t>{{ g.type }}</w:t>
-            </w:r>
-          </w:p>
-        </w:tc>
-        <w:tc>
-          <w:tcPr>
-            <w:tcW w:w="1128" w:type="dxa"/>
-            <w:gridSpan w:val="6"/>
-          </w:tcPr>
-          <w:p>
-            <w:pPr>
-              <w:spacing w:line="360" w:lineRule="auto"/>
-              <w:rPr>
-                <w:rFonts w:ascii="宋体" w:eastAsia="宋体" w:hAnsi="宋体" w:cs="宋体" w:hint="eastAsia"/>
-                <w:bCs/>
-                <w:color w:val="000000" w:themeColor="text1"/>
-                <w:sz w:val="24"/>
-              </w:rPr>
-            </w:pPr>
-            <w:r>
-              <w:rPr>
-                <w:rFonts w:ascii="宋体" w:eastAsia="宋体" w:hAnsi="宋体" w:cs="宋体"/>
-                <w:bCs/>
-                <w:color w:val="000000" w:themeColor="text1"/>
-                <w:sz w:val="24"/>
-              </w:rPr>
-              <w:t>{{ g.amount }}</w:t>
-            </w:r>
-          </w:p>
-        </w:tc>
-        <w:tc>
-          <w:tcPr>
-            <w:tcW w:w="1441" w:type="dxa"/>
-            <w:gridSpan w:val="6"/>
-          </w:tcPr>
-          <w:p>
-            <w:pPr>
-              <w:spacing w:line="360" w:lineRule="auto"/>
-              <w:rPr>
-                <w:rFonts w:ascii="宋体" w:eastAsia="宋体" w:hAnsi="宋体" w:cs="宋体" w:hint="eastAsia"/>
-                <w:bCs/>
-                <w:color w:val="000000" w:themeColor="text1"/>
-                <w:sz w:val="24"/>
-              </w:rPr>
-            </w:pPr>
-            <w:r>
-              <w:rPr>
-                <w:rFonts w:ascii="宋体" w:eastAsia="宋体" w:hAnsi="宋体" w:cs="宋体"/>
-                <w:bCs/>
-                <w:color w:val="000000" w:themeColor="text1"/>
-                <w:sz w:val="24"/>
-              </w:rPr>
-              <w:t>{{ g.balance }}</w:t>
-            </w:r>
-          </w:p>
-        </w:tc>
-        <w:tc>
-          <w:tcPr>
-            <w:tcW w:w="865" w:type="dxa"/>
-            <w:gridSpan w:val="3"/>
-          </w:tcPr>
-          <w:p>
-            <w:pPr>
-              <w:spacing w:line="360" w:lineRule="auto"/>
-              <w:rPr>
-                <w:rFonts w:ascii="宋体" w:eastAsia="宋体" w:hAnsi="宋体" w:cs="宋体" w:hint="eastAsia"/>
-                <w:bCs/>
-                <w:color w:val="000000" w:themeColor="text1"/>
-                <w:sz w:val="24"/>
-              </w:rPr>
-            </w:pPr>
-            <w:r>
-              <w:rPr>
-                <w:rFonts w:ascii="宋体" w:eastAsia="宋体" w:hAnsi="宋体" w:cs="宋体"/>
-                <w:bCs/>
-                <w:color w:val="000000" w:themeColor="text1"/>
-                <w:sz w:val="24"/>
-              </w:rPr>
-              <w:t>{{ g.counter_guarantee }}</w:t>
-            </w:r>
-          </w:p>
-        </w:tc>
-        <w:tc>
-          <w:tcPr>
-            <w:tcW w:w="1126" w:type="dxa"/>
-            <w:gridSpan w:val="4"/>
-          </w:tcPr>
-          <w:p>
-            <w:pPr>
-              <w:spacing w:line="360" w:lineRule="auto"/>
-              <w:rPr>
-                <w:rFonts w:ascii="宋体" w:eastAsia="宋体" w:hAnsi="宋体" w:cs="宋体" w:hint="eastAsia"/>
-                <w:bCs/>
-                <w:color w:val="000000" w:themeColor="text1"/>
-                <w:sz w:val="24"/>
-              </w:rPr>
-            </w:pPr>
-            <w:r>
-              <w:rPr>
-                <w:rFonts w:ascii="宋体" w:eastAsia="宋体" w:hAnsi="宋体" w:cs="宋体"/>
-                <w:bCs/>
-                <w:color w:val="000000" w:themeColor="text1"/>
-                <w:sz w:val="24"/>
-              </w:rPr>
-              <w:t>{{ g.monthly_payment }}</w:t>
-            </w:r>
-          </w:p>
-        </w:tc>
-        <w:tc>
-          <w:tcPr>
-            <w:tcW w:w="1128" w:type="dxa"/>
+              </w:rPr>
+            </w:pPr>
+            <w:r>
+              <w:rPr>
+                <w:rFonts w:ascii="宋体" w:eastAsia="宋体" w:hAnsi="宋体" w:cs="宋体"/>
+              </w:rPr>
+              <w:t>{{ row.year }}</w:t>
+            </w:r>
+          </w:p>
+        </w:tc>
+        <w:tc>
+          <w:tcPr>
+            <w:tcW w:w="2113" w:type="dxa"/>
+            <w:gridSpan w:val="10"/>
+            <w:vAlign w:val="center"/>
+          </w:tcPr>
+          <w:p>
+            <w:pPr>
+              <w:spacing w:line="360" w:lineRule="auto"/>
+              <w:jc w:val="center"/>
+              <w:rPr>
+                <w:rFonts w:ascii="宋体" w:eastAsia="宋体" w:hAnsi="宋体" w:cs="宋体" w:hint="eastAsia"/>
+              </w:rPr>
+            </w:pPr>
+            <w:r>
+              <w:rPr>
+                <w:rFonts w:ascii="宋体" w:eastAsia="宋体" w:hAnsi="宋体" w:cs="宋体"/>
+              </w:rPr>
+              <w:t>{{ row.m3 }}</w:t>
+            </w:r>
+          </w:p>
+        </w:tc>
+        <w:tc>
+          <w:tcPr>
+            <w:tcW w:w="2111" w:type="dxa"/>
+            <w:gridSpan w:val="9"/>
+            <w:vAlign w:val="center"/>
+          </w:tcPr>
+          <w:p>
+            <w:pPr>
+              <w:spacing w:line="360" w:lineRule="auto"/>
+              <w:jc w:val="center"/>
+              <w:rPr>
+                <w:rFonts w:ascii="宋体" w:eastAsia="宋体" w:hAnsi="宋体" w:cs="宋体" w:hint="eastAsia"/>
+              </w:rPr>
+            </w:pPr>
+            <w:r>
+              <w:rPr>
+                <w:rFonts w:ascii="宋体" w:eastAsia="宋体" w:hAnsi="宋体" w:cs="宋体"/>
+              </w:rPr>
+              <w:t>{{ row.m6 }}</w:t>
+            </w:r>
+          </w:p>
+        </w:tc>
+        <w:tc>
+          <w:tcPr>
+            <w:tcW w:w="2111" w:type="dxa"/>
+            <w:gridSpan w:val="9"/>
+            <w:vAlign w:val="center"/>
+          </w:tcPr>
+          <w:p>
+            <w:pPr>
+              <w:spacing w:line="360" w:lineRule="auto"/>
+              <w:jc w:val="center"/>
+              <w:rPr>
+                <w:rFonts w:ascii="宋体" w:eastAsia="宋体" w:hAnsi="宋体" w:cs="宋体" w:hint="eastAsia"/>
+              </w:rPr>
+            </w:pPr>
+            <w:r>
+              <w:rPr>
+                <w:rFonts w:ascii="宋体" w:eastAsia="宋体" w:hAnsi="宋体" w:cs="宋体"/>
+              </w:rPr>
+              <w:t>{{ row.m9 }}</w:t>
+            </w:r>
+          </w:p>
+        </w:tc>
+        <w:tc>
+          <w:tcPr>
+            <w:tcW w:w="2112" w:type="dxa"/>
+            <w:gridSpan w:val="13"/>
+            <w:vAlign w:val="center"/>
+          </w:tcPr>
+          <w:p>
+            <w:pPr>
+              <w:spacing w:line="360" w:lineRule="auto"/>
+              <w:jc w:val="center"/>
+              <w:rPr>
+                <w:rFonts w:ascii="宋体" w:eastAsia="宋体" w:hAnsi="宋体" w:cs="宋体" w:hint="eastAsia"/>
+              </w:rPr>
+            </w:pPr>
+            <w:r>
+              <w:rPr>
+                <w:rFonts w:ascii="宋体" w:eastAsia="宋体" w:hAnsi="宋体" w:cs="宋体"/>
+              </w:rPr>
+              <w:t>{{ row.m12 }}</w:t>
+            </w:r>
+          </w:p>
+        </w:tc>
+        <w:tc>
+          <w:tcPr>
+            <w:tcW w:w="2113" w:type="dxa"/>
             <w:gridSpan w:val="7"/>
-          </w:tcPr>
-          <w:p>
-            <w:pPr>
-              <w:spacing w:line="360" w:lineRule="auto"/>
-              <w:rPr>
-                <w:rFonts w:ascii="宋体" w:eastAsia="宋体" w:hAnsi="宋体" w:cs="宋体" w:hint="eastAsia"/>
-                <w:bCs/>
-                <w:color w:val="000000" w:themeColor="text1"/>
-                <w:sz w:val="24"/>
-              </w:rPr>
-            </w:pPr>
-            <w:r>
-              <w:rPr>
-                <w:rFonts w:ascii="宋体" w:eastAsia="宋体" w:hAnsi="宋体" w:cs="宋体"/>
-                <w:bCs/>
-                <w:color w:val="000000" w:themeColor="text1"/>
-                <w:sz w:val="24"/>
-              </w:rPr>
-              <w:t>{{ g.start_date }}</w:t>
-            </w:r>
-          </w:p>
-        </w:tc>
-        <w:tc>
-          <w:tcPr>
-            <w:tcW w:w="1081" w:type="dxa"/>
-            <w:gridSpan w:val="6"/>
-          </w:tcPr>
-          <w:p>
-            <w:pPr>
-              <w:spacing w:line="360" w:lineRule="auto"/>
-              <w:rPr>
-                <w:rFonts w:ascii="宋体" w:eastAsia="宋体" w:hAnsi="宋体" w:cs="宋体" w:hint="eastAsia"/>
-                <w:bCs/>
-                <w:color w:val="000000" w:themeColor="text1"/>
-                <w:sz w:val="24"/>
-              </w:rPr>
-            </w:pPr>
-            <w:r>
-              <w:rPr>
-                <w:rFonts w:ascii="宋体" w:eastAsia="宋体" w:hAnsi="宋体" w:cs="宋体"/>
-                <w:bCs/>
-                <w:color w:val="000000" w:themeColor="text1"/>
-                <w:sz w:val="24"/>
-              </w:rPr>
-              <w:t>{{ g.end_date }}</w:t>
-            </w:r>
-          </w:p>
-        </w:tc>
-        <w:tc>
-          <w:tcPr>
-            <w:tcW w:w="1380" w:type="dxa"/>
-            <w:gridSpan w:val="7"/>
-          </w:tcPr>
-          <w:p>
-            <w:pPr>
-              <w:spacing w:line="360" w:lineRule="auto"/>
-              <w:rPr>
-                <w:rFonts w:ascii="宋体" w:eastAsia="宋体" w:hAnsi="宋体" w:cs="宋体" w:hint="eastAsia"/>
-                <w:bCs/>
-                <w:color w:val="000000" w:themeColor="text1"/>
-                <w:sz w:val="24"/>
-              </w:rPr>
-            </w:pPr>
-            <w:r>
-              <w:rPr>
-                <w:rFonts w:ascii="宋体" w:eastAsia="宋体" w:hAnsi="宋体" w:cs="宋体"/>
-                <w:bCs/>
-                <w:color w:val="000000" w:themeColor="text1"/>
-                <w:sz w:val="24"/>
-              </w:rPr>
-              <w:t>{{ g.bank_rate }}</w:t>
-            </w:r>
-          </w:p>
-        </w:tc>
-        <w:tc>
-          <w:tcPr>
-            <w:tcW w:w="1029" w:type="dxa"/>
-            <w:gridSpan w:val="3"/>
-          </w:tcPr>
-          <w:p>
-            <w:pPr>
-              <w:spacing w:line="360" w:lineRule="auto"/>
-              <w:rPr>
-                <w:rFonts w:ascii="宋体" w:eastAsia="宋体" w:hAnsi="宋体" w:cs="宋体" w:hint="eastAsia"/>
-                <w:bCs/>
-                <w:color w:val="000000" w:themeColor="text1"/>
-                <w:sz w:val="24"/>
-              </w:rPr>
-            </w:pPr>
-            <w:r>
-              <w:rPr>
-                <w:rFonts w:ascii="宋体" w:eastAsia="宋体" w:hAnsi="宋体" w:cs="宋体"/>
-                <w:bCs/>
-                <w:color w:val="000000" w:themeColor="text1"/>
-                <w:sz w:val="24"/>
-              </w:rPr>
-              <w:t>{{ g.purpose }}</w:t>
+            <w:vAlign w:val="center"/>
+          </w:tcPr>
+          <w:p>
+            <w:pPr>
+              <w:spacing w:line="360" w:lineRule="auto"/>
+              <w:jc w:val="center"/>
+              <w:rPr>
+                <w:rFonts w:ascii="宋体" w:eastAsia="宋体" w:hAnsi="宋体" w:cs="宋体" w:hint="eastAsia"/>
+              </w:rPr>
+            </w:pPr>
+            <w:r>
+              <w:rPr>
+                <w:rFonts w:ascii="宋体" w:eastAsia="宋体" w:hAnsi="宋体" w:cs="宋体"/>
+              </w:rPr>
+              <w:t>{{ row.annual_avg }}</w:t>
             </w:r>
           </w:p>
         </w:tc>
@@ -4882,13 +5171,11 @@
               <w:jc w:val="center"/>
               <w:rPr>
                 <w:rFonts w:ascii="宋体" w:eastAsia="宋体" w:hAnsi="宋体" w:cs="宋体" w:hint="eastAsia"/>
-                <w:color w:val="000000" w:themeColor="text1"/>
-              </w:rPr>
-            </w:pPr>
-            <w:r>
-              <w:rPr>
-                <w:rFonts w:ascii="宋体" w:eastAsia="宋体" w:hAnsi="宋体" w:cs="宋体"/>
-                <w:color w:val="000000" w:themeColor="text1"/>
+              </w:rPr>
+            </w:pPr>
+            <w:r>
+              <w:rPr>
+                <w:rFonts w:ascii="宋体" w:eastAsia="宋体" w:hAnsi="宋体" w:cs="宋体"/>
               </w:rPr>
               <w:t>{% endfor %}</w:t>
             </w:r>
@@ -4901,13 +5188,16 @@
         </w:trPr>
         <w:tc>
           <w:tcPr>
-            <w:tcW w:w="2086" w:type="dxa"/>
-            <w:gridSpan w:val="7"/>
-          </w:tcPr>
-          <w:p>
-            <w:pPr>
-              <w:spacing w:line="360" w:lineRule="auto"/>
-              <w:jc w:val="center"/>
+            <w:tcW w:w="11264" w:type="dxa"/>
+            <w:gridSpan w:val="49"/>
+          </w:tcPr>
+          <w:p>
+            <w:pPr>
+              <w:numPr>
+                <w:ilvl w:val="0"/>
+                <w:numId w:val="2"/>
+              </w:numPr>
+              <w:spacing w:line="360" w:lineRule="auto"/>
               <w:rPr>
                 <w:rFonts w:ascii="宋体" w:eastAsia="宋体" w:hAnsi="宋体" w:cs="宋体" w:hint="eastAsia"/>
                 <w:b/>
@@ -4918,146 +5208,11 @@
             <w:r>
               <w:rPr>
                 <w:rFonts w:ascii="宋体" w:eastAsia="宋体" w:hAnsi="宋体" w:cs="宋体" w:hint="eastAsia"/>
-                <w:color w:val="000000" w:themeColor="text1"/>
-              </w:rPr>
-              <w:t>合计</w:t>
-            </w:r>
-          </w:p>
-        </w:tc>
-        <w:tc>
-          <w:tcPr>
-            <w:tcW w:w="1128" w:type="dxa"/>
-            <w:gridSpan w:val="6"/>
-          </w:tcPr>
-          <w:p>
-            <w:pPr>
-              <w:spacing w:line="360" w:lineRule="auto"/>
-              <w:rPr>
-                <w:rFonts w:ascii="宋体" w:eastAsia="宋体" w:hAnsi="宋体" w:cs="宋体" w:hint="eastAsia"/>
                 <w:b/>
                 <w:color w:val="000000" w:themeColor="text1"/>
                 <w:sz w:val="24"/>
               </w:rPr>
-            </w:pPr>
-            <w:r>
-              <w:rPr>
-                <w:rFonts w:ascii="宋体" w:eastAsia="宋体" w:hAnsi="宋体" w:cs="宋体"/>
-                <w:bCs/>
-                <w:color w:val="000000" w:themeColor="text1"/>
-                <w:sz w:val="24"/>
-              </w:rPr>
-              <w:t>{{ g.</w:t>
-            </w:r>
-            <w:r>
-              <w:rPr>
-                <w:rFonts w:ascii="宋体" w:eastAsia="宋体" w:hAnsi="宋体" w:cs="宋体" w:hint="eastAsia"/>
-                <w:bCs/>
-                <w:color w:val="000000" w:themeColor="text1"/>
-                <w:sz w:val="24"/>
-              </w:rPr>
-              <w:t>am</w:t>
-            </w:r>
-            <w:r>
-              <w:rPr>
-                <w:rFonts w:ascii="宋体" w:eastAsia="宋体" w:hAnsi="宋体" w:cs="宋体" w:hint="eastAsia"/>
-                <w:bCs/>
-                <w:color w:val="000000" w:themeColor="text1"/>
-                <w:sz w:val="24"/>
-              </w:rPr>
-              <w:lastRenderedPageBreak/>
-              <w:t>ount_total</w:t>
-            </w:r>
-            <w:r>
-              <w:rPr>
-                <w:rFonts w:ascii="宋体" w:eastAsia="宋体" w:hAnsi="宋体" w:cs="宋体"/>
-                <w:bCs/>
-                <w:color w:val="000000" w:themeColor="text1"/>
-                <w:sz w:val="24"/>
-              </w:rPr>
-              <w:t xml:space="preserve"> }}</w:t>
-            </w:r>
-          </w:p>
-        </w:tc>
-        <w:tc>
-          <w:tcPr>
-            <w:tcW w:w="1441" w:type="dxa"/>
-            <w:gridSpan w:val="6"/>
-          </w:tcPr>
-          <w:p>
-            <w:pPr>
-              <w:spacing w:line="360" w:lineRule="auto"/>
-              <w:rPr>
-                <w:rFonts w:ascii="宋体" w:eastAsia="宋体" w:hAnsi="宋体" w:cs="宋体" w:hint="eastAsia"/>
-                <w:b/>
-                <w:color w:val="000000" w:themeColor="text1"/>
-                <w:sz w:val="24"/>
-              </w:rPr>
-            </w:pPr>
-            <w:r>
-              <w:rPr>
-                <w:rFonts w:ascii="宋体" w:eastAsia="宋体" w:hAnsi="宋体" w:cs="宋体"/>
-                <w:bCs/>
-                <w:color w:val="000000" w:themeColor="text1"/>
-                <w:sz w:val="24"/>
-              </w:rPr>
-              <w:lastRenderedPageBreak/>
-              <w:t>{{ g.</w:t>
-            </w:r>
-            <w:r>
-              <w:rPr>
-                <w:rFonts w:ascii="宋体" w:eastAsia="宋体" w:hAnsi="宋体" w:cs="宋体" w:hint="eastAsia"/>
-                <w:bCs/>
-                <w:color w:val="000000" w:themeColor="text1"/>
-                <w:sz w:val="24"/>
-              </w:rPr>
-              <w:t>balan</w:t>
-            </w:r>
-            <w:r>
-              <w:rPr>
-                <w:rFonts w:ascii="宋体" w:eastAsia="宋体" w:hAnsi="宋体" w:cs="宋体" w:hint="eastAsia"/>
-                <w:bCs/>
-                <w:color w:val="000000" w:themeColor="text1"/>
-                <w:sz w:val="24"/>
-              </w:rPr>
-              <w:lastRenderedPageBreak/>
-              <w:t>ce_total</w:t>
-            </w:r>
-            <w:r>
-              <w:rPr>
-                <w:rFonts w:ascii="宋体" w:eastAsia="宋体" w:hAnsi="宋体" w:cs="宋体"/>
-                <w:bCs/>
-                <w:color w:val="000000" w:themeColor="text1"/>
-                <w:sz w:val="24"/>
-              </w:rPr>
-              <w:t xml:space="preserve"> }}</w:t>
-            </w:r>
-          </w:p>
-        </w:tc>
-        <w:tc>
-          <w:tcPr>
-            <w:tcW w:w="6609" w:type="dxa"/>
-            <w:gridSpan w:val="30"/>
-          </w:tcPr>
-          <w:p>
-            <w:pPr>
-              <w:spacing w:line="360" w:lineRule="auto"/>
-              <w:jc w:val="center"/>
-              <w:rPr>
-                <w:rFonts w:ascii="宋体" w:eastAsia="宋体" w:hAnsi="宋体" w:cs="宋体" w:hint="eastAsia"/>
-                <w:b/>
-                <w:color w:val="0000FF"/>
-                <w:sz w:val="24"/>
-              </w:rPr>
-            </w:pPr>
-            <w:r>
-              <w:rPr>
-                <w:rFonts w:ascii="宋体" w:eastAsia="宋体" w:hAnsi="宋体" w:cs="宋体" w:hint="eastAsia"/>
-                <w:b/>
-                <w:color w:val="0000FF"/>
-                <w:sz w:val="24"/>
-              </w:rPr>
-              <w:lastRenderedPageBreak/>
-              <w:t>-</w:t>
+              <w:t>我司在保情况（若有）</w:t>
             </w:r>
           </w:p>
         </w:tc>
@@ -5068,29 +5223,230 @@
         </w:trPr>
         <w:tc>
           <w:tcPr>
-            <w:tcW w:w="11264" w:type="dxa"/>
-            <w:gridSpan w:val="49"/>
-          </w:tcPr>
-          <w:p>
-            <w:pPr>
-              <w:numPr>
-                <w:ilvl w:val="0"/>
-                <w:numId w:val="2"/>
-              </w:numPr>
-              <w:spacing w:line="360" w:lineRule="auto"/>
-              <w:rPr>
-                <w:rFonts w:ascii="宋体" w:eastAsia="宋体" w:hAnsi="宋体" w:cs="宋体" w:hint="eastAsia"/>
-                <w:b/>
-                <w:sz w:val="24"/>
-              </w:rPr>
-            </w:pPr>
-            <w:r>
-              <w:rPr>
-                <w:rFonts w:ascii="宋体" w:eastAsia="宋体" w:hAnsi="宋体" w:cs="宋体" w:hint="eastAsia"/>
-                <w:b/>
-                <w:sz w:val="24"/>
-              </w:rPr>
-              <w:t>现有贷款情况</w:t>
+            <w:tcW w:w="704" w:type="dxa"/>
+          </w:tcPr>
+          <w:p>
+            <w:pPr>
+              <w:spacing w:line="360" w:lineRule="auto"/>
+              <w:jc w:val="center"/>
+              <w:rPr>
+                <w:rFonts w:ascii="宋体" w:eastAsia="宋体" w:hAnsi="宋体" w:cs="宋体" w:hint="eastAsia"/>
+                <w:color w:val="000000" w:themeColor="text1"/>
+              </w:rPr>
+            </w:pPr>
+            <w:r>
+              <w:rPr>
+                <w:rFonts w:ascii="宋体" w:eastAsia="宋体" w:hAnsi="宋体" w:cs="宋体" w:hint="eastAsia"/>
+                <w:color w:val="000000" w:themeColor="text1"/>
+              </w:rPr>
+              <w:t>序号</w:t>
+            </w:r>
+          </w:p>
+        </w:tc>
+        <w:tc>
+          <w:tcPr>
+            <w:tcW w:w="1382" w:type="dxa"/>
+            <w:gridSpan w:val="6"/>
+          </w:tcPr>
+          <w:p>
+            <w:pPr>
+              <w:spacing w:line="360" w:lineRule="auto"/>
+              <w:jc w:val="center"/>
+              <w:rPr>
+                <w:rFonts w:ascii="宋体" w:eastAsia="宋体" w:hAnsi="宋体" w:cs="宋体" w:hint="eastAsia"/>
+                <w:color w:val="000000" w:themeColor="text1"/>
+              </w:rPr>
+            </w:pPr>
+            <w:r>
+              <w:rPr>
+                <w:rFonts w:ascii="宋体" w:eastAsia="宋体" w:hAnsi="宋体" w:cs="宋体" w:hint="eastAsia"/>
+                <w:color w:val="000000" w:themeColor="text1"/>
+              </w:rPr>
+              <w:t>业务品种</w:t>
+            </w:r>
+          </w:p>
+        </w:tc>
+        <w:tc>
+          <w:tcPr>
+            <w:tcW w:w="1128" w:type="dxa"/>
+            <w:gridSpan w:val="6"/>
+          </w:tcPr>
+          <w:p>
+            <w:pPr>
+              <w:spacing w:line="360" w:lineRule="auto"/>
+              <w:jc w:val="center"/>
+              <w:rPr>
+                <w:rFonts w:ascii="宋体" w:eastAsia="宋体" w:hAnsi="宋体" w:cs="宋体" w:hint="eastAsia"/>
+                <w:color w:val="000000" w:themeColor="text1"/>
+              </w:rPr>
+            </w:pPr>
+            <w:r>
+              <w:rPr>
+                <w:rFonts w:ascii="宋体" w:eastAsia="宋体" w:hAnsi="宋体" w:cs="宋体" w:hint="eastAsia"/>
+                <w:color w:val="000000" w:themeColor="text1"/>
+              </w:rPr>
+              <w:t>承保金额</w:t>
+            </w:r>
+          </w:p>
+        </w:tc>
+        <w:tc>
+          <w:tcPr>
+            <w:tcW w:w="1441" w:type="dxa"/>
+            <w:gridSpan w:val="6"/>
+          </w:tcPr>
+          <w:p>
+            <w:pPr>
+              <w:spacing w:line="360" w:lineRule="auto"/>
+              <w:jc w:val="center"/>
+              <w:rPr>
+                <w:rFonts w:ascii="宋体" w:eastAsia="宋体" w:hAnsi="宋体" w:cs="宋体" w:hint="eastAsia"/>
+                <w:color w:val="000000" w:themeColor="text1"/>
+              </w:rPr>
+            </w:pPr>
+            <w:r>
+              <w:rPr>
+                <w:rFonts w:ascii="宋体" w:eastAsia="宋体" w:hAnsi="宋体" w:cs="宋体" w:hint="eastAsia"/>
+                <w:color w:val="000000" w:themeColor="text1"/>
+              </w:rPr>
+              <w:t>承保余额</w:t>
+            </w:r>
+          </w:p>
+        </w:tc>
+        <w:tc>
+          <w:tcPr>
+            <w:tcW w:w="865" w:type="dxa"/>
+            <w:gridSpan w:val="3"/>
+          </w:tcPr>
+          <w:p>
+            <w:pPr>
+              <w:spacing w:line="360" w:lineRule="auto"/>
+              <w:jc w:val="center"/>
+              <w:rPr>
+                <w:rFonts w:ascii="宋体" w:eastAsia="宋体" w:hAnsi="宋体" w:cs="宋体" w:hint="eastAsia"/>
+                <w:color w:val="000000" w:themeColor="text1"/>
+              </w:rPr>
+            </w:pPr>
+            <w:r>
+              <w:rPr>
+                <w:rFonts w:ascii="宋体" w:eastAsia="宋体" w:hAnsi="宋体" w:cs="宋体" w:hint="eastAsia"/>
+                <w:color w:val="000000" w:themeColor="text1"/>
+              </w:rPr>
+              <w:t>反担保</w:t>
+            </w:r>
+          </w:p>
+        </w:tc>
+        <w:tc>
+          <w:tcPr>
+            <w:tcW w:w="1126" w:type="dxa"/>
+            <w:gridSpan w:val="4"/>
+          </w:tcPr>
+          <w:p>
+            <w:pPr>
+              <w:spacing w:line="360" w:lineRule="auto"/>
+              <w:jc w:val="center"/>
+              <w:rPr>
+                <w:rFonts w:ascii="宋体" w:eastAsia="宋体" w:hAnsi="宋体" w:cs="宋体" w:hint="eastAsia"/>
+                <w:color w:val="000000" w:themeColor="text1"/>
+              </w:rPr>
+            </w:pPr>
+            <w:r>
+              <w:rPr>
+                <w:rFonts w:ascii="宋体" w:eastAsia="宋体" w:hAnsi="宋体" w:cs="宋体" w:hint="eastAsia"/>
+                <w:color w:val="000000" w:themeColor="text1"/>
+              </w:rPr>
+              <w:t>每月还款本息合计</w:t>
+            </w:r>
+          </w:p>
+        </w:tc>
+        <w:tc>
+          <w:tcPr>
+            <w:tcW w:w="1128" w:type="dxa"/>
+            <w:gridSpan w:val="7"/>
+          </w:tcPr>
+          <w:p>
+            <w:pPr>
+              <w:spacing w:line="360" w:lineRule="auto"/>
+              <w:jc w:val="center"/>
+              <w:rPr>
+                <w:rFonts w:ascii="宋体" w:eastAsia="宋体" w:hAnsi="宋体" w:cs="宋体" w:hint="eastAsia"/>
+                <w:color w:val="000000" w:themeColor="text1"/>
+              </w:rPr>
+            </w:pPr>
+            <w:r>
+              <w:rPr>
+                <w:rFonts w:ascii="宋体" w:eastAsia="宋体" w:hAnsi="宋体" w:cs="宋体" w:hint="eastAsia"/>
+                <w:color w:val="000000" w:themeColor="text1"/>
+              </w:rPr>
+              <w:t>开始日期</w:t>
+            </w:r>
+          </w:p>
+        </w:tc>
+        <w:tc>
+          <w:tcPr>
+            <w:tcW w:w="1081" w:type="dxa"/>
+            <w:gridSpan w:val="6"/>
+          </w:tcPr>
+          <w:p>
+            <w:pPr>
+              <w:spacing w:line="360" w:lineRule="auto"/>
+              <w:jc w:val="center"/>
+              <w:rPr>
+                <w:rFonts w:ascii="宋体" w:eastAsia="宋体" w:hAnsi="宋体" w:cs="宋体" w:hint="eastAsia"/>
+                <w:color w:val="000000" w:themeColor="text1"/>
+              </w:rPr>
+            </w:pPr>
+            <w:r>
+              <w:rPr>
+                <w:rFonts w:ascii="宋体" w:eastAsia="宋体" w:hAnsi="宋体" w:cs="宋体" w:hint="eastAsia"/>
+                <w:color w:val="000000" w:themeColor="text1"/>
+              </w:rPr>
+              <w:t>终止日期</w:t>
+            </w:r>
+          </w:p>
+        </w:tc>
+        <w:tc>
+          <w:tcPr>
+            <w:tcW w:w="1380" w:type="dxa"/>
+            <w:gridSpan w:val="7"/>
+          </w:tcPr>
+          <w:p>
+            <w:pPr>
+              <w:spacing w:line="360" w:lineRule="auto"/>
+              <w:jc w:val="center"/>
+              <w:rPr>
+                <w:rFonts w:ascii="宋体" w:eastAsia="宋体" w:hAnsi="宋体" w:cs="宋体" w:hint="eastAsia"/>
+                <w:color w:val="000000" w:themeColor="text1"/>
+              </w:rPr>
+            </w:pPr>
+            <w:r>
+              <w:rPr>
+                <w:rFonts w:ascii="宋体" w:eastAsia="宋体" w:hAnsi="宋体" w:cs="宋体" w:hint="eastAsia"/>
+                <w:color w:val="000000" w:themeColor="text1"/>
+              </w:rPr>
+              <w:t>合作银行和利率</w:t>
+            </w:r>
+          </w:p>
+        </w:tc>
+        <w:tc>
+          <w:tcPr>
+            <w:tcW w:w="1029" w:type="dxa"/>
+            <w:gridSpan w:val="3"/>
+          </w:tcPr>
+          <w:p>
+            <w:pPr>
+              <w:spacing w:line="360" w:lineRule="auto"/>
+              <w:jc w:val="center"/>
+              <w:rPr>
+                <w:rFonts w:ascii="宋体" w:eastAsia="宋体" w:hAnsi="宋体" w:cs="宋体" w:hint="eastAsia"/>
+                <w:color w:val="000000" w:themeColor="text1"/>
+              </w:rPr>
+            </w:pPr>
+            <w:r>
+              <w:rPr>
+                <w:rFonts w:ascii="宋体" w:eastAsia="宋体" w:hAnsi="宋体" w:cs="宋体" w:hint="eastAsia"/>
+                <w:color w:val="000000" w:themeColor="text1"/>
+              </w:rPr>
+              <w:t>实际贷款用途</w:t>
             </w:r>
           </w:p>
         </w:tc>
@@ -5101,210 +5457,24 @@
         </w:trPr>
         <w:tc>
           <w:tcPr>
-            <w:tcW w:w="704" w:type="dxa"/>
-            <w:vAlign w:val="center"/>
-          </w:tcPr>
-          <w:p>
-            <w:pPr>
-              <w:spacing w:line="360" w:lineRule="auto"/>
-              <w:jc w:val="center"/>
-              <w:rPr>
-                <w:rFonts w:ascii="宋体" w:eastAsia="宋体" w:hAnsi="宋体" w:cs="宋体" w:hint="eastAsia"/>
-              </w:rPr>
-            </w:pPr>
-            <w:r>
-              <w:rPr>
-                <w:rFonts w:ascii="宋体" w:eastAsia="宋体" w:hAnsi="宋体" w:cs="宋体" w:hint="eastAsia"/>
-              </w:rPr>
-              <w:t>序号</w:t>
-            </w:r>
-          </w:p>
-        </w:tc>
-        <w:tc>
-          <w:tcPr>
-            <w:tcW w:w="1382" w:type="dxa"/>
-            <w:gridSpan w:val="6"/>
-            <w:vAlign w:val="center"/>
-          </w:tcPr>
-          <w:p>
-            <w:pPr>
-              <w:jc w:val="center"/>
-              <w:rPr>
-                <w:rFonts w:ascii="宋体" w:eastAsia="宋体" w:hAnsi="宋体" w:cs="宋体" w:hint="eastAsia"/>
-              </w:rPr>
-            </w:pPr>
-            <w:r>
-              <w:rPr>
-                <w:rFonts w:ascii="宋体" w:eastAsia="宋体" w:hAnsi="宋体" w:cs="宋体" w:hint="eastAsia"/>
-              </w:rPr>
-              <w:t>业务品种</w:t>
-            </w:r>
-          </w:p>
-        </w:tc>
-        <w:tc>
-          <w:tcPr>
-            <w:tcW w:w="1128" w:type="dxa"/>
-            <w:gridSpan w:val="6"/>
-            <w:vAlign w:val="center"/>
-          </w:tcPr>
-          <w:p>
-            <w:pPr>
-              <w:jc w:val="center"/>
-              <w:rPr>
-                <w:rFonts w:ascii="宋体" w:eastAsia="宋体" w:hAnsi="宋体" w:cs="宋体" w:hint="eastAsia"/>
-              </w:rPr>
-            </w:pPr>
-            <w:r>
-              <w:rPr>
-                <w:rFonts w:ascii="宋体" w:eastAsia="宋体" w:hAnsi="宋体" w:cs="宋体" w:hint="eastAsia"/>
-              </w:rPr>
-              <w:t>贷款金额</w:t>
-            </w:r>
-          </w:p>
-        </w:tc>
-        <w:tc>
-          <w:tcPr>
-            <w:tcW w:w="1441" w:type="dxa"/>
-            <w:gridSpan w:val="6"/>
-            <w:vAlign w:val="center"/>
-          </w:tcPr>
-          <w:p>
-            <w:pPr>
-              <w:jc w:val="center"/>
-              <w:rPr>
-                <w:rFonts w:ascii="宋体" w:eastAsia="宋体" w:hAnsi="宋体" w:cs="宋体" w:hint="eastAsia"/>
-              </w:rPr>
-            </w:pPr>
-            <w:r>
-              <w:rPr>
-                <w:rFonts w:ascii="宋体" w:eastAsia="宋体" w:hAnsi="宋体" w:cs="宋体" w:hint="eastAsia"/>
-              </w:rPr>
-              <w:t>贷款余额</w:t>
-            </w:r>
-          </w:p>
-        </w:tc>
-        <w:tc>
-          <w:tcPr>
-            <w:tcW w:w="865" w:type="dxa"/>
-            <w:gridSpan w:val="3"/>
-            <w:vAlign w:val="center"/>
-          </w:tcPr>
-          <w:p>
-            <w:pPr>
-              <w:jc w:val="center"/>
-              <w:rPr>
-                <w:rFonts w:ascii="宋体" w:eastAsia="宋体" w:hAnsi="宋体" w:cs="宋体" w:hint="eastAsia"/>
-              </w:rPr>
-            </w:pPr>
-            <w:r>
-              <w:rPr>
-                <w:rFonts w:ascii="宋体" w:eastAsia="宋体" w:hAnsi="宋体" w:cs="宋体" w:hint="eastAsia"/>
-              </w:rPr>
-              <w:t>担保方式</w:t>
-            </w:r>
-          </w:p>
-        </w:tc>
-        <w:tc>
-          <w:tcPr>
-            <w:tcW w:w="1126" w:type="dxa"/>
-            <w:gridSpan w:val="4"/>
-            <w:vAlign w:val="center"/>
-          </w:tcPr>
-          <w:p>
-            <w:pPr>
-              <w:rPr>
-                <w:rFonts w:ascii="宋体" w:eastAsia="宋体" w:hAnsi="宋体" w:cs="宋体" w:hint="eastAsia"/>
-              </w:rPr>
-            </w:pPr>
-            <w:r>
-              <w:rPr>
-                <w:rFonts w:ascii="宋体" w:eastAsia="宋体" w:hAnsi="宋体" w:cs="宋体" w:hint="eastAsia"/>
-              </w:rPr>
-              <w:t>每月还款本息合计</w:t>
-            </w:r>
-          </w:p>
-        </w:tc>
-        <w:tc>
-          <w:tcPr>
-            <w:tcW w:w="1128" w:type="dxa"/>
-            <w:gridSpan w:val="7"/>
-            <w:vAlign w:val="center"/>
-          </w:tcPr>
-          <w:p>
-            <w:pPr>
-              <w:jc w:val="center"/>
-              <w:rPr>
-                <w:rFonts w:ascii="宋体" w:eastAsia="宋体" w:hAnsi="宋体" w:cs="宋体" w:hint="eastAsia"/>
-              </w:rPr>
-            </w:pPr>
-            <w:r>
-              <w:rPr>
-                <w:rFonts w:ascii="宋体" w:eastAsia="宋体" w:hAnsi="宋体" w:cs="宋体" w:hint="eastAsia"/>
-              </w:rPr>
-              <w:t>开始日期</w:t>
-            </w:r>
-          </w:p>
-        </w:tc>
-        <w:tc>
-          <w:tcPr>
-            <w:tcW w:w="1081" w:type="dxa"/>
-            <w:gridSpan w:val="6"/>
-            <w:vAlign w:val="center"/>
-          </w:tcPr>
-          <w:p>
-            <w:pPr>
-              <w:jc w:val="center"/>
-              <w:rPr>
-                <w:rFonts w:ascii="宋体" w:eastAsia="宋体" w:hAnsi="宋体" w:cs="宋体" w:hint="eastAsia"/>
-              </w:rPr>
-            </w:pPr>
-            <w:r>
-              <w:rPr>
-                <w:rFonts w:ascii="宋体" w:eastAsia="宋体" w:hAnsi="宋体" w:cs="宋体" w:hint="eastAsia"/>
-              </w:rPr>
-              <w:t>终止日期</w:t>
-            </w:r>
-          </w:p>
-        </w:tc>
-        <w:tc>
-          <w:tcPr>
-            <w:tcW w:w="1380" w:type="dxa"/>
-            <w:gridSpan w:val="7"/>
-            <w:vAlign w:val="center"/>
-          </w:tcPr>
-          <w:p>
-            <w:pPr>
-              <w:jc w:val="center"/>
-              <w:rPr>
-                <w:rFonts w:ascii="宋体" w:eastAsia="宋体" w:hAnsi="宋体" w:cs="宋体" w:hint="eastAsia"/>
-              </w:rPr>
-            </w:pPr>
-            <w:r>
-              <w:rPr>
-                <w:rFonts w:ascii="宋体" w:eastAsia="宋体" w:hAnsi="宋体" w:cs="宋体" w:hint="eastAsia"/>
-              </w:rPr>
-              <w:t>合作银行和利率</w:t>
-            </w:r>
-          </w:p>
-        </w:tc>
-        <w:tc>
-          <w:tcPr>
-            <w:tcW w:w="1029" w:type="dxa"/>
-            <w:gridSpan w:val="3"/>
-            <w:vAlign w:val="center"/>
-          </w:tcPr>
-          <w:p>
-            <w:pPr>
-              <w:jc w:val="center"/>
-              <w:rPr>
-                <w:rFonts w:ascii="宋体" w:eastAsia="宋体" w:hAnsi="宋体" w:cs="宋体" w:hint="eastAsia"/>
-              </w:rPr>
-            </w:pPr>
-            <w:r>
-              <w:rPr>
-                <w:rFonts w:ascii="宋体" w:eastAsia="宋体" w:hAnsi="宋体" w:cs="宋体" w:hint="eastAsia"/>
-              </w:rPr>
-              <w:t>实际贷款用途</w:t>
+            <w:tcW w:w="11264" w:type="dxa"/>
+            <w:gridSpan w:val="49"/>
+          </w:tcPr>
+          <w:p>
+            <w:pPr>
+              <w:spacing w:line="360" w:lineRule="auto"/>
+              <w:jc w:val="center"/>
+              <w:rPr>
+                <w:rFonts w:ascii="宋体" w:eastAsia="宋体" w:hAnsi="宋体" w:cs="宋体" w:hint="eastAsia"/>
+                <w:color w:val="000000" w:themeColor="text1"/>
+              </w:rPr>
+            </w:pPr>
+            <w:r>
+              <w:rPr>
+                <w:rFonts w:ascii="宋体" w:eastAsia="宋体" w:hAnsi="宋体" w:cs="宋体"/>
+                <w:color w:val="000000" w:themeColor="text1"/>
+              </w:rPr>
+              <w:t>{% for g in guarantees %}</w:t>
             </w:r>
           </w:p>
         </w:tc>
@@ -5315,22 +5485,358 @@
         </w:trPr>
         <w:tc>
           <w:tcPr>
-            <w:tcW w:w="11264" w:type="dxa"/>
-            <w:gridSpan w:val="49"/>
-          </w:tcPr>
-          <w:p>
-            <w:pPr>
-              <w:spacing w:line="360" w:lineRule="auto"/>
-              <w:jc w:val="center"/>
-              <w:rPr>
-                <w:rFonts w:ascii="宋体" w:eastAsia="宋体" w:hAnsi="宋体" w:cs="宋体" w:hint="eastAsia"/>
-              </w:rPr>
-            </w:pPr>
-            <w:r>
-              <w:rPr>
-                <w:rFonts w:ascii="宋体" w:eastAsia="宋体" w:hAnsi="宋体" w:cs="宋体"/>
-              </w:rPr>
-              <w:t>{% for loan in existing_loans %}</w:t>
+            <w:tcW w:w="704" w:type="dxa"/>
+          </w:tcPr>
+          <w:p>
+            <w:pPr>
+              <w:spacing w:line="360" w:lineRule="auto"/>
+              <w:jc w:val="center"/>
+              <w:rPr>
+                <w:rFonts w:ascii="宋体" w:eastAsia="宋体" w:hAnsi="宋体" w:cs="宋体" w:hint="eastAsia"/>
+                <w:color w:val="000000" w:themeColor="text1"/>
+              </w:rPr>
+            </w:pPr>
+            <w:r>
+              <w:rPr>
+                <w:rFonts w:ascii="宋体" w:eastAsia="宋体" w:hAnsi="宋体" w:cs="宋体"/>
+                <w:color w:val="000000" w:themeColor="text1"/>
+              </w:rPr>
+              <w:t>{{ l</w:t>
+            </w:r>
+            <w:r>
+              <w:rPr>
+                <w:rFonts w:ascii="宋体" w:eastAsia="宋体" w:hAnsi="宋体" w:cs="宋体"/>
+                <w:color w:val="000000" w:themeColor="text1"/>
+              </w:rPr>
+              <w:lastRenderedPageBreak/>
+              <w:t>oop.index }}</w:t>
+            </w:r>
+          </w:p>
+        </w:tc>
+        <w:tc>
+          <w:tcPr>
+            <w:tcW w:w="1382" w:type="dxa"/>
+            <w:gridSpan w:val="6"/>
+          </w:tcPr>
+          <w:p>
+            <w:pPr>
+              <w:spacing w:line="360" w:lineRule="auto"/>
+              <w:rPr>
+                <w:rFonts w:ascii="宋体" w:eastAsia="宋体" w:hAnsi="宋体" w:cs="宋体" w:hint="eastAsia"/>
+                <w:color w:val="000000" w:themeColor="text1"/>
+              </w:rPr>
+            </w:pPr>
+            <w:r>
+              <w:rPr>
+                <w:rFonts w:ascii="宋体" w:eastAsia="宋体" w:hAnsi="宋体" w:cs="宋体"/>
+                <w:color w:val="000000" w:themeColor="text1"/>
+              </w:rPr>
+              <w:lastRenderedPageBreak/>
+              <w:t>{{ g.type }</w:t>
+            </w:r>
+            <w:r>
+              <w:rPr>
+                <w:rFonts w:ascii="宋体" w:eastAsia="宋体" w:hAnsi="宋体" w:cs="宋体"/>
+                <w:color w:val="000000" w:themeColor="text1"/>
+              </w:rPr>
+              <w:lastRenderedPageBreak/>
+              <w:t>}</w:t>
+            </w:r>
+          </w:p>
+        </w:tc>
+        <w:tc>
+          <w:tcPr>
+            <w:tcW w:w="1128" w:type="dxa"/>
+            <w:gridSpan w:val="6"/>
+          </w:tcPr>
+          <w:p>
+            <w:pPr>
+              <w:spacing w:line="360" w:lineRule="auto"/>
+              <w:rPr>
+                <w:rFonts w:ascii="宋体" w:eastAsia="宋体" w:hAnsi="宋体" w:cs="宋体" w:hint="eastAsia"/>
+                <w:bCs/>
+                <w:color w:val="000000" w:themeColor="text1"/>
+                <w:sz w:val="24"/>
+              </w:rPr>
+            </w:pPr>
+            <w:r>
+              <w:rPr>
+                <w:rFonts w:ascii="宋体" w:eastAsia="宋体" w:hAnsi="宋体" w:cs="宋体"/>
+                <w:bCs/>
+                <w:color w:val="000000" w:themeColor="text1"/>
+                <w:sz w:val="24"/>
+              </w:rPr>
+              <w:lastRenderedPageBreak/>
+              <w:t>{{ g.am</w:t>
+            </w:r>
+            <w:r>
+              <w:rPr>
+                <w:rFonts w:ascii="宋体" w:eastAsia="宋体" w:hAnsi="宋体" w:cs="宋体"/>
+                <w:bCs/>
+                <w:color w:val="000000" w:themeColor="text1"/>
+                <w:sz w:val="24"/>
+              </w:rPr>
+              <w:lastRenderedPageBreak/>
+              <w:t>ount }}</w:t>
+            </w:r>
+          </w:p>
+        </w:tc>
+        <w:tc>
+          <w:tcPr>
+            <w:tcW w:w="1441" w:type="dxa"/>
+            <w:gridSpan w:val="6"/>
+          </w:tcPr>
+          <w:p>
+            <w:pPr>
+              <w:spacing w:line="360" w:lineRule="auto"/>
+              <w:rPr>
+                <w:rFonts w:ascii="宋体" w:eastAsia="宋体" w:hAnsi="宋体" w:cs="宋体" w:hint="eastAsia"/>
+                <w:bCs/>
+                <w:color w:val="000000" w:themeColor="text1"/>
+                <w:sz w:val="24"/>
+              </w:rPr>
+            </w:pPr>
+            <w:r>
+              <w:rPr>
+                <w:rFonts w:ascii="宋体" w:eastAsia="宋体" w:hAnsi="宋体" w:cs="宋体"/>
+                <w:bCs/>
+                <w:color w:val="000000" w:themeColor="text1"/>
+                <w:sz w:val="24"/>
+              </w:rPr>
+              <w:lastRenderedPageBreak/>
+              <w:t>{{ g.balan</w:t>
+            </w:r>
+            <w:r>
+              <w:rPr>
+                <w:rFonts w:ascii="宋体" w:eastAsia="宋体" w:hAnsi="宋体" w:cs="宋体"/>
+                <w:bCs/>
+                <w:color w:val="000000" w:themeColor="text1"/>
+                <w:sz w:val="24"/>
+              </w:rPr>
+              <w:lastRenderedPageBreak/>
+              <w:t>ce }}</w:t>
+            </w:r>
+          </w:p>
+        </w:tc>
+        <w:tc>
+          <w:tcPr>
+            <w:tcW w:w="865" w:type="dxa"/>
+            <w:gridSpan w:val="3"/>
+          </w:tcPr>
+          <w:p>
+            <w:pPr>
+              <w:spacing w:line="360" w:lineRule="auto"/>
+              <w:rPr>
+                <w:rFonts w:ascii="宋体" w:eastAsia="宋体" w:hAnsi="宋体" w:cs="宋体" w:hint="eastAsia"/>
+                <w:bCs/>
+                <w:color w:val="000000" w:themeColor="text1"/>
+                <w:sz w:val="24"/>
+              </w:rPr>
+            </w:pPr>
+            <w:r>
+              <w:rPr>
+                <w:rFonts w:ascii="宋体" w:eastAsia="宋体" w:hAnsi="宋体" w:cs="宋体"/>
+                <w:bCs/>
+                <w:color w:val="000000" w:themeColor="text1"/>
+                <w:sz w:val="24"/>
+              </w:rPr>
+              <w:lastRenderedPageBreak/>
+              <w:t>{{ g.</w:t>
+            </w:r>
+            <w:r>
+              <w:rPr>
+                <w:rFonts w:ascii="宋体" w:eastAsia="宋体" w:hAnsi="宋体" w:cs="宋体"/>
+                <w:bCs/>
+                <w:color w:val="000000" w:themeColor="text1"/>
+                <w:sz w:val="24"/>
+              </w:rPr>
+              <w:lastRenderedPageBreak/>
+              <w:t>counter_guarantee }}</w:t>
+            </w:r>
+          </w:p>
+        </w:tc>
+        <w:tc>
+          <w:tcPr>
+            <w:tcW w:w="1126" w:type="dxa"/>
+            <w:gridSpan w:val="4"/>
+          </w:tcPr>
+          <w:p>
+            <w:pPr>
+              <w:spacing w:line="360" w:lineRule="auto"/>
+              <w:rPr>
+                <w:rFonts w:ascii="宋体" w:eastAsia="宋体" w:hAnsi="宋体" w:cs="宋体" w:hint="eastAsia"/>
+                <w:bCs/>
+                <w:color w:val="000000" w:themeColor="text1"/>
+                <w:sz w:val="24"/>
+              </w:rPr>
+            </w:pPr>
+            <w:r>
+              <w:rPr>
+                <w:rFonts w:ascii="宋体" w:eastAsia="宋体" w:hAnsi="宋体" w:cs="宋体"/>
+                <w:bCs/>
+                <w:color w:val="000000" w:themeColor="text1"/>
+                <w:sz w:val="24"/>
+              </w:rPr>
+              <w:lastRenderedPageBreak/>
+              <w:t>{{ g.mo</w:t>
+            </w:r>
+            <w:r>
+              <w:rPr>
+                <w:rFonts w:ascii="宋体" w:eastAsia="宋体" w:hAnsi="宋体" w:cs="宋体"/>
+                <w:bCs/>
+                <w:color w:val="000000" w:themeColor="text1"/>
+                <w:sz w:val="24"/>
+              </w:rPr>
+              <w:lastRenderedPageBreak/>
+              <w:t>nthly_payment }}</w:t>
+            </w:r>
+          </w:p>
+        </w:tc>
+        <w:tc>
+          <w:tcPr>
+            <w:tcW w:w="1128" w:type="dxa"/>
+            <w:gridSpan w:val="7"/>
+          </w:tcPr>
+          <w:p>
+            <w:pPr>
+              <w:spacing w:line="360" w:lineRule="auto"/>
+              <w:rPr>
+                <w:rFonts w:ascii="宋体" w:eastAsia="宋体" w:hAnsi="宋体" w:cs="宋体" w:hint="eastAsia"/>
+                <w:bCs/>
+                <w:color w:val="000000" w:themeColor="text1"/>
+                <w:sz w:val="24"/>
+              </w:rPr>
+            </w:pPr>
+            <w:r>
+              <w:rPr>
+                <w:rFonts w:ascii="宋体" w:eastAsia="宋体" w:hAnsi="宋体" w:cs="宋体"/>
+                <w:bCs/>
+                <w:color w:val="000000" w:themeColor="text1"/>
+                <w:sz w:val="24"/>
+              </w:rPr>
+              <w:lastRenderedPageBreak/>
+              <w:t>{{ g.st</w:t>
+            </w:r>
+            <w:r>
+              <w:rPr>
+                <w:rFonts w:ascii="宋体" w:eastAsia="宋体" w:hAnsi="宋体" w:cs="宋体"/>
+                <w:bCs/>
+                <w:color w:val="000000" w:themeColor="text1"/>
+                <w:sz w:val="24"/>
+              </w:rPr>
+              <w:lastRenderedPageBreak/>
+              <w:t>art_date }}</w:t>
+            </w:r>
+          </w:p>
+        </w:tc>
+        <w:tc>
+          <w:tcPr>
+            <w:tcW w:w="1081" w:type="dxa"/>
+            <w:gridSpan w:val="6"/>
+          </w:tcPr>
+          <w:p>
+            <w:pPr>
+              <w:spacing w:line="360" w:lineRule="auto"/>
+              <w:rPr>
+                <w:rFonts w:ascii="宋体" w:eastAsia="宋体" w:hAnsi="宋体" w:cs="宋体" w:hint="eastAsia"/>
+                <w:bCs/>
+                <w:color w:val="000000" w:themeColor="text1"/>
+                <w:sz w:val="24"/>
+              </w:rPr>
+            </w:pPr>
+            <w:r>
+              <w:rPr>
+                <w:rFonts w:ascii="宋体" w:eastAsia="宋体" w:hAnsi="宋体" w:cs="宋体"/>
+                <w:bCs/>
+                <w:color w:val="000000" w:themeColor="text1"/>
+                <w:sz w:val="24"/>
+              </w:rPr>
+              <w:lastRenderedPageBreak/>
+              <w:t>{{ g.en</w:t>
+            </w:r>
+            <w:r>
+              <w:rPr>
+                <w:rFonts w:ascii="宋体" w:eastAsia="宋体" w:hAnsi="宋体" w:cs="宋体"/>
+                <w:bCs/>
+                <w:color w:val="000000" w:themeColor="text1"/>
+                <w:sz w:val="24"/>
+              </w:rPr>
+              <w:lastRenderedPageBreak/>
+              <w:t>d_date }}</w:t>
+            </w:r>
+          </w:p>
+        </w:tc>
+        <w:tc>
+          <w:tcPr>
+            <w:tcW w:w="1380" w:type="dxa"/>
+            <w:gridSpan w:val="7"/>
+          </w:tcPr>
+          <w:p>
+            <w:pPr>
+              <w:spacing w:line="360" w:lineRule="auto"/>
+              <w:rPr>
+                <w:rFonts w:ascii="宋体" w:eastAsia="宋体" w:hAnsi="宋体" w:cs="宋体" w:hint="eastAsia"/>
+                <w:bCs/>
+                <w:color w:val="000000" w:themeColor="text1"/>
+                <w:sz w:val="24"/>
+              </w:rPr>
+            </w:pPr>
+            <w:r>
+              <w:rPr>
+                <w:rFonts w:ascii="宋体" w:eastAsia="宋体" w:hAnsi="宋体" w:cs="宋体"/>
+                <w:bCs/>
+                <w:color w:val="000000" w:themeColor="text1"/>
+                <w:sz w:val="24"/>
+              </w:rPr>
+              <w:lastRenderedPageBreak/>
+              <w:t>{{ g.bank</w:t>
+            </w:r>
+            <w:r>
+              <w:rPr>
+                <w:rFonts w:ascii="宋体" w:eastAsia="宋体" w:hAnsi="宋体" w:cs="宋体"/>
+                <w:bCs/>
+                <w:color w:val="000000" w:themeColor="text1"/>
+                <w:sz w:val="24"/>
+              </w:rPr>
+              <w:lastRenderedPageBreak/>
+              <w:t>_rate }}</w:t>
+            </w:r>
+          </w:p>
+        </w:tc>
+        <w:tc>
+          <w:tcPr>
+            <w:tcW w:w="1029" w:type="dxa"/>
+            <w:gridSpan w:val="3"/>
+          </w:tcPr>
+          <w:p>
+            <w:pPr>
+              <w:spacing w:line="360" w:lineRule="auto"/>
+              <w:rPr>
+                <w:rFonts w:ascii="宋体" w:eastAsia="宋体" w:hAnsi="宋体" w:cs="宋体" w:hint="eastAsia"/>
+                <w:bCs/>
+                <w:color w:val="000000" w:themeColor="text1"/>
+                <w:sz w:val="24"/>
+              </w:rPr>
+            </w:pPr>
+            <w:r>
+              <w:rPr>
+                <w:rFonts w:ascii="宋体" w:eastAsia="宋体" w:hAnsi="宋体" w:cs="宋体"/>
+                <w:bCs/>
+                <w:color w:val="000000" w:themeColor="text1"/>
+                <w:sz w:val="24"/>
+              </w:rPr>
+              <w:lastRenderedPageBreak/>
+              <w:t>{{ g.p</w:t>
+            </w:r>
+            <w:r>
+              <w:rPr>
+                <w:rFonts w:ascii="宋体" w:eastAsia="宋体" w:hAnsi="宋体" w:cs="宋体"/>
+                <w:bCs/>
+                <w:color w:val="000000" w:themeColor="text1"/>
+                <w:sz w:val="24"/>
+              </w:rPr>
+              <w:lastRenderedPageBreak/>
+              <w:t>urpose }}</w:t>
             </w:r>
           </w:p>
         </w:tc>
@@ -5341,213 +5847,24 @@
         </w:trPr>
         <w:tc>
           <w:tcPr>
-            <w:tcW w:w="704" w:type="dxa"/>
-          </w:tcPr>
-          <w:p>
-            <w:pPr>
-              <w:spacing w:line="360" w:lineRule="auto"/>
-              <w:jc w:val="center"/>
-              <w:rPr>
-                <w:rFonts w:ascii="宋体" w:eastAsia="宋体" w:hAnsi="宋体" w:cs="宋体" w:hint="eastAsia"/>
-              </w:rPr>
-            </w:pPr>
-            <w:r>
-              <w:rPr>
-                <w:rFonts w:ascii="宋体" w:eastAsia="宋体" w:hAnsi="宋体" w:cs="宋体"/>
-              </w:rPr>
-              <w:t>{{ loop.index }}</w:t>
-            </w:r>
-          </w:p>
-        </w:tc>
-        <w:tc>
-          <w:tcPr>
-            <w:tcW w:w="1382" w:type="dxa"/>
-            <w:gridSpan w:val="6"/>
-          </w:tcPr>
-          <w:p>
-            <w:pPr>
-              <w:tabs>
-                <w:tab w:val="left" w:pos="975"/>
-              </w:tabs>
-              <w:spacing w:line="360" w:lineRule="auto"/>
-              <w:jc w:val="center"/>
-              <w:rPr>
-                <w:rFonts w:ascii="宋体" w:eastAsia="宋体" w:hAnsi="宋体" w:cs="宋体" w:hint="eastAsia"/>
-              </w:rPr>
-            </w:pPr>
-            <w:r>
-              <w:rPr>
-                <w:rFonts w:ascii="宋体" w:eastAsia="宋体" w:hAnsi="宋体" w:cs="宋体"/>
-              </w:rPr>
-              <w:t>{{ loan.type }}</w:t>
-            </w:r>
-          </w:p>
-        </w:tc>
-        <w:tc>
-          <w:tcPr>
-            <w:tcW w:w="1128" w:type="dxa"/>
-            <w:gridSpan w:val="6"/>
-          </w:tcPr>
-          <w:p>
-            <w:pPr>
-              <w:spacing w:line="360" w:lineRule="auto"/>
-              <w:jc w:val="center"/>
-              <w:rPr>
-                <w:rFonts w:ascii="宋体" w:eastAsia="宋体" w:hAnsi="宋体" w:cs="宋体" w:hint="eastAsia"/>
-              </w:rPr>
-            </w:pPr>
-            <w:r>
-              <w:rPr>
-                <w:rFonts w:ascii="宋体" w:eastAsia="宋体" w:hAnsi="宋体" w:cs="宋体"/>
-              </w:rPr>
-              <w:t>{{ loan.amount }}</w:t>
-            </w:r>
-          </w:p>
-        </w:tc>
-        <w:tc>
-          <w:tcPr>
-            <w:tcW w:w="1441" w:type="dxa"/>
-            <w:gridSpan w:val="6"/>
-          </w:tcPr>
-          <w:p>
-            <w:pPr>
-              <w:spacing w:line="360" w:lineRule="auto"/>
-              <w:jc w:val="center"/>
-              <w:rPr>
-                <w:rFonts w:ascii="宋体" w:eastAsia="宋体" w:hAnsi="宋体" w:cs="宋体" w:hint="eastAsia"/>
-              </w:rPr>
-            </w:pPr>
-            <w:r>
-              <w:rPr>
-                <w:rFonts w:ascii="宋体" w:eastAsia="宋体" w:hAnsi="宋体" w:cs="宋体"/>
-              </w:rPr>
-              <w:t>{{ loan.balance }}</w:t>
-            </w:r>
-          </w:p>
-        </w:tc>
-        <w:tc>
-          <w:tcPr>
-            <w:tcW w:w="865" w:type="dxa"/>
-            <w:gridSpan w:val="3"/>
-          </w:tcPr>
-          <w:p>
-            <w:pPr>
-              <w:spacing w:line="360" w:lineRule="auto"/>
-              <w:jc w:val="center"/>
-              <w:rPr>
-                <w:rFonts w:ascii="宋体" w:eastAsia="宋体" w:hAnsi="宋体" w:cs="宋体" w:hint="eastAsia"/>
-              </w:rPr>
-            </w:pPr>
-            <w:r>
-              <w:rPr>
-                <w:rFonts w:ascii="宋体" w:eastAsia="宋体" w:hAnsi="宋体" w:cs="宋体"/>
-              </w:rPr>
-              <w:t>{{ loan.mode }}</w:t>
-            </w:r>
-          </w:p>
-        </w:tc>
-        <w:tc>
-          <w:tcPr>
-            <w:tcW w:w="1126" w:type="dxa"/>
-            <w:gridSpan w:val="4"/>
-          </w:tcPr>
-          <w:p>
-            <w:pPr>
-              <w:spacing w:line="360" w:lineRule="auto"/>
-              <w:jc w:val="center"/>
-              <w:rPr>
-                <w:rFonts w:ascii="宋体" w:eastAsia="宋体" w:hAnsi="宋体" w:cs="宋体" w:hint="eastAsia"/>
-              </w:rPr>
-            </w:pPr>
-            <w:r>
-              <w:rPr>
-                <w:rFonts w:ascii="宋体" w:eastAsia="宋体" w:hAnsi="宋体" w:cs="宋体"/>
-              </w:rPr>
-              <w:t>{{ loan.monthly_payment }}</w:t>
-            </w:r>
-          </w:p>
-        </w:tc>
-        <w:tc>
-          <w:tcPr>
-            <w:tcW w:w="1128" w:type="dxa"/>
-            <w:gridSpan w:val="7"/>
-          </w:tcPr>
-          <w:p>
-            <w:pPr>
-              <w:spacing w:line="360" w:lineRule="auto"/>
-              <w:jc w:val="center"/>
-              <w:rPr>
-                <w:rFonts w:ascii="宋体" w:eastAsia="宋体" w:hAnsi="宋体" w:cs="宋体" w:hint="eastAsia"/>
-              </w:rPr>
-            </w:pPr>
-            <w:r>
-              <w:rPr>
-                <w:rFonts w:ascii="宋体" w:eastAsia="宋体" w:hAnsi="宋体" w:cs="宋体"/>
-              </w:rPr>
-              <w:t>{{ loan.start_date }}</w:t>
-            </w:r>
-          </w:p>
-        </w:tc>
-        <w:tc>
-          <w:tcPr>
-            <w:tcW w:w="1081" w:type="dxa"/>
-            <w:gridSpan w:val="6"/>
-          </w:tcPr>
-          <w:p>
-            <w:pPr>
-              <w:spacing w:line="360" w:lineRule="auto"/>
-              <w:jc w:val="center"/>
-              <w:rPr>
-                <w:rFonts w:ascii="宋体" w:eastAsia="宋体" w:hAnsi="宋体" w:cs="宋体" w:hint="eastAsia"/>
-              </w:rPr>
-            </w:pPr>
-            <w:r>
-              <w:rPr>
-                <w:rFonts w:ascii="宋体" w:eastAsia="宋体" w:hAnsi="宋体" w:cs="宋体"/>
-              </w:rPr>
-              <w:t>{{ loan.end_date }}</w:t>
-            </w:r>
-          </w:p>
-        </w:tc>
-        <w:tc>
-          <w:tcPr>
-            <w:tcW w:w="1380" w:type="dxa"/>
-            <w:gridSpan w:val="7"/>
-          </w:tcPr>
-          <w:p>
-            <w:pPr>
-              <w:spacing w:line="360" w:lineRule="auto"/>
-              <w:jc w:val="center"/>
-              <w:rPr>
-                <w:rFonts w:ascii="宋体" w:eastAsia="宋体" w:hAnsi="宋体" w:cs="宋体" w:hint="eastAsia"/>
-              </w:rPr>
-            </w:pPr>
-            <w:r>
-              <w:rPr>
-                <w:rFonts w:ascii="宋体" w:eastAsia="宋体" w:hAnsi="宋体" w:cs="宋体"/>
-              </w:rPr>
-              <w:t>{{ loan.bank_rate }}</w:t>
-            </w:r>
-          </w:p>
-        </w:tc>
-        <w:tc>
-          <w:tcPr>
-            <w:tcW w:w="1029" w:type="dxa"/>
-            <w:gridSpan w:val="3"/>
-          </w:tcPr>
-          <w:p>
-            <w:pPr>
-              <w:spacing w:line="360" w:lineRule="auto"/>
-              <w:jc w:val="center"/>
-              <w:rPr>
-                <w:rFonts w:ascii="宋体" w:eastAsia="宋体" w:hAnsi="宋体" w:cs="宋体" w:hint="eastAsia"/>
-              </w:rPr>
-            </w:pPr>
-            <w:r>
-              <w:rPr>
-                <w:rFonts w:ascii="宋体" w:eastAsia="宋体" w:hAnsi="宋体" w:cs="宋体"/>
-              </w:rPr>
-              <w:t>{{ loan.purpose }}</w:t>
+            <w:tcW w:w="11264" w:type="dxa"/>
+            <w:gridSpan w:val="49"/>
+          </w:tcPr>
+          <w:p>
+            <w:pPr>
+              <w:spacing w:line="360" w:lineRule="auto"/>
+              <w:jc w:val="center"/>
+              <w:rPr>
+                <w:rFonts w:ascii="宋体" w:eastAsia="宋体" w:hAnsi="宋体" w:cs="宋体" w:hint="eastAsia"/>
+                <w:color w:val="000000" w:themeColor="text1"/>
+              </w:rPr>
+            </w:pPr>
+            <w:r>
+              <w:rPr>
+                <w:rFonts w:ascii="宋体" w:eastAsia="宋体" w:hAnsi="宋体" w:cs="宋体"/>
+                <w:color w:val="000000" w:themeColor="text1"/>
+              </w:rPr>
+              <w:t>{% endfor %}</w:t>
             </w:r>
           </w:p>
         </w:tc>
@@ -5558,22 +5875,141 @@
         </w:trPr>
         <w:tc>
           <w:tcPr>
-            <w:tcW w:w="11264" w:type="dxa"/>
-            <w:gridSpan w:val="49"/>
-          </w:tcPr>
-          <w:p>
-            <w:pPr>
-              <w:spacing w:line="360" w:lineRule="auto"/>
-              <w:jc w:val="center"/>
-              <w:rPr>
-                <w:rFonts w:ascii="宋体" w:eastAsia="宋体" w:hAnsi="宋体" w:cs="宋体" w:hint="eastAsia"/>
-              </w:rPr>
-            </w:pPr>
-            <w:r>
-              <w:rPr>
-                <w:rFonts w:ascii="宋体" w:eastAsia="宋体" w:hAnsi="宋体" w:cs="宋体"/>
-              </w:rPr>
-              <w:t>{% endfor %}</w:t>
+            <w:tcW w:w="2086" w:type="dxa"/>
+            <w:gridSpan w:val="7"/>
+          </w:tcPr>
+          <w:p>
+            <w:pPr>
+              <w:spacing w:line="360" w:lineRule="auto"/>
+              <w:jc w:val="center"/>
+              <w:rPr>
+                <w:rFonts w:ascii="宋体" w:eastAsia="宋体" w:hAnsi="宋体" w:cs="宋体" w:hint="eastAsia"/>
+                <w:b/>
+                <w:color w:val="000000" w:themeColor="text1"/>
+                <w:sz w:val="24"/>
+              </w:rPr>
+            </w:pPr>
+            <w:r>
+              <w:rPr>
+                <w:rFonts w:ascii="宋体" w:eastAsia="宋体" w:hAnsi="宋体" w:cs="宋体" w:hint="eastAsia"/>
+                <w:color w:val="000000" w:themeColor="text1"/>
+              </w:rPr>
+              <w:t>合计</w:t>
+            </w:r>
+          </w:p>
+        </w:tc>
+        <w:tc>
+          <w:tcPr>
+            <w:tcW w:w="1128" w:type="dxa"/>
+            <w:gridSpan w:val="6"/>
+          </w:tcPr>
+          <w:p>
+            <w:pPr>
+              <w:spacing w:line="360" w:lineRule="auto"/>
+              <w:rPr>
+                <w:rFonts w:ascii="宋体" w:eastAsia="宋体" w:hAnsi="宋体" w:cs="宋体" w:hint="eastAsia"/>
+                <w:b/>
+                <w:color w:val="000000" w:themeColor="text1"/>
+                <w:sz w:val="24"/>
+              </w:rPr>
+            </w:pPr>
+            <w:r>
+              <w:rPr>
+                <w:rFonts w:ascii="宋体" w:eastAsia="宋体" w:hAnsi="宋体" w:cs="宋体"/>
+                <w:bCs/>
+                <w:color w:val="000000" w:themeColor="text1"/>
+                <w:sz w:val="24"/>
+              </w:rPr>
+              <w:t>{{ g.</w:t>
+            </w:r>
+            <w:r>
+              <w:rPr>
+                <w:rFonts w:ascii="宋体" w:eastAsia="宋体" w:hAnsi="宋体" w:cs="宋体" w:hint="eastAsia"/>
+                <w:bCs/>
+                <w:color w:val="000000" w:themeColor="text1"/>
+                <w:sz w:val="24"/>
+              </w:rPr>
+              <w:t>amount_total</w:t>
+            </w:r>
+            <w:r>
+              <w:rPr>
+                <w:rFonts w:ascii="宋体" w:eastAsia="宋体" w:hAnsi="宋体" w:cs="宋体"/>
+                <w:bCs/>
+                <w:color w:val="000000" w:themeColor="text1"/>
+                <w:sz w:val="24"/>
+              </w:rPr>
+              <w:t xml:space="preserve"> }}</w:t>
+            </w:r>
+          </w:p>
+        </w:tc>
+        <w:tc>
+          <w:tcPr>
+            <w:tcW w:w="1441" w:type="dxa"/>
+            <w:gridSpan w:val="6"/>
+          </w:tcPr>
+          <w:p>
+            <w:pPr>
+              <w:spacing w:line="360" w:lineRule="auto"/>
+              <w:rPr>
+                <w:rFonts w:ascii="宋体" w:eastAsia="宋体" w:hAnsi="宋体" w:cs="宋体" w:hint="eastAsia"/>
+                <w:b/>
+                <w:color w:val="000000" w:themeColor="text1"/>
+                <w:sz w:val="24"/>
+              </w:rPr>
+            </w:pPr>
+            <w:r>
+              <w:rPr>
+                <w:rFonts w:ascii="宋体" w:eastAsia="宋体" w:hAnsi="宋体" w:cs="宋体"/>
+                <w:bCs/>
+                <w:color w:val="000000" w:themeColor="text1"/>
+                <w:sz w:val="24"/>
+              </w:rPr>
+              <w:t>{{ g.</w:t>
+            </w:r>
+            <w:r>
+              <w:rPr>
+                <w:rFonts w:ascii="宋体" w:eastAsia="宋体" w:hAnsi="宋体" w:cs="宋体" w:hint="eastAsia"/>
+                <w:bCs/>
+                <w:color w:val="000000" w:themeColor="text1"/>
+                <w:sz w:val="24"/>
+              </w:rPr>
+              <w:t>balance_total</w:t>
+            </w:r>
+            <w:r>
+              <w:rPr>
+                <w:rFonts w:ascii="宋体" w:eastAsia="宋体" w:hAnsi="宋体" w:cs="宋体"/>
+                <w:bCs/>
+                <w:color w:val="000000" w:themeColor="text1"/>
+                <w:sz w:val="24"/>
+              </w:rPr>
+              <w:t xml:space="preserve"> }}</w:t>
+            </w:r>
+          </w:p>
+        </w:tc>
+        <w:tc>
+          <w:tcPr>
+            <w:tcW w:w="6609" w:type="dxa"/>
+            <w:gridSpan w:val="30"/>
+          </w:tcPr>
+          <w:p>
+            <w:pPr>
+              <w:spacing w:line="360" w:lineRule="auto"/>
+              <w:jc w:val="center"/>
+              <w:rPr>
+                <w:rFonts w:ascii="宋体" w:eastAsia="宋体" w:hAnsi="宋体" w:cs="宋体" w:hint="eastAsia"/>
+                <w:b/>
+                <w:color w:val="0000FF"/>
+                <w:sz w:val="24"/>
+              </w:rPr>
+            </w:pPr>
+            <w:r>
+              <w:rPr>
+                <w:rFonts w:ascii="宋体" w:eastAsia="宋体" w:hAnsi="宋体" w:cs="宋体" w:hint="eastAsia"/>
+                <w:b/>
+                <w:color w:val="0000FF"/>
+                <w:sz w:val="24"/>
+              </w:rPr>
+              <w:t>-</w:t>
             </w:r>
           </w:p>
         </w:tc>
@@ -5584,88 +6020,29 @@
         </w:trPr>
         <w:tc>
           <w:tcPr>
-            <w:tcW w:w="2086" w:type="dxa"/>
-            <w:gridSpan w:val="7"/>
-          </w:tcPr>
-          <w:p>
-            <w:pPr>
-              <w:tabs>
-                <w:tab w:val="left" w:pos="975"/>
-              </w:tabs>
-              <w:spacing w:line="360" w:lineRule="auto"/>
-              <w:jc w:val="center"/>
-              <w:rPr>
-                <w:rFonts w:ascii="宋体" w:eastAsia="宋体" w:hAnsi="宋体" w:cs="宋体" w:hint="eastAsia"/>
-              </w:rPr>
-            </w:pPr>
-            <w:r>
-              <w:rPr>
-                <w:rFonts w:ascii="宋体" w:eastAsia="宋体" w:hAnsi="宋体" w:cs="宋体" w:hint="eastAsia"/>
-              </w:rPr>
-              <w:t>合计</w:t>
-            </w:r>
-          </w:p>
-        </w:tc>
-        <w:tc>
-          <w:tcPr>
-            <w:tcW w:w="1128" w:type="dxa"/>
-            <w:gridSpan w:val="6"/>
-          </w:tcPr>
-          <w:p>
-            <w:pPr>
-              <w:spacing w:line="360" w:lineRule="auto"/>
-              <w:jc w:val="center"/>
-              <w:rPr>
-                <w:rFonts w:ascii="宋体" w:eastAsia="宋体" w:hAnsi="宋体" w:cs="宋体" w:hint="eastAsia"/>
-              </w:rPr>
-            </w:pPr>
-            <w:r>
-              <w:rPr>
-                <w:rFonts w:ascii="宋体" w:eastAsia="宋体" w:hAnsi="宋体" w:cs="宋体"/>
-              </w:rPr>
-              <w:t>{{ existing_loans_totals.amount_total }}</w:t>
-            </w:r>
-          </w:p>
-        </w:tc>
-        <w:tc>
-          <w:tcPr>
-            <w:tcW w:w="1441" w:type="dxa"/>
-            <w:gridSpan w:val="6"/>
-          </w:tcPr>
-          <w:p>
-            <w:pPr>
-              <w:spacing w:line="360" w:lineRule="auto"/>
-              <w:jc w:val="center"/>
-              <w:rPr>
-                <w:rFonts w:ascii="宋体" w:eastAsia="宋体" w:hAnsi="宋体" w:cs="宋体" w:hint="eastAsia"/>
-              </w:rPr>
-            </w:pPr>
-            <w:r>
-              <w:rPr>
-                <w:rFonts w:ascii="宋体" w:eastAsia="宋体" w:hAnsi="宋体" w:cs="宋体"/>
-              </w:rPr>
-              <w:t>{{ existing_loans_totals.balance_total }}</w:t>
-            </w:r>
-          </w:p>
-        </w:tc>
-        <w:tc>
-          <w:tcPr>
-            <w:tcW w:w="6609" w:type="dxa"/>
-            <w:gridSpan w:val="30"/>
-          </w:tcPr>
-          <w:p>
-            <w:pPr>
-              <w:spacing w:line="360" w:lineRule="auto"/>
-              <w:jc w:val="center"/>
-              <w:rPr>
-                <w:rFonts w:ascii="宋体" w:eastAsia="宋体" w:hAnsi="宋体" w:cs="宋体" w:hint="eastAsia"/>
-              </w:rPr>
-            </w:pPr>
-            <w:r>
-              <w:rPr>
-                <w:rFonts w:ascii="宋体" w:eastAsia="宋体" w:hAnsi="宋体" w:cs="宋体"/>
-              </w:rPr>
-              <w:t>{{ existing_loans_totals.monthly_payment_total }}</w:t>
+            <w:tcW w:w="11264" w:type="dxa"/>
+            <w:gridSpan w:val="49"/>
+          </w:tcPr>
+          <w:p>
+            <w:pPr>
+              <w:numPr>
+                <w:ilvl w:val="0"/>
+                <w:numId w:val="2"/>
+              </w:numPr>
+              <w:spacing w:line="360" w:lineRule="auto"/>
+              <w:rPr>
+                <w:rFonts w:ascii="宋体" w:eastAsia="宋体" w:hAnsi="宋体" w:cs="宋体" w:hint="eastAsia"/>
+                <w:b/>
+                <w:sz w:val="24"/>
+              </w:rPr>
+            </w:pPr>
+            <w:r>
+              <w:rPr>
+                <w:rFonts w:ascii="宋体" w:eastAsia="宋体" w:hAnsi="宋体" w:cs="宋体" w:hint="eastAsia"/>
+                <w:b/>
+                <w:sz w:val="24"/>
+              </w:rPr>
+              <w:t>现有贷款情况</w:t>
             </w:r>
           </w:p>
         </w:tc>
@@ -5676,147 +6053,210 @@
         </w:trPr>
         <w:tc>
           <w:tcPr>
-            <w:tcW w:w="11264" w:type="dxa"/>
-            <w:gridSpan w:val="49"/>
-          </w:tcPr>
-          <w:p>
-            <w:pPr>
-              <w:spacing w:line="360" w:lineRule="auto"/>
-              <w:rPr>
-                <w:rFonts w:ascii="宋体" w:eastAsia="宋体" w:hAnsi="宋体" w:cs="宋体" w:hint="eastAsia"/>
-                <w:b/>
-                <w:sz w:val="24"/>
-              </w:rPr>
-            </w:pPr>
-            <w:r>
-              <w:rPr>
-                <w:rFonts w:ascii="宋体" w:eastAsia="宋体" w:hAnsi="宋体" w:cs="宋体" w:hint="eastAsia"/>
-                <w:b/>
-                <w:sz w:val="24"/>
-              </w:rPr>
-              <w:t xml:space="preserve">4、征信及对外担保情况：             </w:t>
-            </w:r>
-          </w:p>
-          <w:p>
-            <w:pPr>
-              <w:spacing w:line="360" w:lineRule="auto"/>
-              <w:rPr>
-                <w:rFonts w:ascii="宋体" w:eastAsia="宋体" w:hAnsi="宋体" w:cs="宋体"/>
-                <w:bCs/>
-                <w:sz w:val="24"/>
-              </w:rPr>
-            </w:pPr>
-            <w:r>
-              <w:rPr>
-                <w:rFonts w:ascii="宋体" w:eastAsia="宋体" w:hAnsi="宋体" w:cs="宋体" w:hint="eastAsia"/>
-                <w:bCs/>
-                <w:sz w:val="24"/>
-              </w:rPr>
-              <w:t>征信查询的次数（近一年）：</w:t>
-            </w:r>
-          </w:p>
-          <w:p>
-            <w:pPr>
-              <w:spacing w:line="360" w:lineRule="auto"/>
-              <w:rPr>
-                <w:rFonts w:ascii="宋体" w:eastAsia="宋体" w:hAnsi="宋体" w:cs="宋体" w:hint="eastAsia"/>
-                <w:bCs/>
-                <w:sz w:val="24"/>
-              </w:rPr>
-            </w:pPr>
-            <w:r>
-              <w:rPr>
-                <w:rFonts w:ascii="宋体" w:eastAsia="宋体" w:hAnsi="宋体" w:cs="宋体" w:hint="eastAsia"/>
-                <w:bCs/>
-                <w:sz w:val="24"/>
-              </w:rPr>
-              <w:t xml:space="preserve"> </w:t>
-            </w:r>
-            <w:r>
-              <w:rPr>
-                <w:rFonts w:ascii="宋体" w:eastAsia="宋体" w:hAnsi="宋体" w:cs="宋体"/>
-                <w:bCs/>
-                <w:sz w:val="24"/>
-              </w:rPr>
-              <w:t>{{ credit.inquiry_count }}</w:t>
-            </w:r>
-          </w:p>
-          <w:p>
-            <w:pPr>
-              <w:spacing w:line="360" w:lineRule="auto"/>
-              <w:rPr>
-                <w:rFonts w:ascii="宋体" w:eastAsia="宋体" w:hAnsi="宋体" w:cs="宋体" w:hint="eastAsia"/>
-                <w:bCs/>
-                <w:sz w:val="24"/>
-              </w:rPr>
-            </w:pPr>
-            <w:r>
-              <w:rPr>
-                <w:rFonts w:ascii="宋体" w:eastAsia="宋体" w:hAnsi="宋体" w:cs="宋体" w:hint="eastAsia"/>
-                <w:bCs/>
-                <w:sz w:val="24"/>
-              </w:rPr>
-              <w:t>征信逾期、不良信息披露：</w:t>
-            </w:r>
-            <w:r>
-              <w:rPr>
-                <w:rFonts w:ascii="宋体" w:eastAsia="宋体" w:hAnsi="宋体" w:cs="宋体"/>
-                <w:bCs/>
-                <w:sz w:val="24"/>
-              </w:rPr>
-              <w:t>{{ credit.adverse_info }}</w:t>
-            </w:r>
-          </w:p>
-          <w:p>
-            <w:pPr>
-              <w:spacing w:line="360" w:lineRule="auto"/>
-              <w:rPr>
-                <w:rFonts w:ascii="宋体" w:eastAsia="宋体" w:hAnsi="宋体" w:cs="宋体" w:hint="eastAsia"/>
-                <w:bCs/>
-                <w:sz w:val="24"/>
-              </w:rPr>
-            </w:pPr>
-            <w:r>
-              <w:rPr>
-                <w:rFonts w:ascii="宋体" w:eastAsia="宋体" w:hAnsi="宋体" w:cs="宋体" w:hint="eastAsia"/>
-                <w:bCs/>
-                <w:sz w:val="24"/>
-              </w:rPr>
-              <w:t>逾期次数：</w:t>
-            </w:r>
-            <w:r>
-              <w:rPr>
-                <w:rFonts w:ascii="宋体" w:eastAsia="宋体" w:hAnsi="宋体" w:cs="宋体"/>
-                <w:bCs/>
-                <w:sz w:val="24"/>
-              </w:rPr>
-              <w:t>{{ credit.overdue_count }}</w:t>
-            </w:r>
-          </w:p>
-          <w:p>
-            <w:pPr>
-              <w:spacing w:line="360" w:lineRule="auto"/>
-              <w:rPr>
-                <w:rFonts w:ascii="宋体" w:eastAsia="宋体" w:hAnsi="宋体" w:cs="宋体" w:hint="eastAsia"/>
-                <w:b/>
-                <w:sz w:val="24"/>
-              </w:rPr>
-            </w:pPr>
-            <w:r>
-              <w:rPr>
-                <w:rFonts w:ascii="宋体" w:eastAsia="宋体" w:hAnsi="宋体" w:cs="宋体" w:hint="eastAsia"/>
-                <w:bCs/>
-                <w:sz w:val="24"/>
-              </w:rPr>
-              <w:t>最高逾期金额：</w:t>
-            </w:r>
-            <w:r>
-              <w:rPr>
-                <w:rFonts w:ascii="宋体" w:eastAsia="宋体" w:hAnsi="宋体" w:cs="宋体"/>
-                <w:bCs/>
-                <w:sz w:val="24"/>
-              </w:rPr>
-              <w:t>{{ credit.max_overdue_amount }}</w:t>
+            <w:tcW w:w="704" w:type="dxa"/>
+            <w:vAlign w:val="center"/>
+          </w:tcPr>
+          <w:p>
+            <w:pPr>
+              <w:spacing w:line="360" w:lineRule="auto"/>
+              <w:jc w:val="center"/>
+              <w:rPr>
+                <w:rFonts w:ascii="宋体" w:eastAsia="宋体" w:hAnsi="宋体" w:cs="宋体" w:hint="eastAsia"/>
+              </w:rPr>
+            </w:pPr>
+            <w:r>
+              <w:rPr>
+                <w:rFonts w:ascii="宋体" w:eastAsia="宋体" w:hAnsi="宋体" w:cs="宋体" w:hint="eastAsia"/>
+              </w:rPr>
+              <w:t>序号</w:t>
+            </w:r>
+          </w:p>
+        </w:tc>
+        <w:tc>
+          <w:tcPr>
+            <w:tcW w:w="1382" w:type="dxa"/>
+            <w:gridSpan w:val="6"/>
+            <w:vAlign w:val="center"/>
+          </w:tcPr>
+          <w:p>
+            <w:pPr>
+              <w:jc w:val="center"/>
+              <w:rPr>
+                <w:rFonts w:ascii="宋体" w:eastAsia="宋体" w:hAnsi="宋体" w:cs="宋体" w:hint="eastAsia"/>
+              </w:rPr>
+            </w:pPr>
+            <w:r>
+              <w:rPr>
+                <w:rFonts w:ascii="宋体" w:eastAsia="宋体" w:hAnsi="宋体" w:cs="宋体" w:hint="eastAsia"/>
+              </w:rPr>
+              <w:t>业务品种</w:t>
+            </w:r>
+          </w:p>
+        </w:tc>
+        <w:tc>
+          <w:tcPr>
+            <w:tcW w:w="1128" w:type="dxa"/>
+            <w:gridSpan w:val="6"/>
+            <w:vAlign w:val="center"/>
+          </w:tcPr>
+          <w:p>
+            <w:pPr>
+              <w:jc w:val="center"/>
+              <w:rPr>
+                <w:rFonts w:ascii="宋体" w:eastAsia="宋体" w:hAnsi="宋体" w:cs="宋体" w:hint="eastAsia"/>
+              </w:rPr>
+            </w:pPr>
+            <w:r>
+              <w:rPr>
+                <w:rFonts w:ascii="宋体" w:eastAsia="宋体" w:hAnsi="宋体" w:cs="宋体" w:hint="eastAsia"/>
+              </w:rPr>
+              <w:t>贷款金额</w:t>
+            </w:r>
+          </w:p>
+        </w:tc>
+        <w:tc>
+          <w:tcPr>
+            <w:tcW w:w="1441" w:type="dxa"/>
+            <w:gridSpan w:val="6"/>
+            <w:vAlign w:val="center"/>
+          </w:tcPr>
+          <w:p>
+            <w:pPr>
+              <w:jc w:val="center"/>
+              <w:rPr>
+                <w:rFonts w:ascii="宋体" w:eastAsia="宋体" w:hAnsi="宋体" w:cs="宋体" w:hint="eastAsia"/>
+              </w:rPr>
+            </w:pPr>
+            <w:r>
+              <w:rPr>
+                <w:rFonts w:ascii="宋体" w:eastAsia="宋体" w:hAnsi="宋体" w:cs="宋体" w:hint="eastAsia"/>
+              </w:rPr>
+              <w:t>贷款余额</w:t>
+            </w:r>
+          </w:p>
+        </w:tc>
+        <w:tc>
+          <w:tcPr>
+            <w:tcW w:w="865" w:type="dxa"/>
+            <w:gridSpan w:val="3"/>
+            <w:vAlign w:val="center"/>
+          </w:tcPr>
+          <w:p>
+            <w:pPr>
+              <w:jc w:val="center"/>
+              <w:rPr>
+                <w:rFonts w:ascii="宋体" w:eastAsia="宋体" w:hAnsi="宋体" w:cs="宋体" w:hint="eastAsia"/>
+              </w:rPr>
+            </w:pPr>
+            <w:r>
+              <w:rPr>
+                <w:rFonts w:ascii="宋体" w:eastAsia="宋体" w:hAnsi="宋体" w:cs="宋体" w:hint="eastAsia"/>
+              </w:rPr>
+              <w:t>担保方式</w:t>
+            </w:r>
+          </w:p>
+        </w:tc>
+        <w:tc>
+          <w:tcPr>
+            <w:tcW w:w="1126" w:type="dxa"/>
+            <w:gridSpan w:val="4"/>
+            <w:vAlign w:val="center"/>
+          </w:tcPr>
+          <w:p>
+            <w:pPr>
+              <w:rPr>
+                <w:rFonts w:ascii="宋体" w:eastAsia="宋体" w:hAnsi="宋体" w:cs="宋体" w:hint="eastAsia"/>
+              </w:rPr>
+            </w:pPr>
+            <w:r>
+              <w:rPr>
+                <w:rFonts w:ascii="宋体" w:eastAsia="宋体" w:hAnsi="宋体" w:cs="宋体" w:hint="eastAsia"/>
+              </w:rPr>
+              <w:t>每月还款本息合计</w:t>
+            </w:r>
+          </w:p>
+        </w:tc>
+        <w:tc>
+          <w:tcPr>
+            <w:tcW w:w="1128" w:type="dxa"/>
+            <w:gridSpan w:val="7"/>
+            <w:vAlign w:val="center"/>
+          </w:tcPr>
+          <w:p>
+            <w:pPr>
+              <w:jc w:val="center"/>
+              <w:rPr>
+                <w:rFonts w:ascii="宋体" w:eastAsia="宋体" w:hAnsi="宋体" w:cs="宋体" w:hint="eastAsia"/>
+              </w:rPr>
+            </w:pPr>
+            <w:r>
+              <w:rPr>
+                <w:rFonts w:ascii="宋体" w:eastAsia="宋体" w:hAnsi="宋体" w:cs="宋体" w:hint="eastAsia"/>
+              </w:rPr>
+              <w:t>开始日期</w:t>
+            </w:r>
+          </w:p>
+        </w:tc>
+        <w:tc>
+          <w:tcPr>
+            <w:tcW w:w="1081" w:type="dxa"/>
+            <w:gridSpan w:val="6"/>
+            <w:vAlign w:val="center"/>
+          </w:tcPr>
+          <w:p>
+            <w:pPr>
+              <w:jc w:val="center"/>
+              <w:rPr>
+                <w:rFonts w:ascii="宋体" w:eastAsia="宋体" w:hAnsi="宋体" w:cs="宋体" w:hint="eastAsia"/>
+              </w:rPr>
+            </w:pPr>
+            <w:r>
+              <w:rPr>
+                <w:rFonts w:ascii="宋体" w:eastAsia="宋体" w:hAnsi="宋体" w:cs="宋体" w:hint="eastAsia"/>
+              </w:rPr>
+              <w:t>终止日期</w:t>
+            </w:r>
+          </w:p>
+        </w:tc>
+        <w:tc>
+          <w:tcPr>
+            <w:tcW w:w="1380" w:type="dxa"/>
+            <w:gridSpan w:val="7"/>
+            <w:vAlign w:val="center"/>
+          </w:tcPr>
+          <w:p>
+            <w:pPr>
+              <w:jc w:val="center"/>
+              <w:rPr>
+                <w:rFonts w:ascii="宋体" w:eastAsia="宋体" w:hAnsi="宋体" w:cs="宋体" w:hint="eastAsia"/>
+              </w:rPr>
+            </w:pPr>
+            <w:r>
+              <w:rPr>
+                <w:rFonts w:ascii="宋体" w:eastAsia="宋体" w:hAnsi="宋体" w:cs="宋体" w:hint="eastAsia"/>
+              </w:rPr>
+              <w:t>合作银行和利率</w:t>
+            </w:r>
+          </w:p>
+        </w:tc>
+        <w:tc>
+          <w:tcPr>
+            <w:tcW w:w="1029" w:type="dxa"/>
+            <w:gridSpan w:val="3"/>
+            <w:vAlign w:val="center"/>
+          </w:tcPr>
+          <w:p>
+            <w:pPr>
+              <w:jc w:val="center"/>
+              <w:rPr>
+                <w:rFonts w:ascii="宋体" w:eastAsia="宋体" w:hAnsi="宋体" w:cs="宋体" w:hint="eastAsia"/>
+              </w:rPr>
+            </w:pPr>
+            <w:r>
+              <w:rPr>
+                <w:rFonts w:ascii="宋体" w:eastAsia="宋体" w:hAnsi="宋体" w:cs="宋体" w:hint="eastAsia"/>
+              </w:rPr>
+              <w:t>实际贷款用途</w:t>
             </w:r>
           </w:p>
         </w:tc>
@@ -5833,27 +6273,16 @@
           <w:p>
             <w:pPr>
               <w:spacing w:line="360" w:lineRule="auto"/>
-              <w:rPr>
-                <w:rFonts w:ascii="宋体" w:eastAsia="宋体" w:hAnsi="宋体" w:cs="宋体" w:hint="eastAsia"/>
-                <w:b/>
-                <w:sz w:val="24"/>
-              </w:rPr>
-            </w:pPr>
-            <w:r>
-              <w:rPr>
-                <w:rFonts w:ascii="宋体" w:eastAsia="宋体" w:hAnsi="宋体" w:cs="宋体" w:hint="eastAsia"/>
-                <w:b/>
-                <w:sz w:val="24"/>
-              </w:rPr>
-              <w:t xml:space="preserve">5、诉讼情况： </w:t>
-            </w:r>
-            <w:r>
-              <w:rPr>
-                <w:rFonts w:ascii="宋体" w:eastAsia="宋体" w:hAnsi="宋体" w:cs="宋体"/>
-                <w:bCs/>
-                <w:sz w:val="24"/>
-              </w:rPr>
-              <w:t>{{ litigation.status }}</w:t>
+              <w:jc w:val="center"/>
+              <w:rPr>
+                <w:rFonts w:ascii="宋体" w:eastAsia="宋体" w:hAnsi="宋体" w:cs="宋体" w:hint="eastAsia"/>
+              </w:rPr>
+            </w:pPr>
+            <w:r>
+              <w:rPr>
+                <w:rFonts w:ascii="宋体" w:eastAsia="宋体" w:hAnsi="宋体" w:cs="宋体"/>
+              </w:rPr>
+              <w:t>{% for loan in existing_loans %}</w:t>
             </w:r>
           </w:p>
         </w:tc>
@@ -5864,127 +6293,213 @@
         </w:trPr>
         <w:tc>
           <w:tcPr>
-            <w:tcW w:w="11264" w:type="dxa"/>
-            <w:gridSpan w:val="49"/>
-          </w:tcPr>
-          <w:p>
-            <w:pPr>
-              <w:spacing w:line="360" w:lineRule="auto"/>
-              <w:rPr>
-                <w:rFonts w:ascii="宋体" w:eastAsia="宋体" w:hAnsi="宋体" w:cs="宋体" w:hint="eastAsia"/>
-                <w:b/>
-              </w:rPr>
-            </w:pPr>
-            <w:r>
-              <w:rPr>
-                <w:rFonts w:ascii="宋体" w:eastAsia="宋体" w:hAnsi="宋体" w:cs="宋体" w:hint="eastAsia"/>
-                <w:b/>
-                <w:sz w:val="24"/>
-              </w:rPr>
-              <w:t>五、用电情况：</w:t>
-            </w:r>
-            <w:r>
-              <w:rPr>
-                <w:rFonts w:ascii="宋体" w:eastAsia="宋体" w:hAnsi="宋体" w:cs="宋体"/>
-                <w:b/>
-                <w:sz w:val="24"/>
-              </w:rPr>
-              <w:t>{% if electricity.is_quantity %}</w:t>
-            </w:r>
-            <w:r>
-              <w:rPr>
-                <w:rFonts w:ascii="Segoe UI Symbol" w:eastAsia="宋体" w:hAnsi="Segoe UI Symbol" w:cs="Segoe UI Symbol"/>
-                <w:b/>
-                <w:sz w:val="24"/>
-              </w:rPr>
-              <w:t>☑</w:t>
-            </w:r>
-            <w:r>
-              <w:rPr>
-                <w:rFonts w:ascii="宋体" w:eastAsia="宋体" w:hAnsi="宋体" w:cs="宋体"/>
-                <w:b/>
-                <w:sz w:val="24"/>
-              </w:rPr>
-              <w:t>{% else %}</w:t>
-            </w:r>
-            <w:r>
-              <w:rPr>
-                <w:rFonts w:ascii="Segoe UI Symbol" w:eastAsia="宋体" w:hAnsi="Segoe UI Symbol" w:cs="Segoe UI Symbol"/>
-                <w:b/>
-                <w:sz w:val="24"/>
-              </w:rPr>
-              <w:t>☐</w:t>
-            </w:r>
-            <w:r>
-              <w:rPr>
-                <w:rFonts w:ascii="宋体" w:eastAsia="宋体" w:hAnsi="宋体" w:cs="宋体"/>
-                <w:b/>
-                <w:sz w:val="24"/>
-              </w:rPr>
-              <w:t>{% endif %}用电量（度）</w:t>
-            </w:r>
-            <w:r>
-              <w:rPr>
-                <w:rFonts w:ascii="宋体" w:eastAsia="宋体" w:hAnsi="宋体" w:cs="宋体" w:hint="eastAsia"/>
-                <w:b/>
-                <w:sz w:val="24"/>
-              </w:rPr>
-              <w:t xml:space="preserve">     </w:t>
-            </w:r>
-            <w:r>
-              <w:rPr>
-                <w:rFonts w:ascii="宋体" w:eastAsia="宋体" w:hAnsi="宋体" w:cs="宋体"/>
-                <w:b/>
-                <w:sz w:val="24"/>
-              </w:rPr>
-              <w:t>{% if electricity.is_cost %}</w:t>
-            </w:r>
-            <w:r>
-              <w:rPr>
-                <w:rFonts w:ascii="Segoe UI Symbol" w:eastAsia="宋体" w:hAnsi="Segoe UI Symbol" w:cs="Segoe UI Symbol"/>
-                <w:b/>
-                <w:sz w:val="24"/>
-              </w:rPr>
-              <w:t>☑</w:t>
-            </w:r>
-            <w:r>
-              <w:rPr>
-                <w:rFonts w:ascii="宋体" w:eastAsia="宋体" w:hAnsi="宋体" w:cs="宋体"/>
-                <w:b/>
-                <w:sz w:val="24"/>
-              </w:rPr>
-              <w:t>{% else %}</w:t>
-            </w:r>
-            <w:r>
-              <w:rPr>
-                <w:rFonts w:ascii="Segoe UI Symbol" w:eastAsia="宋体" w:hAnsi="Segoe UI Symbol" w:cs="Segoe UI Symbol"/>
-                <w:b/>
-                <w:sz w:val="24"/>
-              </w:rPr>
-              <w:t>☐</w:t>
-            </w:r>
-            <w:r>
-              <w:rPr>
-                <w:rFonts w:ascii="宋体" w:eastAsia="宋体" w:hAnsi="宋体" w:cs="宋体"/>
-                <w:b/>
-                <w:sz w:val="24"/>
-              </w:rPr>
-              <w:t>{% endif %}电费（元）</w:t>
-            </w:r>
-            <w:r>
-              <w:rPr>
-                <w:rFonts w:ascii="宋体" w:eastAsia="宋体" w:hAnsi="宋体" w:cs="宋体" w:hint="eastAsia"/>
-                <w:b/>
-                <w:sz w:val="24"/>
-              </w:rPr>
-              <w:t xml:space="preserve">  </w:t>
-            </w:r>
-            <w:r>
-              <w:rPr>
-                <w:rFonts w:ascii="Arial" w:hAnsi="Arial" w:cs="Arial" w:hint="eastAsia"/>
-                <w:color w:val="FF0000"/>
-              </w:rPr>
-              <w:t>优先采集用电量，适用于生产型企业</w:t>
+            <w:tcW w:w="704" w:type="dxa"/>
+          </w:tcPr>
+          <w:p>
+            <w:pPr>
+              <w:spacing w:line="360" w:lineRule="auto"/>
+              <w:jc w:val="center"/>
+              <w:rPr>
+                <w:rFonts w:ascii="宋体" w:eastAsia="宋体" w:hAnsi="宋体" w:cs="宋体" w:hint="eastAsia"/>
+              </w:rPr>
+            </w:pPr>
+            <w:r>
+              <w:rPr>
+                <w:rFonts w:ascii="宋体" w:eastAsia="宋体" w:hAnsi="宋体" w:cs="宋体"/>
+              </w:rPr>
+              <w:t>{{ loop.index }}</w:t>
+            </w:r>
+          </w:p>
+        </w:tc>
+        <w:tc>
+          <w:tcPr>
+            <w:tcW w:w="1382" w:type="dxa"/>
+            <w:gridSpan w:val="6"/>
+          </w:tcPr>
+          <w:p>
+            <w:pPr>
+              <w:tabs>
+                <w:tab w:val="left" w:pos="975"/>
+              </w:tabs>
+              <w:spacing w:line="360" w:lineRule="auto"/>
+              <w:jc w:val="center"/>
+              <w:rPr>
+                <w:rFonts w:ascii="宋体" w:eastAsia="宋体" w:hAnsi="宋体" w:cs="宋体" w:hint="eastAsia"/>
+              </w:rPr>
+            </w:pPr>
+            <w:r>
+              <w:rPr>
+                <w:rFonts w:ascii="宋体" w:eastAsia="宋体" w:hAnsi="宋体" w:cs="宋体"/>
+              </w:rPr>
+              <w:t>{{ loan.type }}</w:t>
+            </w:r>
+          </w:p>
+        </w:tc>
+        <w:tc>
+          <w:tcPr>
+            <w:tcW w:w="1128" w:type="dxa"/>
+            <w:gridSpan w:val="6"/>
+          </w:tcPr>
+          <w:p>
+            <w:pPr>
+              <w:spacing w:line="360" w:lineRule="auto"/>
+              <w:jc w:val="center"/>
+              <w:rPr>
+                <w:rFonts w:ascii="宋体" w:eastAsia="宋体" w:hAnsi="宋体" w:cs="宋体" w:hint="eastAsia"/>
+              </w:rPr>
+            </w:pPr>
+            <w:r>
+              <w:rPr>
+                <w:rFonts w:ascii="宋体" w:eastAsia="宋体" w:hAnsi="宋体" w:cs="宋体"/>
+              </w:rPr>
+              <w:t>{{ loan.amount }}</w:t>
+            </w:r>
+          </w:p>
+        </w:tc>
+        <w:tc>
+          <w:tcPr>
+            <w:tcW w:w="1441" w:type="dxa"/>
+            <w:gridSpan w:val="6"/>
+          </w:tcPr>
+          <w:p>
+            <w:pPr>
+              <w:spacing w:line="360" w:lineRule="auto"/>
+              <w:jc w:val="center"/>
+              <w:rPr>
+                <w:rFonts w:ascii="宋体" w:eastAsia="宋体" w:hAnsi="宋体" w:cs="宋体" w:hint="eastAsia"/>
+              </w:rPr>
+            </w:pPr>
+            <w:r>
+              <w:rPr>
+                <w:rFonts w:ascii="宋体" w:eastAsia="宋体" w:hAnsi="宋体" w:cs="宋体"/>
+              </w:rPr>
+              <w:t>{{ loan.balance }}</w:t>
+            </w:r>
+          </w:p>
+        </w:tc>
+        <w:tc>
+          <w:tcPr>
+            <w:tcW w:w="865" w:type="dxa"/>
+            <w:gridSpan w:val="3"/>
+          </w:tcPr>
+          <w:p>
+            <w:pPr>
+              <w:spacing w:line="360" w:lineRule="auto"/>
+              <w:jc w:val="center"/>
+              <w:rPr>
+                <w:rFonts w:ascii="宋体" w:eastAsia="宋体" w:hAnsi="宋体" w:cs="宋体" w:hint="eastAsia"/>
+              </w:rPr>
+            </w:pPr>
+            <w:r>
+              <w:rPr>
+                <w:rFonts w:ascii="宋体" w:eastAsia="宋体" w:hAnsi="宋体" w:cs="宋体"/>
+              </w:rPr>
+              <w:t>{{ loan.mode }}</w:t>
+            </w:r>
+          </w:p>
+        </w:tc>
+        <w:tc>
+          <w:tcPr>
+            <w:tcW w:w="1126" w:type="dxa"/>
+            <w:gridSpan w:val="4"/>
+          </w:tcPr>
+          <w:p>
+            <w:pPr>
+              <w:spacing w:line="360" w:lineRule="auto"/>
+              <w:jc w:val="center"/>
+              <w:rPr>
+                <w:rFonts w:ascii="宋体" w:eastAsia="宋体" w:hAnsi="宋体" w:cs="宋体" w:hint="eastAsia"/>
+              </w:rPr>
+            </w:pPr>
+            <w:r>
+              <w:rPr>
+                <w:rFonts w:ascii="宋体" w:eastAsia="宋体" w:hAnsi="宋体" w:cs="宋体"/>
+              </w:rPr>
+              <w:t>{{ loan.monthly_payment }}</w:t>
+            </w:r>
+          </w:p>
+        </w:tc>
+        <w:tc>
+          <w:tcPr>
+            <w:tcW w:w="1128" w:type="dxa"/>
+            <w:gridSpan w:val="7"/>
+          </w:tcPr>
+          <w:p>
+            <w:pPr>
+              <w:spacing w:line="360" w:lineRule="auto"/>
+              <w:jc w:val="center"/>
+              <w:rPr>
+                <w:rFonts w:ascii="宋体" w:eastAsia="宋体" w:hAnsi="宋体" w:cs="宋体" w:hint="eastAsia"/>
+              </w:rPr>
+            </w:pPr>
+            <w:r>
+              <w:rPr>
+                <w:rFonts w:ascii="宋体" w:eastAsia="宋体" w:hAnsi="宋体" w:cs="宋体"/>
+              </w:rPr>
+              <w:t>{{ loan.start_date }}</w:t>
+            </w:r>
+          </w:p>
+        </w:tc>
+        <w:tc>
+          <w:tcPr>
+            <w:tcW w:w="1081" w:type="dxa"/>
+            <w:gridSpan w:val="6"/>
+          </w:tcPr>
+          <w:p>
+            <w:pPr>
+              <w:spacing w:line="360" w:lineRule="auto"/>
+              <w:jc w:val="center"/>
+              <w:rPr>
+                <w:rFonts w:ascii="宋体" w:eastAsia="宋体" w:hAnsi="宋体" w:cs="宋体" w:hint="eastAsia"/>
+              </w:rPr>
+            </w:pPr>
+            <w:r>
+              <w:rPr>
+                <w:rFonts w:ascii="宋体" w:eastAsia="宋体" w:hAnsi="宋体" w:cs="宋体"/>
+              </w:rPr>
+              <w:t>{{ loan.end_date }}</w:t>
+            </w:r>
+          </w:p>
+        </w:tc>
+        <w:tc>
+          <w:tcPr>
+            <w:tcW w:w="1380" w:type="dxa"/>
+            <w:gridSpan w:val="7"/>
+          </w:tcPr>
+          <w:p>
+            <w:pPr>
+              <w:spacing w:line="360" w:lineRule="auto"/>
+              <w:jc w:val="center"/>
+              <w:rPr>
+                <w:rFonts w:ascii="宋体" w:eastAsia="宋体" w:hAnsi="宋体" w:cs="宋体" w:hint="eastAsia"/>
+              </w:rPr>
+            </w:pPr>
+            <w:r>
+              <w:rPr>
+                <w:rFonts w:ascii="宋体" w:eastAsia="宋体" w:hAnsi="宋体" w:cs="宋体"/>
+              </w:rPr>
+              <w:t>{{ loan.bank_rate }}</w:t>
+            </w:r>
+          </w:p>
+        </w:tc>
+        <w:tc>
+          <w:tcPr>
+            <w:tcW w:w="1029" w:type="dxa"/>
+            <w:gridSpan w:val="3"/>
+          </w:tcPr>
+          <w:p>
+            <w:pPr>
+              <w:spacing w:line="360" w:lineRule="auto"/>
+              <w:jc w:val="center"/>
+              <w:rPr>
+                <w:rFonts w:ascii="宋体" w:eastAsia="宋体" w:hAnsi="宋体" w:cs="宋体" w:hint="eastAsia"/>
+              </w:rPr>
+            </w:pPr>
+            <w:r>
+              <w:rPr>
+                <w:rFonts w:ascii="宋体" w:eastAsia="宋体" w:hAnsi="宋体" w:cs="宋体"/>
+              </w:rPr>
+              <w:t>{{ loan.purpose }}</w:t>
             </w:r>
           </w:p>
         </w:tc>
@@ -5995,6 +6510,452 @@
         </w:trPr>
         <w:tc>
           <w:tcPr>
+            <w:tcW w:w="11264" w:type="dxa"/>
+            <w:gridSpan w:val="49"/>
+          </w:tcPr>
+          <w:p>
+            <w:pPr>
+              <w:spacing w:line="360" w:lineRule="auto"/>
+              <w:jc w:val="center"/>
+              <w:rPr>
+                <w:rFonts w:ascii="宋体" w:eastAsia="宋体" w:hAnsi="宋体" w:cs="宋体" w:hint="eastAsia"/>
+              </w:rPr>
+            </w:pPr>
+            <w:r>
+              <w:rPr>
+                <w:rFonts w:ascii="宋体" w:eastAsia="宋体" w:hAnsi="宋体" w:cs="宋体"/>
+              </w:rPr>
+              <w:t>{% endfor %}</w:t>
+            </w:r>
+          </w:p>
+        </w:tc>
+      </w:tr>
+      <w:tr>
+        <w:trPr>
+          <w:jc w:val="center"/>
+        </w:trPr>
+        <w:tc>
+          <w:tcPr>
+            <w:tcW w:w="2086" w:type="dxa"/>
+            <w:gridSpan w:val="7"/>
+          </w:tcPr>
+          <w:p>
+            <w:pPr>
+              <w:tabs>
+                <w:tab w:val="left" w:pos="975"/>
+              </w:tabs>
+              <w:spacing w:line="360" w:lineRule="auto"/>
+              <w:jc w:val="center"/>
+              <w:rPr>
+                <w:rFonts w:ascii="宋体" w:eastAsia="宋体" w:hAnsi="宋体" w:cs="宋体" w:hint="eastAsia"/>
+              </w:rPr>
+            </w:pPr>
+            <w:r>
+              <w:rPr>
+                <w:rFonts w:ascii="宋体" w:eastAsia="宋体" w:hAnsi="宋体" w:cs="宋体" w:hint="eastAsia"/>
+              </w:rPr>
+              <w:t>合计</w:t>
+            </w:r>
+          </w:p>
+        </w:tc>
+        <w:tc>
+          <w:tcPr>
+            <w:tcW w:w="1128" w:type="dxa"/>
+            <w:gridSpan w:val="6"/>
+          </w:tcPr>
+          <w:p>
+            <w:pPr>
+              <w:spacing w:line="360" w:lineRule="auto"/>
+              <w:jc w:val="center"/>
+              <w:rPr>
+                <w:rFonts w:ascii="宋体" w:eastAsia="宋体" w:hAnsi="宋体" w:cs="宋体" w:hint="eastAsia"/>
+              </w:rPr>
+            </w:pPr>
+            <w:r>
+              <w:rPr>
+                <w:rFonts w:ascii="宋体" w:eastAsia="宋体" w:hAnsi="宋体" w:cs="宋体"/>
+              </w:rPr>
+              <w:t>{{ existing_loans_totals.amount_total }}</w:t>
+            </w:r>
+          </w:p>
+        </w:tc>
+        <w:tc>
+          <w:tcPr>
+            <w:tcW w:w="1441" w:type="dxa"/>
+            <w:gridSpan w:val="6"/>
+          </w:tcPr>
+          <w:p>
+            <w:pPr>
+              <w:spacing w:line="360" w:lineRule="auto"/>
+              <w:jc w:val="center"/>
+              <w:rPr>
+                <w:rFonts w:ascii="宋体" w:eastAsia="宋体" w:hAnsi="宋体" w:cs="宋体" w:hint="eastAsia"/>
+              </w:rPr>
+            </w:pPr>
+            <w:r>
+              <w:rPr>
+                <w:rFonts w:ascii="宋体" w:eastAsia="宋体" w:hAnsi="宋体" w:cs="宋体"/>
+              </w:rPr>
+              <w:t>{{ existing_loans_totals.balance_total }}</w:t>
+            </w:r>
+          </w:p>
+        </w:tc>
+        <w:tc>
+          <w:tcPr>
+            <w:tcW w:w="6609" w:type="dxa"/>
+            <w:gridSpan w:val="30"/>
+          </w:tcPr>
+          <w:p>
+            <w:pPr>
+              <w:spacing w:line="360" w:lineRule="auto"/>
+              <w:jc w:val="center"/>
+              <w:rPr>
+                <w:rFonts w:ascii="宋体" w:eastAsia="宋体" w:hAnsi="宋体" w:cs="宋体" w:hint="eastAsia"/>
+              </w:rPr>
+            </w:pPr>
+            <w:r>
+              <w:rPr>
+                <w:rFonts w:ascii="宋体" w:eastAsia="宋体" w:hAnsi="宋体" w:cs="宋体"/>
+              </w:rPr>
+              <w:t>{{ existing_loans_totals.monthly_payment_total }}</w:t>
+            </w:r>
+          </w:p>
+        </w:tc>
+      </w:tr>
+      <w:tr>
+        <w:trPr>
+          <w:jc w:val="center"/>
+        </w:trPr>
+        <w:tc>
+          <w:tcPr>
+            <w:tcW w:w="11264" w:type="dxa"/>
+            <w:gridSpan w:val="49"/>
+          </w:tcPr>
+          <w:p>
+            <w:pPr>
+              <w:spacing w:line="360" w:lineRule="auto"/>
+              <w:rPr>
+                <w:rFonts w:ascii="宋体" w:eastAsia="宋体" w:hAnsi="宋体" w:cs="宋体" w:hint="eastAsia"/>
+                <w:b/>
+                <w:sz w:val="24"/>
+              </w:rPr>
+            </w:pPr>
+            <w:r>
+              <w:rPr>
+                <w:rFonts w:ascii="宋体" w:eastAsia="宋体" w:hAnsi="宋体" w:cs="宋体" w:hint="eastAsia"/>
+                <w:b/>
+                <w:sz w:val="24"/>
+              </w:rPr>
+              <w:t xml:space="preserve">4、征信及对外担保情况：             </w:t>
+            </w:r>
+          </w:p>
+          <w:p>
+            <w:pPr>
+              <w:spacing w:line="360" w:lineRule="auto"/>
+              <w:rPr>
+                <w:rFonts w:ascii="宋体" w:eastAsia="宋体" w:hAnsi="宋体" w:cs="宋体" w:hint="eastAsia"/>
+                <w:bCs/>
+                <w:sz w:val="24"/>
+              </w:rPr>
+            </w:pPr>
+            <w:r>
+              <w:rPr>
+                <w:rFonts w:ascii="宋体" w:eastAsia="宋体" w:hAnsi="宋体" w:cs="宋体" w:hint="eastAsia"/>
+                <w:bCs/>
+                <w:sz w:val="24"/>
+              </w:rPr>
+              <w:t>征信查询的次数（近一年）：</w:t>
+            </w:r>
+          </w:p>
+          <w:p>
+            <w:pPr>
+              <w:spacing w:line="360" w:lineRule="auto"/>
+              <w:rPr>
+                <w:rFonts w:ascii="宋体" w:eastAsia="宋体" w:hAnsi="宋体" w:cs="宋体" w:hint="eastAsia"/>
+                <w:bCs/>
+                <w:sz w:val="24"/>
+              </w:rPr>
+            </w:pPr>
+            <w:r>
+              <w:rPr>
+                <w:rFonts w:ascii="宋体" w:eastAsia="宋体" w:hAnsi="宋体" w:cs="宋体" w:hint="eastAsia"/>
+                <w:bCs/>
+                <w:sz w:val="24"/>
+              </w:rPr>
+              <w:t xml:space="preserve"> </w:t>
+            </w:r>
+            <w:r>
+              <w:rPr>
+                <w:rFonts w:ascii="宋体" w:eastAsia="宋体" w:hAnsi="宋体" w:cs="宋体"/>
+                <w:bCs/>
+                <w:sz w:val="24"/>
+              </w:rPr>
+              <w:t>{{ credit.inquiry_count }}</w:t>
+            </w:r>
+          </w:p>
+          <w:p>
+            <w:pPr>
+              <w:spacing w:line="360" w:lineRule="auto"/>
+              <w:rPr>
+                <w:rFonts w:ascii="宋体" w:eastAsia="宋体" w:hAnsi="宋体" w:cs="宋体" w:hint="eastAsia"/>
+                <w:bCs/>
+                <w:sz w:val="24"/>
+              </w:rPr>
+            </w:pPr>
+            <w:r>
+              <w:rPr>
+                <w:rFonts w:ascii="宋体" w:eastAsia="宋体" w:hAnsi="宋体" w:cs="宋体" w:hint="eastAsia"/>
+                <w:bCs/>
+                <w:sz w:val="24"/>
+              </w:rPr>
+              <w:t>征信逾期、不良信息披露：</w:t>
+            </w:r>
+            <w:r>
+              <w:rPr>
+                <w:rFonts w:ascii="宋体" w:eastAsia="宋体" w:hAnsi="宋体" w:cs="宋体"/>
+                <w:bCs/>
+                <w:sz w:val="24"/>
+              </w:rPr>
+              <w:t>{{ credit.adverse_info }}</w:t>
+            </w:r>
+          </w:p>
+          <w:p>
+            <w:pPr>
+              <w:spacing w:line="360" w:lineRule="auto"/>
+              <w:rPr>
+                <w:rFonts w:ascii="宋体" w:eastAsia="宋体" w:hAnsi="宋体" w:cs="宋体" w:hint="eastAsia"/>
+                <w:bCs/>
+                <w:sz w:val="24"/>
+              </w:rPr>
+            </w:pPr>
+            <w:r>
+              <w:rPr>
+                <w:rFonts w:ascii="宋体" w:eastAsia="宋体" w:hAnsi="宋体" w:cs="宋体" w:hint="eastAsia"/>
+                <w:bCs/>
+                <w:sz w:val="24"/>
+              </w:rPr>
+              <w:t>逾期次数：</w:t>
+            </w:r>
+            <w:r>
+              <w:rPr>
+                <w:rFonts w:ascii="宋体" w:eastAsia="宋体" w:hAnsi="宋体" w:cs="宋体"/>
+                <w:bCs/>
+                <w:sz w:val="24"/>
+              </w:rPr>
+              <w:t>{{ credit.overdue_count }}</w:t>
+            </w:r>
+          </w:p>
+          <w:p>
+            <w:pPr>
+              <w:spacing w:line="360" w:lineRule="auto"/>
+              <w:rPr>
+                <w:rFonts w:ascii="宋体" w:eastAsia="宋体" w:hAnsi="宋体" w:cs="宋体" w:hint="eastAsia"/>
+                <w:b/>
+                <w:sz w:val="24"/>
+              </w:rPr>
+            </w:pPr>
+            <w:r>
+              <w:rPr>
+                <w:rFonts w:ascii="宋体" w:eastAsia="宋体" w:hAnsi="宋体" w:cs="宋体" w:hint="eastAsia"/>
+                <w:bCs/>
+                <w:sz w:val="24"/>
+              </w:rPr>
+              <w:t>最高逾期金额：</w:t>
+            </w:r>
+            <w:r>
+              <w:rPr>
+                <w:rFonts w:ascii="宋体" w:eastAsia="宋体" w:hAnsi="宋体" w:cs="宋体"/>
+                <w:bCs/>
+                <w:sz w:val="24"/>
+              </w:rPr>
+              <w:t>{{ credit.max_overdue_amount }}</w:t>
+            </w:r>
+          </w:p>
+        </w:tc>
+      </w:tr>
+      <w:tr>
+        <w:trPr>
+          <w:jc w:val="center"/>
+        </w:trPr>
+        <w:tc>
+          <w:tcPr>
+            <w:tcW w:w="11264" w:type="dxa"/>
+            <w:gridSpan w:val="49"/>
+          </w:tcPr>
+          <w:p>
+            <w:pPr>
+              <w:spacing w:line="360" w:lineRule="auto"/>
+              <w:rPr>
+                <w:rFonts w:ascii="宋体" w:eastAsia="宋体" w:hAnsi="宋体" w:cs="宋体" w:hint="eastAsia"/>
+                <w:b/>
+                <w:sz w:val="24"/>
+              </w:rPr>
+            </w:pPr>
+            <w:r>
+              <w:rPr>
+                <w:rFonts w:ascii="宋体" w:eastAsia="宋体" w:hAnsi="宋体" w:cs="宋体" w:hint="eastAsia"/>
+                <w:b/>
+                <w:sz w:val="24"/>
+              </w:rPr>
+              <w:t xml:space="preserve">5、诉讼情况： </w:t>
+            </w:r>
+            <w:r>
+              <w:rPr>
+                <w:rFonts w:ascii="宋体" w:eastAsia="宋体" w:hAnsi="宋体" w:cs="宋体"/>
+                <w:bCs/>
+                <w:sz w:val="24"/>
+              </w:rPr>
+              <w:t>{{ litigation.status }}</w:t>
+            </w:r>
+          </w:p>
+        </w:tc>
+      </w:tr>
+      <w:tr>
+        <w:trPr>
+          <w:jc w:val="center"/>
+        </w:trPr>
+        <w:tc>
+          <w:tcPr>
+            <w:tcW w:w="11264" w:type="dxa"/>
+            <w:gridSpan w:val="49"/>
+          </w:tcPr>
+          <w:p>
+            <w:pPr>
+              <w:spacing w:line="360" w:lineRule="auto"/>
+              <w:rPr>
+                <w:rFonts w:ascii="宋体" w:eastAsia="宋体" w:hAnsi="宋体" w:cs="宋体" w:hint="eastAsia"/>
+                <w:b/>
+              </w:rPr>
+            </w:pPr>
+            <w:r>
+              <w:rPr>
+                <w:rFonts w:ascii="宋体" w:eastAsia="宋体" w:hAnsi="宋体" w:cs="宋体" w:hint="eastAsia"/>
+                <w:b/>
+                <w:sz w:val="24"/>
+              </w:rPr>
+              <w:t>五、用电情况：</w:t>
+            </w:r>
+            <w:r>
+              <w:rPr>
+                <w:rFonts w:ascii="宋体" w:eastAsia="宋体" w:hAnsi="宋体" w:cs="宋体"/>
+                <w:b/>
+                <w:sz w:val="24"/>
+              </w:rPr>
+              <w:t>{% if electricity.is_quantity %}</w:t>
+            </w:r>
+            <w:r>
+              <w:rPr>
+                <w:rFonts w:ascii="Segoe UI Symbol" w:eastAsia="宋体" w:hAnsi="Segoe UI Symbol" w:cs="Segoe UI Symbol"/>
+                <w:b/>
+                <w:sz w:val="24"/>
+              </w:rPr>
+              <w:t>☑</w:t>
+            </w:r>
+            <w:r>
+              <w:rPr>
+                <w:rFonts w:ascii="宋体" w:eastAsia="宋体" w:hAnsi="宋体" w:cs="宋体"/>
+                <w:b/>
+                <w:sz w:val="24"/>
+              </w:rPr>
+              <w:t>{% else %}</w:t>
+            </w:r>
+            <w:r>
+              <w:rPr>
+                <w:rFonts w:ascii="Segoe UI Symbol" w:eastAsia="宋体" w:hAnsi="Segoe UI Symbol" w:cs="Segoe UI Symbol"/>
+                <w:b/>
+                <w:sz w:val="24"/>
+              </w:rPr>
+              <w:t>☐</w:t>
+            </w:r>
+            <w:r>
+              <w:rPr>
+                <w:rFonts w:ascii="宋体" w:eastAsia="宋体" w:hAnsi="宋体" w:cs="宋体"/>
+                <w:b/>
+                <w:sz w:val="24"/>
+              </w:rPr>
+              <w:t>{% endif %}用电量（度）</w:t>
+            </w:r>
+            <w:r>
+              <w:rPr>
+                <w:rFonts w:ascii="宋体" w:eastAsia="宋体" w:hAnsi="宋体" w:cs="宋体" w:hint="eastAsia"/>
+                <w:b/>
+                <w:sz w:val="24"/>
+              </w:rPr>
+              <w:t xml:space="preserve">     </w:t>
+            </w:r>
+            <w:r>
+              <w:rPr>
+                <w:rFonts w:ascii="宋体" w:eastAsia="宋体" w:hAnsi="宋体" w:cs="宋体"/>
+                <w:b/>
+                <w:sz w:val="24"/>
+              </w:rPr>
+              <w:t xml:space="preserve">{% if </w:t>
+            </w:r>
+            <w:r>
+              <w:rPr>
+                <w:rFonts w:ascii="宋体" w:eastAsia="宋体" w:hAnsi="宋体" w:cs="宋体"/>
+                <w:b/>
+                <w:sz w:val="24"/>
+              </w:rPr>
+              <w:lastRenderedPageBreak/>
+              <w:t>electricity.is_cost %}</w:t>
+            </w:r>
+            <w:r>
+              <w:rPr>
+                <w:rFonts w:ascii="Segoe UI Symbol" w:eastAsia="宋体" w:hAnsi="Segoe UI Symbol" w:cs="Segoe UI Symbol"/>
+                <w:b/>
+                <w:sz w:val="24"/>
+              </w:rPr>
+              <w:t>☑</w:t>
+            </w:r>
+            <w:r>
+              <w:rPr>
+                <w:rFonts w:ascii="宋体" w:eastAsia="宋体" w:hAnsi="宋体" w:cs="宋体"/>
+                <w:b/>
+                <w:sz w:val="24"/>
+              </w:rPr>
+              <w:t>{% else %}</w:t>
+            </w:r>
+            <w:r>
+              <w:rPr>
+                <w:rFonts w:ascii="Segoe UI Symbol" w:eastAsia="宋体" w:hAnsi="Segoe UI Symbol" w:cs="Segoe UI Symbol"/>
+                <w:b/>
+                <w:sz w:val="24"/>
+              </w:rPr>
+              <w:t>☐</w:t>
+            </w:r>
+            <w:r>
+              <w:rPr>
+                <w:rFonts w:ascii="宋体" w:eastAsia="宋体" w:hAnsi="宋体" w:cs="宋体"/>
+                <w:b/>
+                <w:sz w:val="24"/>
+              </w:rPr>
+              <w:t>{% endif %}电费（元）</w:t>
+            </w:r>
+            <w:r>
+              <w:rPr>
+                <w:rFonts w:ascii="宋体" w:eastAsia="宋体" w:hAnsi="宋体" w:cs="宋体" w:hint="eastAsia"/>
+                <w:b/>
+                <w:sz w:val="24"/>
+              </w:rPr>
+              <w:t xml:space="preserve">  </w:t>
+            </w:r>
+            <w:r>
+              <w:rPr>
+                <w:rFonts w:ascii="Arial" w:hAnsi="Arial" w:cs="Arial" w:hint="eastAsia"/>
+                <w:color w:val="FF0000"/>
+              </w:rPr>
+              <w:t>优先采集用电量，适用于生产型企业</w:t>
+            </w:r>
+          </w:p>
+        </w:tc>
+      </w:tr>
+      <w:tr>
+        <w:trPr>
+          <w:jc w:val="center"/>
+        </w:trPr>
+        <w:tc>
+          <w:tcPr>
             <w:tcW w:w="873" w:type="dxa"/>
             <w:gridSpan w:val="3"/>
           </w:tcPr>
@@ -6010,6 +6971,7 @@
               <w:rPr>
                 <w:rFonts w:ascii="宋体" w:eastAsia="宋体" w:hAnsi="宋体" w:cs="宋体" w:hint="eastAsia"/>
               </w:rPr>
+              <w:lastRenderedPageBreak/>
               <w:t>时间</w:t>
             </w:r>
           </w:p>
@@ -6372,14 +7334,7 @@
               <w:rPr>
                 <w:rFonts w:ascii="宋体" w:eastAsia="宋体" w:hAnsi="宋体" w:cs="宋体"/>
               </w:rPr>
-              <w:t>{{ item.m1 }</w:t>
-            </w:r>
-            <w:r>
-              <w:rPr>
-                <w:rFonts w:ascii="宋体" w:eastAsia="宋体" w:hAnsi="宋体" w:cs="宋体"/>
-              </w:rPr>
-              <w:lastRenderedPageBreak/>
-              <w:t>}</w:t>
+              <w:t>{{ item.m1 }}</w:t>
             </w:r>
           </w:p>
         </w:tc>
@@ -6401,7 +7356,6 @@
               <w:rPr>
                 <w:rFonts w:ascii="宋体" w:eastAsia="宋体" w:hAnsi="宋体" w:cs="宋体"/>
               </w:rPr>
-              <w:lastRenderedPageBreak/>
               <w:t>{{ item.m</w:t>
             </w:r>
             <w:r>
@@ -6516,14 +7470,7 @@
               <w:rPr>
                 <w:rFonts w:ascii="宋体" w:eastAsia="宋体" w:hAnsi="宋体" w:cs="宋体"/>
               </w:rPr>
-              <w:t xml:space="preserve"> }</w:t>
-            </w:r>
-            <w:r>
-              <w:rPr>
-                <w:rFonts w:ascii="宋体" w:eastAsia="宋体" w:hAnsi="宋体" w:cs="宋体"/>
-              </w:rPr>
-              <w:lastRenderedPageBreak/>
-              <w:t>}</w:t>
+              <w:t xml:space="preserve"> }}</w:t>
             </w:r>
           </w:p>
         </w:tc>
@@ -6545,7 +7492,6 @@
               <w:rPr>
                 <w:rFonts w:ascii="宋体" w:eastAsia="宋体" w:hAnsi="宋体" w:cs="宋体"/>
               </w:rPr>
-              <w:lastRenderedPageBreak/>
               <w:t>{{ item.m</w:t>
             </w:r>
             <w:r>
@@ -6979,6 +7925,12 @@
               </w:rPr>
               <w:t>{{ analysis.plan.term }}</w:t>
             </w:r>
+            <w:r>
+              <w:rPr>
+                <w:rFonts w:ascii="宋体" w:eastAsia="宋体" w:hAnsi="宋体" w:cs="宋体" w:hint="eastAsia"/>
+              </w:rPr>
+              <w:t>个月</w:t>
+            </w:r>
           </w:p>
         </w:tc>
         <w:tc>
@@ -8063,15 +9015,7 @@
                 <w:rFonts w:ascii="宋体" w:eastAsia="宋体" w:hAnsi="宋体" w:cs="宋体"/>
                 <w:color w:val="000000" w:themeColor="text1"/>
               </w:rPr>
-              <w:t xml:space="preserve">{% </w:t>
-            </w:r>
-            <w:r>
-              <w:rPr>
-                <w:rFonts w:ascii="宋体" w:eastAsia="宋体" w:hAnsi="宋体" w:cs="宋体"/>
-                <w:color w:val="000000" w:themeColor="text1"/>
-              </w:rPr>
-              <w:lastRenderedPageBreak/>
-              <w:t>endif %}是否适用优贷宝</w:t>
+              <w:t>{% endif %}是否适用优贷宝</w:t>
             </w:r>
             <w:r>
               <w:rPr>
@@ -8179,7 +9123,6 @@
                 <w:rFonts w:ascii="宋体" w:eastAsia="宋体" w:hAnsi="宋体" w:cs="宋体" w:hint="eastAsia"/>
                 <w:color w:val="000000" w:themeColor="text1"/>
               </w:rPr>
-              <w:lastRenderedPageBreak/>
               <w:t>5、</w:t>
             </w:r>
             <w:r>
@@ -10315,7 +11258,6 @@
                 <w:rFonts w:ascii="宋体" w:eastAsia="宋体" w:hAnsi="宋体" w:cs="宋体"/>
                 <w:color w:val="000000" w:themeColor="text1"/>
               </w:rPr>
-              <w:lastRenderedPageBreak/>
               <w:t>合计</w:t>
             </w:r>
           </w:p>
@@ -12859,15 +13801,7 @@
                 <w:rFonts w:ascii="宋体" w:eastAsia="宋体" w:hAnsi="宋体" w:cs="宋体"/>
                 <w:color w:val="000000" w:themeColor="text1"/>
               </w:rPr>
-              <w:t xml:space="preserve">{{ item.name </w:t>
-            </w:r>
-            <w:r>
-              <w:rPr>
-                <w:rFonts w:ascii="宋体" w:eastAsia="宋体" w:hAnsi="宋体" w:cs="宋体"/>
-                <w:color w:val="000000" w:themeColor="text1"/>
-              </w:rPr>
-              <w:lastRenderedPageBreak/>
-              <w:t>}}</w:t>
+              <w:t>{{ item.name }}</w:t>
             </w:r>
           </w:p>
         </w:tc>
@@ -12889,7 +13823,6 @@
                 <w:rFonts w:ascii="宋体" w:eastAsia="宋体" w:hAnsi="宋体" w:cs="宋体"/>
                 <w:color w:val="000000" w:themeColor="text1"/>
               </w:rPr>
-              <w:lastRenderedPageBreak/>
               <w:t>{{ item.value }}</w:t>
             </w:r>
           </w:p>
@@ -15117,6 +16050,7 @@
           <w:rFonts w:ascii="Arial" w:hAnsi="Arial" w:cs="Arial" w:hint="eastAsia"/>
           <w:color w:val="0000FF"/>
         </w:rPr>
+        <w:lastRenderedPageBreak/>
         <w:t>3</w:t>
       </w:r>
       <w:r>
@@ -15985,7 +16919,7 @@
   <w:style w:type="paragraph" w:default="1" w:styleId="a">
     <w:name w:val="Normal"/>
     <w:qFormat/>
-    <w:rsid w:val="004E08E5"/>
+    <w:rsid w:val="00381F25"/>
     <w:pPr>
       <w:widowControl w:val="0"/>
       <w:jc w:val="both"/>
@@ -16000,7 +16934,6 @@
   <w:style w:type="character" w:default="1" w:styleId="a0">
     <w:name w:val="Default Paragraph Font"/>
     <w:uiPriority w:val="1"/>
-    <w:semiHidden/>
     <w:unhideWhenUsed/>
   </w:style>
   <w:style w:type="table" w:default="1" w:styleId="a1">
@@ -16476,10 +17409,6 @@
 </file>
 
 <file path=customXml/item1.xml><?xml version="1.0" encoding="utf-8"?>
-<b:Sources xmlns:b="http://schemas.openxmlformats.org/officeDocument/2006/bibliography" xmlns="http://schemas.openxmlformats.org/officeDocument/2006/bibliography" SelectedStyle="\APASixthEditionOfficeOnline.xsl" StyleName="APA" Version="6"/>
-</file>
-
-<file path=customXml/item2.xml><?xml version="1.0" encoding="utf-8"?>
 <s:customData xmlns="http://www.wps.cn/officeDocument/2013/wpsCustomData" xmlns:s="http://www.wps.cn/officeDocument/2013/wpsCustomData">
   <customSectProps/>
   <customShpExts>
@@ -16488,18 +17417,22 @@
 </s:customData>
 </file>
 
+<file path=customXml/item2.xml><?xml version="1.0" encoding="utf-8"?>
+<b:Sources xmlns:b="http://schemas.openxmlformats.org/officeDocument/2006/bibliography" xmlns="http://schemas.openxmlformats.org/officeDocument/2006/bibliography" SelectedStyle="\APASixthEditionOfficeOnline.xsl" StyleName="APA" Version="6"/>
+</file>
+
 <file path=customXml/itemProps1.xml><?xml version="1.0" encoding="utf-8"?>
+<ds:datastoreItem xmlns:ds="http://schemas.openxmlformats.org/officeDocument/2006/customXml" ds:itemID="{B1977F7D-205B-4081-913C-38D41E755F92}">
+  <ds:schemaRefs>
+    <ds:schemaRef ds:uri="http://www.wps.cn/officeDocument/2013/wpsCustomData"/>
+  </ds:schemaRefs>
+</ds:datastoreItem>
+</file>
+
+<file path=customXml/itemProps2.xml><?xml version="1.0" encoding="utf-8"?>
 <ds:datastoreItem xmlns:ds="http://schemas.openxmlformats.org/officeDocument/2006/customXml" ds:itemID="{AD939CA4-0E67-45BC-B29C-B5589A1D4662}">
   <ds:schemaRefs>
     <ds:schemaRef ds:uri="http://schemas.openxmlformats.org/officeDocument/2006/bibliography"/>
   </ds:schemaRefs>
 </ds:datastoreItem>
-</file>
-
-<file path=customXml/itemProps2.xml><?xml version="1.0" encoding="utf-8"?>
-<ds:datastoreItem xmlns:ds="http://schemas.openxmlformats.org/officeDocument/2006/customXml" ds:itemID="{B1977F7D-205B-4081-913C-38D41E755F92}">
-  <ds:schemaRefs>
-    <ds:schemaRef ds:uri="http://www.wps.cn/officeDocument/2013/wpsCustomData"/>
-  </ds:schemaRefs>
-</ds:datastoreItem>
 </file>
--- a/template/template.docx
+++ b/template/template.docx
@@ -34,7 +34,8 @@
         <w:gridCol w:w="80"/>
         <w:gridCol w:w="89"/>
         <w:gridCol w:w="332"/>
-        <w:gridCol w:w="199"/>
+        <w:gridCol w:w="190"/>
+        <w:gridCol w:w="9"/>
         <w:gridCol w:w="151"/>
         <w:gridCol w:w="531"/>
         <w:gridCol w:w="303"/>
@@ -87,7 +88,7 @@
         <w:tc>
           <w:tcPr>
             <w:tcW w:w="11264" w:type="dxa"/>
-            <w:gridSpan w:val="49"/>
+            <w:gridSpan w:val="50"/>
           </w:tcPr>
           <w:p>
             <w:pPr>
@@ -116,7 +117,15 @@
                 <w:rFonts w:ascii="宋体" w:eastAsia="宋体" w:hAnsi="宋体" w:cs="宋体"/>
                 <w:szCs w:val="21"/>
               </w:rPr>
-              <w:t>{{project.</w:t>
+              <w:t>{{</w:t>
+            </w:r>
+            <w:proofErr w:type="spellStart"/>
+            <w:r>
+              <w:rPr>
+                <w:rFonts w:ascii="宋体" w:eastAsia="宋体" w:hAnsi="宋体" w:cs="宋体"/>
+                <w:szCs w:val="21"/>
+              </w:rPr>
+              <w:t>project.</w:t>
             </w:r>
             <w:r>
               <w:rPr>
@@ -125,6 +134,7 @@
               </w:rPr>
               <w:t>enterpriseid</w:t>
             </w:r>
+            <w:proofErr w:type="spellEnd"/>
             <w:r>
               <w:rPr>
                 <w:rFonts w:ascii="宋体" w:eastAsia="宋体" w:hAnsi="宋体" w:cs="宋体"/>
@@ -142,7 +152,7 @@
         <w:tc>
           <w:tcPr>
             <w:tcW w:w="3752" w:type="dxa"/>
-            <w:gridSpan w:val="14"/>
+            <w:gridSpan w:val="15"/>
           </w:tcPr>
           <w:p>
             <w:pPr>
@@ -164,7 +174,23 @@
                 <w:rFonts w:ascii="宋体" w:eastAsia="宋体" w:hAnsi="宋体" w:cs="宋体"/>
                 <w:szCs w:val="21"/>
               </w:rPr>
-              <w:t>{{project.a_owner}}</w:t>
+              <w:t>{{</w:t>
+            </w:r>
+            <w:proofErr w:type="spellStart"/>
+            <w:r>
+              <w:rPr>
+                <w:rFonts w:ascii="宋体" w:eastAsia="宋体" w:hAnsi="宋体" w:cs="宋体"/>
+                <w:szCs w:val="21"/>
+              </w:rPr>
+              <w:t>project.a_owner</w:t>
+            </w:r>
+            <w:proofErr w:type="spellEnd"/>
+            <w:r>
+              <w:rPr>
+                <w:rFonts w:ascii="宋体" w:eastAsia="宋体" w:hAnsi="宋体" w:cs="宋体"/>
+                <w:szCs w:val="21"/>
+              </w:rPr>
+              <w:t>}}</w:t>
             </w:r>
           </w:p>
         </w:tc>
@@ -193,7 +219,23 @@
                 <w:rFonts w:ascii="宋体" w:eastAsia="宋体" w:hAnsi="宋体" w:cs="宋体"/>
                 <w:szCs w:val="21"/>
               </w:rPr>
-              <w:t>{{project.b_owner}}</w:t>
+              <w:t>{{</w:t>
+            </w:r>
+            <w:proofErr w:type="spellStart"/>
+            <w:r>
+              <w:rPr>
+                <w:rFonts w:ascii="宋体" w:eastAsia="宋体" w:hAnsi="宋体" w:cs="宋体"/>
+                <w:szCs w:val="21"/>
+              </w:rPr>
+              <w:t>project.b_owner</w:t>
+            </w:r>
+            <w:proofErr w:type="spellEnd"/>
+            <w:r>
+              <w:rPr>
+                <w:rFonts w:ascii="宋体" w:eastAsia="宋体" w:hAnsi="宋体" w:cs="宋体"/>
+                <w:szCs w:val="21"/>
+              </w:rPr>
+              <w:t>}}</w:t>
             </w:r>
           </w:p>
         </w:tc>
@@ -222,7 +264,23 @@
                 <w:rFonts w:ascii="宋体" w:eastAsia="宋体" w:hAnsi="宋体" w:cs="宋体"/>
                 <w:szCs w:val="21"/>
               </w:rPr>
-              <w:t>{{project.market_manager}}</w:t>
+              <w:t>{{</w:t>
+            </w:r>
+            <w:proofErr w:type="spellStart"/>
+            <w:r>
+              <w:rPr>
+                <w:rFonts w:ascii="宋体" w:eastAsia="宋体" w:hAnsi="宋体" w:cs="宋体"/>
+                <w:szCs w:val="21"/>
+              </w:rPr>
+              <w:t>project.market_manager</w:t>
+            </w:r>
+            <w:proofErr w:type="spellEnd"/>
+            <w:r>
+              <w:rPr>
+                <w:rFonts w:ascii="宋体" w:eastAsia="宋体" w:hAnsi="宋体" w:cs="宋体"/>
+                <w:szCs w:val="21"/>
+              </w:rPr>
+              <w:t>}}</w:t>
             </w:r>
           </w:p>
         </w:tc>
@@ -234,7 +292,7 @@
         <w:tc>
           <w:tcPr>
             <w:tcW w:w="3752" w:type="dxa"/>
-            <w:gridSpan w:val="14"/>
+            <w:gridSpan w:val="15"/>
           </w:tcPr>
           <w:p>
             <w:pPr>
@@ -256,7 +314,23 @@
                 <w:rFonts w:ascii="宋体" w:eastAsia="宋体" w:hAnsi="宋体" w:cs="宋体"/>
                 <w:szCs w:val="21"/>
               </w:rPr>
-              <w:t>{{project.source}}</w:t>
+              <w:t>{{</w:t>
+            </w:r>
+            <w:proofErr w:type="spellStart"/>
+            <w:r>
+              <w:rPr>
+                <w:rFonts w:ascii="宋体" w:eastAsia="宋体" w:hAnsi="宋体" w:cs="宋体"/>
+                <w:szCs w:val="21"/>
+              </w:rPr>
+              <w:t>project.source</w:t>
+            </w:r>
+            <w:proofErr w:type="spellEnd"/>
+            <w:r>
+              <w:rPr>
+                <w:rFonts w:ascii="宋体" w:eastAsia="宋体" w:hAnsi="宋体" w:cs="宋体"/>
+                <w:szCs w:val="21"/>
+              </w:rPr>
+              <w:t>}}</w:t>
             </w:r>
           </w:p>
         </w:tc>
@@ -292,7 +366,23 @@
                 <w:rFonts w:ascii="宋体" w:eastAsia="宋体" w:hAnsi="宋体" w:cs="宋体"/>
                 <w:szCs w:val="21"/>
               </w:rPr>
-              <w:t>{{project.coop_bank}}</w:t>
+              <w:t>{{</w:t>
+            </w:r>
+            <w:proofErr w:type="spellStart"/>
+            <w:r>
+              <w:rPr>
+                <w:rFonts w:ascii="宋体" w:eastAsia="宋体" w:hAnsi="宋体" w:cs="宋体"/>
+                <w:szCs w:val="21"/>
+              </w:rPr>
+              <w:t>project.coop_bank</w:t>
+            </w:r>
+            <w:proofErr w:type="spellEnd"/>
+            <w:r>
+              <w:rPr>
+                <w:rFonts w:ascii="宋体" w:eastAsia="宋体" w:hAnsi="宋体" w:cs="宋体"/>
+                <w:szCs w:val="21"/>
+              </w:rPr>
+              <w:t>}}</w:t>
             </w:r>
           </w:p>
         </w:tc>
@@ -321,7 +411,23 @@
                 <w:rFonts w:ascii="宋体" w:eastAsia="宋体" w:hAnsi="宋体" w:cs="宋体"/>
                 <w:szCs w:val="21"/>
               </w:rPr>
-              <w:t>{{project.apply_date}}</w:t>
+              <w:t>{{</w:t>
+            </w:r>
+            <w:proofErr w:type="spellStart"/>
+            <w:r>
+              <w:rPr>
+                <w:rFonts w:ascii="宋体" w:eastAsia="宋体" w:hAnsi="宋体" w:cs="宋体"/>
+                <w:szCs w:val="21"/>
+              </w:rPr>
+              <w:t>project.apply_date</w:t>
+            </w:r>
+            <w:proofErr w:type="spellEnd"/>
+            <w:r>
+              <w:rPr>
+                <w:rFonts w:ascii="宋体" w:eastAsia="宋体" w:hAnsi="宋体" w:cs="宋体"/>
+                <w:szCs w:val="21"/>
+              </w:rPr>
+              <w:t>}}</w:t>
             </w:r>
           </w:p>
         </w:tc>
@@ -333,7 +439,7 @@
         <w:tc>
           <w:tcPr>
             <w:tcW w:w="11264" w:type="dxa"/>
-            <w:gridSpan w:val="49"/>
+            <w:gridSpan w:val="50"/>
           </w:tcPr>
           <w:p>
             <w:pPr>
@@ -361,7 +467,7 @@
         <w:tc>
           <w:tcPr>
             <w:tcW w:w="3752" w:type="dxa"/>
-            <w:gridSpan w:val="14"/>
+            <w:gridSpan w:val="15"/>
           </w:tcPr>
           <w:p>
             <w:pPr>
@@ -383,7 +489,23 @@
                 <w:rFonts w:ascii="宋体" w:eastAsia="宋体" w:hAnsi="宋体" w:cs="宋体"/>
                 <w:szCs w:val="20"/>
               </w:rPr>
-              <w:t>{{loan.borrower_name}}</w:t>
+              <w:t>{{</w:t>
+            </w:r>
+            <w:proofErr w:type="spellStart"/>
+            <w:r>
+              <w:rPr>
+                <w:rFonts w:ascii="宋体" w:eastAsia="宋体" w:hAnsi="宋体" w:cs="宋体"/>
+                <w:szCs w:val="20"/>
+              </w:rPr>
+              <w:t>loan.borrower_name</w:t>
+            </w:r>
+            <w:proofErr w:type="spellEnd"/>
+            <w:r>
+              <w:rPr>
+                <w:rFonts w:ascii="宋体" w:eastAsia="宋体" w:hAnsi="宋体" w:cs="宋体"/>
+                <w:szCs w:val="20"/>
+              </w:rPr>
+              <w:t>}}</w:t>
             </w:r>
           </w:p>
         </w:tc>
@@ -412,7 +534,23 @@
                 <w:rFonts w:ascii="宋体" w:eastAsia="宋体" w:hAnsi="宋体" w:cs="宋体"/>
                 <w:szCs w:val="20"/>
               </w:rPr>
-              <w:t>{{loan.apply_amount}}</w:t>
+              <w:t>{{</w:t>
+            </w:r>
+            <w:proofErr w:type="spellStart"/>
+            <w:r>
+              <w:rPr>
+                <w:rFonts w:ascii="宋体" w:eastAsia="宋体" w:hAnsi="宋体" w:cs="宋体"/>
+                <w:szCs w:val="20"/>
+              </w:rPr>
+              <w:t>loan.apply_amount</w:t>
+            </w:r>
+            <w:proofErr w:type="spellEnd"/>
+            <w:r>
+              <w:rPr>
+                <w:rFonts w:ascii="宋体" w:eastAsia="宋体" w:hAnsi="宋体" w:cs="宋体"/>
+                <w:szCs w:val="20"/>
+              </w:rPr>
+              <w:t>}}</w:t>
             </w:r>
             <w:r>
               <w:rPr>
@@ -448,7 +586,23 @@
                 <w:rFonts w:ascii="宋体" w:eastAsia="宋体" w:hAnsi="宋体" w:cs="宋体"/>
                 <w:szCs w:val="20"/>
               </w:rPr>
-              <w:t>{{loan.apply_term}}</w:t>
+              <w:t>{{</w:t>
+            </w:r>
+            <w:proofErr w:type="spellStart"/>
+            <w:r>
+              <w:rPr>
+                <w:rFonts w:ascii="宋体" w:eastAsia="宋体" w:hAnsi="宋体" w:cs="宋体"/>
+                <w:szCs w:val="20"/>
+              </w:rPr>
+              <w:t>loan.apply_term</w:t>
+            </w:r>
+            <w:proofErr w:type="spellEnd"/>
+            <w:r>
+              <w:rPr>
+                <w:rFonts w:ascii="宋体" w:eastAsia="宋体" w:hAnsi="宋体" w:cs="宋体"/>
+                <w:szCs w:val="20"/>
+              </w:rPr>
+              <w:t>}}</w:t>
             </w:r>
             <w:r>
               <w:rPr>
@@ -467,7 +621,7 @@
         <w:tc>
           <w:tcPr>
             <w:tcW w:w="11264" w:type="dxa"/>
-            <w:gridSpan w:val="49"/>
+            <w:gridSpan w:val="50"/>
           </w:tcPr>
           <w:p>
             <w:pPr>
@@ -489,7 +643,23 @@
                 <w:rFonts w:ascii="宋体" w:eastAsia="宋体" w:hAnsi="宋体" w:cs="宋体"/>
                 <w:szCs w:val="20"/>
               </w:rPr>
-              <w:t>{{loan.purpose_detail}}</w:t>
+              <w:t>{{</w:t>
+            </w:r>
+            <w:proofErr w:type="spellStart"/>
+            <w:r>
+              <w:rPr>
+                <w:rFonts w:ascii="宋体" w:eastAsia="宋体" w:hAnsi="宋体" w:cs="宋体"/>
+                <w:szCs w:val="20"/>
+              </w:rPr>
+              <w:t>loan.purpose_detail</w:t>
+            </w:r>
+            <w:proofErr w:type="spellEnd"/>
+            <w:r>
+              <w:rPr>
+                <w:rFonts w:ascii="宋体" w:eastAsia="宋体" w:hAnsi="宋体" w:cs="宋体"/>
+                <w:szCs w:val="20"/>
+              </w:rPr>
+              <w:t>}}</w:t>
             </w:r>
           </w:p>
         </w:tc>
@@ -501,7 +671,7 @@
         <w:tc>
           <w:tcPr>
             <w:tcW w:w="11264" w:type="dxa"/>
-            <w:gridSpan w:val="49"/>
+            <w:gridSpan w:val="50"/>
           </w:tcPr>
           <w:p>
             <w:pPr>
@@ -529,7 +699,7 @@
         <w:tc>
           <w:tcPr>
             <w:tcW w:w="2086" w:type="dxa"/>
-            <w:gridSpan w:val="7"/>
+            <w:gridSpan w:val="8"/>
           </w:tcPr>
           <w:p>
             <w:pPr>
@@ -608,7 +778,21 @@
               <w:rPr>
                 <w:rFonts w:ascii="宋体" w:eastAsia="宋体" w:hAnsi="宋体" w:cs="宋体"/>
               </w:rPr>
-              <w:t>{{company.registered_capital}}</w:t>
+              <w:t>{{</w:t>
+            </w:r>
+            <w:proofErr w:type="spellStart"/>
+            <w:r>
+              <w:rPr>
+                <w:rFonts w:ascii="宋体" w:eastAsia="宋体" w:hAnsi="宋体" w:cs="宋体"/>
+              </w:rPr>
+              <w:t>company.registered_capital</w:t>
+            </w:r>
+            <w:proofErr w:type="spellEnd"/>
+            <w:r>
+              <w:rPr>
+                <w:rFonts w:ascii="宋体" w:eastAsia="宋体" w:hAnsi="宋体" w:cs="宋体"/>
+              </w:rPr>
+              <w:t>}}</w:t>
             </w:r>
             <w:r>
               <w:rPr>
@@ -654,7 +838,21 @@
               <w:rPr>
                 <w:rFonts w:ascii="宋体" w:eastAsia="宋体" w:hAnsi="宋体" w:cs="宋体"/>
               </w:rPr>
-              <w:t>{{company.established_date}}</w:t>
+              <w:t>{{</w:t>
+            </w:r>
+            <w:proofErr w:type="spellStart"/>
+            <w:r>
+              <w:rPr>
+                <w:rFonts w:ascii="宋体" w:eastAsia="宋体" w:hAnsi="宋体" w:cs="宋体"/>
+              </w:rPr>
+              <w:t>company.established_date</w:t>
+            </w:r>
+            <w:proofErr w:type="spellEnd"/>
+            <w:r>
+              <w:rPr>
+                <w:rFonts w:ascii="宋体" w:eastAsia="宋体" w:hAnsi="宋体" w:cs="宋体"/>
+              </w:rPr>
+              <w:t>}}</w:t>
             </w:r>
           </w:p>
         </w:tc>
@@ -667,7 +865,7 @@
         <w:tc>
           <w:tcPr>
             <w:tcW w:w="2086" w:type="dxa"/>
-            <w:gridSpan w:val="7"/>
+            <w:gridSpan w:val="8"/>
           </w:tcPr>
           <w:p>
             <w:pPr>
@@ -712,7 +910,21 @@
               <w:rPr>
                 <w:rFonts w:ascii="宋体" w:eastAsia="宋体" w:hAnsi="宋体" w:cs="宋体"/>
               </w:rPr>
-              <w:t>{company.registered_address}}</w:t>
+              <w:t>{</w:t>
+            </w:r>
+            <w:proofErr w:type="spellStart"/>
+            <w:r>
+              <w:rPr>
+                <w:rFonts w:ascii="宋体" w:eastAsia="宋体" w:hAnsi="宋体" w:cs="宋体"/>
+              </w:rPr>
+              <w:t>company.registered_address</w:t>
+            </w:r>
+            <w:proofErr w:type="spellEnd"/>
+            <w:r>
+              <w:rPr>
+                <w:rFonts w:ascii="宋体" w:eastAsia="宋体" w:hAnsi="宋体" w:cs="宋体"/>
+              </w:rPr>
+              <w:t>}}</w:t>
             </w:r>
           </w:p>
         </w:tc>
@@ -752,7 +964,21 @@
               <w:rPr>
                 <w:rFonts w:ascii="宋体" w:eastAsia="宋体" w:hAnsi="宋体" w:cs="宋体"/>
               </w:rPr>
-              <w:t>{{company.main_business}}</w:t>
+              <w:t>{{</w:t>
+            </w:r>
+            <w:proofErr w:type="spellStart"/>
+            <w:r>
+              <w:rPr>
+                <w:rFonts w:ascii="宋体" w:eastAsia="宋体" w:hAnsi="宋体" w:cs="宋体"/>
+              </w:rPr>
+              <w:t>company.main_business</w:t>
+            </w:r>
+            <w:proofErr w:type="spellEnd"/>
+            <w:r>
+              <w:rPr>
+                <w:rFonts w:ascii="宋体" w:eastAsia="宋体" w:hAnsi="宋体" w:cs="宋体"/>
+              </w:rPr>
+              <w:t>}}</w:t>
             </w:r>
           </w:p>
         </w:tc>
@@ -793,7 +1019,23 @@
                 <w:rFonts w:ascii="宋体" w:eastAsia="宋体" w:hAnsi="宋体" w:cs="宋体"/>
                 <w:szCs w:val="20"/>
               </w:rPr>
-              <w:t>{{company.employee_count}}</w:t>
+              <w:t>{{</w:t>
+            </w:r>
+            <w:proofErr w:type="spellStart"/>
+            <w:r>
+              <w:rPr>
+                <w:rFonts w:ascii="宋体" w:eastAsia="宋体" w:hAnsi="宋体" w:cs="宋体"/>
+                <w:szCs w:val="20"/>
+              </w:rPr>
+              <w:t>company.employee_count</w:t>
+            </w:r>
+            <w:proofErr w:type="spellEnd"/>
+            <w:r>
+              <w:rPr>
+                <w:rFonts w:ascii="宋体" w:eastAsia="宋体" w:hAnsi="宋体" w:cs="宋体"/>
+                <w:szCs w:val="20"/>
+              </w:rPr>
+              <w:t>}}</w:t>
             </w:r>
           </w:p>
         </w:tc>
@@ -806,7 +1048,7 @@
         <w:tc>
           <w:tcPr>
             <w:tcW w:w="11264" w:type="dxa"/>
-            <w:gridSpan w:val="49"/>
+            <w:gridSpan w:val="50"/>
           </w:tcPr>
           <w:p>
             <w:pPr>
@@ -834,7 +1076,15 @@
                 <w:rFonts w:ascii="宋体" w:eastAsia="宋体" w:hAnsi="宋体" w:cs="宋体"/>
                 <w:szCs w:val="21"/>
               </w:rPr>
-              <w:t>{{business.</w:t>
+              <w:t>{{</w:t>
+            </w:r>
+            <w:proofErr w:type="spellStart"/>
+            <w:r>
+              <w:rPr>
+                <w:rFonts w:ascii="宋体" w:eastAsia="宋体" w:hAnsi="宋体" w:cs="宋体"/>
+                <w:szCs w:val="21"/>
+              </w:rPr>
+              <w:t>business.</w:t>
             </w:r>
             <w:r>
               <w:rPr>
@@ -843,6 +1093,7 @@
               </w:rPr>
               <w:t>type</w:t>
             </w:r>
+            <w:proofErr w:type="spellEnd"/>
             <w:r>
               <w:rPr>
                 <w:rFonts w:ascii="宋体" w:eastAsia="宋体" w:hAnsi="宋体" w:cs="宋体"/>
@@ -874,6 +1125,7 @@
               </w:rPr>
               <w:t xml:space="preserve">{% if </w:t>
             </w:r>
+            <w:proofErr w:type="spellStart"/>
             <w:r>
               <w:rPr>
                 <w:rFonts w:ascii="宋体" w:eastAsia="宋体" w:hAnsi="宋体" w:cs="宋体" w:hint="eastAsia"/>
@@ -895,6 +1147,7 @@
               </w:rPr>
               <w:t>waimao</w:t>
             </w:r>
+            <w:proofErr w:type="spellEnd"/>
             <w:r>
               <w:rPr>
                 <w:rFonts w:ascii="宋体" w:eastAsia="宋体" w:hAnsi="宋体" w:cs="宋体"/>
@@ -944,6 +1197,7 @@
               </w:rPr>
               <w:t xml:space="preserve">     {% if </w:t>
             </w:r>
+            <w:proofErr w:type="spellStart"/>
             <w:r>
               <w:rPr>
                 <w:rFonts w:ascii="宋体" w:eastAsia="宋体" w:hAnsi="宋体" w:cs="宋体" w:hint="eastAsia"/>
@@ -965,6 +1219,7 @@
               </w:rPr>
               <w:t>waimao</w:t>
             </w:r>
+            <w:proofErr w:type="spellEnd"/>
             <w:r>
               <w:rPr>
                 <w:rFonts w:ascii="宋体" w:eastAsia="宋体" w:hAnsi="宋体" w:cs="宋体"/>
@@ -1030,6 +1285,7 @@
               </w:rPr>
               <w:t xml:space="preserve">{% if </w:t>
             </w:r>
+            <w:proofErr w:type="spellStart"/>
             <w:r>
               <w:rPr>
                 <w:rFonts w:ascii="宋体" w:eastAsia="宋体" w:hAnsi="宋体" w:cs="宋体" w:hint="eastAsia"/>
@@ -1051,6 +1307,7 @@
               </w:rPr>
               <w:t>jinshen</w:t>
             </w:r>
+            <w:proofErr w:type="spellEnd"/>
             <w:r>
               <w:rPr>
                 <w:rFonts w:ascii="宋体" w:eastAsia="宋体" w:hAnsi="宋体" w:cs="宋体"/>
@@ -1100,6 +1357,7 @@
               </w:rPr>
               <w:t xml:space="preserve">     {% if </w:t>
             </w:r>
+            <w:proofErr w:type="spellStart"/>
             <w:r>
               <w:rPr>
                 <w:rFonts w:ascii="宋体" w:eastAsia="宋体" w:hAnsi="宋体" w:cs="宋体" w:hint="eastAsia"/>
@@ -1121,6 +1379,7 @@
               </w:rPr>
               <w:t>jinshen</w:t>
             </w:r>
+            <w:proofErr w:type="spellEnd"/>
             <w:r>
               <w:rPr>
                 <w:rFonts w:ascii="宋体" w:eastAsia="宋体" w:hAnsi="宋体" w:cs="宋体"/>
@@ -1176,7 +1435,15 @@
               <w:t>最近一期工资是否发放：</w:t>
             </w:r>
             <w:r>
-              <w:t>{% if company.is_salary %}</w:t>
+              <w:t xml:space="preserve">{% if </w:t>
+            </w:r>
+            <w:proofErr w:type="spellStart"/>
+            <w:r>
+              <w:t>company.is_salary</w:t>
+            </w:r>
+            <w:proofErr w:type="spellEnd"/>
+            <w:r>
+              <w:t xml:space="preserve"> %}</w:t>
             </w:r>
             <w:r>
               <w:rPr>
@@ -1203,7 +1470,15 @@
               <w:t>是</w:t>
             </w:r>
             <w:r>
-              <w:t xml:space="preserve">     {% if company.is_salary %}</w:t>
+              <w:t xml:space="preserve">     {% if </w:t>
+            </w:r>
+            <w:proofErr w:type="spellStart"/>
+            <w:r>
+              <w:t>company.is_salary</w:t>
+            </w:r>
+            <w:proofErr w:type="spellEnd"/>
+            <w:r>
+              <w:t xml:space="preserve"> %}</w:t>
             </w:r>
             <w:r>
               <w:rPr>
@@ -1239,7 +1514,7 @@
         <w:tc>
           <w:tcPr>
             <w:tcW w:w="2086" w:type="dxa"/>
-            <w:gridSpan w:val="7"/>
+            <w:gridSpan w:val="8"/>
           </w:tcPr>
           <w:p>
             <w:pPr>
@@ -1272,7 +1547,21 @@
               <w:rPr>
                 <w:rFonts w:ascii="宋体" w:eastAsia="宋体" w:hAnsi="宋体" w:cs="宋体"/>
               </w:rPr>
-              <w:t>{{company.shareholder_info}}</w:t>
+              <w:t>{{</w:t>
+            </w:r>
+            <w:proofErr w:type="spellStart"/>
+            <w:r>
+              <w:rPr>
+                <w:rFonts w:ascii="宋体" w:eastAsia="宋体" w:hAnsi="宋体" w:cs="宋体"/>
+              </w:rPr>
+              <w:t>company.shareholder_info</w:t>
+            </w:r>
+            <w:proofErr w:type="spellEnd"/>
+            <w:r>
+              <w:rPr>
+                <w:rFonts w:ascii="宋体" w:eastAsia="宋体" w:hAnsi="宋体" w:cs="宋体"/>
+              </w:rPr>
+              <w:t>}}</w:t>
             </w:r>
           </w:p>
         </w:tc>
@@ -1284,7 +1573,7 @@
         <w:tc>
           <w:tcPr>
             <w:tcW w:w="11264" w:type="dxa"/>
-            <w:gridSpan w:val="49"/>
+            <w:gridSpan w:val="50"/>
           </w:tcPr>
           <w:p>
             <w:pPr>
@@ -1312,7 +1601,7 @@
         <w:tc>
           <w:tcPr>
             <w:tcW w:w="1404" w:type="dxa"/>
-            <w:gridSpan w:val="5"/>
+            <w:gridSpan w:val="6"/>
           </w:tcPr>
           <w:p>
             <w:pPr>
@@ -1395,7 +1684,23 @@
                 <w:rFonts w:ascii="宋体" w:eastAsia="宋体" w:hAnsi="宋体" w:cs="宋体"/>
                 <w:szCs w:val="21"/>
               </w:rPr>
-              <w:t>{{controller.gender}}</w:t>
+              <w:t>{{</w:t>
+            </w:r>
+            <w:proofErr w:type="spellStart"/>
+            <w:r>
+              <w:rPr>
+                <w:rFonts w:ascii="宋体" w:eastAsia="宋体" w:hAnsi="宋体" w:cs="宋体"/>
+                <w:szCs w:val="21"/>
+              </w:rPr>
+              <w:t>controller.gender</w:t>
+            </w:r>
+            <w:proofErr w:type="spellEnd"/>
+            <w:r>
+              <w:rPr>
+                <w:rFonts w:ascii="宋体" w:eastAsia="宋体" w:hAnsi="宋体" w:cs="宋体"/>
+                <w:szCs w:val="21"/>
+              </w:rPr>
+              <w:t>}}</w:t>
             </w:r>
           </w:p>
         </w:tc>
@@ -1441,7 +1746,23 @@
                 <w:rFonts w:ascii="宋体" w:eastAsia="宋体" w:hAnsi="宋体" w:cs="宋体"/>
                 <w:szCs w:val="21"/>
               </w:rPr>
-              <w:t>{{controller.native_place}}</w:t>
+              <w:t>{{</w:t>
+            </w:r>
+            <w:proofErr w:type="spellStart"/>
+            <w:r>
+              <w:rPr>
+                <w:rFonts w:ascii="宋体" w:eastAsia="宋体" w:hAnsi="宋体" w:cs="宋体"/>
+                <w:szCs w:val="21"/>
+              </w:rPr>
+              <w:t>controller.native_place</w:t>
+            </w:r>
+            <w:proofErr w:type="spellEnd"/>
+            <w:r>
+              <w:rPr>
+                <w:rFonts w:ascii="宋体" w:eastAsia="宋体" w:hAnsi="宋体" w:cs="宋体"/>
+                <w:szCs w:val="21"/>
+              </w:rPr>
+              <w:t>}}</w:t>
             </w:r>
           </w:p>
         </w:tc>
@@ -1485,7 +1806,23 @@
                 <w:rFonts w:ascii="宋体" w:eastAsia="宋体" w:hAnsi="宋体" w:cs="宋体"/>
                 <w:szCs w:val="21"/>
               </w:rPr>
-              <w:t>{{controller.marital_status}}</w:t>
+              <w:t>{{</w:t>
+            </w:r>
+            <w:proofErr w:type="spellStart"/>
+            <w:r>
+              <w:rPr>
+                <w:rFonts w:ascii="宋体" w:eastAsia="宋体" w:hAnsi="宋体" w:cs="宋体"/>
+                <w:szCs w:val="21"/>
+              </w:rPr>
+              <w:t>controller.marital_status</w:t>
+            </w:r>
+            <w:proofErr w:type="spellEnd"/>
+            <w:r>
+              <w:rPr>
+                <w:rFonts w:ascii="宋体" w:eastAsia="宋体" w:hAnsi="宋体" w:cs="宋体"/>
+                <w:szCs w:val="21"/>
+              </w:rPr>
+              <w:t>}}</w:t>
             </w:r>
           </w:p>
         </w:tc>
@@ -1497,7 +1834,7 @@
         <w:tc>
           <w:tcPr>
             <w:tcW w:w="1404" w:type="dxa"/>
-            <w:gridSpan w:val="5"/>
+            <w:gridSpan w:val="6"/>
           </w:tcPr>
           <w:p>
             <w:pPr>
@@ -1534,7 +1871,15 @@
                 <w:rFonts w:ascii="宋体" w:eastAsia="宋体" w:hAnsi="宋体" w:cs="宋体"/>
                 <w:szCs w:val="21"/>
               </w:rPr>
-              <w:t>{{controlle</w:t>
+              <w:t>{{</w:t>
+            </w:r>
+            <w:proofErr w:type="spellStart"/>
+            <w:r>
+              <w:rPr>
+                <w:rFonts w:ascii="宋体" w:eastAsia="宋体" w:hAnsi="宋体" w:cs="宋体"/>
+                <w:szCs w:val="21"/>
+              </w:rPr>
+              <w:t>controlle</w:t>
             </w:r>
             <w:r>
               <w:rPr>
@@ -1542,7 +1887,15 @@
                 <w:szCs w:val="21"/>
               </w:rPr>
               <w:lastRenderedPageBreak/>
-              <w:t>r.birth_date}}</w:t>
+              <w:t>r.birth_date</w:t>
+            </w:r>
+            <w:proofErr w:type="spellEnd"/>
+            <w:r>
+              <w:rPr>
+                <w:rFonts w:ascii="宋体" w:eastAsia="宋体" w:hAnsi="宋体" w:cs="宋体"/>
+                <w:szCs w:val="21"/>
+              </w:rPr>
+              <w:t>}}</w:t>
             </w:r>
           </w:p>
         </w:tc>
@@ -1587,7 +1940,15 @@
                 <w:rFonts w:ascii="宋体" w:eastAsia="宋体" w:hAnsi="宋体" w:cs="宋体"/>
                 <w:szCs w:val="21"/>
               </w:rPr>
-              <w:t>{{controll</w:t>
+              <w:t>{{</w:t>
+            </w:r>
+            <w:proofErr w:type="spellStart"/>
+            <w:r>
+              <w:rPr>
+                <w:rFonts w:ascii="宋体" w:eastAsia="宋体" w:hAnsi="宋体" w:cs="宋体"/>
+                <w:szCs w:val="21"/>
+              </w:rPr>
+              <w:t>controll</w:t>
             </w:r>
             <w:r>
               <w:rPr>
@@ -1595,7 +1956,15 @@
                 <w:szCs w:val="21"/>
               </w:rPr>
               <w:lastRenderedPageBreak/>
-              <w:t>er.service_years}}</w:t>
+              <w:t>er.service_years</w:t>
+            </w:r>
+            <w:proofErr w:type="spellEnd"/>
+            <w:r>
+              <w:rPr>
+                <w:rFonts w:ascii="宋体" w:eastAsia="宋体" w:hAnsi="宋体" w:cs="宋体"/>
+                <w:szCs w:val="21"/>
+              </w:rPr>
+              <w:t>}}</w:t>
             </w:r>
           </w:p>
         </w:tc>
@@ -1640,7 +2009,15 @@
                 <w:rFonts w:ascii="宋体" w:eastAsia="宋体" w:hAnsi="宋体" w:cs="宋体"/>
                 <w:szCs w:val="21"/>
               </w:rPr>
-              <w:t>{{controll</w:t>
+              <w:t>{{</w:t>
+            </w:r>
+            <w:proofErr w:type="spellStart"/>
+            <w:r>
+              <w:rPr>
+                <w:rFonts w:ascii="宋体" w:eastAsia="宋体" w:hAnsi="宋体" w:cs="宋体"/>
+                <w:szCs w:val="21"/>
+              </w:rPr>
+              <w:t>controll</w:t>
             </w:r>
             <w:r>
               <w:rPr>
@@ -1648,7 +2025,15 @@
                 <w:szCs w:val="21"/>
               </w:rPr>
               <w:lastRenderedPageBreak/>
-              <w:t>er.education}}</w:t>
+              <w:t>er.education</w:t>
+            </w:r>
+            <w:proofErr w:type="spellEnd"/>
+            <w:r>
+              <w:rPr>
+                <w:rFonts w:ascii="宋体" w:eastAsia="宋体" w:hAnsi="宋体" w:cs="宋体"/>
+                <w:szCs w:val="21"/>
+              </w:rPr>
+              <w:t>}}</w:t>
             </w:r>
           </w:p>
         </w:tc>
@@ -1693,7 +2078,15 @@
                 <w:rFonts w:ascii="宋体" w:eastAsia="宋体" w:hAnsi="宋体" w:cs="宋体"/>
                 <w:szCs w:val="21"/>
               </w:rPr>
-              <w:t>{{controller.spous</w:t>
+              <w:t>{{</w:t>
+            </w:r>
+            <w:proofErr w:type="spellStart"/>
+            <w:r>
+              <w:rPr>
+                <w:rFonts w:ascii="宋体" w:eastAsia="宋体" w:hAnsi="宋体" w:cs="宋体"/>
+                <w:szCs w:val="21"/>
+              </w:rPr>
+              <w:t>controller.spous</w:t>
             </w:r>
             <w:r>
               <w:rPr>
@@ -1701,7 +2094,15 @@
                 <w:szCs w:val="21"/>
               </w:rPr>
               <w:lastRenderedPageBreak/>
-              <w:t>e_name}}</w:t>
+              <w:t>e_name</w:t>
+            </w:r>
+            <w:proofErr w:type="spellEnd"/>
+            <w:r>
+              <w:rPr>
+                <w:rFonts w:ascii="宋体" w:eastAsia="宋体" w:hAnsi="宋体" w:cs="宋体"/>
+                <w:szCs w:val="21"/>
+              </w:rPr>
+              <w:t>}}</w:t>
             </w:r>
           </w:p>
         </w:tc>
@@ -1713,7 +2114,7 @@
         <w:tc>
           <w:tcPr>
             <w:tcW w:w="11264" w:type="dxa"/>
-            <w:gridSpan w:val="49"/>
+            <w:gridSpan w:val="50"/>
           </w:tcPr>
           <w:p>
             <w:pPr>
@@ -1745,7 +2146,23 @@
                 <w:rFonts w:ascii="宋体" w:eastAsia="宋体" w:hAnsi="宋体" w:cs="宋体"/>
                 <w:szCs w:val="21"/>
               </w:rPr>
-              <w:t>{{controller.career_experience}}</w:t>
+              <w:t>{{</w:t>
+            </w:r>
+            <w:proofErr w:type="spellStart"/>
+            <w:r>
+              <w:rPr>
+                <w:rFonts w:ascii="宋体" w:eastAsia="宋体" w:hAnsi="宋体" w:cs="宋体"/>
+                <w:szCs w:val="21"/>
+              </w:rPr>
+              <w:t>controller.career_experience</w:t>
+            </w:r>
+            <w:proofErr w:type="spellEnd"/>
+            <w:r>
+              <w:rPr>
+                <w:rFonts w:ascii="宋体" w:eastAsia="宋体" w:hAnsi="宋体" w:cs="宋体"/>
+                <w:szCs w:val="21"/>
+              </w:rPr>
+              <w:t>}}</w:t>
             </w:r>
           </w:p>
         </w:tc>
@@ -1757,7 +2174,7 @@
         <w:tc>
           <w:tcPr>
             <w:tcW w:w="11264" w:type="dxa"/>
-            <w:gridSpan w:val="49"/>
+            <w:gridSpan w:val="50"/>
           </w:tcPr>
           <w:p>
             <w:pPr>
@@ -1798,22 +2215,40 @@
                 <w:color w:val="000000" w:themeColor="text1"/>
                 <w:szCs w:val="20"/>
               </w:rPr>
-              <w:t>{{family.members_info}}</w:t>
-            </w:r>
-          </w:p>
-          <w:p>
-            <w:pPr>
-              <w:spacing w:line="360" w:lineRule="auto"/>
-              <w:rPr>
-                <w:rFonts w:ascii="宋体" w:eastAsia="宋体" w:hAnsi="宋体" w:cs="宋体" w:hint="eastAsia"/>
+              <w:t>{{</w:t>
+            </w:r>
+            <w:proofErr w:type="spellStart"/>
+            <w:r>
+              <w:rPr>
+                <w:rFonts w:ascii="宋体" w:eastAsia="宋体" w:hAnsi="宋体" w:cs="宋体"/>
+                <w:color w:val="000000" w:themeColor="text1"/>
                 <w:szCs w:val="20"/>
               </w:rPr>
-            </w:pPr>
-            <w:r>
-              <w:rPr>
-                <w:rFonts w:ascii="宋体" w:eastAsia="宋体" w:hAnsi="宋体" w:cs="宋体" w:hint="eastAsia"/>
+              <w:t>family.members_info</w:t>
+            </w:r>
+            <w:proofErr w:type="spellEnd"/>
+            <w:r>
+              <w:rPr>
+                <w:rFonts w:ascii="宋体" w:eastAsia="宋体" w:hAnsi="宋体" w:cs="宋体"/>
+                <w:color w:val="000000" w:themeColor="text1"/>
                 <w:szCs w:val="20"/>
               </w:rPr>
+              <w:t>}}</w:t>
+            </w:r>
+          </w:p>
+          <w:p>
+            <w:pPr>
+              <w:spacing w:line="360" w:lineRule="auto"/>
+              <w:rPr>
+                <w:rFonts w:ascii="宋体" w:eastAsia="宋体" w:hAnsi="宋体" w:cs="宋体" w:hint="eastAsia"/>
+                <w:szCs w:val="20"/>
+              </w:rPr>
+            </w:pPr>
+            <w:r>
+              <w:rPr>
+                <w:rFonts w:ascii="宋体" w:eastAsia="宋体" w:hAnsi="宋体" w:cs="宋体" w:hint="eastAsia"/>
+                <w:szCs w:val="20"/>
+              </w:rPr>
               <w:t>家庭是否和睦：</w:t>
             </w:r>
             <w:r>
@@ -1823,6 +2258,7 @@
               </w:rPr>
               <w:t xml:space="preserve">{% if </w:t>
             </w:r>
+            <w:proofErr w:type="spellStart"/>
             <w:r>
               <w:rPr>
                 <w:rFonts w:ascii="宋体" w:eastAsia="宋体" w:hAnsi="宋体" w:cs="宋体" w:hint="eastAsia"/>
@@ -1844,6 +2280,7 @@
               </w:rPr>
               <w:t>hemu</w:t>
             </w:r>
+            <w:proofErr w:type="spellEnd"/>
             <w:r>
               <w:rPr>
                 <w:rFonts w:ascii="宋体" w:eastAsia="宋体" w:hAnsi="宋体" w:cs="宋体"/>
@@ -1893,6 +2330,7 @@
               </w:rPr>
               <w:t xml:space="preserve">     {% if </w:t>
             </w:r>
+            <w:proofErr w:type="spellStart"/>
             <w:r>
               <w:rPr>
                 <w:rFonts w:ascii="宋体" w:eastAsia="宋体" w:hAnsi="宋体" w:cs="宋体" w:hint="eastAsia"/>
@@ -1914,6 +2352,7 @@
               </w:rPr>
               <w:t>hemu</w:t>
             </w:r>
+            <w:proofErr w:type="spellEnd"/>
             <w:r>
               <w:rPr>
                 <w:rFonts w:ascii="宋体" w:eastAsia="宋体" w:hAnsi="宋体" w:cs="宋体"/>
@@ -1995,7 +2434,23 @@
                 <w:rFonts w:ascii="宋体" w:eastAsia="宋体" w:hAnsi="宋体" w:cs="宋体"/>
                 <w:szCs w:val="20"/>
               </w:rPr>
-              <w:t>{{family.annual_expense}}</w:t>
+              <w:t>{{</w:t>
+            </w:r>
+            <w:proofErr w:type="spellStart"/>
+            <w:r>
+              <w:rPr>
+                <w:rFonts w:ascii="宋体" w:eastAsia="宋体" w:hAnsi="宋体" w:cs="宋体"/>
+                <w:szCs w:val="20"/>
+              </w:rPr>
+              <w:t>family.annual_expense</w:t>
+            </w:r>
+            <w:proofErr w:type="spellEnd"/>
+            <w:r>
+              <w:rPr>
+                <w:rFonts w:ascii="宋体" w:eastAsia="宋体" w:hAnsi="宋体" w:cs="宋体"/>
+                <w:szCs w:val="20"/>
+              </w:rPr>
+              <w:t>}}</w:t>
             </w:r>
           </w:p>
           <w:p>
@@ -2037,7 +2492,23 @@
                 <w:rFonts w:ascii="宋体" w:eastAsia="宋体" w:hAnsi="宋体" w:cs="宋体"/>
                 <w:szCs w:val="20"/>
               </w:rPr>
-              <w:t>{{social.relationship_info}}</w:t>
+              <w:t>{{</w:t>
+            </w:r>
+            <w:proofErr w:type="spellStart"/>
+            <w:r>
+              <w:rPr>
+                <w:rFonts w:ascii="宋体" w:eastAsia="宋体" w:hAnsi="宋体" w:cs="宋体"/>
+                <w:szCs w:val="20"/>
+              </w:rPr>
+              <w:t>social.relationship_info</w:t>
+            </w:r>
+            <w:proofErr w:type="spellEnd"/>
+            <w:r>
+              <w:rPr>
+                <w:rFonts w:ascii="宋体" w:eastAsia="宋体" w:hAnsi="宋体" w:cs="宋体"/>
+                <w:szCs w:val="20"/>
+              </w:rPr>
+              <w:t>}}</w:t>
             </w:r>
           </w:p>
         </w:tc>
@@ -2049,7 +2520,7 @@
         <w:tc>
           <w:tcPr>
             <w:tcW w:w="6133" w:type="dxa"/>
-            <w:gridSpan w:val="23"/>
+            <w:gridSpan w:val="24"/>
           </w:tcPr>
           <w:p>
             <w:pPr>
@@ -2072,7 +2543,23 @@
                 <w:rFonts w:ascii="宋体" w:eastAsia="宋体" w:hAnsi="宋体" w:cs="宋体"/>
                 <w:szCs w:val="20"/>
               </w:rPr>
-              <w:t>{{residence.type}}</w:t>
+              <w:t>{{</w:t>
+            </w:r>
+            <w:proofErr w:type="spellStart"/>
+            <w:r>
+              <w:rPr>
+                <w:rFonts w:ascii="宋体" w:eastAsia="宋体" w:hAnsi="宋体" w:cs="宋体"/>
+                <w:szCs w:val="20"/>
+              </w:rPr>
+              <w:t>residence.type</w:t>
+            </w:r>
+            <w:proofErr w:type="spellEnd"/>
+            <w:r>
+              <w:rPr>
+                <w:rFonts w:ascii="宋体" w:eastAsia="宋体" w:hAnsi="宋体" w:cs="宋体"/>
+                <w:szCs w:val="20"/>
+              </w:rPr>
+              <w:t>}}</w:t>
             </w:r>
           </w:p>
           <w:p>
@@ -2096,7 +2583,23 @@
                 <w:rFonts w:ascii="宋体" w:eastAsia="宋体" w:hAnsi="宋体" w:cs="宋体"/>
                 <w:szCs w:val="21"/>
               </w:rPr>
-              <w:t>{{residence.years}}</w:t>
+              <w:t>{{</w:t>
+            </w:r>
+            <w:proofErr w:type="spellStart"/>
+            <w:r>
+              <w:rPr>
+                <w:rFonts w:ascii="宋体" w:eastAsia="宋体" w:hAnsi="宋体" w:cs="宋体"/>
+                <w:szCs w:val="21"/>
+              </w:rPr>
+              <w:t>residence.years</w:t>
+            </w:r>
+            <w:proofErr w:type="spellEnd"/>
+            <w:r>
+              <w:rPr>
+                <w:rFonts w:ascii="宋体" w:eastAsia="宋体" w:hAnsi="宋体" w:cs="宋体"/>
+                <w:szCs w:val="21"/>
+              </w:rPr>
+              <w:t>}}</w:t>
             </w:r>
             <w:r>
               <w:rPr>
@@ -2132,7 +2635,23 @@
                 <w:rFonts w:ascii="宋体" w:eastAsia="宋体" w:hAnsi="宋体" w:cs="宋体"/>
                 <w:szCs w:val="21"/>
               </w:rPr>
-              <w:t>{{residence.address}}</w:t>
+              <w:t>{{</w:t>
+            </w:r>
+            <w:proofErr w:type="spellStart"/>
+            <w:r>
+              <w:rPr>
+                <w:rFonts w:ascii="宋体" w:eastAsia="宋体" w:hAnsi="宋体" w:cs="宋体"/>
+                <w:szCs w:val="21"/>
+              </w:rPr>
+              <w:t>residence.address</w:t>
+            </w:r>
+            <w:proofErr w:type="spellEnd"/>
+            <w:r>
+              <w:rPr>
+                <w:rFonts w:ascii="宋体" w:eastAsia="宋体" w:hAnsi="宋体" w:cs="宋体"/>
+                <w:szCs w:val="21"/>
+              </w:rPr>
+              <w:t>}}</w:t>
             </w:r>
           </w:p>
         </w:tc>
@@ -2144,7 +2663,7 @@
         <w:tc>
           <w:tcPr>
             <w:tcW w:w="11264" w:type="dxa"/>
-            <w:gridSpan w:val="49"/>
+            <w:gridSpan w:val="50"/>
           </w:tcPr>
           <w:p>
             <w:pPr>
@@ -2194,7 +2713,7 @@
         <w:tc>
           <w:tcPr>
             <w:tcW w:w="3464" w:type="dxa"/>
-            <w:gridSpan w:val="16"/>
+            <w:gridSpan w:val="17"/>
           </w:tcPr>
           <w:p>
             <w:pPr>
@@ -2326,7 +2845,7 @@
         <w:tc>
           <w:tcPr>
             <w:tcW w:w="11264" w:type="dxa"/>
-            <w:gridSpan w:val="49"/>
+            <w:gridSpan w:val="50"/>
           </w:tcPr>
           <w:p>
             <w:pPr>
@@ -2334,7 +2853,15 @@
               <w:jc w:val="left"/>
             </w:pPr>
             <w:r>
-              <w:t>{% for site in business_sites %}</w:t>
+              <w:t xml:space="preserve">{% for site in </w:t>
+            </w:r>
+            <w:proofErr w:type="spellStart"/>
+            <w:r>
+              <w:t>business_sites</w:t>
+            </w:r>
+            <w:proofErr w:type="spellEnd"/>
+            <w:r>
+              <w:t xml:space="preserve"> %}</w:t>
             </w:r>
           </w:p>
         </w:tc>
@@ -2363,31 +2890,63 @@
                 <w:rFonts w:ascii="宋体" w:eastAsia="宋体" w:hAnsi="宋体" w:cs="宋体"/>
                 <w:szCs w:val="21"/>
               </w:rPr>
-              <w:t>{{ loop.index }}</w:t>
+              <w:t xml:space="preserve">{{ </w:t>
+            </w:r>
+            <w:proofErr w:type="spellStart"/>
+            <w:r>
+              <w:rPr>
+                <w:rFonts w:ascii="宋体" w:eastAsia="宋体" w:hAnsi="宋体" w:cs="宋体"/>
+                <w:szCs w:val="21"/>
+              </w:rPr>
+              <w:t>loop.index</w:t>
+            </w:r>
+            <w:proofErr w:type="spellEnd"/>
+            <w:r>
+              <w:rPr>
+                <w:rFonts w:ascii="宋体" w:eastAsia="宋体" w:hAnsi="宋体" w:cs="宋体"/>
+                <w:szCs w:val="21"/>
+              </w:rPr>
+              <w:t xml:space="preserve"> }}</w:t>
             </w:r>
           </w:p>
         </w:tc>
         <w:tc>
           <w:tcPr>
             <w:tcW w:w="3464" w:type="dxa"/>
-            <w:gridSpan w:val="16"/>
-            <w:vAlign w:val="center"/>
-          </w:tcPr>
-          <w:p>
-            <w:pPr>
-              <w:spacing w:line="360" w:lineRule="auto"/>
-              <w:jc w:val="center"/>
-              <w:rPr>
-                <w:rFonts w:ascii="宋体" w:eastAsia="宋体" w:hAnsi="宋体" w:cs="宋体" w:hint="eastAsia"/>
-                <w:szCs w:val="21"/>
-              </w:rPr>
-            </w:pPr>
-            <w:r>
-              <w:rPr>
-                <w:rFonts w:ascii="宋体" w:eastAsia="宋体" w:hAnsi="宋体" w:cs="宋体"/>
-                <w:szCs w:val="21"/>
-              </w:rPr>
-              <w:t>{{ site.address }}</w:t>
+            <w:gridSpan w:val="17"/>
+            <w:vAlign w:val="center"/>
+          </w:tcPr>
+          <w:p>
+            <w:pPr>
+              <w:spacing w:line="360" w:lineRule="auto"/>
+              <w:jc w:val="center"/>
+              <w:rPr>
+                <w:rFonts w:ascii="宋体" w:eastAsia="宋体" w:hAnsi="宋体" w:cs="宋体" w:hint="eastAsia"/>
+                <w:szCs w:val="21"/>
+              </w:rPr>
+            </w:pPr>
+            <w:r>
+              <w:rPr>
+                <w:rFonts w:ascii="宋体" w:eastAsia="宋体" w:hAnsi="宋体" w:cs="宋体"/>
+                <w:szCs w:val="21"/>
+              </w:rPr>
+              <w:t xml:space="preserve">{{ </w:t>
+            </w:r>
+            <w:proofErr w:type="spellStart"/>
+            <w:r>
+              <w:rPr>
+                <w:rFonts w:ascii="宋体" w:eastAsia="宋体" w:hAnsi="宋体" w:cs="宋体"/>
+                <w:szCs w:val="21"/>
+              </w:rPr>
+              <w:t>site.address</w:t>
+            </w:r>
+            <w:proofErr w:type="spellEnd"/>
+            <w:r>
+              <w:rPr>
+                <w:rFonts w:ascii="宋体" w:eastAsia="宋体" w:hAnsi="宋体" w:cs="宋体"/>
+                <w:szCs w:val="21"/>
+              </w:rPr>
+              <w:t xml:space="preserve"> }}</w:t>
             </w:r>
           </w:p>
         </w:tc>
@@ -2411,7 +2970,23 @@
                 <w:rFonts w:ascii="宋体" w:eastAsia="宋体" w:hAnsi="宋体" w:cs="宋体"/>
                 <w:szCs w:val="21"/>
               </w:rPr>
-              <w:t>{{ site.building_area }}</w:t>
+              <w:t xml:space="preserve">{{ </w:t>
+            </w:r>
+            <w:proofErr w:type="spellStart"/>
+            <w:r>
+              <w:rPr>
+                <w:rFonts w:ascii="宋体" w:eastAsia="宋体" w:hAnsi="宋体" w:cs="宋体"/>
+                <w:szCs w:val="21"/>
+              </w:rPr>
+              <w:t>site.building_area</w:t>
+            </w:r>
+            <w:proofErr w:type="spellEnd"/>
+            <w:r>
+              <w:rPr>
+                <w:rFonts w:ascii="宋体" w:eastAsia="宋体" w:hAnsi="宋体" w:cs="宋体"/>
+                <w:szCs w:val="21"/>
+              </w:rPr>
+              <w:t xml:space="preserve"> }}</w:t>
             </w:r>
           </w:p>
         </w:tc>
@@ -2435,7 +3010,23 @@
                 <w:rFonts w:ascii="宋体" w:eastAsia="宋体" w:hAnsi="宋体" w:cs="宋体"/>
                 <w:szCs w:val="21"/>
               </w:rPr>
-              <w:t>{{ site.land_area }}</w:t>
+              <w:t xml:space="preserve">{{ </w:t>
+            </w:r>
+            <w:proofErr w:type="spellStart"/>
+            <w:r>
+              <w:rPr>
+                <w:rFonts w:ascii="宋体" w:eastAsia="宋体" w:hAnsi="宋体" w:cs="宋体"/>
+                <w:szCs w:val="21"/>
+              </w:rPr>
+              <w:t>site.land_area</w:t>
+            </w:r>
+            <w:proofErr w:type="spellEnd"/>
+            <w:r>
+              <w:rPr>
+                <w:rFonts w:ascii="宋体" w:eastAsia="宋体" w:hAnsi="宋体" w:cs="宋体"/>
+                <w:szCs w:val="21"/>
+              </w:rPr>
+              <w:t xml:space="preserve"> }}</w:t>
             </w:r>
           </w:p>
         </w:tc>
@@ -2459,7 +3050,23 @@
                 <w:rFonts w:ascii="宋体" w:eastAsia="宋体" w:hAnsi="宋体" w:cs="宋体"/>
                 <w:szCs w:val="21"/>
               </w:rPr>
-              <w:t>{{ site.ownership }}</w:t>
+              <w:t xml:space="preserve">{{ </w:t>
+            </w:r>
+            <w:proofErr w:type="spellStart"/>
+            <w:r>
+              <w:rPr>
+                <w:rFonts w:ascii="宋体" w:eastAsia="宋体" w:hAnsi="宋体" w:cs="宋体"/>
+                <w:szCs w:val="21"/>
+              </w:rPr>
+              <w:t>site.ownership</w:t>
+            </w:r>
+            <w:proofErr w:type="spellEnd"/>
+            <w:r>
+              <w:rPr>
+                <w:rFonts w:ascii="宋体" w:eastAsia="宋体" w:hAnsi="宋体" w:cs="宋体"/>
+                <w:szCs w:val="21"/>
+              </w:rPr>
+              <w:t xml:space="preserve"> }}</w:t>
             </w:r>
           </w:p>
         </w:tc>
@@ -2483,7 +3090,15 @@
                 <w:rFonts w:ascii="宋体" w:eastAsia="宋体" w:hAnsi="宋体" w:cs="宋体"/>
                 <w:szCs w:val="21"/>
               </w:rPr>
-              <w:t>{{ site.</w:t>
+              <w:t xml:space="preserve">{{ </w:t>
+            </w:r>
+            <w:proofErr w:type="spellStart"/>
+            <w:r>
+              <w:rPr>
+                <w:rFonts w:ascii="宋体" w:eastAsia="宋体" w:hAnsi="宋体" w:cs="宋体"/>
+                <w:szCs w:val="21"/>
+              </w:rPr>
+              <w:t>site.</w:t>
             </w:r>
             <w:r>
               <w:rPr>
@@ -2492,6 +3107,7 @@
               </w:rPr>
               <w:t>month_pay</w:t>
             </w:r>
+            <w:proofErr w:type="spellEnd"/>
             <w:r>
               <w:rPr>
                 <w:rFonts w:ascii="宋体" w:eastAsia="宋体" w:hAnsi="宋体" w:cs="宋体"/>
@@ -2523,6 +3139,7 @@
               </w:rPr>
               <w:t xml:space="preserve">{% if </w:t>
             </w:r>
+            <w:proofErr w:type="spellStart"/>
             <w:r>
               <w:rPr>
                 <w:rFonts w:ascii="宋体" w:eastAsia="宋体" w:hAnsi="宋体" w:cs="宋体" w:hint="eastAsia"/>
@@ -2544,6 +3161,7 @@
               </w:rPr>
               <w:t>pay</w:t>
             </w:r>
+            <w:proofErr w:type="spellEnd"/>
             <w:r>
               <w:rPr>
                 <w:rFonts w:ascii="宋体" w:eastAsia="宋体" w:hAnsi="宋体" w:cs="宋体"/>
@@ -2593,6 +3211,7 @@
               </w:rPr>
               <w:t xml:space="preserve">     {% if </w:t>
             </w:r>
+            <w:proofErr w:type="spellStart"/>
             <w:r>
               <w:rPr>
                 <w:rFonts w:ascii="宋体" w:eastAsia="宋体" w:hAnsi="宋体" w:cs="宋体" w:hint="eastAsia"/>
@@ -2614,6 +3233,7 @@
               </w:rPr>
               <w:t>pay</w:t>
             </w:r>
+            <w:proofErr w:type="spellEnd"/>
             <w:r>
               <w:rPr>
                 <w:rFonts w:ascii="宋体" w:eastAsia="宋体" w:hAnsi="宋体" w:cs="宋体"/>
@@ -2666,7 +3286,7 @@
         <w:tc>
           <w:tcPr>
             <w:tcW w:w="11264" w:type="dxa"/>
-            <w:gridSpan w:val="49"/>
+            <w:gridSpan w:val="50"/>
             <w:vAlign w:val="center"/>
           </w:tcPr>
           <w:p>
@@ -2675,7 +3295,15 @@
               <w:jc w:val="left"/>
             </w:pPr>
             <w:r>
-              <w:t>{% endfor %}</w:t>
+              <w:t xml:space="preserve">{% </w:t>
+            </w:r>
+            <w:proofErr w:type="spellStart"/>
+            <w:r>
+              <w:t>endfor</w:t>
+            </w:r>
+            <w:proofErr w:type="spellEnd"/>
+            <w:r>
+              <w:t xml:space="preserve"> %}</w:t>
             </w:r>
           </w:p>
         </w:tc>
@@ -2687,7 +3315,7 @@
         <w:tc>
           <w:tcPr>
             <w:tcW w:w="11264" w:type="dxa"/>
-            <w:gridSpan w:val="49"/>
+            <w:gridSpan w:val="50"/>
           </w:tcPr>
           <w:p>
             <w:pPr>
@@ -2710,7 +3338,23 @@
                 <w:rFonts w:ascii="宋体" w:eastAsia="宋体" w:hAnsi="宋体" w:cs="宋体"/>
                 <w:szCs w:val="21"/>
               </w:rPr>
-              <w:t>{{business.model_description}}</w:t>
+              <w:t>{{</w:t>
+            </w:r>
+            <w:proofErr w:type="spellStart"/>
+            <w:r>
+              <w:rPr>
+                <w:rFonts w:ascii="宋体" w:eastAsia="宋体" w:hAnsi="宋体" w:cs="宋体"/>
+                <w:szCs w:val="21"/>
+              </w:rPr>
+              <w:t>business.model_description</w:t>
+            </w:r>
+            <w:proofErr w:type="spellEnd"/>
+            <w:r>
+              <w:rPr>
+                <w:rFonts w:ascii="宋体" w:eastAsia="宋体" w:hAnsi="宋体" w:cs="宋体"/>
+                <w:szCs w:val="21"/>
+              </w:rPr>
+              <w:t>}}</w:t>
             </w:r>
           </w:p>
         </w:tc>
@@ -2722,7 +3366,7 @@
         <w:tc>
           <w:tcPr>
             <w:tcW w:w="11264" w:type="dxa"/>
-            <w:gridSpan w:val="49"/>
+            <w:gridSpan w:val="50"/>
           </w:tcPr>
           <w:p>
             <w:pPr>
@@ -2750,7 +3394,7 @@
         <w:tc>
           <w:tcPr>
             <w:tcW w:w="11264" w:type="dxa"/>
-            <w:gridSpan w:val="49"/>
+            <w:gridSpan w:val="50"/>
           </w:tcPr>
           <w:p>
             <w:pPr>
@@ -2799,7 +3443,7 @@
         <w:tc>
           <w:tcPr>
             <w:tcW w:w="3450" w:type="dxa"/>
-            <w:gridSpan w:val="15"/>
+            <w:gridSpan w:val="16"/>
           </w:tcPr>
           <w:p>
             <w:pPr>
@@ -2844,7 +3488,7 @@
         <w:tc>
           <w:tcPr>
             <w:tcW w:w="11264" w:type="dxa"/>
-            <w:gridSpan w:val="49"/>
+            <w:gridSpan w:val="50"/>
           </w:tcPr>
           <w:p>
             <w:pPr>
@@ -2874,7 +3518,15 @@
                 <w:rFonts w:ascii="宋体" w:eastAsia="宋体" w:hAnsi="宋体" w:cs="宋体"/>
                 <w:szCs w:val="21"/>
               </w:rPr>
-              <w:t>in business_</w:t>
+              <w:t xml:space="preserve">in </w:t>
+            </w:r>
+            <w:proofErr w:type="spellStart"/>
+            <w:r>
+              <w:rPr>
+                <w:rFonts w:ascii="宋体" w:eastAsia="宋体" w:hAnsi="宋体" w:cs="宋体"/>
+                <w:szCs w:val="21"/>
+              </w:rPr>
+              <w:t>business_</w:t>
             </w:r>
             <w:r>
               <w:rPr>
@@ -2883,6 +3535,7 @@
               </w:rPr>
               <w:t>accounts</w:t>
             </w:r>
+            <w:proofErr w:type="spellEnd"/>
             <w:r>
               <w:rPr>
                 <w:rFonts w:ascii="宋体" w:eastAsia="宋体" w:hAnsi="宋体" w:cs="宋体"/>
@@ -2915,14 +3568,30 @@
                 <w:rFonts w:ascii="宋体" w:eastAsia="宋体" w:hAnsi="宋体" w:cs="宋体"/>
                 <w:szCs w:val="21"/>
               </w:rPr>
-              <w:t>{{ loop.index }}</w:t>
+              <w:t xml:space="preserve">{{ </w:t>
+            </w:r>
+            <w:proofErr w:type="spellStart"/>
+            <w:r>
+              <w:rPr>
+                <w:rFonts w:ascii="宋体" w:eastAsia="宋体" w:hAnsi="宋体" w:cs="宋体"/>
+                <w:szCs w:val="21"/>
+              </w:rPr>
+              <w:t>loop.index</w:t>
+            </w:r>
+            <w:proofErr w:type="spellEnd"/>
+            <w:r>
+              <w:rPr>
+                <w:rFonts w:ascii="宋体" w:eastAsia="宋体" w:hAnsi="宋体" w:cs="宋体"/>
+                <w:szCs w:val="21"/>
+              </w:rPr>
+              <w:t xml:space="preserve"> }}</w:t>
             </w:r>
           </w:p>
         </w:tc>
         <w:tc>
           <w:tcPr>
             <w:tcW w:w="3450" w:type="dxa"/>
-            <w:gridSpan w:val="15"/>
+            <w:gridSpan w:val="16"/>
           </w:tcPr>
           <w:p>
             <w:pPr>
@@ -2941,6 +3610,7 @@
               </w:rPr>
               <w:t xml:space="preserve">{{ </w:t>
             </w:r>
+            <w:proofErr w:type="spellStart"/>
             <w:r>
               <w:rPr>
                 <w:rFonts w:ascii="宋体" w:eastAsia="宋体" w:hAnsi="宋体" w:cs="宋体" w:hint="eastAsia"/>
@@ -2965,6 +3635,7 @@
               </w:rPr>
               <w:t>account_name</w:t>
             </w:r>
+            <w:proofErr w:type="spellEnd"/>
             <w:r>
               <w:rPr>
                 <w:rFonts w:ascii="宋体" w:eastAsia="宋体" w:hAnsi="宋体" w:cs="宋体"/>
@@ -3005,6 +3676,7 @@
               </w:rPr>
               <w:t xml:space="preserve">{{ </w:t>
             </w:r>
+            <w:proofErr w:type="spellStart"/>
             <w:r>
               <w:rPr>
                 <w:rFonts w:ascii="宋体" w:eastAsia="宋体" w:hAnsi="宋体" w:cs="宋体" w:hint="eastAsia"/>
@@ -3029,6 +3701,7 @@
               </w:rPr>
               <w:t>account_no</w:t>
             </w:r>
+            <w:proofErr w:type="spellEnd"/>
             <w:r>
               <w:rPr>
                 <w:rFonts w:ascii="宋体" w:eastAsia="宋体" w:hAnsi="宋体" w:cs="宋体"/>
@@ -3047,7 +3720,7 @@
         <w:tc>
           <w:tcPr>
             <w:tcW w:w="11264" w:type="dxa"/>
-            <w:gridSpan w:val="49"/>
+            <w:gridSpan w:val="50"/>
           </w:tcPr>
           <w:p>
             <w:pPr>
@@ -3069,7 +3742,23 @@
                 <w:rFonts w:ascii="宋体" w:eastAsia="宋体" w:hAnsi="宋体" w:cs="宋体" w:hint="eastAsia"/>
                 <w:szCs w:val="21"/>
               </w:rPr>
-              <w:t>{{ loop.index }}</w:t>
+              <w:t xml:space="preserve">{{ </w:t>
+            </w:r>
+            <w:proofErr w:type="spellStart"/>
+            <w:r>
+              <w:rPr>
+                <w:rFonts w:ascii="宋体" w:eastAsia="宋体" w:hAnsi="宋体" w:cs="宋体" w:hint="eastAsia"/>
+                <w:szCs w:val="21"/>
+              </w:rPr>
+              <w:t>loop.index</w:t>
+            </w:r>
+            <w:proofErr w:type="spellEnd"/>
+            <w:r>
+              <w:rPr>
+                <w:rFonts w:ascii="宋体" w:eastAsia="宋体" w:hAnsi="宋体" w:cs="宋体" w:hint="eastAsia"/>
+                <w:szCs w:val="21"/>
+              </w:rPr>
+              <w:t xml:space="preserve"> }}</w:t>
             </w:r>
             <w:r>
               <w:rPr>
@@ -3102,7 +3791,7 @@
         <w:tc>
           <w:tcPr>
             <w:tcW w:w="11264" w:type="dxa"/>
-            <w:gridSpan w:val="49"/>
+            <w:gridSpan w:val="50"/>
           </w:tcPr>
           <w:p>
             <w:pPr>
@@ -3120,7 +3809,25 @@
                 <w:b/>
                 <w:bCs/>
               </w:rPr>
-              <w:t>账户{{ loop.index }}余额明细</w:t>
+              <w:t xml:space="preserve">账户{{ </w:t>
+            </w:r>
+            <w:proofErr w:type="spellStart"/>
+            <w:r>
+              <w:rPr>
+                <w:rFonts w:ascii="宋体" w:eastAsia="宋体" w:hAnsi="宋体" w:cs="宋体" w:hint="eastAsia"/>
+                <w:b/>
+                <w:bCs/>
+              </w:rPr>
+              <w:t>loop.index</w:t>
+            </w:r>
+            <w:proofErr w:type="spellEnd"/>
+            <w:r>
+              <w:rPr>
+                <w:rFonts w:ascii="宋体" w:eastAsia="宋体" w:hAnsi="宋体" w:cs="宋体" w:hint="eastAsia"/>
+                <w:b/>
+                <w:bCs/>
+              </w:rPr>
+              <w:t xml:space="preserve"> }}余额明细</w:t>
             </w:r>
           </w:p>
         </w:tc>
@@ -3132,7 +3839,7 @@
         <w:tc>
           <w:tcPr>
             <w:tcW w:w="1555" w:type="dxa"/>
-            <w:gridSpan w:val="6"/>
+            <w:gridSpan w:val="7"/>
             <w:vAlign w:val="center"/>
           </w:tcPr>
           <w:p>
@@ -3442,7 +4149,7 @@
         <w:tc>
           <w:tcPr>
             <w:tcW w:w="11264" w:type="dxa"/>
-            <w:gridSpan w:val="49"/>
+            <w:gridSpan w:val="50"/>
           </w:tcPr>
           <w:p>
             <w:pPr>
@@ -3458,7 +4165,49 @@
               <w:rPr>
                 <w:rFonts w:ascii="宋体" w:eastAsia="宋体" w:hAnsi="宋体" w:cs="宋体"/>
               </w:rPr>
-              <w:t>{% for item in account_rows if item.account_id == bank.account_id %}</w:t>
+              <w:t xml:space="preserve">{% for item in </w:t>
+            </w:r>
+            <w:proofErr w:type="spellStart"/>
+            <w:r>
+              <w:rPr>
+                <w:rFonts w:ascii="宋体" w:eastAsia="宋体" w:hAnsi="宋体" w:cs="宋体"/>
+              </w:rPr>
+              <w:t>account_rows</w:t>
+            </w:r>
+            <w:proofErr w:type="spellEnd"/>
+            <w:r>
+              <w:rPr>
+                <w:rFonts w:ascii="宋体" w:eastAsia="宋体" w:hAnsi="宋体" w:cs="宋体"/>
+              </w:rPr>
+              <w:t xml:space="preserve"> if </w:t>
+            </w:r>
+            <w:proofErr w:type="spellStart"/>
+            <w:r>
+              <w:rPr>
+                <w:rFonts w:ascii="宋体" w:eastAsia="宋体" w:hAnsi="宋体" w:cs="宋体"/>
+              </w:rPr>
+              <w:t>item.account_id</w:t>
+            </w:r>
+            <w:proofErr w:type="spellEnd"/>
+            <w:r>
+              <w:rPr>
+                <w:rFonts w:ascii="宋体" w:eastAsia="宋体" w:hAnsi="宋体" w:cs="宋体"/>
+              </w:rPr>
+              <w:t xml:space="preserve"> == </w:t>
+            </w:r>
+            <w:proofErr w:type="spellStart"/>
+            <w:r>
+              <w:rPr>
+                <w:rFonts w:ascii="宋体" w:eastAsia="宋体" w:hAnsi="宋体" w:cs="宋体"/>
+              </w:rPr>
+              <w:t>bank.account_id</w:t>
+            </w:r>
+            <w:proofErr w:type="spellEnd"/>
+            <w:r>
+              <w:rPr>
+                <w:rFonts w:ascii="宋体" w:eastAsia="宋体" w:hAnsi="宋体" w:cs="宋体"/>
+              </w:rPr>
+              <w:t xml:space="preserve"> %}</w:t>
             </w:r>
           </w:p>
         </w:tc>
@@ -3470,21 +4219,35 @@
         <w:tc>
           <w:tcPr>
             <w:tcW w:w="1555" w:type="dxa"/>
-            <w:gridSpan w:val="6"/>
-          </w:tcPr>
-          <w:p>
-            <w:pPr>
-              <w:spacing w:line="360" w:lineRule="auto"/>
-              <w:jc w:val="center"/>
-              <w:rPr>
-                <w:rFonts w:ascii="宋体" w:eastAsia="宋体" w:hAnsi="宋体" w:cs="宋体" w:hint="eastAsia"/>
-              </w:rPr>
-            </w:pPr>
-            <w:r>
-              <w:rPr>
-                <w:rFonts w:ascii="宋体" w:eastAsia="宋体" w:hAnsi="宋体" w:cs="宋体"/>
-              </w:rPr>
-              <w:t>{{ item.year }}</w:t>
+            <w:gridSpan w:val="7"/>
+          </w:tcPr>
+          <w:p>
+            <w:pPr>
+              <w:spacing w:line="360" w:lineRule="auto"/>
+              <w:jc w:val="center"/>
+              <w:rPr>
+                <w:rFonts w:ascii="宋体" w:eastAsia="宋体" w:hAnsi="宋体" w:cs="宋体" w:hint="eastAsia"/>
+              </w:rPr>
+            </w:pPr>
+            <w:r>
+              <w:rPr>
+                <w:rFonts w:ascii="宋体" w:eastAsia="宋体" w:hAnsi="宋体" w:cs="宋体"/>
+              </w:rPr>
+              <w:t xml:space="preserve">{{ </w:t>
+            </w:r>
+            <w:proofErr w:type="spellStart"/>
+            <w:r>
+              <w:rPr>
+                <w:rFonts w:ascii="宋体" w:eastAsia="宋体" w:hAnsi="宋体" w:cs="宋体"/>
+              </w:rPr>
+              <w:t>item.year</w:t>
+            </w:r>
+            <w:proofErr w:type="spellEnd"/>
+            <w:r>
+              <w:rPr>
+                <w:rFonts w:ascii="宋体" w:eastAsia="宋体" w:hAnsi="宋体" w:cs="宋体"/>
+              </w:rPr>
+              <w:t xml:space="preserve"> }}</w:t>
             </w:r>
           </w:p>
         </w:tc>
@@ -3926,7 +4689,21 @@
               <w:rPr>
                 <w:rFonts w:ascii="宋体" w:eastAsia="宋体" w:hAnsi="宋体" w:cs="宋体"/>
               </w:rPr>
-              <w:t>{{ item.avg }}</w:t>
+              <w:t xml:space="preserve">{{ </w:t>
+            </w:r>
+            <w:proofErr w:type="spellStart"/>
+            <w:r>
+              <w:rPr>
+                <w:rFonts w:ascii="宋体" w:eastAsia="宋体" w:hAnsi="宋体" w:cs="宋体"/>
+              </w:rPr>
+              <w:t>item.avg</w:t>
+            </w:r>
+            <w:proofErr w:type="spellEnd"/>
+            <w:r>
+              <w:rPr>
+                <w:rFonts w:ascii="宋体" w:eastAsia="宋体" w:hAnsi="宋体" w:cs="宋体"/>
+              </w:rPr>
+              <w:t xml:space="preserve"> }}</w:t>
             </w:r>
           </w:p>
         </w:tc>
@@ -3938,7 +4715,7 @@
         <w:tc>
           <w:tcPr>
             <w:tcW w:w="11264" w:type="dxa"/>
-            <w:gridSpan w:val="49"/>
+            <w:gridSpan w:val="50"/>
           </w:tcPr>
           <w:p>
             <w:pPr>
@@ -3954,7 +4731,35 @@
               <w:rPr>
                 <w:rFonts w:ascii="宋体" w:eastAsia="宋体" w:hAnsi="宋体" w:cs="宋体"/>
               </w:rPr>
-              <w:t>{% endfor %}{% endfor %}</w:t>
+              <w:t xml:space="preserve">{% </w:t>
+            </w:r>
+            <w:proofErr w:type="spellStart"/>
+            <w:r>
+              <w:rPr>
+                <w:rFonts w:ascii="宋体" w:eastAsia="宋体" w:hAnsi="宋体" w:cs="宋体"/>
+              </w:rPr>
+              <w:t>endfor</w:t>
+            </w:r>
+            <w:proofErr w:type="spellEnd"/>
+            <w:r>
+              <w:rPr>
+                <w:rFonts w:ascii="宋体" w:eastAsia="宋体" w:hAnsi="宋体" w:cs="宋体"/>
+              </w:rPr>
+              <w:t xml:space="preserve"> %}{% </w:t>
+            </w:r>
+            <w:proofErr w:type="spellStart"/>
+            <w:r>
+              <w:rPr>
+                <w:rFonts w:ascii="宋体" w:eastAsia="宋体" w:hAnsi="宋体" w:cs="宋体"/>
+              </w:rPr>
+              <w:t>endfor</w:t>
+            </w:r>
+            <w:proofErr w:type="spellEnd"/>
+            <w:r>
+              <w:rPr>
+                <w:rFonts w:ascii="宋体" w:eastAsia="宋体" w:hAnsi="宋体" w:cs="宋体"/>
+              </w:rPr>
+              <w:t xml:space="preserve"> %}</w:t>
             </w:r>
           </w:p>
         </w:tc>
@@ -3966,7 +4771,7 @@
         <w:tc>
           <w:tcPr>
             <w:tcW w:w="11264" w:type="dxa"/>
-            <w:gridSpan w:val="49"/>
+            <w:gridSpan w:val="50"/>
           </w:tcPr>
           <w:p>
             <w:pPr>
@@ -3974,7 +4779,7 @@
               <w:jc w:val="center"/>
               <w:textAlignment w:val="center"/>
               <w:rPr>
-                <w:rFonts w:ascii="宋体" w:eastAsia="宋体" w:hAnsi="宋体" w:cs="宋体"/>
+                <w:rFonts w:ascii="宋体" w:eastAsia="宋体" w:hAnsi="宋体" w:cs="宋体" w:hint="eastAsia"/>
               </w:rPr>
             </w:pPr>
             <w:r>
@@ -3995,7 +4800,7 @@
         <w:tc>
           <w:tcPr>
             <w:tcW w:w="1555" w:type="dxa"/>
-            <w:gridSpan w:val="6"/>
+            <w:gridSpan w:val="7"/>
             <w:vAlign w:val="center"/>
           </w:tcPr>
           <w:p>
@@ -4305,7 +5110,7 @@
         <w:tc>
           <w:tcPr>
             <w:tcW w:w="11264" w:type="dxa"/>
-            <w:gridSpan w:val="49"/>
+            <w:gridSpan w:val="50"/>
           </w:tcPr>
           <w:p>
             <w:pPr>
@@ -4313,7 +5118,7 @@
               <w:jc w:val="center"/>
               <w:textAlignment w:val="center"/>
               <w:rPr>
-                <w:rFonts w:ascii="宋体" w:eastAsia="宋体" w:hAnsi="宋体" w:cs="宋体"/>
+                <w:rFonts w:ascii="宋体" w:eastAsia="宋体" w:hAnsi="宋体" w:cs="宋体" w:hint="eastAsia"/>
                 <w:b/>
                 <w:bCs/>
               </w:rPr>
@@ -4324,7 +5129,25 @@
                 <w:b/>
                 <w:bCs/>
               </w:rPr>
-              <w:t>{% for item in account_yearly_totals %}</w:t>
+              <w:t xml:space="preserve">{% for item in </w:t>
+            </w:r>
+            <w:proofErr w:type="spellStart"/>
+            <w:r>
+              <w:rPr>
+                <w:rFonts w:ascii="宋体" w:eastAsia="宋体" w:hAnsi="宋体" w:cs="宋体"/>
+                <w:b/>
+                <w:bCs/>
+              </w:rPr>
+              <w:t>account_yearly_totals</w:t>
+            </w:r>
+            <w:proofErr w:type="spellEnd"/>
+            <w:r>
+              <w:rPr>
+                <w:rFonts w:ascii="宋体" w:eastAsia="宋体" w:hAnsi="宋体" w:cs="宋体"/>
+                <w:b/>
+                <w:bCs/>
+              </w:rPr>
+              <w:t xml:space="preserve"> %}</w:t>
             </w:r>
           </w:p>
         </w:tc>
@@ -4336,21 +5159,35 @@
         <w:tc>
           <w:tcPr>
             <w:tcW w:w="1555" w:type="dxa"/>
-            <w:gridSpan w:val="6"/>
-          </w:tcPr>
-          <w:p>
-            <w:pPr>
-              <w:spacing w:line="360" w:lineRule="auto"/>
-              <w:jc w:val="center"/>
-              <w:rPr>
-                <w:rFonts w:ascii="宋体" w:eastAsia="宋体" w:hAnsi="宋体" w:cs="宋体" w:hint="eastAsia"/>
-              </w:rPr>
-            </w:pPr>
-            <w:r>
-              <w:rPr>
-                <w:rFonts w:ascii="宋体" w:eastAsia="宋体" w:hAnsi="宋体" w:cs="宋体"/>
-              </w:rPr>
-              <w:t>{{ item.year }}</w:t>
+            <w:gridSpan w:val="7"/>
+          </w:tcPr>
+          <w:p>
+            <w:pPr>
+              <w:spacing w:line="360" w:lineRule="auto"/>
+              <w:jc w:val="center"/>
+              <w:rPr>
+                <w:rFonts w:ascii="宋体" w:eastAsia="宋体" w:hAnsi="宋体" w:cs="宋体" w:hint="eastAsia"/>
+              </w:rPr>
+            </w:pPr>
+            <w:r>
+              <w:rPr>
+                <w:rFonts w:ascii="宋体" w:eastAsia="宋体" w:hAnsi="宋体" w:cs="宋体"/>
+              </w:rPr>
+              <w:t xml:space="preserve">{{ </w:t>
+            </w:r>
+            <w:proofErr w:type="spellStart"/>
+            <w:r>
+              <w:rPr>
+                <w:rFonts w:ascii="宋体" w:eastAsia="宋体" w:hAnsi="宋体" w:cs="宋体"/>
+              </w:rPr>
+              <w:t>item.year</w:t>
+            </w:r>
+            <w:proofErr w:type="spellEnd"/>
+            <w:r>
+              <w:rPr>
+                <w:rFonts w:ascii="宋体" w:eastAsia="宋体" w:hAnsi="宋体" w:cs="宋体"/>
+              </w:rPr>
+              <w:t xml:space="preserve"> }}</w:t>
             </w:r>
           </w:p>
         </w:tc>
@@ -4792,7 +5629,21 @@
               <w:rPr>
                 <w:rFonts w:ascii="宋体" w:eastAsia="宋体" w:hAnsi="宋体" w:cs="宋体"/>
               </w:rPr>
-              <w:t>{{ item.avg }}</w:t>
+              <w:t xml:space="preserve">{{ </w:t>
+            </w:r>
+            <w:proofErr w:type="spellStart"/>
+            <w:r>
+              <w:rPr>
+                <w:rFonts w:ascii="宋体" w:eastAsia="宋体" w:hAnsi="宋体" w:cs="宋体"/>
+              </w:rPr>
+              <w:t>item.avg</w:t>
+            </w:r>
+            <w:proofErr w:type="spellEnd"/>
+            <w:r>
+              <w:rPr>
+                <w:rFonts w:ascii="宋体" w:eastAsia="宋体" w:hAnsi="宋体" w:cs="宋体"/>
+              </w:rPr>
+              <w:t xml:space="preserve"> }}</w:t>
             </w:r>
           </w:p>
         </w:tc>
@@ -4804,7 +5655,7 @@
         <w:tc>
           <w:tcPr>
             <w:tcW w:w="11264" w:type="dxa"/>
-            <w:gridSpan w:val="49"/>
+            <w:gridSpan w:val="50"/>
           </w:tcPr>
           <w:p>
             <w:pPr>
@@ -4812,7 +5663,7 @@
               <w:jc w:val="center"/>
               <w:textAlignment w:val="center"/>
               <w:rPr>
-                <w:rFonts w:ascii="宋体" w:eastAsia="宋体" w:hAnsi="宋体" w:cs="宋体"/>
+                <w:rFonts w:ascii="宋体" w:eastAsia="宋体" w:hAnsi="宋体" w:cs="宋体" w:hint="eastAsia"/>
                 <w:b/>
                 <w:bCs/>
               </w:rPr>
@@ -4823,7 +5674,25 @@
                 <w:b/>
                 <w:bCs/>
               </w:rPr>
-              <w:t>{% endfor %}</w:t>
+              <w:t xml:space="preserve">{% </w:t>
+            </w:r>
+            <w:proofErr w:type="spellStart"/>
+            <w:r>
+              <w:rPr>
+                <w:rFonts w:ascii="宋体" w:eastAsia="宋体" w:hAnsi="宋体" w:cs="宋体"/>
+                <w:b/>
+                <w:bCs/>
+              </w:rPr>
+              <w:t>endfor</w:t>
+            </w:r>
+            <w:proofErr w:type="spellEnd"/>
+            <w:r>
+              <w:rPr>
+                <w:rFonts w:ascii="宋体" w:eastAsia="宋体" w:hAnsi="宋体" w:cs="宋体"/>
+                <w:b/>
+                <w:bCs/>
+              </w:rPr>
+              <w:t xml:space="preserve"> %}</w:t>
             </w:r>
           </w:p>
         </w:tc>
@@ -4835,7 +5704,7 @@
         <w:tc>
           <w:tcPr>
             <w:tcW w:w="11264" w:type="dxa"/>
-            <w:gridSpan w:val="49"/>
+            <w:gridSpan w:val="50"/>
           </w:tcPr>
           <w:p>
             <w:pPr>
@@ -4887,7 +5756,7 @@
         <w:tc>
           <w:tcPr>
             <w:tcW w:w="2113" w:type="dxa"/>
-            <w:gridSpan w:val="10"/>
+            <w:gridSpan w:val="11"/>
             <w:vAlign w:val="center"/>
           </w:tcPr>
           <w:p>
@@ -5002,21 +5871,35 @@
         <w:tc>
           <w:tcPr>
             <w:tcW w:w="11264" w:type="dxa"/>
-            <w:gridSpan w:val="49"/>
-          </w:tcPr>
-          <w:p>
-            <w:pPr>
-              <w:spacing w:line="360" w:lineRule="auto"/>
-              <w:jc w:val="center"/>
-              <w:rPr>
-                <w:rFonts w:ascii="宋体" w:eastAsia="宋体" w:hAnsi="宋体" w:cs="宋体" w:hint="eastAsia"/>
-              </w:rPr>
-            </w:pPr>
-            <w:r>
-              <w:rPr>
-                <w:rFonts w:ascii="宋体" w:eastAsia="宋体" w:hAnsi="宋体" w:cs="宋体"/>
-              </w:rPr>
-              <w:t>{% for row in daily_avg_balance %}</w:t>
+            <w:gridSpan w:val="50"/>
+          </w:tcPr>
+          <w:p>
+            <w:pPr>
+              <w:spacing w:line="360" w:lineRule="auto"/>
+              <w:jc w:val="center"/>
+              <w:rPr>
+                <w:rFonts w:ascii="宋体" w:eastAsia="宋体" w:hAnsi="宋体" w:cs="宋体" w:hint="eastAsia"/>
+              </w:rPr>
+            </w:pPr>
+            <w:r>
+              <w:rPr>
+                <w:rFonts w:ascii="宋体" w:eastAsia="宋体" w:hAnsi="宋体" w:cs="宋体"/>
+              </w:rPr>
+              <w:t xml:space="preserve">{% for row in </w:t>
+            </w:r>
+            <w:proofErr w:type="spellStart"/>
+            <w:r>
+              <w:rPr>
+                <w:rFonts w:ascii="宋体" w:eastAsia="宋体" w:hAnsi="宋体" w:cs="宋体"/>
+              </w:rPr>
+              <w:t>daily_avg_balance</w:t>
+            </w:r>
+            <w:proofErr w:type="spellEnd"/>
+            <w:r>
+              <w:rPr>
+                <w:rFonts w:ascii="宋体" w:eastAsia="宋体" w:hAnsi="宋体" w:cs="宋体"/>
+              </w:rPr>
+              <w:t xml:space="preserve"> %}</w:t>
             </w:r>
           </w:p>
         </w:tc>
@@ -5041,14 +5924,28 @@
               <w:rPr>
                 <w:rFonts w:ascii="宋体" w:eastAsia="宋体" w:hAnsi="宋体" w:cs="宋体"/>
               </w:rPr>
-              <w:t>{{ row.year }}</w:t>
+              <w:t xml:space="preserve">{{ </w:t>
+            </w:r>
+            <w:proofErr w:type="spellStart"/>
+            <w:r>
+              <w:rPr>
+                <w:rFonts w:ascii="宋体" w:eastAsia="宋体" w:hAnsi="宋体" w:cs="宋体"/>
+              </w:rPr>
+              <w:t>row.year</w:t>
+            </w:r>
+            <w:proofErr w:type="spellEnd"/>
+            <w:r>
+              <w:rPr>
+                <w:rFonts w:ascii="宋体" w:eastAsia="宋体" w:hAnsi="宋体" w:cs="宋体"/>
+              </w:rPr>
+              <w:t xml:space="preserve"> }}</w:t>
             </w:r>
           </w:p>
         </w:tc>
         <w:tc>
           <w:tcPr>
             <w:tcW w:w="2113" w:type="dxa"/>
-            <w:gridSpan w:val="10"/>
+            <w:gridSpan w:val="11"/>
             <w:vAlign w:val="center"/>
           </w:tcPr>
           <w:p>
@@ -5151,7 +6048,21 @@
               <w:rPr>
                 <w:rFonts w:ascii="宋体" w:eastAsia="宋体" w:hAnsi="宋体" w:cs="宋体"/>
               </w:rPr>
-              <w:t>{{ row.annual_avg }}</w:t>
+              <w:t xml:space="preserve">{{ </w:t>
+            </w:r>
+            <w:proofErr w:type="spellStart"/>
+            <w:r>
+              <w:rPr>
+                <w:rFonts w:ascii="宋体" w:eastAsia="宋体" w:hAnsi="宋体" w:cs="宋体"/>
+              </w:rPr>
+              <w:t>row.annual_avg</w:t>
+            </w:r>
+            <w:proofErr w:type="spellEnd"/>
+            <w:r>
+              <w:rPr>
+                <w:rFonts w:ascii="宋体" w:eastAsia="宋体" w:hAnsi="宋体" w:cs="宋体"/>
+              </w:rPr>
+              <w:t xml:space="preserve"> }}</w:t>
             </w:r>
           </w:p>
         </w:tc>
@@ -5163,21 +6074,35 @@
         <w:tc>
           <w:tcPr>
             <w:tcW w:w="11264" w:type="dxa"/>
-            <w:gridSpan w:val="49"/>
-          </w:tcPr>
-          <w:p>
-            <w:pPr>
-              <w:spacing w:line="360" w:lineRule="auto"/>
-              <w:jc w:val="center"/>
-              <w:rPr>
-                <w:rFonts w:ascii="宋体" w:eastAsia="宋体" w:hAnsi="宋体" w:cs="宋体" w:hint="eastAsia"/>
-              </w:rPr>
-            </w:pPr>
-            <w:r>
-              <w:rPr>
-                <w:rFonts w:ascii="宋体" w:eastAsia="宋体" w:hAnsi="宋体" w:cs="宋体"/>
-              </w:rPr>
-              <w:t>{% endfor %}</w:t>
+            <w:gridSpan w:val="50"/>
+          </w:tcPr>
+          <w:p>
+            <w:pPr>
+              <w:spacing w:line="360" w:lineRule="auto"/>
+              <w:jc w:val="center"/>
+              <w:rPr>
+                <w:rFonts w:ascii="宋体" w:eastAsia="宋体" w:hAnsi="宋体" w:cs="宋体" w:hint="eastAsia"/>
+              </w:rPr>
+            </w:pPr>
+            <w:r>
+              <w:rPr>
+                <w:rFonts w:ascii="宋体" w:eastAsia="宋体" w:hAnsi="宋体" w:cs="宋体"/>
+              </w:rPr>
+              <w:t xml:space="preserve">{% </w:t>
+            </w:r>
+            <w:proofErr w:type="spellStart"/>
+            <w:r>
+              <w:rPr>
+                <w:rFonts w:ascii="宋体" w:eastAsia="宋体" w:hAnsi="宋体" w:cs="宋体"/>
+              </w:rPr>
+              <w:t>endfor</w:t>
+            </w:r>
+            <w:proofErr w:type="spellEnd"/>
+            <w:r>
+              <w:rPr>
+                <w:rFonts w:ascii="宋体" w:eastAsia="宋体" w:hAnsi="宋体" w:cs="宋体"/>
+              </w:rPr>
+              <w:t xml:space="preserve"> %}</w:t>
             </w:r>
           </w:p>
         </w:tc>
@@ -5189,7 +6114,7 @@
         <w:tc>
           <w:tcPr>
             <w:tcW w:w="11264" w:type="dxa"/>
-            <w:gridSpan w:val="49"/>
+            <w:gridSpan w:val="50"/>
           </w:tcPr>
           <w:p>
             <w:pPr>
@@ -5246,7 +6171,7 @@
         <w:tc>
           <w:tcPr>
             <w:tcW w:w="1382" w:type="dxa"/>
-            <w:gridSpan w:val="6"/>
+            <w:gridSpan w:val="7"/>
           </w:tcPr>
           <w:p>
             <w:pPr>
@@ -5458,7 +6383,7 @@
         <w:tc>
           <w:tcPr>
             <w:tcW w:w="11264" w:type="dxa"/>
-            <w:gridSpan w:val="49"/>
+            <w:gridSpan w:val="50"/>
           </w:tcPr>
           <w:p>
             <w:pPr>
@@ -5501,7 +6426,15 @@
                 <w:rFonts w:ascii="宋体" w:eastAsia="宋体" w:hAnsi="宋体" w:cs="宋体"/>
                 <w:color w:val="000000" w:themeColor="text1"/>
               </w:rPr>
-              <w:t>{{ l</w:t>
+              <w:t xml:space="preserve">{{ </w:t>
+            </w:r>
+            <w:proofErr w:type="spellStart"/>
+            <w:r>
+              <w:rPr>
+                <w:rFonts w:ascii="宋体" w:eastAsia="宋体" w:hAnsi="宋体" w:cs="宋体"/>
+                <w:color w:val="000000" w:themeColor="text1"/>
+              </w:rPr>
+              <w:t>l</w:t>
             </w:r>
             <w:r>
               <w:rPr>
@@ -5509,14 +6442,22 @@
                 <w:color w:val="000000" w:themeColor="text1"/>
               </w:rPr>
               <w:lastRenderedPageBreak/>
-              <w:t>oop.index }}</w:t>
+              <w:t>oop.index</w:t>
+            </w:r>
+            <w:proofErr w:type="spellEnd"/>
+            <w:r>
+              <w:rPr>
+                <w:rFonts w:ascii="宋体" w:eastAsia="宋体" w:hAnsi="宋体" w:cs="宋体"/>
+                <w:color w:val="000000" w:themeColor="text1"/>
+              </w:rPr>
+              <w:t xml:space="preserve"> }}</w:t>
             </w:r>
           </w:p>
         </w:tc>
         <w:tc>
           <w:tcPr>
             <w:tcW w:w="1382" w:type="dxa"/>
-            <w:gridSpan w:val="6"/>
+            <w:gridSpan w:val="7"/>
           </w:tcPr>
           <w:p>
             <w:pPr>
@@ -5532,7 +6473,23 @@
                 <w:color w:val="000000" w:themeColor="text1"/>
               </w:rPr>
               <w:lastRenderedPageBreak/>
-              <w:t>{{ g.type }</w:t>
+              <w:t xml:space="preserve">{{ </w:t>
+            </w:r>
+            <w:proofErr w:type="spellStart"/>
+            <w:r>
+              <w:rPr>
+                <w:rFonts w:ascii="宋体" w:eastAsia="宋体" w:hAnsi="宋体" w:cs="宋体"/>
+                <w:color w:val="000000" w:themeColor="text1"/>
+              </w:rPr>
+              <w:t>g.type</w:t>
+            </w:r>
+            <w:proofErr w:type="spellEnd"/>
+            <w:r>
+              <w:rPr>
+                <w:rFonts w:ascii="宋体" w:eastAsia="宋体" w:hAnsi="宋体" w:cs="宋体"/>
+                <w:color w:val="000000" w:themeColor="text1"/>
+              </w:rPr>
+              <w:t xml:space="preserve"> }</w:t>
             </w:r>
             <w:r>
               <w:rPr>
@@ -5567,8 +6524,9 @@
                 <w:sz w:val="24"/>
               </w:rPr>
               <w:lastRenderedPageBreak/>
-              <w:t>{{ g.am</w:t>
-            </w:r>
+              <w:t xml:space="preserve">{{ </w:t>
+            </w:r>
+            <w:proofErr w:type="spellStart"/>
             <w:r>
               <w:rPr>
                 <w:rFonts w:ascii="宋体" w:eastAsia="宋体" w:hAnsi="宋体" w:cs="宋体"/>
@@ -5576,8 +6534,27 @@
                 <w:color w:val="000000" w:themeColor="text1"/>
                 <w:sz w:val="24"/>
               </w:rPr>
+              <w:t>g.am</w:t>
+            </w:r>
+            <w:r>
+              <w:rPr>
+                <w:rFonts w:ascii="宋体" w:eastAsia="宋体" w:hAnsi="宋体" w:cs="宋体"/>
+                <w:bCs/>
+                <w:color w:val="000000" w:themeColor="text1"/>
+                <w:sz w:val="24"/>
+              </w:rPr>
               <w:lastRenderedPageBreak/>
-              <w:t>ount }}</w:t>
+              <w:t>ount</w:t>
+            </w:r>
+            <w:proofErr w:type="spellEnd"/>
+            <w:r>
+              <w:rPr>
+                <w:rFonts w:ascii="宋体" w:eastAsia="宋体" w:hAnsi="宋体" w:cs="宋体"/>
+                <w:bCs/>
+                <w:color w:val="000000" w:themeColor="text1"/>
+                <w:sz w:val="24"/>
+              </w:rPr>
+              <w:t xml:space="preserve"> }}</w:t>
             </w:r>
           </w:p>
         </w:tc>
@@ -5604,8 +6581,9 @@
                 <w:sz w:val="24"/>
               </w:rPr>
               <w:lastRenderedPageBreak/>
-              <w:t>{{ g.balan</w:t>
-            </w:r>
+              <w:t xml:space="preserve">{{ </w:t>
+            </w:r>
+            <w:proofErr w:type="spellStart"/>
             <w:r>
               <w:rPr>
                 <w:rFonts w:ascii="宋体" w:eastAsia="宋体" w:hAnsi="宋体" w:cs="宋体"/>
@@ -5613,8 +6591,27 @@
                 <w:color w:val="000000" w:themeColor="text1"/>
                 <w:sz w:val="24"/>
               </w:rPr>
+              <w:t>g.balan</w:t>
+            </w:r>
+            <w:r>
+              <w:rPr>
+                <w:rFonts w:ascii="宋体" w:eastAsia="宋体" w:hAnsi="宋体" w:cs="宋体"/>
+                <w:bCs/>
+                <w:color w:val="000000" w:themeColor="text1"/>
+                <w:sz w:val="24"/>
+              </w:rPr>
               <w:lastRenderedPageBreak/>
-              <w:t>ce }}</w:t>
+              <w:t>ce</w:t>
+            </w:r>
+            <w:proofErr w:type="spellEnd"/>
+            <w:r>
+              <w:rPr>
+                <w:rFonts w:ascii="宋体" w:eastAsia="宋体" w:hAnsi="宋体" w:cs="宋体"/>
+                <w:bCs/>
+                <w:color w:val="000000" w:themeColor="text1"/>
+                <w:sz w:val="24"/>
+              </w:rPr>
+              <w:t xml:space="preserve"> }}</w:t>
             </w:r>
           </w:p>
         </w:tc>
@@ -5641,8 +6638,9 @@
                 <w:sz w:val="24"/>
               </w:rPr>
               <w:lastRenderedPageBreak/>
-              <w:t>{{ g.</w:t>
-            </w:r>
+              <w:t xml:space="preserve">{{ </w:t>
+            </w:r>
+            <w:proofErr w:type="spellStart"/>
             <w:r>
               <w:rPr>
                 <w:rFonts w:ascii="宋体" w:eastAsia="宋体" w:hAnsi="宋体" w:cs="宋体"/>
@@ -5650,8 +6648,27 @@
                 <w:color w:val="000000" w:themeColor="text1"/>
                 <w:sz w:val="24"/>
               </w:rPr>
+              <w:t>g.</w:t>
+            </w:r>
+            <w:r>
+              <w:rPr>
+                <w:rFonts w:ascii="宋体" w:eastAsia="宋体" w:hAnsi="宋体" w:cs="宋体"/>
+                <w:bCs/>
+                <w:color w:val="000000" w:themeColor="text1"/>
+                <w:sz w:val="24"/>
+              </w:rPr>
               <w:lastRenderedPageBreak/>
-              <w:t>counter_guarantee }}</w:t>
+              <w:t>counter_guarantee</w:t>
+            </w:r>
+            <w:proofErr w:type="spellEnd"/>
+            <w:r>
+              <w:rPr>
+                <w:rFonts w:ascii="宋体" w:eastAsia="宋体" w:hAnsi="宋体" w:cs="宋体"/>
+                <w:bCs/>
+                <w:color w:val="000000" w:themeColor="text1"/>
+                <w:sz w:val="24"/>
+              </w:rPr>
+              <w:t xml:space="preserve"> }}</w:t>
             </w:r>
           </w:p>
         </w:tc>
@@ -5678,8 +6695,9 @@
                 <w:sz w:val="24"/>
               </w:rPr>
               <w:lastRenderedPageBreak/>
-              <w:t>{{ g.mo</w:t>
-            </w:r>
+              <w:t xml:space="preserve">{{ </w:t>
+            </w:r>
+            <w:proofErr w:type="spellStart"/>
             <w:r>
               <w:rPr>
                 <w:rFonts w:ascii="宋体" w:eastAsia="宋体" w:hAnsi="宋体" w:cs="宋体"/>
@@ -5687,8 +6705,27 @@
                 <w:color w:val="000000" w:themeColor="text1"/>
                 <w:sz w:val="24"/>
               </w:rPr>
+              <w:t>g.mo</w:t>
+            </w:r>
+            <w:r>
+              <w:rPr>
+                <w:rFonts w:ascii="宋体" w:eastAsia="宋体" w:hAnsi="宋体" w:cs="宋体"/>
+                <w:bCs/>
+                <w:color w:val="000000" w:themeColor="text1"/>
+                <w:sz w:val="24"/>
+              </w:rPr>
               <w:lastRenderedPageBreak/>
-              <w:t>nthly_payment }}</w:t>
+              <w:t>nthly_payment</w:t>
+            </w:r>
+            <w:proofErr w:type="spellEnd"/>
+            <w:r>
+              <w:rPr>
+                <w:rFonts w:ascii="宋体" w:eastAsia="宋体" w:hAnsi="宋体" w:cs="宋体"/>
+                <w:bCs/>
+                <w:color w:val="000000" w:themeColor="text1"/>
+                <w:sz w:val="24"/>
+              </w:rPr>
+              <w:t xml:space="preserve"> }}</w:t>
             </w:r>
           </w:p>
         </w:tc>
@@ -5715,8 +6752,9 @@
                 <w:sz w:val="24"/>
               </w:rPr>
               <w:lastRenderedPageBreak/>
-              <w:t>{{ g.st</w:t>
-            </w:r>
+              <w:t xml:space="preserve">{{ </w:t>
+            </w:r>
+            <w:proofErr w:type="spellStart"/>
             <w:r>
               <w:rPr>
                 <w:rFonts w:ascii="宋体" w:eastAsia="宋体" w:hAnsi="宋体" w:cs="宋体"/>
@@ -5724,8 +6762,27 @@
                 <w:color w:val="000000" w:themeColor="text1"/>
                 <w:sz w:val="24"/>
               </w:rPr>
+              <w:t>g.st</w:t>
+            </w:r>
+            <w:r>
+              <w:rPr>
+                <w:rFonts w:ascii="宋体" w:eastAsia="宋体" w:hAnsi="宋体" w:cs="宋体"/>
+                <w:bCs/>
+                <w:color w:val="000000" w:themeColor="text1"/>
+                <w:sz w:val="24"/>
+              </w:rPr>
               <w:lastRenderedPageBreak/>
-              <w:t>art_date }}</w:t>
+              <w:t>art_date</w:t>
+            </w:r>
+            <w:proofErr w:type="spellEnd"/>
+            <w:r>
+              <w:rPr>
+                <w:rFonts w:ascii="宋体" w:eastAsia="宋体" w:hAnsi="宋体" w:cs="宋体"/>
+                <w:bCs/>
+                <w:color w:val="000000" w:themeColor="text1"/>
+                <w:sz w:val="24"/>
+              </w:rPr>
+              <w:t xml:space="preserve"> }}</w:t>
             </w:r>
           </w:p>
         </w:tc>
@@ -5752,8 +6809,9 @@
                 <w:sz w:val="24"/>
               </w:rPr>
               <w:lastRenderedPageBreak/>
-              <w:t>{{ g.en</w:t>
-            </w:r>
+              <w:t xml:space="preserve">{{ </w:t>
+            </w:r>
+            <w:proofErr w:type="spellStart"/>
             <w:r>
               <w:rPr>
                 <w:rFonts w:ascii="宋体" w:eastAsia="宋体" w:hAnsi="宋体" w:cs="宋体"/>
@@ -5761,8 +6819,27 @@
                 <w:color w:val="000000" w:themeColor="text1"/>
                 <w:sz w:val="24"/>
               </w:rPr>
+              <w:t>g.en</w:t>
+            </w:r>
+            <w:r>
+              <w:rPr>
+                <w:rFonts w:ascii="宋体" w:eastAsia="宋体" w:hAnsi="宋体" w:cs="宋体"/>
+                <w:bCs/>
+                <w:color w:val="000000" w:themeColor="text1"/>
+                <w:sz w:val="24"/>
+              </w:rPr>
               <w:lastRenderedPageBreak/>
-              <w:t>d_date }}</w:t>
+              <w:t>d_date</w:t>
+            </w:r>
+            <w:proofErr w:type="spellEnd"/>
+            <w:r>
+              <w:rPr>
+                <w:rFonts w:ascii="宋体" w:eastAsia="宋体" w:hAnsi="宋体" w:cs="宋体"/>
+                <w:bCs/>
+                <w:color w:val="000000" w:themeColor="text1"/>
+                <w:sz w:val="24"/>
+              </w:rPr>
+              <w:t xml:space="preserve"> }}</w:t>
             </w:r>
           </w:p>
         </w:tc>
@@ -5789,8 +6866,9 @@
                 <w:sz w:val="24"/>
               </w:rPr>
               <w:lastRenderedPageBreak/>
-              <w:t>{{ g.bank</w:t>
-            </w:r>
+              <w:t xml:space="preserve">{{ </w:t>
+            </w:r>
+            <w:proofErr w:type="spellStart"/>
             <w:r>
               <w:rPr>
                 <w:rFonts w:ascii="宋体" w:eastAsia="宋体" w:hAnsi="宋体" w:cs="宋体"/>
@@ -5798,8 +6876,27 @@
                 <w:color w:val="000000" w:themeColor="text1"/>
                 <w:sz w:val="24"/>
               </w:rPr>
+              <w:t>g.bank</w:t>
+            </w:r>
+            <w:r>
+              <w:rPr>
+                <w:rFonts w:ascii="宋体" w:eastAsia="宋体" w:hAnsi="宋体" w:cs="宋体"/>
+                <w:bCs/>
+                <w:color w:val="000000" w:themeColor="text1"/>
+                <w:sz w:val="24"/>
+              </w:rPr>
               <w:lastRenderedPageBreak/>
-              <w:t>_rate }}</w:t>
+              <w:t>_rate</w:t>
+            </w:r>
+            <w:proofErr w:type="spellEnd"/>
+            <w:r>
+              <w:rPr>
+                <w:rFonts w:ascii="宋体" w:eastAsia="宋体" w:hAnsi="宋体" w:cs="宋体"/>
+                <w:bCs/>
+                <w:color w:val="000000" w:themeColor="text1"/>
+                <w:sz w:val="24"/>
+              </w:rPr>
+              <w:t xml:space="preserve"> }}</w:t>
             </w:r>
           </w:p>
         </w:tc>
@@ -5826,8 +6923,9 @@
                 <w:sz w:val="24"/>
               </w:rPr>
               <w:lastRenderedPageBreak/>
-              <w:t>{{ g.p</w:t>
-            </w:r>
+              <w:t xml:space="preserve">{{ </w:t>
+            </w:r>
+            <w:proofErr w:type="spellStart"/>
             <w:r>
               <w:rPr>
                 <w:rFonts w:ascii="宋体" w:eastAsia="宋体" w:hAnsi="宋体" w:cs="宋体"/>
@@ -5835,8 +6933,27 @@
                 <w:color w:val="000000" w:themeColor="text1"/>
                 <w:sz w:val="24"/>
               </w:rPr>
+              <w:t>g.p</w:t>
+            </w:r>
+            <w:r>
+              <w:rPr>
+                <w:rFonts w:ascii="宋体" w:eastAsia="宋体" w:hAnsi="宋体" w:cs="宋体"/>
+                <w:bCs/>
+                <w:color w:val="000000" w:themeColor="text1"/>
+                <w:sz w:val="24"/>
+              </w:rPr>
               <w:lastRenderedPageBreak/>
-              <w:t>urpose }}</w:t>
+              <w:t>urpose</w:t>
+            </w:r>
+            <w:proofErr w:type="spellEnd"/>
+            <w:r>
+              <w:rPr>
+                <w:rFonts w:ascii="宋体" w:eastAsia="宋体" w:hAnsi="宋体" w:cs="宋体"/>
+                <w:bCs/>
+                <w:color w:val="000000" w:themeColor="text1"/>
+                <w:sz w:val="24"/>
+              </w:rPr>
+              <w:t xml:space="preserve"> }}</w:t>
             </w:r>
           </w:p>
         </w:tc>
@@ -5848,23 +6965,40 @@
         <w:tc>
           <w:tcPr>
             <w:tcW w:w="11264" w:type="dxa"/>
-            <w:gridSpan w:val="49"/>
-          </w:tcPr>
-          <w:p>
-            <w:pPr>
-              <w:spacing w:line="360" w:lineRule="auto"/>
-              <w:jc w:val="center"/>
-              <w:rPr>
-                <w:rFonts w:ascii="宋体" w:eastAsia="宋体" w:hAnsi="宋体" w:cs="宋体" w:hint="eastAsia"/>
-                <w:color w:val="000000" w:themeColor="text1"/>
-              </w:rPr>
-            </w:pPr>
-            <w:r>
-              <w:rPr>
-                <w:rFonts w:ascii="宋体" w:eastAsia="宋体" w:hAnsi="宋体" w:cs="宋体"/>
-                <w:color w:val="000000" w:themeColor="text1"/>
-              </w:rPr>
-              <w:t>{% endfor %}</w:t>
+            <w:gridSpan w:val="50"/>
+          </w:tcPr>
+          <w:p>
+            <w:pPr>
+              <w:spacing w:line="360" w:lineRule="auto"/>
+              <w:jc w:val="center"/>
+              <w:rPr>
+                <w:rFonts w:ascii="宋体" w:eastAsia="宋体" w:hAnsi="宋体" w:cs="宋体" w:hint="eastAsia"/>
+                <w:color w:val="000000" w:themeColor="text1"/>
+              </w:rPr>
+            </w:pPr>
+            <w:r>
+              <w:rPr>
+                <w:rFonts w:ascii="宋体" w:eastAsia="宋体" w:hAnsi="宋体" w:cs="宋体"/>
+                <w:color w:val="000000" w:themeColor="text1"/>
+              </w:rPr>
+              <w:lastRenderedPageBreak/>
+              <w:t xml:space="preserve">{% </w:t>
+            </w:r>
+            <w:proofErr w:type="spellStart"/>
+            <w:r>
+              <w:rPr>
+                <w:rFonts w:ascii="宋体" w:eastAsia="宋体" w:hAnsi="宋体" w:cs="宋体"/>
+                <w:color w:val="000000" w:themeColor="text1"/>
+              </w:rPr>
+              <w:t>endfor</w:t>
+            </w:r>
+            <w:proofErr w:type="spellEnd"/>
+            <w:r>
+              <w:rPr>
+                <w:rFonts w:ascii="宋体" w:eastAsia="宋体" w:hAnsi="宋体" w:cs="宋体"/>
+                <w:color w:val="000000" w:themeColor="text1"/>
+              </w:rPr>
+              <w:t xml:space="preserve"> %}</w:t>
             </w:r>
           </w:p>
         </w:tc>
@@ -5876,7 +7010,7 @@
         <w:tc>
           <w:tcPr>
             <w:tcW w:w="2086" w:type="dxa"/>
-            <w:gridSpan w:val="7"/>
+            <w:gridSpan w:val="8"/>
           </w:tcPr>
           <w:p>
             <w:pPr>
@@ -5920,17 +7054,28 @@
                 <w:color w:val="000000" w:themeColor="text1"/>
                 <w:sz w:val="24"/>
               </w:rPr>
-              <w:t>{{ g.</w:t>
-            </w:r>
-            <w:r>
-              <w:rPr>
-                <w:rFonts w:ascii="宋体" w:eastAsia="宋体" w:hAnsi="宋体" w:cs="宋体" w:hint="eastAsia"/>
+              <w:t xml:space="preserve">{{ </w:t>
+            </w:r>
+            <w:proofErr w:type="spellStart"/>
+            <w:r>
+              <w:rPr>
+                <w:rFonts w:ascii="宋体" w:eastAsia="宋体" w:hAnsi="宋体" w:cs="宋体"/>
                 <w:bCs/>
                 <w:color w:val="000000" w:themeColor="text1"/>
                 <w:sz w:val="24"/>
               </w:rPr>
+              <w:t>g.</w:t>
+            </w:r>
+            <w:r>
+              <w:rPr>
+                <w:rFonts w:ascii="宋体" w:eastAsia="宋体" w:hAnsi="宋体" w:cs="宋体" w:hint="eastAsia"/>
+                <w:bCs/>
+                <w:color w:val="000000" w:themeColor="text1"/>
+                <w:sz w:val="24"/>
+              </w:rPr>
               <w:t>amount_total</w:t>
             </w:r>
+            <w:proofErr w:type="spellEnd"/>
             <w:r>
               <w:rPr>
                 <w:rFonts w:ascii="宋体" w:eastAsia="宋体" w:hAnsi="宋体" w:cs="宋体"/>
@@ -5964,17 +7109,28 @@
                 <w:color w:val="000000" w:themeColor="text1"/>
                 <w:sz w:val="24"/>
               </w:rPr>
-              <w:t>{{ g.</w:t>
-            </w:r>
-            <w:r>
-              <w:rPr>
-                <w:rFonts w:ascii="宋体" w:eastAsia="宋体" w:hAnsi="宋体" w:cs="宋体" w:hint="eastAsia"/>
+              <w:t xml:space="preserve">{{ </w:t>
+            </w:r>
+            <w:proofErr w:type="spellStart"/>
+            <w:r>
+              <w:rPr>
+                <w:rFonts w:ascii="宋体" w:eastAsia="宋体" w:hAnsi="宋体" w:cs="宋体"/>
                 <w:bCs/>
                 <w:color w:val="000000" w:themeColor="text1"/>
                 <w:sz w:val="24"/>
               </w:rPr>
+              <w:t>g.</w:t>
+            </w:r>
+            <w:r>
+              <w:rPr>
+                <w:rFonts w:ascii="宋体" w:eastAsia="宋体" w:hAnsi="宋体" w:cs="宋体" w:hint="eastAsia"/>
+                <w:bCs/>
+                <w:color w:val="000000" w:themeColor="text1"/>
+                <w:sz w:val="24"/>
+              </w:rPr>
               <w:t>balance_total</w:t>
             </w:r>
+            <w:proofErr w:type="spellEnd"/>
             <w:r>
               <w:rPr>
                 <w:rFonts w:ascii="宋体" w:eastAsia="宋体" w:hAnsi="宋体" w:cs="宋体"/>
@@ -6021,7 +7177,7 @@
         <w:tc>
           <w:tcPr>
             <w:tcW w:w="11264" w:type="dxa"/>
-            <w:gridSpan w:val="49"/>
+            <w:gridSpan w:val="50"/>
           </w:tcPr>
           <w:p>
             <w:pPr>
@@ -6074,8 +7230,29 @@
         </w:tc>
         <w:tc>
           <w:tcPr>
-            <w:tcW w:w="1382" w:type="dxa"/>
-            <w:gridSpan w:val="6"/>
+            <w:tcW w:w="691" w:type="dxa"/>
+            <w:gridSpan w:val="4"/>
+            <w:vAlign w:val="center"/>
+          </w:tcPr>
+          <w:p>
+            <w:pPr>
+              <w:jc w:val="center"/>
+              <w:rPr>
+                <w:rFonts w:ascii="宋体" w:eastAsia="宋体" w:hAnsi="宋体" w:cs="宋体" w:hint="eastAsia"/>
+              </w:rPr>
+            </w:pPr>
+            <w:r>
+              <w:rPr>
+                <w:rFonts w:ascii="宋体" w:eastAsia="宋体" w:hAnsi="宋体" w:cs="宋体" w:hint="eastAsia"/>
+              </w:rPr>
+              <w:t>贷款主体</w:t>
+            </w:r>
+          </w:p>
+        </w:tc>
+        <w:tc>
+          <w:tcPr>
+            <w:tcW w:w="691" w:type="dxa"/>
+            <w:gridSpan w:val="3"/>
             <w:vAlign w:val="center"/>
           </w:tcPr>
           <w:p>
@@ -6268,21 +7445,37 @@
         <w:tc>
           <w:tcPr>
             <w:tcW w:w="11264" w:type="dxa"/>
-            <w:gridSpan w:val="49"/>
-          </w:tcPr>
-          <w:p>
-            <w:pPr>
-              <w:spacing w:line="360" w:lineRule="auto"/>
-              <w:jc w:val="center"/>
-              <w:rPr>
-                <w:rFonts w:ascii="宋体" w:eastAsia="宋体" w:hAnsi="宋体" w:cs="宋体" w:hint="eastAsia"/>
-              </w:rPr>
-            </w:pPr>
-            <w:r>
-              <w:rPr>
-                <w:rFonts w:ascii="宋体" w:eastAsia="宋体" w:hAnsi="宋体" w:cs="宋体"/>
-              </w:rPr>
-              <w:t>{% for loan in existing_loans %}</w:t>
+            <w:gridSpan w:val="50"/>
+            <w:vAlign w:val="center"/>
+          </w:tcPr>
+          <w:p>
+            <w:pPr>
+              <w:jc w:val="center"/>
+              <w:rPr>
+                <w:rFonts w:ascii="仿宋" w:eastAsia="仿宋" w:hAnsi="仿宋" w:cs="仿宋" w:hint="eastAsia"/>
+                <w:sz w:val="32"/>
+                <w:szCs w:val="32"/>
+              </w:rPr>
+            </w:pPr>
+            <w:r>
+              <w:rPr>
+                <w:rFonts w:ascii="宋体" w:eastAsia="宋体" w:hAnsi="宋体" w:cs="宋体"/>
+              </w:rPr>
+              <w:t xml:space="preserve">{% for loan in </w:t>
+            </w:r>
+            <w:proofErr w:type="spellStart"/>
+            <w:r>
+              <w:rPr>
+                <w:rFonts w:ascii="宋体" w:eastAsia="宋体" w:hAnsi="宋体" w:cs="宋体"/>
+              </w:rPr>
+              <w:t>existing_loans</w:t>
+            </w:r>
+            <w:proofErr w:type="spellEnd"/>
+            <w:r>
+              <w:rPr>
+                <w:rFonts w:ascii="宋体" w:eastAsia="宋体" w:hAnsi="宋体" w:cs="宋体"/>
+              </w:rPr>
+              <w:t xml:space="preserve"> %}</w:t>
             </w:r>
           </w:p>
         </w:tc>
@@ -6307,14 +7500,28 @@
               <w:rPr>
                 <w:rFonts w:ascii="宋体" w:eastAsia="宋体" w:hAnsi="宋体" w:cs="宋体"/>
               </w:rPr>
-              <w:t>{{ loop.index }}</w:t>
-            </w:r>
-          </w:p>
-        </w:tc>
-        <w:tc>
-          <w:tcPr>
-            <w:tcW w:w="1382" w:type="dxa"/>
-            <w:gridSpan w:val="6"/>
+              <w:t xml:space="preserve">{{ </w:t>
+            </w:r>
+            <w:proofErr w:type="spellStart"/>
+            <w:r>
+              <w:rPr>
+                <w:rFonts w:ascii="宋体" w:eastAsia="宋体" w:hAnsi="宋体" w:cs="宋体"/>
+              </w:rPr>
+              <w:t>loop.index</w:t>
+            </w:r>
+            <w:proofErr w:type="spellEnd"/>
+            <w:r>
+              <w:rPr>
+                <w:rFonts w:ascii="宋体" w:eastAsia="宋体" w:hAnsi="宋体" w:cs="宋体"/>
+              </w:rPr>
+              <w:t xml:space="preserve"> }}</w:t>
+            </w:r>
+          </w:p>
+        </w:tc>
+        <w:tc>
+          <w:tcPr>
+            <w:tcW w:w="691" w:type="dxa"/>
+            <w:gridSpan w:val="4"/>
           </w:tcPr>
           <w:p>
             <w:pPr>
@@ -6329,9 +7536,61 @@
             </w:pPr>
             <w:r>
               <w:rPr>
-                <w:rFonts w:ascii="宋体" w:eastAsia="宋体" w:hAnsi="宋体" w:cs="宋体"/>
-              </w:rPr>
-              <w:t>{{ loan.type }}</w:t>
+                <w:rFonts w:ascii="宋体" w:eastAsia="宋体" w:hAnsi="宋体" w:cs="宋体" w:hint="eastAsia"/>
+              </w:rPr>
+              <w:t xml:space="preserve">{{ </w:t>
+            </w:r>
+            <w:proofErr w:type="spellStart"/>
+            <w:r>
+              <w:rPr>
+                <w:rFonts w:ascii="宋体" w:eastAsia="宋体" w:hAnsi="宋体" w:cs="宋体" w:hint="eastAsia"/>
+              </w:rPr>
+              <w:t>loan.loan_subject</w:t>
+            </w:r>
+            <w:proofErr w:type="spellEnd"/>
+            <w:r>
+              <w:rPr>
+                <w:rFonts w:ascii="宋体" w:eastAsia="宋体" w:hAnsi="宋体" w:cs="宋体" w:hint="eastAsia"/>
+              </w:rPr>
+              <w:t xml:space="preserve"> }}</w:t>
+            </w:r>
+          </w:p>
+        </w:tc>
+        <w:tc>
+          <w:tcPr>
+            <w:tcW w:w="691" w:type="dxa"/>
+            <w:gridSpan w:val="3"/>
+          </w:tcPr>
+          <w:p>
+            <w:pPr>
+              <w:tabs>
+                <w:tab w:val="left" w:pos="975"/>
+              </w:tabs>
+              <w:spacing w:line="360" w:lineRule="auto"/>
+              <w:jc w:val="center"/>
+              <w:rPr>
+                <w:rFonts w:ascii="宋体" w:eastAsia="宋体" w:hAnsi="宋体" w:cs="宋体" w:hint="eastAsia"/>
+              </w:rPr>
+            </w:pPr>
+            <w:r>
+              <w:rPr>
+                <w:rFonts w:ascii="宋体" w:eastAsia="宋体" w:hAnsi="宋体" w:cs="宋体"/>
+              </w:rPr>
+              <w:t xml:space="preserve">{{ </w:t>
+            </w:r>
+            <w:proofErr w:type="spellStart"/>
+            <w:r>
+              <w:rPr>
+                <w:rFonts w:ascii="宋体" w:eastAsia="宋体" w:hAnsi="宋体" w:cs="宋体"/>
+              </w:rPr>
+              <w:t>loan.type</w:t>
+            </w:r>
+            <w:proofErr w:type="spellEnd"/>
+            <w:r>
+              <w:rPr>
+                <w:rFonts w:ascii="宋体" w:eastAsia="宋体" w:hAnsi="宋体" w:cs="宋体"/>
+              </w:rPr>
+              <w:t xml:space="preserve"> }}</w:t>
             </w:r>
           </w:p>
         </w:tc>
@@ -6352,7 +7611,21 @@
               <w:rPr>
                 <w:rFonts w:ascii="宋体" w:eastAsia="宋体" w:hAnsi="宋体" w:cs="宋体"/>
               </w:rPr>
-              <w:t>{{ loan.amount }}</w:t>
+              <w:t xml:space="preserve">{{ </w:t>
+            </w:r>
+            <w:proofErr w:type="spellStart"/>
+            <w:r>
+              <w:rPr>
+                <w:rFonts w:ascii="宋体" w:eastAsia="宋体" w:hAnsi="宋体" w:cs="宋体"/>
+              </w:rPr>
+              <w:t>loan.amount</w:t>
+            </w:r>
+            <w:proofErr w:type="spellEnd"/>
+            <w:r>
+              <w:rPr>
+                <w:rFonts w:ascii="宋体" w:eastAsia="宋体" w:hAnsi="宋体" w:cs="宋体"/>
+              </w:rPr>
+              <w:t xml:space="preserve"> }}</w:t>
             </w:r>
           </w:p>
         </w:tc>
@@ -6373,7 +7646,21 @@
               <w:rPr>
                 <w:rFonts w:ascii="宋体" w:eastAsia="宋体" w:hAnsi="宋体" w:cs="宋体"/>
               </w:rPr>
-              <w:t>{{ loan.balance }}</w:t>
+              <w:t xml:space="preserve">{{ </w:t>
+            </w:r>
+            <w:proofErr w:type="spellStart"/>
+            <w:r>
+              <w:rPr>
+                <w:rFonts w:ascii="宋体" w:eastAsia="宋体" w:hAnsi="宋体" w:cs="宋体"/>
+              </w:rPr>
+              <w:t>loan.balance</w:t>
+            </w:r>
+            <w:proofErr w:type="spellEnd"/>
+            <w:r>
+              <w:rPr>
+                <w:rFonts w:ascii="宋体" w:eastAsia="宋体" w:hAnsi="宋体" w:cs="宋体"/>
+              </w:rPr>
+              <w:t xml:space="preserve"> }}</w:t>
             </w:r>
           </w:p>
         </w:tc>
@@ -6394,7 +7681,21 @@
               <w:rPr>
                 <w:rFonts w:ascii="宋体" w:eastAsia="宋体" w:hAnsi="宋体" w:cs="宋体"/>
               </w:rPr>
-              <w:t>{{ loan.mode }}</w:t>
+              <w:t xml:space="preserve">{{ </w:t>
+            </w:r>
+            <w:proofErr w:type="spellStart"/>
+            <w:r>
+              <w:rPr>
+                <w:rFonts w:ascii="宋体" w:eastAsia="宋体" w:hAnsi="宋体" w:cs="宋体"/>
+              </w:rPr>
+              <w:t>loan.mode</w:t>
+            </w:r>
+            <w:proofErr w:type="spellEnd"/>
+            <w:r>
+              <w:rPr>
+                <w:rFonts w:ascii="宋体" w:eastAsia="宋体" w:hAnsi="宋体" w:cs="宋体"/>
+              </w:rPr>
+              <w:t xml:space="preserve"> }}</w:t>
             </w:r>
           </w:p>
         </w:tc>
@@ -6415,7 +7716,21 @@
               <w:rPr>
                 <w:rFonts w:ascii="宋体" w:eastAsia="宋体" w:hAnsi="宋体" w:cs="宋体"/>
               </w:rPr>
-              <w:t>{{ loan.monthly_payment }}</w:t>
+              <w:t xml:space="preserve">{{ </w:t>
+            </w:r>
+            <w:proofErr w:type="spellStart"/>
+            <w:r>
+              <w:rPr>
+                <w:rFonts w:ascii="宋体" w:eastAsia="宋体" w:hAnsi="宋体" w:cs="宋体"/>
+              </w:rPr>
+              <w:t>loan.monthly_payment</w:t>
+            </w:r>
+            <w:proofErr w:type="spellEnd"/>
+            <w:r>
+              <w:rPr>
+                <w:rFonts w:ascii="宋体" w:eastAsia="宋体" w:hAnsi="宋体" w:cs="宋体"/>
+              </w:rPr>
+              <w:t xml:space="preserve"> }}</w:t>
             </w:r>
           </w:p>
         </w:tc>
@@ -6436,7 +7751,21 @@
               <w:rPr>
                 <w:rFonts w:ascii="宋体" w:eastAsia="宋体" w:hAnsi="宋体" w:cs="宋体"/>
               </w:rPr>
-              <w:t>{{ loan.start_date }}</w:t>
+              <w:t xml:space="preserve">{{ </w:t>
+            </w:r>
+            <w:proofErr w:type="spellStart"/>
+            <w:r>
+              <w:rPr>
+                <w:rFonts w:ascii="宋体" w:eastAsia="宋体" w:hAnsi="宋体" w:cs="宋体"/>
+              </w:rPr>
+              <w:t>loan.start_date</w:t>
+            </w:r>
+            <w:proofErr w:type="spellEnd"/>
+            <w:r>
+              <w:rPr>
+                <w:rFonts w:ascii="宋体" w:eastAsia="宋体" w:hAnsi="宋体" w:cs="宋体"/>
+              </w:rPr>
+              <w:t xml:space="preserve"> }}</w:t>
             </w:r>
           </w:p>
         </w:tc>
@@ -6457,7 +7786,21 @@
               <w:rPr>
                 <w:rFonts w:ascii="宋体" w:eastAsia="宋体" w:hAnsi="宋体" w:cs="宋体"/>
               </w:rPr>
-              <w:t>{{ loan.end_date }}</w:t>
+              <w:t xml:space="preserve">{{ </w:t>
+            </w:r>
+            <w:proofErr w:type="spellStart"/>
+            <w:r>
+              <w:rPr>
+                <w:rFonts w:ascii="宋体" w:eastAsia="宋体" w:hAnsi="宋体" w:cs="宋体"/>
+              </w:rPr>
+              <w:t>loan.end_date</w:t>
+            </w:r>
+            <w:proofErr w:type="spellEnd"/>
+            <w:r>
+              <w:rPr>
+                <w:rFonts w:ascii="宋体" w:eastAsia="宋体" w:hAnsi="宋体" w:cs="宋体"/>
+              </w:rPr>
+              <w:t xml:space="preserve"> }}</w:t>
             </w:r>
           </w:p>
         </w:tc>
@@ -6478,7 +7821,21 @@
               <w:rPr>
                 <w:rFonts w:ascii="宋体" w:eastAsia="宋体" w:hAnsi="宋体" w:cs="宋体"/>
               </w:rPr>
-              <w:t>{{ loan.bank_rate }}</w:t>
+              <w:t xml:space="preserve">{{ </w:t>
+            </w:r>
+            <w:proofErr w:type="spellStart"/>
+            <w:r>
+              <w:rPr>
+                <w:rFonts w:ascii="宋体" w:eastAsia="宋体" w:hAnsi="宋体" w:cs="宋体"/>
+              </w:rPr>
+              <w:t>loan.bank_rate</w:t>
+            </w:r>
+            <w:proofErr w:type="spellEnd"/>
+            <w:r>
+              <w:rPr>
+                <w:rFonts w:ascii="宋体" w:eastAsia="宋体" w:hAnsi="宋体" w:cs="宋体"/>
+              </w:rPr>
+              <w:t xml:space="preserve"> }}</w:t>
             </w:r>
           </w:p>
         </w:tc>
@@ -6499,7 +7856,21 @@
               <w:rPr>
                 <w:rFonts w:ascii="宋体" w:eastAsia="宋体" w:hAnsi="宋体" w:cs="宋体"/>
               </w:rPr>
-              <w:t>{{ loan.purpose }}</w:t>
+              <w:t xml:space="preserve">{{ </w:t>
+            </w:r>
+            <w:proofErr w:type="spellStart"/>
+            <w:r>
+              <w:rPr>
+                <w:rFonts w:ascii="宋体" w:eastAsia="宋体" w:hAnsi="宋体" w:cs="宋体"/>
+              </w:rPr>
+              <w:t>loan.purpose</w:t>
+            </w:r>
+            <w:proofErr w:type="spellEnd"/>
+            <w:r>
+              <w:rPr>
+                <w:rFonts w:ascii="宋体" w:eastAsia="宋体" w:hAnsi="宋体" w:cs="宋体"/>
+              </w:rPr>
+              <w:t xml:space="preserve"> }}</w:t>
             </w:r>
           </w:p>
         </w:tc>
@@ -6511,21 +7882,35 @@
         <w:tc>
           <w:tcPr>
             <w:tcW w:w="11264" w:type="dxa"/>
-            <w:gridSpan w:val="49"/>
-          </w:tcPr>
-          <w:p>
-            <w:pPr>
-              <w:spacing w:line="360" w:lineRule="auto"/>
-              <w:jc w:val="center"/>
-              <w:rPr>
-                <w:rFonts w:ascii="宋体" w:eastAsia="宋体" w:hAnsi="宋体" w:cs="宋体" w:hint="eastAsia"/>
-              </w:rPr>
-            </w:pPr>
-            <w:r>
-              <w:rPr>
-                <w:rFonts w:ascii="宋体" w:eastAsia="宋体" w:hAnsi="宋体" w:cs="宋体"/>
-              </w:rPr>
-              <w:t>{% endfor %}</w:t>
+            <w:gridSpan w:val="50"/>
+          </w:tcPr>
+          <w:p>
+            <w:pPr>
+              <w:spacing w:line="360" w:lineRule="auto"/>
+              <w:jc w:val="center"/>
+              <w:rPr>
+                <w:rFonts w:ascii="宋体" w:eastAsia="宋体" w:hAnsi="宋体" w:cs="宋体" w:hint="eastAsia"/>
+              </w:rPr>
+            </w:pPr>
+            <w:r>
+              <w:rPr>
+                <w:rFonts w:ascii="宋体" w:eastAsia="宋体" w:hAnsi="宋体" w:cs="宋体"/>
+              </w:rPr>
+              <w:t xml:space="preserve">{% </w:t>
+            </w:r>
+            <w:proofErr w:type="spellStart"/>
+            <w:r>
+              <w:rPr>
+                <w:rFonts w:ascii="宋体" w:eastAsia="宋体" w:hAnsi="宋体" w:cs="宋体"/>
+              </w:rPr>
+              <w:t>endfor</w:t>
+            </w:r>
+            <w:proofErr w:type="spellEnd"/>
+            <w:r>
+              <w:rPr>
+                <w:rFonts w:ascii="宋体" w:eastAsia="宋体" w:hAnsi="宋体" w:cs="宋体"/>
+              </w:rPr>
+              <w:t xml:space="preserve"> %}</w:t>
             </w:r>
           </w:p>
         </w:tc>
@@ -6537,7 +7922,7 @@
         <w:tc>
           <w:tcPr>
             <w:tcW w:w="2086" w:type="dxa"/>
-            <w:gridSpan w:val="7"/>
+            <w:gridSpan w:val="8"/>
           </w:tcPr>
           <w:p>
             <w:pPr>
@@ -6575,7 +7960,21 @@
               <w:rPr>
                 <w:rFonts w:ascii="宋体" w:eastAsia="宋体" w:hAnsi="宋体" w:cs="宋体"/>
               </w:rPr>
-              <w:t>{{ existing_loans_totals.amount_total }}</w:t>
+              <w:t xml:space="preserve">{{ </w:t>
+            </w:r>
+            <w:proofErr w:type="spellStart"/>
+            <w:r>
+              <w:rPr>
+                <w:rFonts w:ascii="宋体" w:eastAsia="宋体" w:hAnsi="宋体" w:cs="宋体"/>
+              </w:rPr>
+              <w:t>existing_loans_totals.amount_total</w:t>
+            </w:r>
+            <w:proofErr w:type="spellEnd"/>
+            <w:r>
+              <w:rPr>
+                <w:rFonts w:ascii="宋体" w:eastAsia="宋体" w:hAnsi="宋体" w:cs="宋体"/>
+              </w:rPr>
+              <w:t xml:space="preserve"> }}</w:t>
             </w:r>
           </w:p>
         </w:tc>
@@ -6596,7 +7995,21 @@
               <w:rPr>
                 <w:rFonts w:ascii="宋体" w:eastAsia="宋体" w:hAnsi="宋体" w:cs="宋体"/>
               </w:rPr>
-              <w:t>{{ existing_loans_totals.balance_total }}</w:t>
+              <w:t xml:space="preserve">{{ </w:t>
+            </w:r>
+            <w:proofErr w:type="spellStart"/>
+            <w:r>
+              <w:rPr>
+                <w:rFonts w:ascii="宋体" w:eastAsia="宋体" w:hAnsi="宋体" w:cs="宋体"/>
+              </w:rPr>
+              <w:t>existing_loans_totals.balance_total</w:t>
+            </w:r>
+            <w:proofErr w:type="spellEnd"/>
+            <w:r>
+              <w:rPr>
+                <w:rFonts w:ascii="宋体" w:eastAsia="宋体" w:hAnsi="宋体" w:cs="宋体"/>
+              </w:rPr>
+              <w:t xml:space="preserve"> }}</w:t>
             </w:r>
           </w:p>
         </w:tc>
@@ -6617,7 +8030,21 @@
               <w:rPr>
                 <w:rFonts w:ascii="宋体" w:eastAsia="宋体" w:hAnsi="宋体" w:cs="宋体"/>
               </w:rPr>
-              <w:t>{{ existing_loans_totals.monthly_payment_total }}</w:t>
+              <w:t xml:space="preserve">{{ </w:t>
+            </w:r>
+            <w:proofErr w:type="spellStart"/>
+            <w:r>
+              <w:rPr>
+                <w:rFonts w:ascii="宋体" w:eastAsia="宋体" w:hAnsi="宋体" w:cs="宋体"/>
+              </w:rPr>
+              <w:t>existing_loans_totals.monthly_payment_total</w:t>
+            </w:r>
+            <w:proofErr w:type="spellEnd"/>
+            <w:r>
+              <w:rPr>
+                <w:rFonts w:ascii="宋体" w:eastAsia="宋体" w:hAnsi="宋体" w:cs="宋体"/>
+              </w:rPr>
+              <w:t xml:space="preserve"> }}</w:t>
             </w:r>
           </w:p>
         </w:tc>
@@ -6629,7 +8056,7 @@
         <w:tc>
           <w:tcPr>
             <w:tcW w:w="11264" w:type="dxa"/>
-            <w:gridSpan w:val="49"/>
+            <w:gridSpan w:val="50"/>
           </w:tcPr>
           <w:p>
             <w:pPr>
@@ -6690,59 +8117,113 @@
                 <w:bCs/>
                 <w:sz w:val="24"/>
               </w:rPr>
-              <w:t>{{ credit.inquiry_count }}</w:t>
-            </w:r>
-          </w:p>
-          <w:p>
-            <w:pPr>
-              <w:spacing w:line="360" w:lineRule="auto"/>
-              <w:rPr>
-                <w:rFonts w:ascii="宋体" w:eastAsia="宋体" w:hAnsi="宋体" w:cs="宋体" w:hint="eastAsia"/>
+              <w:t xml:space="preserve">{{ </w:t>
+            </w:r>
+            <w:proofErr w:type="spellStart"/>
+            <w:r>
+              <w:rPr>
+                <w:rFonts w:ascii="宋体" w:eastAsia="宋体" w:hAnsi="宋体" w:cs="宋体"/>
                 <w:bCs/>
                 <w:sz w:val="24"/>
               </w:rPr>
-            </w:pPr>
-            <w:r>
-              <w:rPr>
-                <w:rFonts w:ascii="宋体" w:eastAsia="宋体" w:hAnsi="宋体" w:cs="宋体" w:hint="eastAsia"/>
+              <w:t>credit.inquiry_count</w:t>
+            </w:r>
+            <w:proofErr w:type="spellEnd"/>
+            <w:r>
+              <w:rPr>
+                <w:rFonts w:ascii="宋体" w:eastAsia="宋体" w:hAnsi="宋体" w:cs="宋体"/>
                 <w:bCs/>
                 <w:sz w:val="24"/>
               </w:rPr>
-              <w:t>征信逾期、不良信息披露：</w:t>
-            </w:r>
-            <w:r>
-              <w:rPr>
-                <w:rFonts w:ascii="宋体" w:eastAsia="宋体" w:hAnsi="宋体" w:cs="宋体"/>
+              <w:t xml:space="preserve"> }}</w:t>
+            </w:r>
+          </w:p>
+          <w:p>
+            <w:pPr>
+              <w:spacing w:line="360" w:lineRule="auto"/>
+              <w:rPr>
+                <w:rFonts w:ascii="宋体" w:eastAsia="宋体" w:hAnsi="宋体" w:cs="宋体" w:hint="eastAsia"/>
                 <w:bCs/>
                 <w:sz w:val="24"/>
               </w:rPr>
-              <w:t>{{ credit.adverse_info }}</w:t>
-            </w:r>
-          </w:p>
-          <w:p>
-            <w:pPr>
-              <w:spacing w:line="360" w:lineRule="auto"/>
+            </w:pPr>
+            <w:r>
               <w:rPr>
                 <w:rFonts w:ascii="宋体" w:eastAsia="宋体" w:hAnsi="宋体" w:cs="宋体" w:hint="eastAsia"/>
                 <w:bCs/>
                 <w:sz w:val="24"/>
               </w:rPr>
-            </w:pPr>
-            <w:r>
-              <w:rPr>
-                <w:rFonts w:ascii="宋体" w:eastAsia="宋体" w:hAnsi="宋体" w:cs="宋体" w:hint="eastAsia"/>
+              <w:t>征信逾期、不良信息披露：</w:t>
+            </w:r>
+            <w:r>
+              <w:rPr>
+                <w:rFonts w:ascii="宋体" w:eastAsia="宋体" w:hAnsi="宋体" w:cs="宋体"/>
                 <w:bCs/>
                 <w:sz w:val="24"/>
               </w:rPr>
-              <w:t>逾期次数：</w:t>
-            </w:r>
+              <w:t xml:space="preserve">{{ </w:t>
+            </w:r>
+            <w:proofErr w:type="spellStart"/>
             <w:r>
               <w:rPr>
                 <w:rFonts w:ascii="宋体" w:eastAsia="宋体" w:hAnsi="宋体" w:cs="宋体"/>
                 <w:bCs/>
                 <w:sz w:val="24"/>
               </w:rPr>
-              <w:t>{{ credit.overdue_count }}</w:t>
+              <w:t>credit.adverse_info</w:t>
+            </w:r>
+            <w:proofErr w:type="spellEnd"/>
+            <w:r>
+              <w:rPr>
+                <w:rFonts w:ascii="宋体" w:eastAsia="宋体" w:hAnsi="宋体" w:cs="宋体"/>
+                <w:bCs/>
+                <w:sz w:val="24"/>
+              </w:rPr>
+              <w:t xml:space="preserve"> }}</w:t>
+            </w:r>
+          </w:p>
+          <w:p>
+            <w:pPr>
+              <w:spacing w:line="360" w:lineRule="auto"/>
+              <w:rPr>
+                <w:rFonts w:ascii="宋体" w:eastAsia="宋体" w:hAnsi="宋体" w:cs="宋体" w:hint="eastAsia"/>
+                <w:bCs/>
+                <w:sz w:val="24"/>
+              </w:rPr>
+            </w:pPr>
+            <w:r>
+              <w:rPr>
+                <w:rFonts w:ascii="宋体" w:eastAsia="宋体" w:hAnsi="宋体" w:cs="宋体" w:hint="eastAsia"/>
+                <w:bCs/>
+                <w:sz w:val="24"/>
+              </w:rPr>
+              <w:t>逾期次数：</w:t>
+            </w:r>
+            <w:r>
+              <w:rPr>
+                <w:rFonts w:ascii="宋体" w:eastAsia="宋体" w:hAnsi="宋体" w:cs="宋体"/>
+                <w:bCs/>
+                <w:sz w:val="24"/>
+              </w:rPr>
+              <w:t xml:space="preserve">{{ </w:t>
+            </w:r>
+            <w:proofErr w:type="spellStart"/>
+            <w:r>
+              <w:rPr>
+                <w:rFonts w:ascii="宋体" w:eastAsia="宋体" w:hAnsi="宋体" w:cs="宋体"/>
+                <w:bCs/>
+                <w:sz w:val="24"/>
+              </w:rPr>
+              <w:t>credit.overdue_count</w:t>
+            </w:r>
+            <w:proofErr w:type="spellEnd"/>
+            <w:r>
+              <w:rPr>
+                <w:rFonts w:ascii="宋体" w:eastAsia="宋体" w:hAnsi="宋体" w:cs="宋体"/>
+                <w:bCs/>
+                <w:sz w:val="24"/>
+              </w:rPr>
+              <w:t xml:space="preserve"> }}</w:t>
             </w:r>
           </w:p>
           <w:p>
@@ -6768,7 +8249,25 @@
                 <w:bCs/>
                 <w:sz w:val="24"/>
               </w:rPr>
-              <w:t>{{ credit.max_overdue_amount }}</w:t>
+              <w:t xml:space="preserve">{{ </w:t>
+            </w:r>
+            <w:proofErr w:type="spellStart"/>
+            <w:r>
+              <w:rPr>
+                <w:rFonts w:ascii="宋体" w:eastAsia="宋体" w:hAnsi="宋体" w:cs="宋体"/>
+                <w:bCs/>
+                <w:sz w:val="24"/>
+              </w:rPr>
+              <w:t>credit.max_overdue_amount</w:t>
+            </w:r>
+            <w:proofErr w:type="spellEnd"/>
+            <w:r>
+              <w:rPr>
+                <w:rFonts w:ascii="宋体" w:eastAsia="宋体" w:hAnsi="宋体" w:cs="宋体"/>
+                <w:bCs/>
+                <w:sz w:val="24"/>
+              </w:rPr>
+              <w:t xml:space="preserve"> }}</w:t>
             </w:r>
           </w:p>
         </w:tc>
@@ -6780,7 +8279,7 @@
         <w:tc>
           <w:tcPr>
             <w:tcW w:w="11264" w:type="dxa"/>
-            <w:gridSpan w:val="49"/>
+            <w:gridSpan w:val="50"/>
           </w:tcPr>
           <w:p>
             <w:pPr>
@@ -6805,7 +8304,25 @@
                 <w:bCs/>
                 <w:sz w:val="24"/>
               </w:rPr>
-              <w:t>{{ litigation.status }}</w:t>
+              <w:t xml:space="preserve">{{ </w:t>
+            </w:r>
+            <w:proofErr w:type="spellStart"/>
+            <w:r>
+              <w:rPr>
+                <w:rFonts w:ascii="宋体" w:eastAsia="宋体" w:hAnsi="宋体" w:cs="宋体"/>
+                <w:bCs/>
+                <w:sz w:val="24"/>
+              </w:rPr>
+              <w:t>litigation.status</w:t>
+            </w:r>
+            <w:proofErr w:type="spellEnd"/>
+            <w:r>
+              <w:rPr>
+                <w:rFonts w:ascii="宋体" w:eastAsia="宋体" w:hAnsi="宋体" w:cs="宋体"/>
+                <w:bCs/>
+                <w:sz w:val="24"/>
+              </w:rPr>
+              <w:t xml:space="preserve"> }}</w:t>
             </w:r>
           </w:p>
         </w:tc>
@@ -6817,7 +8334,7 @@
         <w:tc>
           <w:tcPr>
             <w:tcW w:w="11264" w:type="dxa"/>
-            <w:gridSpan w:val="49"/>
+            <w:gridSpan w:val="50"/>
           </w:tcPr>
           <w:p>
             <w:pPr>
@@ -6833,6 +8350,7 @@
                 <w:b/>
                 <w:sz w:val="24"/>
               </w:rPr>
+              <w:lastRenderedPageBreak/>
               <w:t>五、用电情况：</w:t>
             </w:r>
             <w:r>
@@ -6841,7 +8359,25 @@
                 <w:b/>
                 <w:sz w:val="24"/>
               </w:rPr>
-              <w:t>{% if electricity.is_quantity %}</w:t>
+              <w:t xml:space="preserve">{% if </w:t>
+            </w:r>
+            <w:proofErr w:type="spellStart"/>
+            <w:r>
+              <w:rPr>
+                <w:rFonts w:ascii="宋体" w:eastAsia="宋体" w:hAnsi="宋体" w:cs="宋体"/>
+                <w:b/>
+                <w:sz w:val="24"/>
+              </w:rPr>
+              <w:t>electricity.is_quantity</w:t>
+            </w:r>
+            <w:proofErr w:type="spellEnd"/>
+            <w:r>
+              <w:rPr>
+                <w:rFonts w:ascii="宋体" w:eastAsia="宋体" w:hAnsi="宋体" w:cs="宋体"/>
+                <w:b/>
+                <w:sz w:val="24"/>
+              </w:rPr>
+              <w:t xml:space="preserve"> %}</w:t>
             </w:r>
             <w:r>
               <w:rPr>
@@ -6891,14 +8427,23 @@
               </w:rPr>
               <w:t xml:space="preserve">{% if </w:t>
             </w:r>
+            <w:proofErr w:type="spellStart"/>
             <w:r>
               <w:rPr>
                 <w:rFonts w:ascii="宋体" w:eastAsia="宋体" w:hAnsi="宋体" w:cs="宋体"/>
                 <w:b/>
                 <w:sz w:val="24"/>
               </w:rPr>
-              <w:lastRenderedPageBreak/>
-              <w:t>electricity.is_cost %}</w:t>
+              <w:t>electricity.is_cost</w:t>
+            </w:r>
+            <w:proofErr w:type="spellEnd"/>
+            <w:r>
+              <w:rPr>
+                <w:rFonts w:ascii="宋体" w:eastAsia="宋体" w:hAnsi="宋体" w:cs="宋体"/>
+                <w:b/>
+                <w:sz w:val="24"/>
+              </w:rPr>
+              <w:t xml:space="preserve"> %}</w:t>
             </w:r>
             <w:r>
               <w:rPr>
@@ -6971,7 +8516,6 @@
               <w:rPr>
                 <w:rFonts w:ascii="宋体" w:eastAsia="宋体" w:hAnsi="宋体" w:cs="宋体" w:hint="eastAsia"/>
               </w:rPr>
-              <w:lastRenderedPageBreak/>
               <w:t>时间</w:t>
             </w:r>
           </w:p>
@@ -6979,7 +8523,7 @@
         <w:tc>
           <w:tcPr>
             <w:tcW w:w="682" w:type="dxa"/>
-            <w:gridSpan w:val="3"/>
+            <w:gridSpan w:val="4"/>
           </w:tcPr>
           <w:p>
             <w:pPr>
@@ -7270,21 +8814,35 @@
         <w:tc>
           <w:tcPr>
             <w:tcW w:w="11264" w:type="dxa"/>
-            <w:gridSpan w:val="49"/>
-          </w:tcPr>
-          <w:p>
-            <w:pPr>
-              <w:spacing w:line="360" w:lineRule="auto"/>
-              <w:jc w:val="center"/>
-              <w:rPr>
-                <w:rFonts w:ascii="宋体" w:eastAsia="宋体" w:hAnsi="宋体" w:cs="宋体" w:hint="eastAsia"/>
-              </w:rPr>
-            </w:pPr>
-            <w:r>
-              <w:rPr>
-                <w:rFonts w:ascii="宋体" w:eastAsia="宋体" w:hAnsi="宋体" w:cs="宋体"/>
-              </w:rPr>
-              <w:t>{% for item in electricity.rows %}</w:t>
+            <w:gridSpan w:val="50"/>
+          </w:tcPr>
+          <w:p>
+            <w:pPr>
+              <w:spacing w:line="360" w:lineRule="auto"/>
+              <w:jc w:val="center"/>
+              <w:rPr>
+                <w:rFonts w:ascii="宋体" w:eastAsia="宋体" w:hAnsi="宋体" w:cs="宋体" w:hint="eastAsia"/>
+              </w:rPr>
+            </w:pPr>
+            <w:r>
+              <w:rPr>
+                <w:rFonts w:ascii="宋体" w:eastAsia="宋体" w:hAnsi="宋体" w:cs="宋体"/>
+              </w:rPr>
+              <w:t xml:space="preserve">{% for item in </w:t>
+            </w:r>
+            <w:proofErr w:type="spellStart"/>
+            <w:r>
+              <w:rPr>
+                <w:rFonts w:ascii="宋体" w:eastAsia="宋体" w:hAnsi="宋体" w:cs="宋体"/>
+              </w:rPr>
+              <w:t>electricity.rows</w:t>
+            </w:r>
+            <w:proofErr w:type="spellEnd"/>
+            <w:r>
+              <w:rPr>
+                <w:rFonts w:ascii="宋体" w:eastAsia="宋体" w:hAnsi="宋体" w:cs="宋体"/>
+              </w:rPr>
+              <w:t xml:space="preserve"> %}</w:t>
             </w:r>
           </w:p>
         </w:tc>
@@ -7311,14 +8869,28 @@
               <w:rPr>
                 <w:rFonts w:ascii="宋体" w:eastAsia="宋体" w:hAnsi="宋体" w:cs="宋体"/>
               </w:rPr>
-              <w:t>{{ item.year }}</w:t>
+              <w:t xml:space="preserve">{{ </w:t>
+            </w:r>
+            <w:proofErr w:type="spellStart"/>
+            <w:r>
+              <w:rPr>
+                <w:rFonts w:ascii="宋体" w:eastAsia="宋体" w:hAnsi="宋体" w:cs="宋体"/>
+              </w:rPr>
+              <w:t>item.year</w:t>
+            </w:r>
+            <w:proofErr w:type="spellEnd"/>
+            <w:r>
+              <w:rPr>
+                <w:rFonts w:ascii="宋体" w:eastAsia="宋体" w:hAnsi="宋体" w:cs="宋体"/>
+              </w:rPr>
+              <w:t xml:space="preserve"> }}</w:t>
             </w:r>
           </w:p>
         </w:tc>
         <w:tc>
           <w:tcPr>
             <w:tcW w:w="682" w:type="dxa"/>
-            <w:gridSpan w:val="3"/>
+            <w:gridSpan w:val="4"/>
             <w:vAlign w:val="center"/>
           </w:tcPr>
           <w:p>
@@ -7730,7 +9302,14 @@
               <w:rPr>
                 <w:rFonts w:ascii="宋体" w:eastAsia="宋体" w:hAnsi="宋体" w:cs="宋体"/>
               </w:rPr>
-              <w:t>{{ item.</w:t>
+              <w:t xml:space="preserve">{{ </w:t>
+            </w:r>
+            <w:proofErr w:type="spellStart"/>
+            <w:r>
+              <w:rPr>
+                <w:rFonts w:ascii="宋体" w:eastAsia="宋体" w:hAnsi="宋体" w:cs="宋体"/>
+              </w:rPr>
+              <w:t>item.</w:t>
             </w:r>
             <w:r>
               <w:rPr>
@@ -7738,6 +9317,7 @@
               </w:rPr>
               <w:t>total</w:t>
             </w:r>
+            <w:proofErr w:type="spellEnd"/>
             <w:r>
               <w:rPr>
                 <w:rFonts w:ascii="宋体" w:eastAsia="宋体" w:hAnsi="宋体" w:cs="宋体"/>
@@ -7755,21 +9335,35 @@
         <w:tc>
           <w:tcPr>
             <w:tcW w:w="11264" w:type="dxa"/>
-            <w:gridSpan w:val="49"/>
-          </w:tcPr>
-          <w:p>
-            <w:pPr>
-              <w:spacing w:line="360" w:lineRule="auto"/>
-              <w:jc w:val="center"/>
-              <w:rPr>
-                <w:rFonts w:ascii="宋体" w:eastAsia="宋体" w:hAnsi="宋体" w:cs="宋体" w:hint="eastAsia"/>
-              </w:rPr>
-            </w:pPr>
-            <w:r>
-              <w:rPr>
-                <w:rFonts w:ascii="宋体" w:eastAsia="宋体" w:hAnsi="宋体" w:cs="宋体"/>
-              </w:rPr>
-              <w:t>{% endfor %}</w:t>
+            <w:gridSpan w:val="50"/>
+          </w:tcPr>
+          <w:p>
+            <w:pPr>
+              <w:spacing w:line="360" w:lineRule="auto"/>
+              <w:jc w:val="center"/>
+              <w:rPr>
+                <w:rFonts w:ascii="宋体" w:eastAsia="宋体" w:hAnsi="宋体" w:cs="宋体" w:hint="eastAsia"/>
+              </w:rPr>
+            </w:pPr>
+            <w:r>
+              <w:rPr>
+                <w:rFonts w:ascii="宋体" w:eastAsia="宋体" w:hAnsi="宋体" w:cs="宋体"/>
+              </w:rPr>
+              <w:t xml:space="preserve">{% </w:t>
+            </w:r>
+            <w:proofErr w:type="spellStart"/>
+            <w:r>
+              <w:rPr>
+                <w:rFonts w:ascii="宋体" w:eastAsia="宋体" w:hAnsi="宋体" w:cs="宋体"/>
+              </w:rPr>
+              <w:t>endfor</w:t>
+            </w:r>
+            <w:proofErr w:type="spellEnd"/>
+            <w:r>
+              <w:rPr>
+                <w:rFonts w:ascii="宋体" w:eastAsia="宋体" w:hAnsi="宋体" w:cs="宋体"/>
+              </w:rPr>
+              <w:t xml:space="preserve"> %}</w:t>
             </w:r>
           </w:p>
         </w:tc>
@@ -7782,7 +9376,7 @@
         <w:tc>
           <w:tcPr>
             <w:tcW w:w="11264" w:type="dxa"/>
-            <w:gridSpan w:val="49"/>
+            <w:gridSpan w:val="50"/>
           </w:tcPr>
           <w:p>
             <w:pPr>
@@ -7802,7 +9396,14 @@
               <w:rPr>
                 <w:rFonts w:ascii="宋体" w:eastAsia="宋体" w:hAnsi="宋体" w:cs="宋体"/>
               </w:rPr>
-              <w:t>{{ electricity.</w:t>
+              <w:t xml:space="preserve">{{ </w:t>
+            </w:r>
+            <w:proofErr w:type="spellStart"/>
+            <w:r>
+              <w:rPr>
+                <w:rFonts w:ascii="宋体" w:eastAsia="宋体" w:hAnsi="宋体" w:cs="宋体"/>
+              </w:rPr>
+              <w:t>electricity.</w:t>
             </w:r>
             <w:r>
               <w:rPr>
@@ -7810,6 +9411,7 @@
               </w:rPr>
               <w:t>descript</w:t>
             </w:r>
+            <w:proofErr w:type="spellEnd"/>
             <w:r>
               <w:rPr>
                 <w:rFonts w:ascii="宋体" w:eastAsia="宋体" w:hAnsi="宋体" w:cs="宋体"/>
@@ -7826,7 +9428,7 @@
         <w:tc>
           <w:tcPr>
             <w:tcW w:w="11264" w:type="dxa"/>
-            <w:gridSpan w:val="49"/>
+            <w:gridSpan w:val="50"/>
           </w:tcPr>
           <w:p>
             <w:pPr>
@@ -7855,7 +9457,7 @@
         <w:tc>
           <w:tcPr>
             <w:tcW w:w="1555" w:type="dxa"/>
-            <w:gridSpan w:val="6"/>
+            <w:gridSpan w:val="7"/>
             <w:vMerge w:val="restart"/>
             <w:vAlign w:val="center"/>
           </w:tcPr>
@@ -7897,7 +9499,21 @@
               <w:rPr>
                 <w:rFonts w:ascii="宋体" w:eastAsia="宋体" w:hAnsi="宋体" w:cs="宋体"/>
               </w:rPr>
-              <w:t>{{ analysis.plan.amount }} 万元</w:t>
+              <w:t xml:space="preserve">{{ </w:t>
+            </w:r>
+            <w:proofErr w:type="spellStart"/>
+            <w:r>
+              <w:rPr>
+                <w:rFonts w:ascii="宋体" w:eastAsia="宋体" w:hAnsi="宋体" w:cs="宋体"/>
+              </w:rPr>
+              <w:t>analysis.plan.amount</w:t>
+            </w:r>
+            <w:proofErr w:type="spellEnd"/>
+            <w:r>
+              <w:rPr>
+                <w:rFonts w:ascii="宋体" w:eastAsia="宋体" w:hAnsi="宋体" w:cs="宋体"/>
+              </w:rPr>
+              <w:t xml:space="preserve"> }} 万元</w:t>
             </w:r>
           </w:p>
         </w:tc>
@@ -7923,7 +9539,21 @@
               <w:rPr>
                 <w:rFonts w:ascii="宋体" w:eastAsia="宋体" w:hAnsi="宋体" w:cs="宋体"/>
               </w:rPr>
-              <w:t>{{ analysis.plan.term }}</w:t>
+              <w:t xml:space="preserve">{{ </w:t>
+            </w:r>
+            <w:proofErr w:type="spellStart"/>
+            <w:r>
+              <w:rPr>
+                <w:rFonts w:ascii="宋体" w:eastAsia="宋体" w:hAnsi="宋体" w:cs="宋体"/>
+              </w:rPr>
+              <w:t>analysis.plan.term</w:t>
+            </w:r>
+            <w:proofErr w:type="spellEnd"/>
+            <w:r>
+              <w:rPr>
+                <w:rFonts w:ascii="宋体" w:eastAsia="宋体" w:hAnsi="宋体" w:cs="宋体"/>
+              </w:rPr>
+              <w:t xml:space="preserve"> }}</w:t>
             </w:r>
             <w:r>
               <w:rPr>
@@ -7955,7 +9585,21 @@
               <w:rPr>
                 <w:rFonts w:ascii="宋体" w:eastAsia="宋体" w:hAnsi="宋体" w:cs="宋体"/>
               </w:rPr>
-              <w:t>{{ analysis.plan.repayment_method }}</w:t>
+              <w:t xml:space="preserve">{{ </w:t>
+            </w:r>
+            <w:proofErr w:type="spellStart"/>
+            <w:r>
+              <w:rPr>
+                <w:rFonts w:ascii="宋体" w:eastAsia="宋体" w:hAnsi="宋体" w:cs="宋体"/>
+              </w:rPr>
+              <w:t>analysis.plan.repayment_method</w:t>
+            </w:r>
+            <w:proofErr w:type="spellEnd"/>
+            <w:r>
+              <w:rPr>
+                <w:rFonts w:ascii="宋体" w:eastAsia="宋体" w:hAnsi="宋体" w:cs="宋体"/>
+              </w:rPr>
+              <w:t xml:space="preserve"> }}</w:t>
             </w:r>
           </w:p>
         </w:tc>
@@ -7981,7 +9625,21 @@
               <w:rPr>
                 <w:rFonts w:ascii="宋体" w:eastAsia="宋体" w:hAnsi="宋体" w:cs="宋体"/>
               </w:rPr>
-              <w:t>{{ analysis.plan.fee_rate }}</w:t>
+              <w:t xml:space="preserve">{{ </w:t>
+            </w:r>
+            <w:proofErr w:type="spellStart"/>
+            <w:r>
+              <w:rPr>
+                <w:rFonts w:ascii="宋体" w:eastAsia="宋体" w:hAnsi="宋体" w:cs="宋体"/>
+              </w:rPr>
+              <w:t>analysis.plan.fee_rate</w:t>
+            </w:r>
+            <w:proofErr w:type="spellEnd"/>
+            <w:r>
+              <w:rPr>
+                <w:rFonts w:ascii="宋体" w:eastAsia="宋体" w:hAnsi="宋体" w:cs="宋体"/>
+              </w:rPr>
+              <w:t xml:space="preserve"> }}</w:t>
             </w:r>
           </w:p>
         </w:tc>
@@ -7994,7 +9652,7 @@
         <w:tc>
           <w:tcPr>
             <w:tcW w:w="1555" w:type="dxa"/>
-            <w:gridSpan w:val="6"/>
+            <w:gridSpan w:val="7"/>
             <w:vMerge/>
             <w:vAlign w:val="center"/>
           </w:tcPr>
@@ -8049,7 +9707,21 @@
               <w:rPr>
                 <w:rFonts w:ascii="宋体" w:eastAsia="宋体" w:hAnsi="宋体" w:cs="宋体"/>
               </w:rPr>
-              <w:t>{{ analysis.plan.corp_guarantee }}</w:t>
+              <w:t xml:space="preserve">{{ </w:t>
+            </w:r>
+            <w:proofErr w:type="spellStart"/>
+            <w:r>
+              <w:rPr>
+                <w:rFonts w:ascii="宋体" w:eastAsia="宋体" w:hAnsi="宋体" w:cs="宋体"/>
+              </w:rPr>
+              <w:t>analysis.plan.corp_guarantee</w:t>
+            </w:r>
+            <w:proofErr w:type="spellEnd"/>
+            <w:r>
+              <w:rPr>
+                <w:rFonts w:ascii="宋体" w:eastAsia="宋体" w:hAnsi="宋体" w:cs="宋体"/>
+              </w:rPr>
+              <w:t xml:space="preserve"> }}</w:t>
             </w:r>
           </w:p>
           <w:p>
@@ -8073,7 +9745,21 @@
               <w:rPr>
                 <w:rFonts w:ascii="宋体" w:eastAsia="宋体" w:hAnsi="宋体" w:cs="宋体"/>
               </w:rPr>
-              <w:t>{{ analysis.plan.personal_guarantee }}</w:t>
+              <w:t xml:space="preserve">{{ </w:t>
+            </w:r>
+            <w:proofErr w:type="spellStart"/>
+            <w:r>
+              <w:rPr>
+                <w:rFonts w:ascii="宋体" w:eastAsia="宋体" w:hAnsi="宋体" w:cs="宋体"/>
+              </w:rPr>
+              <w:t>analysis.plan.personal_guarantee</w:t>
+            </w:r>
+            <w:proofErr w:type="spellEnd"/>
+            <w:r>
+              <w:rPr>
+                <w:rFonts w:ascii="宋体" w:eastAsia="宋体" w:hAnsi="宋体" w:cs="宋体"/>
+              </w:rPr>
+              <w:t xml:space="preserve"> }}</w:t>
             </w:r>
           </w:p>
           <w:p>
@@ -8098,7 +9784,21 @@
               <w:rPr>
                 <w:rFonts w:ascii="宋体" w:eastAsia="宋体" w:hAnsi="宋体" w:cs="宋体"/>
               </w:rPr>
-              <w:t>{{ analysis.plan.collateral }}</w:t>
+              <w:t xml:space="preserve">{{ </w:t>
+            </w:r>
+            <w:proofErr w:type="spellStart"/>
+            <w:r>
+              <w:rPr>
+                <w:rFonts w:ascii="宋体" w:eastAsia="宋体" w:hAnsi="宋体" w:cs="宋体"/>
+              </w:rPr>
+              <w:t>analysis.plan.collateral</w:t>
+            </w:r>
+            <w:proofErr w:type="spellEnd"/>
+            <w:r>
+              <w:rPr>
+                <w:rFonts w:ascii="宋体" w:eastAsia="宋体" w:hAnsi="宋体" w:cs="宋体"/>
+              </w:rPr>
+              <w:t xml:space="preserve"> }}</w:t>
             </w:r>
           </w:p>
           <w:p>
@@ -8125,7 +9825,14 @@
               <w:rPr>
                 <w:rFonts w:ascii="宋体" w:eastAsia="宋体" w:hAnsi="宋体" w:cs="宋体"/>
               </w:rPr>
-              <w:t>{{ analysis.plan.</w:t>
+              <w:t xml:space="preserve">{{ </w:t>
+            </w:r>
+            <w:proofErr w:type="spellStart"/>
+            <w:r>
+              <w:rPr>
+                <w:rFonts w:ascii="宋体" w:eastAsia="宋体" w:hAnsi="宋体" w:cs="宋体"/>
+              </w:rPr>
+              <w:t>analysis.plan.</w:t>
             </w:r>
             <w:r>
               <w:rPr>
@@ -8133,6 +9840,7 @@
               </w:rPr>
               <w:t>diyapingguzhi</w:t>
             </w:r>
+            <w:proofErr w:type="spellEnd"/>
             <w:r>
               <w:rPr>
                 <w:rFonts w:ascii="宋体" w:eastAsia="宋体" w:hAnsi="宋体" w:cs="宋体"/>
@@ -8164,7 +9872,14 @@
               <w:rPr>
                 <w:rFonts w:ascii="宋体" w:eastAsia="宋体" w:hAnsi="宋体" w:cs="宋体"/>
               </w:rPr>
-              <w:t>{{ analysis.plan.</w:t>
+              <w:t xml:space="preserve">{{ </w:t>
+            </w:r>
+            <w:proofErr w:type="spellStart"/>
+            <w:r>
+              <w:rPr>
+                <w:rFonts w:ascii="宋体" w:eastAsia="宋体" w:hAnsi="宋体" w:cs="宋体"/>
+              </w:rPr>
+              <w:t>analysis.plan.</w:t>
             </w:r>
             <w:r>
               <w:rPr>
@@ -8172,6 +9887,7 @@
               </w:rPr>
               <w:t>eryayuzhi</w:t>
             </w:r>
+            <w:proofErr w:type="spellEnd"/>
             <w:r>
               <w:rPr>
                 <w:rFonts w:ascii="宋体" w:eastAsia="宋体" w:hAnsi="宋体" w:cs="宋体"/>
@@ -8203,7 +9919,14 @@
               <w:rPr>
                 <w:rFonts w:ascii="宋体" w:eastAsia="宋体" w:hAnsi="宋体" w:cs="宋体"/>
               </w:rPr>
-              <w:t>{{ analysis.plan.</w:t>
+              <w:t xml:space="preserve">{{ </w:t>
+            </w:r>
+            <w:proofErr w:type="spellStart"/>
+            <w:r>
+              <w:rPr>
+                <w:rFonts w:ascii="宋体" w:eastAsia="宋体" w:hAnsi="宋体" w:cs="宋体"/>
+              </w:rPr>
+              <w:t>analysis.plan.</w:t>
             </w:r>
             <w:r>
               <w:rPr>
@@ -8211,6 +9934,7 @@
               </w:rPr>
               <w:t>diyajingzhi</w:t>
             </w:r>
+            <w:proofErr w:type="spellEnd"/>
             <w:r>
               <w:rPr>
                 <w:rFonts w:ascii="宋体" w:eastAsia="宋体" w:hAnsi="宋体" w:cs="宋体"/>
@@ -8228,7 +9952,7 @@
         <w:tc>
           <w:tcPr>
             <w:tcW w:w="1555" w:type="dxa"/>
-            <w:gridSpan w:val="6"/>
+            <w:gridSpan w:val="7"/>
             <w:vMerge w:val="restart"/>
             <w:vAlign w:val="center"/>
           </w:tcPr>
@@ -8276,7 +10000,23 @@
                 <w:rFonts w:ascii="宋体" w:eastAsia="宋体" w:hAnsi="宋体" w:cs="宋体"/>
                 <w:color w:val="000000" w:themeColor="text1"/>
               </w:rPr>
-              <w:t>{{ analysis.financials.total_assets }}</w:t>
+              <w:t xml:space="preserve">{{ </w:t>
+            </w:r>
+            <w:proofErr w:type="spellStart"/>
+            <w:r>
+              <w:rPr>
+                <w:rFonts w:ascii="宋体" w:eastAsia="宋体" w:hAnsi="宋体" w:cs="宋体"/>
+                <w:color w:val="000000" w:themeColor="text1"/>
+              </w:rPr>
+              <w:t>analysis.financials.total_assets</w:t>
+            </w:r>
+            <w:proofErr w:type="spellEnd"/>
+            <w:r>
+              <w:rPr>
+                <w:rFonts w:ascii="宋体" w:eastAsia="宋体" w:hAnsi="宋体" w:cs="宋体"/>
+                <w:color w:val="000000" w:themeColor="text1"/>
+              </w:rPr>
+              <w:t xml:space="preserve"> }}</w:t>
             </w:r>
           </w:p>
         </w:tc>
@@ -8306,7 +10046,23 @@
                 <w:rFonts w:ascii="宋体" w:eastAsia="宋体" w:hAnsi="宋体" w:cs="宋体"/>
                 <w:color w:val="000000" w:themeColor="text1"/>
               </w:rPr>
-              <w:t>{{ analysis.financials.total_liabilities }}</w:t>
+              <w:t xml:space="preserve">{{ </w:t>
+            </w:r>
+            <w:proofErr w:type="spellStart"/>
+            <w:r>
+              <w:rPr>
+                <w:rFonts w:ascii="宋体" w:eastAsia="宋体" w:hAnsi="宋体" w:cs="宋体"/>
+                <w:color w:val="000000" w:themeColor="text1"/>
+              </w:rPr>
+              <w:t>analysis.financials.total_liabilities</w:t>
+            </w:r>
+            <w:proofErr w:type="spellEnd"/>
+            <w:r>
+              <w:rPr>
+                <w:rFonts w:ascii="宋体" w:eastAsia="宋体" w:hAnsi="宋体" w:cs="宋体"/>
+                <w:color w:val="000000" w:themeColor="text1"/>
+              </w:rPr>
+              <w:t xml:space="preserve"> }}</w:t>
             </w:r>
           </w:p>
         </w:tc>
@@ -8336,7 +10092,23 @@
                 <w:rFonts w:ascii="宋体" w:eastAsia="宋体" w:hAnsi="宋体" w:cs="宋体"/>
                 <w:color w:val="000000" w:themeColor="text1"/>
               </w:rPr>
-              <w:t>{{ analysis.financials.net_assets }}</w:t>
+              <w:t xml:space="preserve">{{ </w:t>
+            </w:r>
+            <w:proofErr w:type="spellStart"/>
+            <w:r>
+              <w:rPr>
+                <w:rFonts w:ascii="宋体" w:eastAsia="宋体" w:hAnsi="宋体" w:cs="宋体"/>
+                <w:color w:val="000000" w:themeColor="text1"/>
+              </w:rPr>
+              <w:t>analysis.financials.net_assets</w:t>
+            </w:r>
+            <w:proofErr w:type="spellEnd"/>
+            <w:r>
+              <w:rPr>
+                <w:rFonts w:ascii="宋体" w:eastAsia="宋体" w:hAnsi="宋体" w:cs="宋体"/>
+                <w:color w:val="000000" w:themeColor="text1"/>
+              </w:rPr>
+              <w:t xml:space="preserve"> }}</w:t>
             </w:r>
           </w:p>
         </w:tc>
@@ -8349,7 +10121,7 @@
         <w:tc>
           <w:tcPr>
             <w:tcW w:w="1555" w:type="dxa"/>
-            <w:gridSpan w:val="6"/>
+            <w:gridSpan w:val="7"/>
             <w:vMerge/>
             <w:vAlign w:val="center"/>
           </w:tcPr>
@@ -8389,7 +10161,23 @@
                 <w:rFonts w:ascii="宋体" w:eastAsia="宋体" w:hAnsi="宋体" w:cs="宋体"/>
                 <w:color w:val="000000" w:themeColor="text1"/>
               </w:rPr>
-              <w:t>{{ analysis.financials.revenue }}</w:t>
+              <w:t xml:space="preserve">{{ </w:t>
+            </w:r>
+            <w:proofErr w:type="spellStart"/>
+            <w:r>
+              <w:rPr>
+                <w:rFonts w:ascii="宋体" w:eastAsia="宋体" w:hAnsi="宋体" w:cs="宋体"/>
+                <w:color w:val="000000" w:themeColor="text1"/>
+              </w:rPr>
+              <w:t>analysis.financials.revenue</w:t>
+            </w:r>
+            <w:proofErr w:type="spellEnd"/>
+            <w:r>
+              <w:rPr>
+                <w:rFonts w:ascii="宋体" w:eastAsia="宋体" w:hAnsi="宋体" w:cs="宋体"/>
+                <w:color w:val="000000" w:themeColor="text1"/>
+              </w:rPr>
+              <w:t xml:space="preserve"> }}</w:t>
             </w:r>
           </w:p>
         </w:tc>
@@ -8419,7 +10207,23 @@
                 <w:rFonts w:ascii="宋体" w:eastAsia="宋体" w:hAnsi="宋体" w:cs="宋体"/>
                 <w:color w:val="000000" w:themeColor="text1"/>
               </w:rPr>
-              <w:t>{{ analysis.financials.net_income }}</w:t>
+              <w:t xml:space="preserve">{{ </w:t>
+            </w:r>
+            <w:proofErr w:type="spellStart"/>
+            <w:r>
+              <w:rPr>
+                <w:rFonts w:ascii="宋体" w:eastAsia="宋体" w:hAnsi="宋体" w:cs="宋体"/>
+                <w:color w:val="000000" w:themeColor="text1"/>
+              </w:rPr>
+              <w:t>analysis.financials.net_income</w:t>
+            </w:r>
+            <w:proofErr w:type="spellEnd"/>
+            <w:r>
+              <w:rPr>
+                <w:rFonts w:ascii="宋体" w:eastAsia="宋体" w:hAnsi="宋体" w:cs="宋体"/>
+                <w:color w:val="000000" w:themeColor="text1"/>
+              </w:rPr>
+              <w:t xml:space="preserve"> }}</w:t>
             </w:r>
           </w:p>
         </w:tc>
@@ -8432,7 +10236,7 @@
         <w:tc>
           <w:tcPr>
             <w:tcW w:w="11264" w:type="dxa"/>
-            <w:gridSpan w:val="49"/>
+            <w:gridSpan w:val="50"/>
           </w:tcPr>
           <w:p>
             <w:pPr>
@@ -8458,7 +10262,25 @@
                 <w:color w:val="000000" w:themeColor="text1"/>
                 <w:szCs w:val="21"/>
               </w:rPr>
-              <w:t>{{ analysis.profit_destination }}</w:t>
+              <w:t xml:space="preserve">{{ </w:t>
+            </w:r>
+            <w:proofErr w:type="spellStart"/>
+            <w:r>
+              <w:rPr>
+                <w:rFonts w:ascii="宋体" w:eastAsia="宋体" w:hAnsi="宋体" w:cs="宋体"/>
+                <w:color w:val="000000" w:themeColor="text1"/>
+                <w:szCs w:val="21"/>
+              </w:rPr>
+              <w:t>analysis.profit_destination</w:t>
+            </w:r>
+            <w:proofErr w:type="spellEnd"/>
+            <w:r>
+              <w:rPr>
+                <w:rFonts w:ascii="宋体" w:eastAsia="宋体" w:hAnsi="宋体" w:cs="宋体"/>
+                <w:color w:val="000000" w:themeColor="text1"/>
+                <w:szCs w:val="21"/>
+              </w:rPr>
+              <w:t xml:space="preserve"> }}</w:t>
             </w:r>
           </w:p>
         </w:tc>
@@ -8470,7 +10292,7 @@
         <w:tc>
           <w:tcPr>
             <w:tcW w:w="1555" w:type="dxa"/>
-            <w:gridSpan w:val="6"/>
+            <w:gridSpan w:val="7"/>
             <w:vMerge w:val="restart"/>
             <w:vAlign w:val="center"/>
           </w:tcPr>
@@ -8532,7 +10354,23 @@
                 <w:rFonts w:ascii="宋体" w:eastAsia="宋体" w:hAnsi="宋体" w:cs="宋体"/>
                 <w:color w:val="000000" w:themeColor="text1"/>
               </w:rPr>
-              <w:t>{{ analysis.indicators.asset_debt_ratio }}</w:t>
+              <w:t xml:space="preserve">{{ </w:t>
+            </w:r>
+            <w:proofErr w:type="spellStart"/>
+            <w:r>
+              <w:rPr>
+                <w:rFonts w:ascii="宋体" w:eastAsia="宋体" w:hAnsi="宋体" w:cs="宋体"/>
+                <w:color w:val="000000" w:themeColor="text1"/>
+              </w:rPr>
+              <w:t>analysis.indicators.asset_debt_ratio</w:t>
+            </w:r>
+            <w:proofErr w:type="spellEnd"/>
+            <w:r>
+              <w:rPr>
+                <w:rFonts w:ascii="宋体" w:eastAsia="宋体" w:hAnsi="宋体" w:cs="宋体"/>
+                <w:color w:val="000000" w:themeColor="text1"/>
+              </w:rPr>
+              <w:t xml:space="preserve"> }}</w:t>
             </w:r>
           </w:p>
         </w:tc>
@@ -8544,7 +10382,7 @@
         <w:tc>
           <w:tcPr>
             <w:tcW w:w="1555" w:type="dxa"/>
-            <w:gridSpan w:val="6"/>
+            <w:gridSpan w:val="7"/>
             <w:vMerge/>
             <w:vAlign w:val="center"/>
           </w:tcPr>
@@ -8599,7 +10437,23 @@
                 <w:rFonts w:ascii="宋体" w:eastAsia="宋体" w:hAnsi="宋体" w:cs="宋体"/>
                 <w:color w:val="000000" w:themeColor="text1"/>
               </w:rPr>
-              <w:t>{{ analysis.indicators.sales_debt_ratio }}</w:t>
+              <w:t xml:space="preserve">{{ </w:t>
+            </w:r>
+            <w:proofErr w:type="spellStart"/>
+            <w:r>
+              <w:rPr>
+                <w:rFonts w:ascii="宋体" w:eastAsia="宋体" w:hAnsi="宋体" w:cs="宋体"/>
+                <w:color w:val="000000" w:themeColor="text1"/>
+              </w:rPr>
+              <w:t>analysis.indicators.sales_debt_ratio</w:t>
+            </w:r>
+            <w:proofErr w:type="spellEnd"/>
+            <w:r>
+              <w:rPr>
+                <w:rFonts w:ascii="宋体" w:eastAsia="宋体" w:hAnsi="宋体" w:cs="宋体"/>
+                <w:color w:val="000000" w:themeColor="text1"/>
+              </w:rPr>
+              <w:t xml:space="preserve"> }}</w:t>
             </w:r>
           </w:p>
         </w:tc>
@@ -8611,7 +10465,7 @@
         <w:tc>
           <w:tcPr>
             <w:tcW w:w="1555" w:type="dxa"/>
-            <w:gridSpan w:val="6"/>
+            <w:gridSpan w:val="7"/>
             <w:vMerge/>
             <w:vAlign w:val="center"/>
           </w:tcPr>
@@ -8695,7 +10549,7 @@
         <w:tc>
           <w:tcPr>
             <w:tcW w:w="1555" w:type="dxa"/>
-            <w:gridSpan w:val="6"/>
+            <w:gridSpan w:val="7"/>
             <w:vMerge/>
             <w:vAlign w:val="center"/>
           </w:tcPr>
@@ -8751,7 +10605,23 @@
                 <w:rFonts w:ascii="宋体" w:eastAsia="宋体" w:hAnsi="宋体" w:cs="宋体"/>
                 <w:color w:val="000000" w:themeColor="text1"/>
               </w:rPr>
-              <w:t>{{ analysis.indicators.receivable_days }}</w:t>
+              <w:t xml:space="preserve">{{ </w:t>
+            </w:r>
+            <w:proofErr w:type="spellStart"/>
+            <w:r>
+              <w:rPr>
+                <w:rFonts w:ascii="宋体" w:eastAsia="宋体" w:hAnsi="宋体" w:cs="宋体"/>
+                <w:color w:val="000000" w:themeColor="text1"/>
+              </w:rPr>
+              <w:t>analysis.indicators.receivable_days</w:t>
+            </w:r>
+            <w:proofErr w:type="spellEnd"/>
+            <w:r>
+              <w:rPr>
+                <w:rFonts w:ascii="宋体" w:eastAsia="宋体" w:hAnsi="宋体" w:cs="宋体"/>
+                <w:color w:val="000000" w:themeColor="text1"/>
+              </w:rPr>
+              <w:t xml:space="preserve"> }}</w:t>
             </w:r>
           </w:p>
         </w:tc>
@@ -8764,7 +10634,7 @@
         <w:tc>
           <w:tcPr>
             <w:tcW w:w="1555" w:type="dxa"/>
-            <w:gridSpan w:val="6"/>
+            <w:gridSpan w:val="7"/>
             <w:vMerge/>
             <w:vAlign w:val="center"/>
           </w:tcPr>
@@ -8822,7 +10692,23 @@
                 <w:rFonts w:ascii="宋体" w:eastAsia="宋体" w:hAnsi="宋体" w:cs="宋体"/>
                 <w:color w:val="000000" w:themeColor="text1"/>
               </w:rPr>
-              <w:t>{{ analysis.indicators.avg_balance }}</w:t>
+              <w:t xml:space="preserve">{{ </w:t>
+            </w:r>
+            <w:proofErr w:type="spellStart"/>
+            <w:r>
+              <w:rPr>
+                <w:rFonts w:ascii="宋体" w:eastAsia="宋体" w:hAnsi="宋体" w:cs="宋体"/>
+                <w:color w:val="000000" w:themeColor="text1"/>
+              </w:rPr>
+              <w:t>analysis.indicators.avg_balance</w:t>
+            </w:r>
+            <w:proofErr w:type="spellEnd"/>
+            <w:r>
+              <w:rPr>
+                <w:rFonts w:ascii="宋体" w:eastAsia="宋体" w:hAnsi="宋体" w:cs="宋体"/>
+                <w:color w:val="000000" w:themeColor="text1"/>
+              </w:rPr>
+              <w:t xml:space="preserve"> }}</w:t>
             </w:r>
           </w:p>
         </w:tc>
@@ -8834,7 +10720,7 @@
         <w:tc>
           <w:tcPr>
             <w:tcW w:w="1555" w:type="dxa"/>
-            <w:gridSpan w:val="6"/>
+            <w:gridSpan w:val="7"/>
             <w:vMerge/>
             <w:vAlign w:val="center"/>
           </w:tcPr>
@@ -8905,7 +10791,15 @@
                 <w:rFonts w:ascii="宋体" w:eastAsia="宋体" w:hAnsi="宋体" w:cs="宋体"/>
                 <w:color w:val="000000" w:themeColor="text1"/>
               </w:rPr>
-              <w:t>{{ analysis.indicators.</w:t>
+              <w:t xml:space="preserve">{{ </w:t>
+            </w:r>
+            <w:proofErr w:type="spellStart"/>
+            <w:r>
+              <w:rPr>
+                <w:rFonts w:ascii="宋体" w:eastAsia="宋体" w:hAnsi="宋体" w:cs="宋体"/>
+                <w:color w:val="000000" w:themeColor="text1"/>
+              </w:rPr>
+              <w:t>analysis.indicators.</w:t>
             </w:r>
             <w:r>
               <w:rPr>
@@ -8914,6 +10808,7 @@
               </w:rPr>
               <w:t>repayment_ratio</w:t>
             </w:r>
+            <w:proofErr w:type="spellEnd"/>
             <w:r>
               <w:rPr>
                 <w:rFonts w:ascii="宋体" w:eastAsia="宋体" w:hAnsi="宋体" w:cs="宋体"/>
@@ -8931,7 +10826,7 @@
         <w:tc>
           <w:tcPr>
             <w:tcW w:w="1555" w:type="dxa"/>
-            <w:gridSpan w:val="6"/>
+            <w:gridSpan w:val="7"/>
             <w:vMerge/>
             <w:vAlign w:val="center"/>
           </w:tcPr>
@@ -8987,7 +10882,23 @@
                 <w:rFonts w:ascii="宋体" w:eastAsia="宋体" w:hAnsi="宋体" w:cs="宋体"/>
                 <w:color w:val="000000" w:themeColor="text1"/>
               </w:rPr>
-              <w:t>{% if analysis.indicators.is_superior_loan %}</w:t>
+              <w:t xml:space="preserve">{% if </w:t>
+            </w:r>
+            <w:proofErr w:type="spellStart"/>
+            <w:r>
+              <w:rPr>
+                <w:rFonts w:ascii="宋体" w:eastAsia="宋体" w:hAnsi="宋体" w:cs="宋体"/>
+                <w:color w:val="000000" w:themeColor="text1"/>
+              </w:rPr>
+              <w:t>analysis.indicators.is_superior_loan</w:t>
+            </w:r>
+            <w:proofErr w:type="spellEnd"/>
+            <w:r>
+              <w:rPr>
+                <w:rFonts w:ascii="宋体" w:eastAsia="宋体" w:hAnsi="宋体" w:cs="宋体"/>
+                <w:color w:val="000000" w:themeColor="text1"/>
+              </w:rPr>
+              <w:t xml:space="preserve"> %}</w:t>
             </w:r>
             <w:r>
               <w:rPr>
@@ -9023,7 +10934,23 @@
                 <w:color w:val="000000" w:themeColor="text1"/>
               </w:rPr>
               <w:br/>
-              <w:t>{% if analysis.indicators.is_growth_phase %}</w:t>
+              <w:t xml:space="preserve">{% if </w:t>
+            </w:r>
+            <w:proofErr w:type="spellStart"/>
+            <w:r>
+              <w:rPr>
+                <w:rFonts w:ascii="宋体" w:eastAsia="宋体" w:hAnsi="宋体" w:cs="宋体"/>
+                <w:color w:val="000000" w:themeColor="text1"/>
+              </w:rPr>
+              <w:t>analysis.indicators.is_growth_phase</w:t>
+            </w:r>
+            <w:proofErr w:type="spellEnd"/>
+            <w:r>
+              <w:rPr>
+                <w:rFonts w:ascii="宋体" w:eastAsia="宋体" w:hAnsi="宋体" w:cs="宋体"/>
+                <w:color w:val="000000" w:themeColor="text1"/>
+              </w:rPr>
+              <w:t xml:space="preserve"> %}</w:t>
             </w:r>
             <w:r>
               <w:rPr>
@@ -9066,7 +10993,23 @@
                 <w:color w:val="000000" w:themeColor="text1"/>
               </w:rPr>
               <w:br/>
-              <w:t>{% if analysis.indicators.is_added_guarantor %}</w:t>
+              <w:t xml:space="preserve">{% if </w:t>
+            </w:r>
+            <w:proofErr w:type="spellStart"/>
+            <w:r>
+              <w:rPr>
+                <w:rFonts w:ascii="宋体" w:eastAsia="宋体" w:hAnsi="宋体" w:cs="宋体"/>
+                <w:color w:val="000000" w:themeColor="text1"/>
+              </w:rPr>
+              <w:t>analysis.indicators.is_added_guarantor</w:t>
+            </w:r>
+            <w:proofErr w:type="spellEnd"/>
+            <w:r>
+              <w:rPr>
+                <w:rFonts w:ascii="宋体" w:eastAsia="宋体" w:hAnsi="宋体" w:cs="宋体"/>
+                <w:color w:val="000000" w:themeColor="text1"/>
+              </w:rPr>
+              <w:t xml:space="preserve"> %}</w:t>
             </w:r>
             <w:r>
               <w:rPr>
@@ -9106,7 +11049,7 @@
         <w:tc>
           <w:tcPr>
             <w:tcW w:w="1555" w:type="dxa"/>
-            <w:gridSpan w:val="6"/>
+            <w:gridSpan w:val="7"/>
             <w:vAlign w:val="center"/>
           </w:tcPr>
           <w:p>
@@ -9155,7 +11098,23 @@
                 <w:rFonts w:ascii="宋体" w:eastAsia="宋体" w:hAnsi="宋体" w:cs="宋体"/>
                 <w:color w:val="000000" w:themeColor="text1"/>
               </w:rPr>
-              <w:t>{{ analysis.soft_info }}</w:t>
+              <w:t xml:space="preserve">{{ </w:t>
+            </w:r>
+            <w:proofErr w:type="spellStart"/>
+            <w:r>
+              <w:rPr>
+                <w:rFonts w:ascii="宋体" w:eastAsia="宋体" w:hAnsi="宋体" w:cs="宋体"/>
+                <w:color w:val="000000" w:themeColor="text1"/>
+              </w:rPr>
+              <w:t>analysis.soft_info</w:t>
+            </w:r>
+            <w:proofErr w:type="spellEnd"/>
+            <w:r>
+              <w:rPr>
+                <w:rFonts w:ascii="宋体" w:eastAsia="宋体" w:hAnsi="宋体" w:cs="宋体"/>
+                <w:color w:val="000000" w:themeColor="text1"/>
+              </w:rPr>
+              <w:t xml:space="preserve"> }}</w:t>
             </w:r>
           </w:p>
         </w:tc>
@@ -9167,7 +11126,7 @@
         <w:tc>
           <w:tcPr>
             <w:tcW w:w="1555" w:type="dxa"/>
-            <w:gridSpan w:val="6"/>
+            <w:gridSpan w:val="7"/>
           </w:tcPr>
           <w:p>
             <w:pPr>
@@ -9205,7 +11164,23 @@
                 <w:rFonts w:ascii="宋体" w:eastAsia="宋体" w:hAnsi="宋体" w:cs="宋体"/>
                 <w:color w:val="000000" w:themeColor="text1"/>
               </w:rPr>
-              <w:t>{{ analysis.summary }}</w:t>
+              <w:t xml:space="preserve">{{ </w:t>
+            </w:r>
+            <w:proofErr w:type="spellStart"/>
+            <w:r>
+              <w:rPr>
+                <w:rFonts w:ascii="宋体" w:eastAsia="宋体" w:hAnsi="宋体" w:cs="宋体"/>
+                <w:color w:val="000000" w:themeColor="text1"/>
+              </w:rPr>
+              <w:t>analysis.summary</w:t>
+            </w:r>
+            <w:proofErr w:type="spellEnd"/>
+            <w:r>
+              <w:rPr>
+                <w:rFonts w:ascii="宋体" w:eastAsia="宋体" w:hAnsi="宋体" w:cs="宋体"/>
+                <w:color w:val="000000" w:themeColor="text1"/>
+              </w:rPr>
+              <w:t xml:space="preserve"> }}</w:t>
             </w:r>
           </w:p>
         </w:tc>
@@ -9217,7 +11192,7 @@
         <w:tc>
           <w:tcPr>
             <w:tcW w:w="1555" w:type="dxa"/>
-            <w:gridSpan w:val="6"/>
+            <w:gridSpan w:val="7"/>
             <w:vMerge w:val="restart"/>
           </w:tcPr>
           <w:p>
@@ -9283,7 +11258,23 @@
                 <w:rFonts w:ascii="宋体" w:eastAsia="宋体" w:hAnsi="宋体" w:cs="宋体"/>
                 <w:color w:val="000000" w:themeColor="text1"/>
               </w:rPr>
-              <w:t>{{ analysis.limit.calculation }}</w:t>
+              <w:t xml:space="preserve">{{ </w:t>
+            </w:r>
+            <w:proofErr w:type="spellStart"/>
+            <w:r>
+              <w:rPr>
+                <w:rFonts w:ascii="宋体" w:eastAsia="宋体" w:hAnsi="宋体" w:cs="宋体"/>
+                <w:color w:val="000000" w:themeColor="text1"/>
+              </w:rPr>
+              <w:t>analysis.limit.calculation</w:t>
+            </w:r>
+            <w:proofErr w:type="spellEnd"/>
+            <w:r>
+              <w:rPr>
+                <w:rFonts w:ascii="宋体" w:eastAsia="宋体" w:hAnsi="宋体" w:cs="宋体"/>
+                <w:color w:val="000000" w:themeColor="text1"/>
+              </w:rPr>
+              <w:t xml:space="preserve"> }}</w:t>
             </w:r>
           </w:p>
           <w:p>
@@ -9311,7 +11302,7 @@
         <w:tc>
           <w:tcPr>
             <w:tcW w:w="1555" w:type="dxa"/>
-            <w:gridSpan w:val="6"/>
+            <w:gridSpan w:val="7"/>
             <w:vMerge/>
           </w:tcPr>
           <w:p>
@@ -9350,7 +11341,23 @@
                 <w:rFonts w:ascii="宋体" w:eastAsia="宋体" w:hAnsi="宋体" w:cs="宋体"/>
                 <w:color w:val="000000" w:themeColor="text1"/>
               </w:rPr>
-              <w:t>{{ analysis.limit.apply_amount }}</w:t>
+              <w:t xml:space="preserve">{{ </w:t>
+            </w:r>
+            <w:proofErr w:type="spellStart"/>
+            <w:r>
+              <w:rPr>
+                <w:rFonts w:ascii="宋体" w:eastAsia="宋体" w:hAnsi="宋体" w:cs="宋体"/>
+                <w:color w:val="000000" w:themeColor="text1"/>
+              </w:rPr>
+              <w:t>analysis.limit.apply_amount</w:t>
+            </w:r>
+            <w:proofErr w:type="spellEnd"/>
+            <w:r>
+              <w:rPr>
+                <w:rFonts w:ascii="宋体" w:eastAsia="宋体" w:hAnsi="宋体" w:cs="宋体"/>
+                <w:color w:val="000000" w:themeColor="text1"/>
+              </w:rPr>
+              <w:t xml:space="preserve"> }}</w:t>
             </w:r>
           </w:p>
         </w:tc>
@@ -9362,7 +11369,7 @@
         <w:tc>
           <w:tcPr>
             <w:tcW w:w="1555" w:type="dxa"/>
-            <w:gridSpan w:val="6"/>
+            <w:gridSpan w:val="7"/>
             <w:vMerge/>
           </w:tcPr>
           <w:p>
@@ -9401,7 +11408,23 @@
                 <w:rFonts w:ascii="宋体" w:eastAsia="宋体" w:hAnsi="宋体" w:cs="宋体"/>
                 <w:color w:val="000000" w:themeColor="text1"/>
               </w:rPr>
-              <w:t>{{ analysis.limit.increase_factors }}</w:t>
+              <w:t xml:space="preserve">{{ </w:t>
+            </w:r>
+            <w:proofErr w:type="spellStart"/>
+            <w:r>
+              <w:rPr>
+                <w:rFonts w:ascii="宋体" w:eastAsia="宋体" w:hAnsi="宋体" w:cs="宋体"/>
+                <w:color w:val="000000" w:themeColor="text1"/>
+              </w:rPr>
+              <w:t>analysis.limit.increase_factors</w:t>
+            </w:r>
+            <w:proofErr w:type="spellEnd"/>
+            <w:r>
+              <w:rPr>
+                <w:rFonts w:ascii="宋体" w:eastAsia="宋体" w:hAnsi="宋体" w:cs="宋体"/>
+                <w:color w:val="000000" w:themeColor="text1"/>
+              </w:rPr>
+              <w:t xml:space="preserve"> }}</w:t>
             </w:r>
           </w:p>
           <w:p>
@@ -9638,7 +11661,25 @@
                 <w:color w:val="000000"/>
                 <w:szCs w:val="21"/>
               </w:rPr>
-              <w:t>{{ bs.date }}</w:t>
+              <w:t xml:space="preserve">{{ </w:t>
+            </w:r>
+            <w:proofErr w:type="spellStart"/>
+            <w:r>
+              <w:rPr>
+                <w:rFonts w:ascii="Times New Roman" w:eastAsia="宋体" w:hAnsi="Times New Roman" w:cs="Times New Roman"/>
+                <w:color w:val="000000"/>
+                <w:szCs w:val="21"/>
+              </w:rPr>
+              <w:t>bs.date</w:t>
+            </w:r>
+            <w:proofErr w:type="spellEnd"/>
+            <w:r>
+              <w:rPr>
+                <w:rFonts w:ascii="Times New Roman" w:eastAsia="宋体" w:hAnsi="Times New Roman" w:cs="Times New Roman"/>
+                <w:color w:val="000000"/>
+                <w:szCs w:val="21"/>
+              </w:rPr>
+              <w:t xml:space="preserve"> }}</w:t>
             </w:r>
           </w:p>
         </w:tc>
@@ -9712,7 +11753,25 @@
                 <w:color w:val="000000"/>
                 <w:szCs w:val="21"/>
               </w:rPr>
-              <w:t>{{ bs.date }}</w:t>
+              <w:t xml:space="preserve">{{ </w:t>
+            </w:r>
+            <w:proofErr w:type="spellStart"/>
+            <w:r>
+              <w:rPr>
+                <w:rFonts w:ascii="Times New Roman" w:eastAsia="宋体" w:hAnsi="Times New Roman" w:cs="Times New Roman"/>
+                <w:color w:val="000000"/>
+                <w:szCs w:val="21"/>
+              </w:rPr>
+              <w:t>bs.date</w:t>
+            </w:r>
+            <w:proofErr w:type="spellEnd"/>
+            <w:r>
+              <w:rPr>
+                <w:rFonts w:ascii="Times New Roman" w:eastAsia="宋体" w:hAnsi="Times New Roman" w:cs="Times New Roman"/>
+                <w:color w:val="000000"/>
+                <w:szCs w:val="21"/>
+              </w:rPr>
+              <w:t xml:space="preserve"> }}</w:t>
             </w:r>
           </w:p>
         </w:tc>
@@ -9781,7 +11840,25 @@
                 <w:color w:val="000000"/>
                 <w:szCs w:val="21"/>
               </w:rPr>
-              <w:t>{{ bs.cash }}</w:t>
+              <w:t xml:space="preserve">{{ </w:t>
+            </w:r>
+            <w:proofErr w:type="spellStart"/>
+            <w:r>
+              <w:rPr>
+                <w:rFonts w:ascii="Times New Roman" w:eastAsia="宋体" w:hAnsi="Times New Roman" w:cs="Times New Roman"/>
+                <w:color w:val="000000"/>
+                <w:szCs w:val="21"/>
+              </w:rPr>
+              <w:t>bs.cash</w:t>
+            </w:r>
+            <w:proofErr w:type="spellEnd"/>
+            <w:r>
+              <w:rPr>
+                <w:rFonts w:ascii="Times New Roman" w:eastAsia="宋体" w:hAnsi="Times New Roman" w:cs="Times New Roman"/>
+                <w:color w:val="000000"/>
+                <w:szCs w:val="21"/>
+              </w:rPr>
+              <w:t xml:space="preserve"> }}</w:t>
             </w:r>
           </w:p>
         </w:tc>
@@ -9844,7 +11921,25 @@
                 <w:color w:val="000000"/>
                 <w:szCs w:val="21"/>
               </w:rPr>
-              <w:t>{{ bs.loans }}</w:t>
+              <w:t xml:space="preserve">{{ </w:t>
+            </w:r>
+            <w:proofErr w:type="spellStart"/>
+            <w:r>
+              <w:rPr>
+                <w:rFonts w:ascii="Times New Roman" w:eastAsia="宋体" w:hAnsi="Times New Roman" w:cs="Times New Roman"/>
+                <w:color w:val="000000"/>
+                <w:szCs w:val="21"/>
+              </w:rPr>
+              <w:t>bs.loans</w:t>
+            </w:r>
+            <w:proofErr w:type="spellEnd"/>
+            <w:r>
+              <w:rPr>
+                <w:rFonts w:ascii="Times New Roman" w:eastAsia="宋体" w:hAnsi="Times New Roman" w:cs="Times New Roman"/>
+                <w:color w:val="000000"/>
+                <w:szCs w:val="21"/>
+              </w:rPr>
+              <w:t xml:space="preserve"> }}</w:t>
             </w:r>
           </w:p>
         </w:tc>
@@ -9976,7 +12071,25 @@
                 <w:color w:val="000000"/>
                 <w:szCs w:val="21"/>
               </w:rPr>
-              <w:t>{{ bs.ap }}</w:t>
+              <w:t xml:space="preserve">{{ </w:t>
+            </w:r>
+            <w:proofErr w:type="spellStart"/>
+            <w:r>
+              <w:rPr>
+                <w:rFonts w:ascii="Times New Roman" w:eastAsia="宋体" w:hAnsi="Times New Roman" w:cs="Times New Roman"/>
+                <w:color w:val="000000"/>
+                <w:szCs w:val="21"/>
+              </w:rPr>
+              <w:t>bs.ap</w:t>
+            </w:r>
+            <w:proofErr w:type="spellEnd"/>
+            <w:r>
+              <w:rPr>
+                <w:rFonts w:ascii="Times New Roman" w:eastAsia="宋体" w:hAnsi="Times New Roman" w:cs="Times New Roman"/>
+                <w:color w:val="000000"/>
+                <w:szCs w:val="21"/>
+              </w:rPr>
+              <w:t xml:space="preserve"> }}</w:t>
             </w:r>
           </w:p>
         </w:tc>
@@ -10045,7 +12158,25 @@
                 <w:color w:val="000000"/>
                 <w:szCs w:val="21"/>
               </w:rPr>
-              <w:t>{{ bs.prepayments }}</w:t>
+              <w:t xml:space="preserve">{{ </w:t>
+            </w:r>
+            <w:proofErr w:type="spellStart"/>
+            <w:r>
+              <w:rPr>
+                <w:rFonts w:ascii="Times New Roman" w:eastAsia="宋体" w:hAnsi="Times New Roman" w:cs="Times New Roman"/>
+                <w:color w:val="000000"/>
+                <w:szCs w:val="21"/>
+              </w:rPr>
+              <w:t>bs.prepayments</w:t>
+            </w:r>
+            <w:proofErr w:type="spellEnd"/>
+            <w:r>
+              <w:rPr>
+                <w:rFonts w:ascii="Times New Roman" w:eastAsia="宋体" w:hAnsi="Times New Roman" w:cs="Times New Roman"/>
+                <w:color w:val="000000"/>
+                <w:szCs w:val="21"/>
+              </w:rPr>
+              <w:t xml:space="preserve"> }}</w:t>
             </w:r>
           </w:p>
         </w:tc>
@@ -10108,7 +12239,25 @@
                 <w:color w:val="000000"/>
                 <w:szCs w:val="21"/>
               </w:rPr>
-              <w:t>{{ bs.advances }}</w:t>
+              <w:t xml:space="preserve">{{ </w:t>
+            </w:r>
+            <w:proofErr w:type="spellStart"/>
+            <w:r>
+              <w:rPr>
+                <w:rFonts w:ascii="Times New Roman" w:eastAsia="宋体" w:hAnsi="Times New Roman" w:cs="Times New Roman"/>
+                <w:color w:val="000000"/>
+                <w:szCs w:val="21"/>
+              </w:rPr>
+              <w:t>bs.advances</w:t>
+            </w:r>
+            <w:proofErr w:type="spellEnd"/>
+            <w:r>
+              <w:rPr>
+                <w:rFonts w:ascii="Times New Roman" w:eastAsia="宋体" w:hAnsi="Times New Roman" w:cs="Times New Roman"/>
+                <w:color w:val="000000"/>
+                <w:szCs w:val="21"/>
+              </w:rPr>
+              <w:t xml:space="preserve"> }}</w:t>
             </w:r>
           </w:p>
         </w:tc>
@@ -10177,7 +12326,25 @@
                 <w:color w:val="000000"/>
                 <w:szCs w:val="21"/>
               </w:rPr>
-              <w:t>{{ bs.other_ar }}</w:t>
+              <w:t xml:space="preserve">{{ </w:t>
+            </w:r>
+            <w:proofErr w:type="spellStart"/>
+            <w:r>
+              <w:rPr>
+                <w:rFonts w:ascii="Times New Roman" w:eastAsia="宋体" w:hAnsi="Times New Roman" w:cs="Times New Roman"/>
+                <w:color w:val="000000"/>
+                <w:szCs w:val="21"/>
+              </w:rPr>
+              <w:t>bs.other_ar</w:t>
+            </w:r>
+            <w:proofErr w:type="spellEnd"/>
+            <w:r>
+              <w:rPr>
+                <w:rFonts w:ascii="Times New Roman" w:eastAsia="宋体" w:hAnsi="Times New Roman" w:cs="Times New Roman"/>
+                <w:color w:val="000000"/>
+                <w:szCs w:val="21"/>
+              </w:rPr>
+              <w:t xml:space="preserve"> }}</w:t>
             </w:r>
           </w:p>
         </w:tc>
@@ -10240,7 +12407,25 @@
                 <w:color w:val="000000"/>
                 <w:szCs w:val="21"/>
               </w:rPr>
-              <w:t>{{ bs.other_ap }}</w:t>
+              <w:t xml:space="preserve">{{ </w:t>
+            </w:r>
+            <w:proofErr w:type="spellStart"/>
+            <w:r>
+              <w:rPr>
+                <w:rFonts w:ascii="Times New Roman" w:eastAsia="宋体" w:hAnsi="Times New Roman" w:cs="Times New Roman"/>
+                <w:color w:val="000000"/>
+                <w:szCs w:val="21"/>
+              </w:rPr>
+              <w:t>bs.other_ap</w:t>
+            </w:r>
+            <w:proofErr w:type="spellEnd"/>
+            <w:r>
+              <w:rPr>
+                <w:rFonts w:ascii="Times New Roman" w:eastAsia="宋体" w:hAnsi="Times New Roman" w:cs="Times New Roman"/>
+                <w:color w:val="000000"/>
+                <w:szCs w:val="21"/>
+              </w:rPr>
+              <w:t xml:space="preserve"> }}</w:t>
             </w:r>
           </w:p>
         </w:tc>
@@ -10309,7 +12494,25 @@
                 <w:color w:val="000000"/>
                 <w:szCs w:val="21"/>
               </w:rPr>
-              <w:t>{{ bs.inventory }}</w:t>
+              <w:t xml:space="preserve">{{ </w:t>
+            </w:r>
+            <w:proofErr w:type="spellStart"/>
+            <w:r>
+              <w:rPr>
+                <w:rFonts w:ascii="Times New Roman" w:eastAsia="宋体" w:hAnsi="Times New Roman" w:cs="Times New Roman"/>
+                <w:color w:val="000000"/>
+                <w:szCs w:val="21"/>
+              </w:rPr>
+              <w:t>bs.inventory</w:t>
+            </w:r>
+            <w:proofErr w:type="spellEnd"/>
+            <w:r>
+              <w:rPr>
+                <w:rFonts w:ascii="Times New Roman" w:eastAsia="宋体" w:hAnsi="Times New Roman" w:cs="Times New Roman"/>
+                <w:color w:val="000000"/>
+                <w:szCs w:val="21"/>
+              </w:rPr>
+              <w:t xml:space="preserve"> }}</w:t>
             </w:r>
           </w:p>
         </w:tc>
@@ -10372,7 +12575,25 @@
                 <w:color w:val="000000"/>
                 <w:szCs w:val="21"/>
               </w:rPr>
-              <w:t>{{ bs.capital }}</w:t>
+              <w:t xml:space="preserve">{{ </w:t>
+            </w:r>
+            <w:proofErr w:type="spellStart"/>
+            <w:r>
+              <w:rPr>
+                <w:rFonts w:ascii="Times New Roman" w:eastAsia="宋体" w:hAnsi="Times New Roman" w:cs="Times New Roman"/>
+                <w:color w:val="000000"/>
+                <w:szCs w:val="21"/>
+              </w:rPr>
+              <w:t>bs.capital</w:t>
+            </w:r>
+            <w:proofErr w:type="spellEnd"/>
+            <w:r>
+              <w:rPr>
+                <w:rFonts w:ascii="Times New Roman" w:eastAsia="宋体" w:hAnsi="Times New Roman" w:cs="Times New Roman"/>
+                <w:color w:val="000000"/>
+                <w:szCs w:val="21"/>
+              </w:rPr>
+              <w:t xml:space="preserve"> }}</w:t>
             </w:r>
           </w:p>
         </w:tc>
@@ -10441,7 +12662,25 @@
                 <w:color w:val="000000"/>
                 <w:szCs w:val="21"/>
               </w:rPr>
-              <w:t>{{ bs.fixed_assets }}</w:t>
+              <w:t xml:space="preserve">{{ </w:t>
+            </w:r>
+            <w:proofErr w:type="spellStart"/>
+            <w:r>
+              <w:rPr>
+                <w:rFonts w:ascii="Times New Roman" w:eastAsia="宋体" w:hAnsi="Times New Roman" w:cs="Times New Roman"/>
+                <w:color w:val="000000"/>
+                <w:szCs w:val="21"/>
+              </w:rPr>
+              <w:t>bs.fixed_assets</w:t>
+            </w:r>
+            <w:proofErr w:type="spellEnd"/>
+            <w:r>
+              <w:rPr>
+                <w:rFonts w:ascii="Times New Roman" w:eastAsia="宋体" w:hAnsi="Times New Roman" w:cs="Times New Roman"/>
+                <w:color w:val="000000"/>
+                <w:szCs w:val="21"/>
+              </w:rPr>
+              <w:t xml:space="preserve"> }}</w:t>
             </w:r>
           </w:p>
         </w:tc>
@@ -10497,7 +12736,15 @@
               </w:rPr>
             </w:pPr>
             <w:r>
-              <w:t>{{ bs.retained_earnings }}</w:t>
+              <w:t xml:space="preserve">{{ </w:t>
+            </w:r>
+            <w:proofErr w:type="spellStart"/>
+            <w:r>
+              <w:t>bs.retained_earnings</w:t>
+            </w:r>
+            <w:proofErr w:type="spellEnd"/>
+            <w:r>
+              <w:t xml:space="preserve"> }}</w:t>
             </w:r>
           </w:p>
         </w:tc>
@@ -10536,6 +12783,7 @@
                 <w:szCs w:val="21"/>
                 <w:lang w:bidi="ar"/>
               </w:rPr>
+              <w:lastRenderedPageBreak/>
               <w:t>总资产</w:t>
             </w:r>
           </w:p>
@@ -10566,7 +12814,25 @@
                 <w:color w:val="000000"/>
                 <w:szCs w:val="21"/>
               </w:rPr>
-              <w:t>{{ bs.total_assets }}</w:t>
+              <w:t xml:space="preserve">{{ </w:t>
+            </w:r>
+            <w:proofErr w:type="spellStart"/>
+            <w:r>
+              <w:rPr>
+                <w:rFonts w:ascii="Times New Roman" w:eastAsia="宋体" w:hAnsi="Times New Roman" w:cs="Times New Roman"/>
+                <w:color w:val="000000"/>
+                <w:szCs w:val="21"/>
+              </w:rPr>
+              <w:t>bs.total_assets</w:t>
+            </w:r>
+            <w:proofErr w:type="spellEnd"/>
+            <w:r>
+              <w:rPr>
+                <w:rFonts w:ascii="Times New Roman" w:eastAsia="宋体" w:hAnsi="Times New Roman" w:cs="Times New Roman"/>
+                <w:color w:val="000000"/>
+                <w:szCs w:val="21"/>
+              </w:rPr>
+              <w:t xml:space="preserve"> }}</w:t>
             </w:r>
           </w:p>
         </w:tc>
@@ -10630,7 +12896,25 @@
                 <w:color w:val="000000"/>
                 <w:szCs w:val="21"/>
               </w:rPr>
-              <w:t>{{ bs.total_liabilities_equity }}</w:t>
+              <w:t xml:space="preserve">{{ </w:t>
+            </w:r>
+            <w:proofErr w:type="spellStart"/>
+            <w:r>
+              <w:rPr>
+                <w:rFonts w:ascii="Times New Roman" w:eastAsia="宋体" w:hAnsi="Times New Roman" w:cs="Times New Roman"/>
+                <w:color w:val="000000"/>
+                <w:szCs w:val="21"/>
+              </w:rPr>
+              <w:t>bs.total_liabilities_equity</w:t>
+            </w:r>
+            <w:proofErr w:type="spellEnd"/>
+            <w:r>
+              <w:rPr>
+                <w:rFonts w:ascii="Times New Roman" w:eastAsia="宋体" w:hAnsi="Times New Roman" w:cs="Times New Roman"/>
+                <w:color w:val="000000"/>
+                <w:szCs w:val="21"/>
+              </w:rPr>
+              <w:t xml:space="preserve"> }}</w:t>
             </w:r>
           </w:p>
         </w:tc>
@@ -11022,7 +13306,23 @@
                 <w:rFonts w:ascii="宋体" w:eastAsia="宋体" w:hAnsi="宋体" w:cs="宋体"/>
                 <w:color w:val="000000" w:themeColor="text1"/>
               </w:rPr>
-              <w:t>{% for asset in asset_stats %}</w:t>
+              <w:t xml:space="preserve">{% for asset in </w:t>
+            </w:r>
+            <w:proofErr w:type="spellStart"/>
+            <w:r>
+              <w:rPr>
+                <w:rFonts w:ascii="宋体" w:eastAsia="宋体" w:hAnsi="宋体" w:cs="宋体"/>
+                <w:color w:val="000000" w:themeColor="text1"/>
+              </w:rPr>
+              <w:t>asset_stats</w:t>
+            </w:r>
+            <w:proofErr w:type="spellEnd"/>
+            <w:r>
+              <w:rPr>
+                <w:rFonts w:ascii="宋体" w:eastAsia="宋体" w:hAnsi="宋体" w:cs="宋体"/>
+                <w:color w:val="000000" w:themeColor="text1"/>
+              </w:rPr>
+              <w:t xml:space="preserve"> %}</w:t>
             </w:r>
           </w:p>
         </w:tc>
@@ -11053,7 +13353,23 @@
                 <w:rFonts w:ascii="宋体" w:eastAsia="宋体" w:hAnsi="宋体" w:cs="宋体"/>
                 <w:color w:val="000000" w:themeColor="text1"/>
               </w:rPr>
-              <w:t>{{ loop.index }}</w:t>
+              <w:t xml:space="preserve">{{ </w:t>
+            </w:r>
+            <w:proofErr w:type="spellStart"/>
+            <w:r>
+              <w:rPr>
+                <w:rFonts w:ascii="宋体" w:eastAsia="宋体" w:hAnsi="宋体" w:cs="宋体"/>
+                <w:color w:val="000000" w:themeColor="text1"/>
+              </w:rPr>
+              <w:t>loop.index</w:t>
+            </w:r>
+            <w:proofErr w:type="spellEnd"/>
+            <w:r>
+              <w:rPr>
+                <w:rFonts w:ascii="宋体" w:eastAsia="宋体" w:hAnsi="宋体" w:cs="宋体"/>
+                <w:color w:val="000000" w:themeColor="text1"/>
+              </w:rPr>
+              <w:t xml:space="preserve"> }}</w:t>
             </w:r>
           </w:p>
         </w:tc>
@@ -11106,7 +13422,23 @@
                 <w:rFonts w:ascii="宋体" w:eastAsia="宋体" w:hAnsi="宋体" w:cs="宋体"/>
                 <w:color w:val="000000" w:themeColor="text1"/>
               </w:rPr>
-              <w:t>{{ asset.buy_time }}</w:t>
+              <w:t xml:space="preserve">{{ </w:t>
+            </w:r>
+            <w:proofErr w:type="spellStart"/>
+            <w:r>
+              <w:rPr>
+                <w:rFonts w:ascii="宋体" w:eastAsia="宋体" w:hAnsi="宋体" w:cs="宋体"/>
+                <w:color w:val="000000" w:themeColor="text1"/>
+              </w:rPr>
+              <w:t>asset.buy_time</w:t>
+            </w:r>
+            <w:proofErr w:type="spellEnd"/>
+            <w:r>
+              <w:rPr>
+                <w:rFonts w:ascii="宋体" w:eastAsia="宋体" w:hAnsi="宋体" w:cs="宋体"/>
+                <w:color w:val="000000" w:themeColor="text1"/>
+              </w:rPr>
+              <w:t xml:space="preserve"> }}</w:t>
             </w:r>
           </w:p>
         </w:tc>
@@ -11129,7 +13461,23 @@
                 <w:rFonts w:ascii="宋体" w:eastAsia="宋体" w:hAnsi="宋体" w:cs="宋体"/>
                 <w:color w:val="000000" w:themeColor="text1"/>
               </w:rPr>
-              <w:t>{{ asset.buy_price }}</w:t>
+              <w:t xml:space="preserve">{{ </w:t>
+            </w:r>
+            <w:proofErr w:type="spellStart"/>
+            <w:r>
+              <w:rPr>
+                <w:rFonts w:ascii="宋体" w:eastAsia="宋体" w:hAnsi="宋体" w:cs="宋体"/>
+                <w:color w:val="000000" w:themeColor="text1"/>
+              </w:rPr>
+              <w:t>asset.buy_price</w:t>
+            </w:r>
+            <w:proofErr w:type="spellEnd"/>
+            <w:r>
+              <w:rPr>
+                <w:rFonts w:ascii="宋体" w:eastAsia="宋体" w:hAnsi="宋体" w:cs="宋体"/>
+                <w:color w:val="000000" w:themeColor="text1"/>
+              </w:rPr>
+              <w:t xml:space="preserve"> }}</w:t>
             </w:r>
           </w:p>
         </w:tc>
@@ -11152,7 +13500,23 @@
                 <w:rFonts w:ascii="宋体" w:eastAsia="宋体" w:hAnsi="宋体" w:cs="宋体"/>
                 <w:color w:val="000000" w:themeColor="text1"/>
               </w:rPr>
-              <w:t>{{ asset.current_value }}</w:t>
+              <w:t xml:space="preserve">{{ </w:t>
+            </w:r>
+            <w:proofErr w:type="spellStart"/>
+            <w:r>
+              <w:rPr>
+                <w:rFonts w:ascii="宋体" w:eastAsia="宋体" w:hAnsi="宋体" w:cs="宋体"/>
+                <w:color w:val="000000" w:themeColor="text1"/>
+              </w:rPr>
+              <w:t>asset.current_value</w:t>
+            </w:r>
+            <w:proofErr w:type="spellEnd"/>
+            <w:r>
+              <w:rPr>
+                <w:rFonts w:ascii="宋体" w:eastAsia="宋体" w:hAnsi="宋体" w:cs="宋体"/>
+                <w:color w:val="000000" w:themeColor="text1"/>
+              </w:rPr>
+              <w:t xml:space="preserve"> }}</w:t>
             </w:r>
           </w:p>
         </w:tc>
@@ -11175,7 +13539,23 @@
                 <w:rFonts w:ascii="宋体" w:eastAsia="宋体" w:hAnsi="宋体" w:cs="宋体"/>
                 <w:color w:val="000000" w:themeColor="text1"/>
               </w:rPr>
-              <w:t>{{ asset.depreciation }}</w:t>
+              <w:t xml:space="preserve">{{ </w:t>
+            </w:r>
+            <w:proofErr w:type="spellStart"/>
+            <w:r>
+              <w:rPr>
+                <w:rFonts w:ascii="宋体" w:eastAsia="宋体" w:hAnsi="宋体" w:cs="宋体"/>
+                <w:color w:val="000000" w:themeColor="text1"/>
+              </w:rPr>
+              <w:t>asset.depreciation</w:t>
+            </w:r>
+            <w:proofErr w:type="spellEnd"/>
+            <w:r>
+              <w:rPr>
+                <w:rFonts w:ascii="宋体" w:eastAsia="宋体" w:hAnsi="宋体" w:cs="宋体"/>
+                <w:color w:val="000000" w:themeColor="text1"/>
+              </w:rPr>
+              <w:t xml:space="preserve"> }}</w:t>
             </w:r>
           </w:p>
         </w:tc>
@@ -11198,7 +13578,23 @@
                 <w:rFonts w:ascii="宋体" w:eastAsia="宋体" w:hAnsi="宋体" w:cs="宋体"/>
                 <w:color w:val="000000" w:themeColor="text1"/>
               </w:rPr>
-              <w:t>{{ asset.remark }}</w:t>
+              <w:t xml:space="preserve">{{ </w:t>
+            </w:r>
+            <w:proofErr w:type="spellStart"/>
+            <w:r>
+              <w:rPr>
+                <w:rFonts w:ascii="宋体" w:eastAsia="宋体" w:hAnsi="宋体" w:cs="宋体"/>
+                <w:color w:val="000000" w:themeColor="text1"/>
+              </w:rPr>
+              <w:t>asset.remark</w:t>
+            </w:r>
+            <w:proofErr w:type="spellEnd"/>
+            <w:r>
+              <w:rPr>
+                <w:rFonts w:ascii="宋体" w:eastAsia="宋体" w:hAnsi="宋体" w:cs="宋体"/>
+                <w:color w:val="000000" w:themeColor="text1"/>
+              </w:rPr>
+              <w:t xml:space="preserve"> }}</w:t>
             </w:r>
           </w:p>
         </w:tc>
@@ -11228,7 +13624,23 @@
                 <w:rFonts w:ascii="宋体" w:eastAsia="宋体" w:hAnsi="宋体" w:cs="宋体"/>
                 <w:color w:val="000000" w:themeColor="text1"/>
               </w:rPr>
-              <w:t>{% endfor %}</w:t>
+              <w:t xml:space="preserve">{% </w:t>
+            </w:r>
+            <w:proofErr w:type="spellStart"/>
+            <w:r>
+              <w:rPr>
+                <w:rFonts w:ascii="宋体" w:eastAsia="宋体" w:hAnsi="宋体" w:cs="宋体"/>
+                <w:color w:val="000000" w:themeColor="text1"/>
+              </w:rPr>
+              <w:t>endfor</w:t>
+            </w:r>
+            <w:proofErr w:type="spellEnd"/>
+            <w:r>
+              <w:rPr>
+                <w:rFonts w:ascii="宋体" w:eastAsia="宋体" w:hAnsi="宋体" w:cs="宋体"/>
+                <w:color w:val="000000" w:themeColor="text1"/>
+              </w:rPr>
+              <w:t xml:space="preserve"> %}</w:t>
             </w:r>
           </w:p>
         </w:tc>
@@ -11281,7 +13693,23 @@
                 <w:rFonts w:ascii="宋体" w:eastAsia="宋体" w:hAnsi="宋体" w:cs="宋体"/>
                 <w:color w:val="000000" w:themeColor="text1"/>
               </w:rPr>
-              <w:t>{{ asset_totals.buy_price }}</w:t>
+              <w:t xml:space="preserve">{{ </w:t>
+            </w:r>
+            <w:proofErr w:type="spellStart"/>
+            <w:r>
+              <w:rPr>
+                <w:rFonts w:ascii="宋体" w:eastAsia="宋体" w:hAnsi="宋体" w:cs="宋体"/>
+                <w:color w:val="000000" w:themeColor="text1"/>
+              </w:rPr>
+              <w:t>asset_totals.buy_price</w:t>
+            </w:r>
+            <w:proofErr w:type="spellEnd"/>
+            <w:r>
+              <w:rPr>
+                <w:rFonts w:ascii="宋体" w:eastAsia="宋体" w:hAnsi="宋体" w:cs="宋体"/>
+                <w:color w:val="000000" w:themeColor="text1"/>
+              </w:rPr>
+              <w:t xml:space="preserve"> }}</w:t>
             </w:r>
           </w:p>
         </w:tc>
@@ -11304,7 +13732,23 @@
                 <w:rFonts w:ascii="宋体" w:eastAsia="宋体" w:hAnsi="宋体" w:cs="宋体"/>
                 <w:color w:val="000000" w:themeColor="text1"/>
               </w:rPr>
-              <w:t>{{ asset_totals.current_value }}</w:t>
+              <w:t xml:space="preserve">{{ </w:t>
+            </w:r>
+            <w:proofErr w:type="spellStart"/>
+            <w:r>
+              <w:rPr>
+                <w:rFonts w:ascii="宋体" w:eastAsia="宋体" w:hAnsi="宋体" w:cs="宋体"/>
+                <w:color w:val="000000" w:themeColor="text1"/>
+              </w:rPr>
+              <w:t>asset_totals.current_value</w:t>
+            </w:r>
+            <w:proofErr w:type="spellEnd"/>
+            <w:r>
+              <w:rPr>
+                <w:rFonts w:ascii="宋体" w:eastAsia="宋体" w:hAnsi="宋体" w:cs="宋体"/>
+                <w:color w:val="000000" w:themeColor="text1"/>
+              </w:rPr>
+              <w:t xml:space="preserve"> }}</w:t>
             </w:r>
           </w:p>
         </w:tc>
@@ -11327,7 +13771,23 @@
                 <w:rFonts w:ascii="宋体" w:eastAsia="宋体" w:hAnsi="宋体" w:cs="宋体"/>
                 <w:color w:val="000000" w:themeColor="text1"/>
               </w:rPr>
-              <w:t>{{ asset_totals.depreciation }}</w:t>
+              <w:t xml:space="preserve">{{ </w:t>
+            </w:r>
+            <w:proofErr w:type="spellStart"/>
+            <w:r>
+              <w:rPr>
+                <w:rFonts w:ascii="宋体" w:eastAsia="宋体" w:hAnsi="宋体" w:cs="宋体"/>
+                <w:color w:val="000000" w:themeColor="text1"/>
+              </w:rPr>
+              <w:t>asset_totals.depreciation</w:t>
+            </w:r>
+            <w:proofErr w:type="spellEnd"/>
+            <w:r>
+              <w:rPr>
+                <w:rFonts w:ascii="宋体" w:eastAsia="宋体" w:hAnsi="宋体" w:cs="宋体"/>
+                <w:color w:val="000000" w:themeColor="text1"/>
+              </w:rPr>
+              <w:t xml:space="preserve"> }}</w:t>
             </w:r>
           </w:p>
         </w:tc>
@@ -11570,7 +14030,23 @@
                 <w:rFonts w:ascii="宋体" w:eastAsia="宋体" w:hAnsi="宋体" w:cs="宋体"/>
                 <w:color w:val="000000" w:themeColor="text1"/>
               </w:rPr>
-              <w:t>{{ is_table.year }}</w:t>
+              <w:t xml:space="preserve">{{ </w:t>
+            </w:r>
+            <w:proofErr w:type="spellStart"/>
+            <w:r>
+              <w:rPr>
+                <w:rFonts w:ascii="宋体" w:eastAsia="宋体" w:hAnsi="宋体" w:cs="宋体"/>
+                <w:color w:val="000000" w:themeColor="text1"/>
+              </w:rPr>
+              <w:t>is_table.year</w:t>
+            </w:r>
+            <w:proofErr w:type="spellEnd"/>
+            <w:r>
+              <w:rPr>
+                <w:rFonts w:ascii="宋体" w:eastAsia="宋体" w:hAnsi="宋体" w:cs="宋体"/>
+                <w:color w:val="000000" w:themeColor="text1"/>
+              </w:rPr>
+              <w:t xml:space="preserve"> }}</w:t>
             </w:r>
           </w:p>
         </w:tc>
@@ -11606,7 +14082,23 @@
                 <w:rFonts w:ascii="宋体" w:eastAsia="宋体" w:hAnsi="宋体" w:cs="宋体"/>
                 <w:color w:val="000000" w:themeColor="text1"/>
               </w:rPr>
-              <w:t>{% for item in is_table.sales_list %}</w:t>
+              <w:t xml:space="preserve">{% for item in </w:t>
+            </w:r>
+            <w:proofErr w:type="spellStart"/>
+            <w:r>
+              <w:rPr>
+                <w:rFonts w:ascii="宋体" w:eastAsia="宋体" w:hAnsi="宋体" w:cs="宋体"/>
+                <w:color w:val="000000" w:themeColor="text1"/>
+              </w:rPr>
+              <w:t>is_table.sales_list</w:t>
+            </w:r>
+            <w:proofErr w:type="spellEnd"/>
+            <w:r>
+              <w:rPr>
+                <w:rFonts w:ascii="宋体" w:eastAsia="宋体" w:hAnsi="宋体" w:cs="宋体"/>
+                <w:color w:val="000000" w:themeColor="text1"/>
+              </w:rPr>
+              <w:t xml:space="preserve"> %}</w:t>
             </w:r>
           </w:p>
         </w:tc>
@@ -11650,7 +14142,23 @@
                 <w:rFonts w:ascii="宋体" w:eastAsia="宋体" w:hAnsi="宋体" w:cs="宋体"/>
                 <w:color w:val="000000" w:themeColor="text1"/>
               </w:rPr>
-              <w:t>{{ loop.index }}: {{ item.name }}</w:t>
+              <w:t xml:space="preserve">{{ </w:t>
+            </w:r>
+            <w:proofErr w:type="spellStart"/>
+            <w:r>
+              <w:rPr>
+                <w:rFonts w:ascii="宋体" w:eastAsia="宋体" w:hAnsi="宋体" w:cs="宋体"/>
+                <w:color w:val="000000" w:themeColor="text1"/>
+              </w:rPr>
+              <w:t>loop.index</w:t>
+            </w:r>
+            <w:proofErr w:type="spellEnd"/>
+            <w:r>
+              <w:rPr>
+                <w:rFonts w:ascii="宋体" w:eastAsia="宋体" w:hAnsi="宋体" w:cs="宋体"/>
+                <w:color w:val="000000" w:themeColor="text1"/>
+              </w:rPr>
+              <w:t xml:space="preserve"> }}: {{ item.name }}</w:t>
             </w:r>
           </w:p>
         </w:tc>
@@ -11685,7 +14193,23 @@
                 <w:rFonts w:ascii="宋体" w:eastAsia="宋体" w:hAnsi="宋体" w:cs="宋体"/>
                 <w:color w:val="000000" w:themeColor="text1"/>
               </w:rPr>
-              <w:t>{{ item.value }}</w:t>
+              <w:t xml:space="preserve">{{ </w:t>
+            </w:r>
+            <w:proofErr w:type="spellStart"/>
+            <w:r>
+              <w:rPr>
+                <w:rFonts w:ascii="宋体" w:eastAsia="宋体" w:hAnsi="宋体" w:cs="宋体"/>
+                <w:color w:val="000000" w:themeColor="text1"/>
+              </w:rPr>
+              <w:t>item.value</w:t>
+            </w:r>
+            <w:proofErr w:type="spellEnd"/>
+            <w:r>
+              <w:rPr>
+                <w:rFonts w:ascii="宋体" w:eastAsia="宋体" w:hAnsi="宋体" w:cs="宋体"/>
+                <w:color w:val="000000" w:themeColor="text1"/>
+              </w:rPr>
+              <w:t xml:space="preserve"> }}</w:t>
             </w:r>
           </w:p>
         </w:tc>
@@ -11720,7 +14244,23 @@
                 <w:rFonts w:ascii="宋体" w:eastAsia="宋体" w:hAnsi="宋体" w:cs="宋体"/>
                 <w:color w:val="000000" w:themeColor="text1"/>
               </w:rPr>
-              <w:t>{% endfor %}</w:t>
+              <w:t xml:space="preserve">{% </w:t>
+            </w:r>
+            <w:proofErr w:type="spellStart"/>
+            <w:r>
+              <w:rPr>
+                <w:rFonts w:ascii="宋体" w:eastAsia="宋体" w:hAnsi="宋体" w:cs="宋体"/>
+                <w:color w:val="000000" w:themeColor="text1"/>
+              </w:rPr>
+              <w:t>endfor</w:t>
+            </w:r>
+            <w:proofErr w:type="spellEnd"/>
+            <w:r>
+              <w:rPr>
+                <w:rFonts w:ascii="宋体" w:eastAsia="宋体" w:hAnsi="宋体" w:cs="宋体"/>
+                <w:color w:val="000000" w:themeColor="text1"/>
+              </w:rPr>
+              <w:t xml:space="preserve"> %}</w:t>
             </w:r>
           </w:p>
         </w:tc>
@@ -11785,7 +14325,23 @@
                 <w:rFonts w:ascii="宋体" w:eastAsia="宋体" w:hAnsi="宋体" w:cs="宋体"/>
                 <w:color w:val="000000" w:themeColor="text1"/>
               </w:rPr>
-              <w:t>{{ is_table.s_total }}</w:t>
+              <w:t xml:space="preserve">{{ </w:t>
+            </w:r>
+            <w:proofErr w:type="spellStart"/>
+            <w:r>
+              <w:rPr>
+                <w:rFonts w:ascii="宋体" w:eastAsia="宋体" w:hAnsi="宋体" w:cs="宋体"/>
+                <w:color w:val="000000" w:themeColor="text1"/>
+              </w:rPr>
+              <w:t>is_table.s_total</w:t>
+            </w:r>
+            <w:proofErr w:type="spellEnd"/>
+            <w:r>
+              <w:rPr>
+                <w:rFonts w:ascii="宋体" w:eastAsia="宋体" w:hAnsi="宋体" w:cs="宋体"/>
+                <w:color w:val="000000" w:themeColor="text1"/>
+              </w:rPr>
+              <w:t xml:space="preserve"> }}</w:t>
             </w:r>
           </w:p>
         </w:tc>
@@ -11853,7 +14409,23 @@
                 <w:rFonts w:ascii="宋体" w:eastAsia="宋体" w:hAnsi="宋体" w:cs="宋体"/>
                 <w:color w:val="000000" w:themeColor="text1"/>
               </w:rPr>
-              <w:t>{{ is_table.material_cost }}</w:t>
+              <w:t xml:space="preserve">{{ </w:t>
+            </w:r>
+            <w:proofErr w:type="spellStart"/>
+            <w:r>
+              <w:rPr>
+                <w:rFonts w:ascii="宋体" w:eastAsia="宋体" w:hAnsi="宋体" w:cs="宋体"/>
+                <w:color w:val="000000" w:themeColor="text1"/>
+              </w:rPr>
+              <w:t>is_table.material_cost</w:t>
+            </w:r>
+            <w:proofErr w:type="spellEnd"/>
+            <w:r>
+              <w:rPr>
+                <w:rFonts w:ascii="宋体" w:eastAsia="宋体" w:hAnsi="宋体" w:cs="宋体"/>
+                <w:color w:val="000000" w:themeColor="text1"/>
+              </w:rPr>
+              <w:t xml:space="preserve"> }}</w:t>
             </w:r>
           </w:p>
         </w:tc>
@@ -11927,7 +14499,23 @@
                 <w:rFonts w:ascii="宋体" w:eastAsia="宋体" w:hAnsi="宋体" w:cs="宋体"/>
                 <w:color w:val="000000" w:themeColor="text1"/>
               </w:rPr>
-              <w:t>{{ is_table.gross_profit }}</w:t>
+              <w:t xml:space="preserve">{{ </w:t>
+            </w:r>
+            <w:proofErr w:type="spellStart"/>
+            <w:r>
+              <w:rPr>
+                <w:rFonts w:ascii="宋体" w:eastAsia="宋体" w:hAnsi="宋体" w:cs="宋体"/>
+                <w:color w:val="000000" w:themeColor="text1"/>
+              </w:rPr>
+              <w:t>is_table.gross_profit</w:t>
+            </w:r>
+            <w:proofErr w:type="spellEnd"/>
+            <w:r>
+              <w:rPr>
+                <w:rFonts w:ascii="宋体" w:eastAsia="宋体" w:hAnsi="宋体" w:cs="宋体"/>
+                <w:color w:val="000000" w:themeColor="text1"/>
+              </w:rPr>
+              <w:t xml:space="preserve"> }}</w:t>
             </w:r>
           </w:p>
         </w:tc>
@@ -12026,7 +14614,23 @@
                 <w:rFonts w:ascii="宋体" w:eastAsia="宋体" w:hAnsi="宋体" w:cs="宋体"/>
                 <w:color w:val="000000" w:themeColor="text1"/>
               </w:rPr>
-              <w:t>{{ is_table.f_wages }}</w:t>
+              <w:t xml:space="preserve">{{ </w:t>
+            </w:r>
+            <w:proofErr w:type="spellStart"/>
+            <w:r>
+              <w:rPr>
+                <w:rFonts w:ascii="宋体" w:eastAsia="宋体" w:hAnsi="宋体" w:cs="宋体"/>
+                <w:color w:val="000000" w:themeColor="text1"/>
+              </w:rPr>
+              <w:t>is_table.f_wages</w:t>
+            </w:r>
+            <w:proofErr w:type="spellEnd"/>
+            <w:r>
+              <w:rPr>
+                <w:rFonts w:ascii="宋体" w:eastAsia="宋体" w:hAnsi="宋体" w:cs="宋体"/>
+                <w:color w:val="000000" w:themeColor="text1"/>
+              </w:rPr>
+              <w:t xml:space="preserve"> }}</w:t>
             </w:r>
           </w:p>
         </w:tc>
@@ -12116,7 +14720,23 @@
                 <w:rFonts w:ascii="宋体" w:eastAsia="宋体" w:hAnsi="宋体" w:cs="宋体"/>
                 <w:color w:val="000000" w:themeColor="text1"/>
               </w:rPr>
-              <w:t>{{ is_table.f_rent }}</w:t>
+              <w:t xml:space="preserve">{{ </w:t>
+            </w:r>
+            <w:proofErr w:type="spellStart"/>
+            <w:r>
+              <w:rPr>
+                <w:rFonts w:ascii="宋体" w:eastAsia="宋体" w:hAnsi="宋体" w:cs="宋体"/>
+                <w:color w:val="000000" w:themeColor="text1"/>
+              </w:rPr>
+              <w:t>is_table.f_rent</w:t>
+            </w:r>
+            <w:proofErr w:type="spellEnd"/>
+            <w:r>
+              <w:rPr>
+                <w:rFonts w:ascii="宋体" w:eastAsia="宋体" w:hAnsi="宋体" w:cs="宋体"/>
+                <w:color w:val="000000" w:themeColor="text1"/>
+              </w:rPr>
+              <w:t xml:space="preserve"> }}</w:t>
             </w:r>
           </w:p>
         </w:tc>
@@ -12206,7 +14826,23 @@
                 <w:rFonts w:ascii="宋体" w:eastAsia="宋体" w:hAnsi="宋体" w:cs="宋体"/>
                 <w:color w:val="000000" w:themeColor="text1"/>
               </w:rPr>
-              <w:t>{{ is_table.f_utility }}</w:t>
+              <w:t xml:space="preserve">{{ </w:t>
+            </w:r>
+            <w:proofErr w:type="spellStart"/>
+            <w:r>
+              <w:rPr>
+                <w:rFonts w:ascii="宋体" w:eastAsia="宋体" w:hAnsi="宋体" w:cs="宋体"/>
+                <w:color w:val="000000" w:themeColor="text1"/>
+              </w:rPr>
+              <w:t>is_table.f_utility</w:t>
+            </w:r>
+            <w:proofErr w:type="spellEnd"/>
+            <w:r>
+              <w:rPr>
+                <w:rFonts w:ascii="宋体" w:eastAsia="宋体" w:hAnsi="宋体" w:cs="宋体"/>
+                <w:color w:val="000000" w:themeColor="text1"/>
+              </w:rPr>
+              <w:t xml:space="preserve"> }}</w:t>
             </w:r>
           </w:p>
         </w:tc>
@@ -12296,7 +14932,23 @@
                 <w:rFonts w:ascii="宋体" w:eastAsia="宋体" w:hAnsi="宋体" w:cs="宋体"/>
                 <w:color w:val="000000" w:themeColor="text1"/>
               </w:rPr>
-              <w:t>{{ is_table.f_comm }}</w:t>
+              <w:t xml:space="preserve">{{ </w:t>
+            </w:r>
+            <w:proofErr w:type="spellStart"/>
+            <w:r>
+              <w:rPr>
+                <w:rFonts w:ascii="宋体" w:eastAsia="宋体" w:hAnsi="宋体" w:cs="宋体"/>
+                <w:color w:val="000000" w:themeColor="text1"/>
+              </w:rPr>
+              <w:t>is_table.f_comm</w:t>
+            </w:r>
+            <w:proofErr w:type="spellEnd"/>
+            <w:r>
+              <w:rPr>
+                <w:rFonts w:ascii="宋体" w:eastAsia="宋体" w:hAnsi="宋体" w:cs="宋体"/>
+                <w:color w:val="000000" w:themeColor="text1"/>
+              </w:rPr>
+              <w:t xml:space="preserve"> }}</w:t>
             </w:r>
           </w:p>
         </w:tc>
@@ -12386,7 +15038,23 @@
                 <w:rFonts w:ascii="宋体" w:eastAsia="宋体" w:hAnsi="宋体" w:cs="宋体"/>
                 <w:color w:val="000000" w:themeColor="text1"/>
               </w:rPr>
-              <w:t>{{ is_table.f_trans }}</w:t>
+              <w:t xml:space="preserve">{{ </w:t>
+            </w:r>
+            <w:proofErr w:type="spellStart"/>
+            <w:r>
+              <w:rPr>
+                <w:rFonts w:ascii="宋体" w:eastAsia="宋体" w:hAnsi="宋体" w:cs="宋体"/>
+                <w:color w:val="000000" w:themeColor="text1"/>
+              </w:rPr>
+              <w:t>is_table.f_trans</w:t>
+            </w:r>
+            <w:proofErr w:type="spellEnd"/>
+            <w:r>
+              <w:rPr>
+                <w:rFonts w:ascii="宋体" w:eastAsia="宋体" w:hAnsi="宋体" w:cs="宋体"/>
+                <w:color w:val="000000" w:themeColor="text1"/>
+              </w:rPr>
+              <w:t xml:space="preserve"> }}</w:t>
             </w:r>
           </w:p>
         </w:tc>
@@ -12476,7 +15144,23 @@
                 <w:rFonts w:ascii="宋体" w:eastAsia="宋体" w:hAnsi="宋体" w:cs="宋体"/>
                 <w:color w:val="000000" w:themeColor="text1"/>
               </w:rPr>
-              <w:t>{{ is_table.f_loss }}</w:t>
+              <w:t xml:space="preserve">{{ </w:t>
+            </w:r>
+            <w:proofErr w:type="spellStart"/>
+            <w:r>
+              <w:rPr>
+                <w:rFonts w:ascii="宋体" w:eastAsia="宋体" w:hAnsi="宋体" w:cs="宋体"/>
+                <w:color w:val="000000" w:themeColor="text1"/>
+              </w:rPr>
+              <w:t>is_table.f_loss</w:t>
+            </w:r>
+            <w:proofErr w:type="spellEnd"/>
+            <w:r>
+              <w:rPr>
+                <w:rFonts w:ascii="宋体" w:eastAsia="宋体" w:hAnsi="宋体" w:cs="宋体"/>
+                <w:color w:val="000000" w:themeColor="text1"/>
+              </w:rPr>
+              <w:t xml:space="preserve"> }}</w:t>
             </w:r>
           </w:p>
         </w:tc>
@@ -12567,7 +15251,23 @@
                 <w:rFonts w:ascii="宋体" w:eastAsia="宋体" w:hAnsi="宋体" w:cs="宋体"/>
                 <w:color w:val="000000" w:themeColor="text1"/>
               </w:rPr>
-              <w:t>{{ is_table.f_adv }}</w:t>
+              <w:t xml:space="preserve">{{ </w:t>
+            </w:r>
+            <w:proofErr w:type="spellStart"/>
+            <w:r>
+              <w:rPr>
+                <w:rFonts w:ascii="宋体" w:eastAsia="宋体" w:hAnsi="宋体" w:cs="宋体"/>
+                <w:color w:val="000000" w:themeColor="text1"/>
+              </w:rPr>
+              <w:t>is_table.f_adv</w:t>
+            </w:r>
+            <w:proofErr w:type="spellEnd"/>
+            <w:r>
+              <w:rPr>
+                <w:rFonts w:ascii="宋体" w:eastAsia="宋体" w:hAnsi="宋体" w:cs="宋体"/>
+                <w:color w:val="000000" w:themeColor="text1"/>
+              </w:rPr>
+              <w:t xml:space="preserve"> }}</w:t>
             </w:r>
           </w:p>
         </w:tc>
@@ -12658,7 +15358,23 @@
                 <w:rFonts w:ascii="宋体" w:eastAsia="宋体" w:hAnsi="宋体" w:cs="宋体"/>
                 <w:color w:val="000000" w:themeColor="text1"/>
               </w:rPr>
-              <w:t>{{ is_table.f_entertain }}</w:t>
+              <w:t xml:space="preserve">{{ </w:t>
+            </w:r>
+            <w:proofErr w:type="spellStart"/>
+            <w:r>
+              <w:rPr>
+                <w:rFonts w:ascii="宋体" w:eastAsia="宋体" w:hAnsi="宋体" w:cs="宋体"/>
+                <w:color w:val="000000" w:themeColor="text1"/>
+              </w:rPr>
+              <w:t>is_table.f_entertain</w:t>
+            </w:r>
+            <w:proofErr w:type="spellEnd"/>
+            <w:r>
+              <w:rPr>
+                <w:rFonts w:ascii="宋体" w:eastAsia="宋体" w:hAnsi="宋体" w:cs="宋体"/>
+                <w:color w:val="000000" w:themeColor="text1"/>
+              </w:rPr>
+              <w:t xml:space="preserve"> }}</w:t>
             </w:r>
           </w:p>
         </w:tc>
@@ -12749,7 +15465,23 @@
                 <w:rFonts w:ascii="宋体" w:eastAsia="宋体" w:hAnsi="宋体" w:cs="宋体"/>
                 <w:color w:val="000000" w:themeColor="text1"/>
               </w:rPr>
-              <w:t>{{ is_table.f_tax }}</w:t>
+              <w:t xml:space="preserve">{{ </w:t>
+            </w:r>
+            <w:proofErr w:type="spellStart"/>
+            <w:r>
+              <w:rPr>
+                <w:rFonts w:ascii="宋体" w:eastAsia="宋体" w:hAnsi="宋体" w:cs="宋体"/>
+                <w:color w:val="000000" w:themeColor="text1"/>
+              </w:rPr>
+              <w:t>is_table.f_tax</w:t>
+            </w:r>
+            <w:proofErr w:type="spellEnd"/>
+            <w:r>
+              <w:rPr>
+                <w:rFonts w:ascii="宋体" w:eastAsia="宋体" w:hAnsi="宋体" w:cs="宋体"/>
+                <w:color w:val="000000" w:themeColor="text1"/>
+              </w:rPr>
+              <w:t xml:space="preserve"> }}</w:t>
             </w:r>
           </w:p>
         </w:tc>
@@ -12840,7 +15572,23 @@
                 <w:rFonts w:ascii="宋体" w:eastAsia="宋体" w:hAnsi="宋体" w:cs="宋体"/>
                 <w:color w:val="000000" w:themeColor="text1"/>
               </w:rPr>
-              <w:t>{{ is_table.f_other }}</w:t>
+              <w:t xml:space="preserve">{{ </w:t>
+            </w:r>
+            <w:proofErr w:type="spellStart"/>
+            <w:r>
+              <w:rPr>
+                <w:rFonts w:ascii="宋体" w:eastAsia="宋体" w:hAnsi="宋体" w:cs="宋体"/>
+                <w:color w:val="000000" w:themeColor="text1"/>
+              </w:rPr>
+              <w:t>is_table.f_other</w:t>
+            </w:r>
+            <w:proofErr w:type="spellEnd"/>
+            <w:r>
+              <w:rPr>
+                <w:rFonts w:ascii="宋体" w:eastAsia="宋体" w:hAnsi="宋体" w:cs="宋体"/>
+                <w:color w:val="000000" w:themeColor="text1"/>
+              </w:rPr>
+              <w:t xml:space="preserve"> }}</w:t>
             </w:r>
           </w:p>
         </w:tc>
@@ -12931,7 +15679,23 @@
                 <w:rFonts w:ascii="宋体" w:eastAsia="宋体" w:hAnsi="宋体" w:cs="宋体"/>
                 <w:color w:val="000000" w:themeColor="text1"/>
               </w:rPr>
-              <w:t>{{ is_table.f_total }}</w:t>
+              <w:t xml:space="preserve">{{ </w:t>
+            </w:r>
+            <w:proofErr w:type="spellStart"/>
+            <w:r>
+              <w:rPr>
+                <w:rFonts w:ascii="宋体" w:eastAsia="宋体" w:hAnsi="宋体" w:cs="宋体"/>
+                <w:color w:val="000000" w:themeColor="text1"/>
+              </w:rPr>
+              <w:t>is_table.f_total</w:t>
+            </w:r>
+            <w:proofErr w:type="spellEnd"/>
+            <w:r>
+              <w:rPr>
+                <w:rFonts w:ascii="宋体" w:eastAsia="宋体" w:hAnsi="宋体" w:cs="宋体"/>
+                <w:color w:val="000000" w:themeColor="text1"/>
+              </w:rPr>
+              <w:t xml:space="preserve"> }}</w:t>
             </w:r>
           </w:p>
         </w:tc>
@@ -13005,7 +15769,23 @@
                 <w:rFonts w:ascii="宋体" w:eastAsia="宋体" w:hAnsi="宋体" w:cs="宋体"/>
                 <w:color w:val="000000" w:themeColor="text1"/>
               </w:rPr>
-              <w:t>{{ is_table.net_profit }}</w:t>
+              <w:t xml:space="preserve">{{ </w:t>
+            </w:r>
+            <w:proofErr w:type="spellStart"/>
+            <w:r>
+              <w:rPr>
+                <w:rFonts w:ascii="宋体" w:eastAsia="宋体" w:hAnsi="宋体" w:cs="宋体"/>
+                <w:color w:val="000000" w:themeColor="text1"/>
+              </w:rPr>
+              <w:t>is_table.net_profit</w:t>
+            </w:r>
+            <w:proofErr w:type="spellEnd"/>
+            <w:r>
+              <w:rPr>
+                <w:rFonts w:ascii="宋体" w:eastAsia="宋体" w:hAnsi="宋体" w:cs="宋体"/>
+                <w:color w:val="000000" w:themeColor="text1"/>
+              </w:rPr>
+              <w:t xml:space="preserve"> }}</w:t>
             </w:r>
           </w:p>
         </w:tc>
@@ -13108,7 +15888,23 @@
                 <w:rFonts w:ascii="宋体" w:eastAsia="宋体" w:hAnsi="宋体" w:cs="宋体"/>
                 <w:color w:val="000000" w:themeColor="text1"/>
               </w:rPr>
-              <w:t>{{ is_table.o_family_exp }}</w:t>
+              <w:t xml:space="preserve">{{ </w:t>
+            </w:r>
+            <w:proofErr w:type="spellStart"/>
+            <w:r>
+              <w:rPr>
+                <w:rFonts w:ascii="宋体" w:eastAsia="宋体" w:hAnsi="宋体" w:cs="宋体"/>
+                <w:color w:val="000000" w:themeColor="text1"/>
+              </w:rPr>
+              <w:t>is_table.o_family_exp</w:t>
+            </w:r>
+            <w:proofErr w:type="spellEnd"/>
+            <w:r>
+              <w:rPr>
+                <w:rFonts w:ascii="宋体" w:eastAsia="宋体" w:hAnsi="宋体" w:cs="宋体"/>
+                <w:color w:val="000000" w:themeColor="text1"/>
+              </w:rPr>
+              <w:t xml:space="preserve"> }}</w:t>
             </w:r>
           </w:p>
         </w:tc>
@@ -13199,7 +15995,23 @@
                 <w:rFonts w:ascii="宋体" w:eastAsia="宋体" w:hAnsi="宋体" w:cs="宋体"/>
                 <w:color w:val="000000" w:themeColor="text1"/>
               </w:rPr>
-              <w:t>{{ is_table.o_biz_loan }}</w:t>
+              <w:t xml:space="preserve">{{ </w:t>
+            </w:r>
+            <w:proofErr w:type="spellStart"/>
+            <w:r>
+              <w:rPr>
+                <w:rFonts w:ascii="宋体" w:eastAsia="宋体" w:hAnsi="宋体" w:cs="宋体"/>
+                <w:color w:val="000000" w:themeColor="text1"/>
+              </w:rPr>
+              <w:t>is_table.o_biz_loan</w:t>
+            </w:r>
+            <w:proofErr w:type="spellEnd"/>
+            <w:r>
+              <w:rPr>
+                <w:rFonts w:ascii="宋体" w:eastAsia="宋体" w:hAnsi="宋体" w:cs="宋体"/>
+                <w:color w:val="000000" w:themeColor="text1"/>
+              </w:rPr>
+              <w:t xml:space="preserve"> }}</w:t>
             </w:r>
           </w:p>
         </w:tc>
@@ -13290,7 +16102,23 @@
                 <w:rFonts w:ascii="宋体" w:eastAsia="宋体" w:hAnsi="宋体" w:cs="宋体"/>
                 <w:color w:val="000000" w:themeColor="text1"/>
               </w:rPr>
-              <w:t>{{ is_table.o_pvt_loan }}</w:t>
+              <w:t xml:space="preserve">{{ </w:t>
+            </w:r>
+            <w:proofErr w:type="spellStart"/>
+            <w:r>
+              <w:rPr>
+                <w:rFonts w:ascii="宋体" w:eastAsia="宋体" w:hAnsi="宋体" w:cs="宋体"/>
+                <w:color w:val="000000" w:themeColor="text1"/>
+              </w:rPr>
+              <w:t>is_table.o_pvt_loan</w:t>
+            </w:r>
+            <w:proofErr w:type="spellEnd"/>
+            <w:r>
+              <w:rPr>
+                <w:rFonts w:ascii="宋体" w:eastAsia="宋体" w:hAnsi="宋体" w:cs="宋体"/>
+                <w:color w:val="000000" w:themeColor="text1"/>
+              </w:rPr>
+              <w:t xml:space="preserve"> }}</w:t>
             </w:r>
           </w:p>
         </w:tc>
@@ -13381,7 +16209,23 @@
                 <w:rFonts w:ascii="宋体" w:eastAsia="宋体" w:hAnsi="宋体" w:cs="宋体"/>
                 <w:color w:val="000000" w:themeColor="text1"/>
               </w:rPr>
-              <w:t>{{ is_table.o_other_exp }}</w:t>
+              <w:t xml:space="preserve">{{ </w:t>
+            </w:r>
+            <w:proofErr w:type="spellStart"/>
+            <w:r>
+              <w:rPr>
+                <w:rFonts w:ascii="宋体" w:eastAsia="宋体" w:hAnsi="宋体" w:cs="宋体"/>
+                <w:color w:val="000000" w:themeColor="text1"/>
+              </w:rPr>
+              <w:t>is_table.o_other_exp</w:t>
+            </w:r>
+            <w:proofErr w:type="spellEnd"/>
+            <w:r>
+              <w:rPr>
+                <w:rFonts w:ascii="宋体" w:eastAsia="宋体" w:hAnsi="宋体" w:cs="宋体"/>
+                <w:color w:val="000000" w:themeColor="text1"/>
+              </w:rPr>
+              <w:t xml:space="preserve"> }}</w:t>
             </w:r>
           </w:p>
         </w:tc>
@@ -13493,7 +16337,23 @@
                 <w:rFonts w:ascii="宋体" w:eastAsia="宋体" w:hAnsi="宋体" w:cs="宋体"/>
                 <w:color w:val="000000" w:themeColor="text1"/>
               </w:rPr>
-              <w:t>{{ is_table.o_family_inc }}</w:t>
+              <w:t xml:space="preserve">{{ </w:t>
+            </w:r>
+            <w:proofErr w:type="spellStart"/>
+            <w:r>
+              <w:rPr>
+                <w:rFonts w:ascii="宋体" w:eastAsia="宋体" w:hAnsi="宋体" w:cs="宋体"/>
+                <w:color w:val="000000" w:themeColor="text1"/>
+              </w:rPr>
+              <w:t>is_table.o_family_inc</w:t>
+            </w:r>
+            <w:proofErr w:type="spellEnd"/>
+            <w:r>
+              <w:rPr>
+                <w:rFonts w:ascii="宋体" w:eastAsia="宋体" w:hAnsi="宋体" w:cs="宋体"/>
+                <w:color w:val="000000" w:themeColor="text1"/>
+              </w:rPr>
+              <w:t xml:space="preserve"> }}</w:t>
             </w:r>
           </w:p>
         </w:tc>
@@ -13531,6 +16391,7 @@
                 <w:rFonts w:ascii="宋体" w:eastAsia="宋体" w:hAnsi="宋体" w:cs="宋体" w:hint="eastAsia"/>
                 <w:color w:val="000000" w:themeColor="text1"/>
               </w:rPr>
+              <w:lastRenderedPageBreak/>
               <w:t>年净收益</w:t>
             </w:r>
             <w:r>
@@ -13567,7 +16428,23 @@
                 <w:rFonts w:ascii="宋体" w:eastAsia="宋体" w:hAnsi="宋体" w:cs="宋体"/>
                 <w:color w:val="000000" w:themeColor="text1"/>
               </w:rPr>
-              <w:t>{{ is_table.annual_net_income }}</w:t>
+              <w:t xml:space="preserve">{{ </w:t>
+            </w:r>
+            <w:proofErr w:type="spellStart"/>
+            <w:r>
+              <w:rPr>
+                <w:rFonts w:ascii="宋体" w:eastAsia="宋体" w:hAnsi="宋体" w:cs="宋体"/>
+                <w:color w:val="000000" w:themeColor="text1"/>
+              </w:rPr>
+              <w:t>is_table.annual_net_income</w:t>
+            </w:r>
+            <w:proofErr w:type="spellEnd"/>
+            <w:r>
+              <w:rPr>
+                <w:rFonts w:ascii="宋体" w:eastAsia="宋体" w:hAnsi="宋体" w:cs="宋体"/>
+                <w:color w:val="000000" w:themeColor="text1"/>
+              </w:rPr>
+              <w:t xml:space="preserve"> }}</w:t>
             </w:r>
           </w:p>
         </w:tc>
@@ -13777,7 +16654,23 @@
                 <w:rFonts w:ascii="宋体" w:eastAsia="宋体" w:hAnsi="宋体" w:cs="宋体"/>
                 <w:color w:val="000000" w:themeColor="text1"/>
               </w:rPr>
-              <w:t>{% for item in rev_check.check_list %}</w:t>
+              <w:t xml:space="preserve">{% for item in </w:t>
+            </w:r>
+            <w:proofErr w:type="spellStart"/>
+            <w:r>
+              <w:rPr>
+                <w:rFonts w:ascii="宋体" w:eastAsia="宋体" w:hAnsi="宋体" w:cs="宋体"/>
+                <w:color w:val="000000" w:themeColor="text1"/>
+              </w:rPr>
+              <w:t>rev_check.check_list</w:t>
+            </w:r>
+            <w:proofErr w:type="spellEnd"/>
+            <w:r>
+              <w:rPr>
+                <w:rFonts w:ascii="宋体" w:eastAsia="宋体" w:hAnsi="宋体" w:cs="宋体"/>
+                <w:color w:val="000000" w:themeColor="text1"/>
+              </w:rPr>
+              <w:t xml:space="preserve"> %}</w:t>
             </w:r>
           </w:p>
         </w:tc>
@@ -13823,7 +16716,23 @@
                 <w:rFonts w:ascii="宋体" w:eastAsia="宋体" w:hAnsi="宋体" w:cs="宋体"/>
                 <w:color w:val="000000" w:themeColor="text1"/>
               </w:rPr>
-              <w:t>{{ item.value }}</w:t>
+              <w:t xml:space="preserve">{{ </w:t>
+            </w:r>
+            <w:proofErr w:type="spellStart"/>
+            <w:r>
+              <w:rPr>
+                <w:rFonts w:ascii="宋体" w:eastAsia="宋体" w:hAnsi="宋体" w:cs="宋体"/>
+                <w:color w:val="000000" w:themeColor="text1"/>
+              </w:rPr>
+              <w:t>item.value</w:t>
+            </w:r>
+            <w:proofErr w:type="spellEnd"/>
+            <w:r>
+              <w:rPr>
+                <w:rFonts w:ascii="宋体" w:eastAsia="宋体" w:hAnsi="宋体" w:cs="宋体"/>
+                <w:color w:val="000000" w:themeColor="text1"/>
+              </w:rPr>
+              <w:t xml:space="preserve"> }}</w:t>
             </w:r>
           </w:p>
         </w:tc>
@@ -13914,7 +16823,23 @@
                 <w:rFonts w:ascii="宋体" w:eastAsia="宋体" w:hAnsi="宋体" w:cs="宋体"/>
                 <w:color w:val="000000" w:themeColor="text1"/>
               </w:rPr>
-              <w:t>{% endfor %}</w:t>
+              <w:t xml:space="preserve">{% </w:t>
+            </w:r>
+            <w:proofErr w:type="spellStart"/>
+            <w:r>
+              <w:rPr>
+                <w:rFonts w:ascii="宋体" w:eastAsia="宋体" w:hAnsi="宋体" w:cs="宋体"/>
+                <w:color w:val="000000" w:themeColor="text1"/>
+              </w:rPr>
+              <w:t>endfor</w:t>
+            </w:r>
+            <w:proofErr w:type="spellEnd"/>
+            <w:r>
+              <w:rPr>
+                <w:rFonts w:ascii="宋体" w:eastAsia="宋体" w:hAnsi="宋体" w:cs="宋体"/>
+                <w:color w:val="000000" w:themeColor="text1"/>
+              </w:rPr>
+              <w:t xml:space="preserve"> %}</w:t>
             </w:r>
           </w:p>
         </w:tc>
@@ -13960,7 +16885,23 @@
                 <w:rFonts w:ascii="宋体" w:eastAsia="宋体" w:hAnsi="宋体" w:cs="宋体"/>
                 <w:color w:val="000000" w:themeColor="text1"/>
               </w:rPr>
-              <w:t>{{ rev_check.total_value }}</w:t>
+              <w:t xml:space="preserve">{{ </w:t>
+            </w:r>
+            <w:proofErr w:type="spellStart"/>
+            <w:r>
+              <w:rPr>
+                <w:rFonts w:ascii="宋体" w:eastAsia="宋体" w:hAnsi="宋体" w:cs="宋体"/>
+                <w:color w:val="000000" w:themeColor="text1"/>
+              </w:rPr>
+              <w:t>rev_check.total_value</w:t>
+            </w:r>
+            <w:proofErr w:type="spellEnd"/>
+            <w:r>
+              <w:rPr>
+                <w:rFonts w:ascii="宋体" w:eastAsia="宋体" w:hAnsi="宋体" w:cs="宋体"/>
+                <w:color w:val="000000" w:themeColor="text1"/>
+              </w:rPr>
+              <w:t xml:space="preserve"> }}</w:t>
             </w:r>
           </w:p>
         </w:tc>
@@ -13982,7 +16923,23 @@
                 <w:rFonts w:ascii="宋体" w:eastAsia="宋体" w:hAnsi="宋体" w:cs="宋体"/>
                 <w:color w:val="000000" w:themeColor="text1"/>
               </w:rPr>
-              <w:t>{{ rev_check.est_total }}</w:t>
+              <w:t xml:space="preserve">{{ </w:t>
+            </w:r>
+            <w:proofErr w:type="spellStart"/>
+            <w:r>
+              <w:rPr>
+                <w:rFonts w:ascii="宋体" w:eastAsia="宋体" w:hAnsi="宋体" w:cs="宋体"/>
+                <w:color w:val="000000" w:themeColor="text1"/>
+              </w:rPr>
+              <w:t>rev_check.est_total</w:t>
+            </w:r>
+            <w:proofErr w:type="spellEnd"/>
+            <w:r>
+              <w:rPr>
+                <w:rFonts w:ascii="宋体" w:eastAsia="宋体" w:hAnsi="宋体" w:cs="宋体"/>
+                <w:color w:val="000000" w:themeColor="text1"/>
+              </w:rPr>
+              <w:t xml:space="preserve"> }}</w:t>
             </w:r>
           </w:p>
         </w:tc>
@@ -14004,7 +16961,23 @@
                 <w:rFonts w:ascii="宋体" w:eastAsia="宋体" w:hAnsi="宋体" w:cs="宋体"/>
                 <w:color w:val="000000" w:themeColor="text1"/>
               </w:rPr>
-              <w:t>{{ rev_check.is_revenue }}</w:t>
+              <w:t xml:space="preserve">{{ </w:t>
+            </w:r>
+            <w:proofErr w:type="spellStart"/>
+            <w:r>
+              <w:rPr>
+                <w:rFonts w:ascii="宋体" w:eastAsia="宋体" w:hAnsi="宋体" w:cs="宋体"/>
+                <w:color w:val="000000" w:themeColor="text1"/>
+              </w:rPr>
+              <w:t>rev_check.is_revenue</w:t>
+            </w:r>
+            <w:proofErr w:type="spellEnd"/>
+            <w:r>
+              <w:rPr>
+                <w:rFonts w:ascii="宋体" w:eastAsia="宋体" w:hAnsi="宋体" w:cs="宋体"/>
+                <w:color w:val="000000" w:themeColor="text1"/>
+              </w:rPr>
+              <w:t xml:space="preserve"> }}</w:t>
             </w:r>
           </w:p>
         </w:tc>
@@ -14026,7 +16999,23 @@
                 <w:rFonts w:ascii="宋体" w:eastAsia="宋体" w:hAnsi="宋体" w:cs="宋体"/>
                 <w:color w:val="000000" w:themeColor="text1"/>
               </w:rPr>
-              <w:t>{{ rev_check.diff_rate }}</w:t>
+              <w:t xml:space="preserve">{{ </w:t>
+            </w:r>
+            <w:proofErr w:type="spellStart"/>
+            <w:r>
+              <w:rPr>
+                <w:rFonts w:ascii="宋体" w:eastAsia="宋体" w:hAnsi="宋体" w:cs="宋体"/>
+                <w:color w:val="000000" w:themeColor="text1"/>
+              </w:rPr>
+              <w:t>rev_check.diff_rate</w:t>
+            </w:r>
+            <w:proofErr w:type="spellEnd"/>
+            <w:r>
+              <w:rPr>
+                <w:rFonts w:ascii="宋体" w:eastAsia="宋体" w:hAnsi="宋体" w:cs="宋体"/>
+                <w:color w:val="000000" w:themeColor="text1"/>
+              </w:rPr>
+              <w:t xml:space="preserve"> }}</w:t>
             </w:r>
           </w:p>
         </w:tc>
@@ -14058,7 +17047,23 @@
                 <w:rFonts w:ascii="宋体" w:eastAsia="宋体" w:hAnsi="宋体" w:cs="宋体"/>
                 <w:color w:val="000000" w:themeColor="text1"/>
               </w:rPr>
-              <w:t>{{ rev_check.method }}</w:t>
+              <w:t xml:space="preserve">{{ </w:t>
+            </w:r>
+            <w:proofErr w:type="spellStart"/>
+            <w:r>
+              <w:rPr>
+                <w:rFonts w:ascii="宋体" w:eastAsia="宋体" w:hAnsi="宋体" w:cs="宋体"/>
+                <w:color w:val="000000" w:themeColor="text1"/>
+              </w:rPr>
+              <w:t>rev_check.method</w:t>
+            </w:r>
+            <w:proofErr w:type="spellEnd"/>
+            <w:r>
+              <w:rPr>
+                <w:rFonts w:ascii="宋体" w:eastAsia="宋体" w:hAnsi="宋体" w:cs="宋体"/>
+                <w:color w:val="000000" w:themeColor="text1"/>
+              </w:rPr>
+              <w:t xml:space="preserve"> }}</w:t>
             </w:r>
           </w:p>
         </w:tc>
@@ -14497,7 +17502,23 @@
                 <w:rFonts w:ascii="宋体" w:eastAsia="宋体" w:hAnsi="宋体" w:cs="宋体"/>
                 <w:color w:val="000000" w:themeColor="text1"/>
               </w:rPr>
-              <w:t>{% for item in inflow_analysis %}</w:t>
+              <w:t xml:space="preserve">{% for item in </w:t>
+            </w:r>
+            <w:proofErr w:type="spellStart"/>
+            <w:r>
+              <w:rPr>
+                <w:rFonts w:ascii="宋体" w:eastAsia="宋体" w:hAnsi="宋体" w:cs="宋体"/>
+                <w:color w:val="000000" w:themeColor="text1"/>
+              </w:rPr>
+              <w:t>inflow_analysis</w:t>
+            </w:r>
+            <w:proofErr w:type="spellEnd"/>
+            <w:r>
+              <w:rPr>
+                <w:rFonts w:ascii="宋体" w:eastAsia="宋体" w:hAnsi="宋体" w:cs="宋体"/>
+                <w:color w:val="000000" w:themeColor="text1"/>
+              </w:rPr>
+              <w:t xml:space="preserve"> %}</w:t>
             </w:r>
           </w:p>
         </w:tc>
@@ -14525,7 +17546,23 @@
                 <w:rFonts w:ascii="宋体" w:eastAsia="宋体" w:hAnsi="宋体" w:cs="宋体"/>
                 <w:color w:val="000000" w:themeColor="text1"/>
               </w:rPr>
-              <w:t>{{ item.year }}</w:t>
+              <w:t xml:space="preserve">{{ </w:t>
+            </w:r>
+            <w:proofErr w:type="spellStart"/>
+            <w:r>
+              <w:rPr>
+                <w:rFonts w:ascii="宋体" w:eastAsia="宋体" w:hAnsi="宋体" w:cs="宋体"/>
+                <w:color w:val="000000" w:themeColor="text1"/>
+              </w:rPr>
+              <w:t>item.year</w:t>
+            </w:r>
+            <w:proofErr w:type="spellEnd"/>
+            <w:r>
+              <w:rPr>
+                <w:rFonts w:ascii="宋体" w:eastAsia="宋体" w:hAnsi="宋体" w:cs="宋体"/>
+                <w:color w:val="000000" w:themeColor="text1"/>
+              </w:rPr>
+              <w:t xml:space="preserve"> }}</w:t>
             </w:r>
           </w:p>
         </w:tc>
@@ -14978,7 +18015,15 @@
                 <w:rFonts w:ascii="宋体" w:eastAsia="宋体" w:hAnsi="宋体" w:cs="宋体"/>
                 <w:color w:val="000000" w:themeColor="text1"/>
               </w:rPr>
-              <w:t>{{ item.</w:t>
+              <w:t xml:space="preserve">{{ </w:t>
+            </w:r>
+            <w:proofErr w:type="spellStart"/>
+            <w:r>
+              <w:rPr>
+                <w:rFonts w:ascii="宋体" w:eastAsia="宋体" w:hAnsi="宋体" w:cs="宋体"/>
+                <w:color w:val="000000" w:themeColor="text1"/>
+              </w:rPr>
+              <w:t>item.</w:t>
             </w:r>
             <w:r>
               <w:rPr>
@@ -14987,6 +18032,7 @@
               </w:rPr>
               <w:t>total</w:t>
             </w:r>
+            <w:proofErr w:type="spellEnd"/>
             <w:r>
               <w:rPr>
                 <w:rFonts w:ascii="宋体" w:eastAsia="宋体" w:hAnsi="宋体" w:cs="宋体"/>
@@ -15021,7 +18067,23 @@
                 <w:rFonts w:ascii="宋体" w:eastAsia="宋体" w:hAnsi="宋体" w:cs="宋体" w:hint="eastAsia"/>
                 <w:color w:val="000000" w:themeColor="text1"/>
               </w:rPr>
-              <w:t>{% endfor %}</w:t>
+              <w:t xml:space="preserve">{% </w:t>
+            </w:r>
+            <w:proofErr w:type="spellStart"/>
+            <w:r>
+              <w:rPr>
+                <w:rFonts w:ascii="宋体" w:eastAsia="宋体" w:hAnsi="宋体" w:cs="宋体" w:hint="eastAsia"/>
+                <w:color w:val="000000" w:themeColor="text1"/>
+              </w:rPr>
+              <w:t>endfor</w:t>
+            </w:r>
+            <w:proofErr w:type="spellEnd"/>
+            <w:r>
+              <w:rPr>
+                <w:rFonts w:ascii="宋体" w:eastAsia="宋体" w:hAnsi="宋体" w:cs="宋体" w:hint="eastAsia"/>
+                <w:color w:val="000000" w:themeColor="text1"/>
+              </w:rPr>
+              <w:t xml:space="preserve"> %}</w:t>
             </w:r>
           </w:p>
         </w:tc>
@@ -15431,6 +18493,7 @@
               </w:rPr>
               <w:t xml:space="preserve">{% for item in </w:t>
             </w:r>
+            <w:proofErr w:type="spellStart"/>
             <w:r>
               <w:rPr>
                 <w:rFonts w:ascii="宋体" w:eastAsia="宋体" w:hAnsi="宋体" w:cs="宋体" w:hint="eastAsia"/>
@@ -15443,7 +18506,15 @@
                 <w:rFonts w:ascii="宋体" w:eastAsia="宋体" w:hAnsi="宋体" w:cs="宋体"/>
                 <w:color w:val="000000" w:themeColor="text1"/>
               </w:rPr>
-              <w:t>flow_analysis %}</w:t>
+              <w:t>flow_analysis</w:t>
+            </w:r>
+            <w:proofErr w:type="spellEnd"/>
+            <w:r>
+              <w:rPr>
+                <w:rFonts w:ascii="宋体" w:eastAsia="宋体" w:hAnsi="宋体" w:cs="宋体"/>
+                <w:color w:val="000000" w:themeColor="text1"/>
+              </w:rPr>
+              <w:t xml:space="preserve"> %}</w:t>
             </w:r>
           </w:p>
         </w:tc>
@@ -15471,7 +18542,23 @@
                 <w:rFonts w:ascii="宋体" w:eastAsia="宋体" w:hAnsi="宋体" w:cs="宋体"/>
                 <w:color w:val="000000" w:themeColor="text1"/>
               </w:rPr>
-              <w:t>{{ item.year }}</w:t>
+              <w:t xml:space="preserve">{{ </w:t>
+            </w:r>
+            <w:proofErr w:type="spellStart"/>
+            <w:r>
+              <w:rPr>
+                <w:rFonts w:ascii="宋体" w:eastAsia="宋体" w:hAnsi="宋体" w:cs="宋体"/>
+                <w:color w:val="000000" w:themeColor="text1"/>
+              </w:rPr>
+              <w:t>item.year</w:t>
+            </w:r>
+            <w:proofErr w:type="spellEnd"/>
+            <w:r>
+              <w:rPr>
+                <w:rFonts w:ascii="宋体" w:eastAsia="宋体" w:hAnsi="宋体" w:cs="宋体"/>
+                <w:color w:val="000000" w:themeColor="text1"/>
+              </w:rPr>
+              <w:t xml:space="preserve"> }}</w:t>
             </w:r>
           </w:p>
         </w:tc>
@@ -15924,7 +19011,15 @@
                 <w:rFonts w:ascii="宋体" w:eastAsia="宋体" w:hAnsi="宋体" w:cs="宋体"/>
                 <w:color w:val="000000" w:themeColor="text1"/>
               </w:rPr>
-              <w:t>{{ item.</w:t>
+              <w:t xml:space="preserve">{{ </w:t>
+            </w:r>
+            <w:proofErr w:type="spellStart"/>
+            <w:r>
+              <w:rPr>
+                <w:rFonts w:ascii="宋体" w:eastAsia="宋体" w:hAnsi="宋体" w:cs="宋体"/>
+                <w:color w:val="000000" w:themeColor="text1"/>
+              </w:rPr>
+              <w:t>item.</w:t>
             </w:r>
             <w:r>
               <w:rPr>
@@ -15933,6 +19028,7 @@
               </w:rPr>
               <w:t>total</w:t>
             </w:r>
+            <w:proofErr w:type="spellEnd"/>
             <w:r>
               <w:rPr>
                 <w:rFonts w:ascii="宋体" w:eastAsia="宋体" w:hAnsi="宋体" w:cs="宋体"/>
@@ -15967,7 +19063,23 @@
                 <w:rFonts w:ascii="宋体" w:eastAsia="宋体" w:hAnsi="宋体" w:cs="宋体" w:hint="eastAsia"/>
                 <w:color w:val="000000" w:themeColor="text1"/>
               </w:rPr>
-              <w:t>{% endfor %}</w:t>
+              <w:t xml:space="preserve">{% </w:t>
+            </w:r>
+            <w:proofErr w:type="spellStart"/>
+            <w:r>
+              <w:rPr>
+                <w:rFonts w:ascii="宋体" w:eastAsia="宋体" w:hAnsi="宋体" w:cs="宋体" w:hint="eastAsia"/>
+                <w:color w:val="000000" w:themeColor="text1"/>
+              </w:rPr>
+              <w:t>endfor</w:t>
+            </w:r>
+            <w:proofErr w:type="spellEnd"/>
+            <w:r>
+              <w:rPr>
+                <w:rFonts w:ascii="宋体" w:eastAsia="宋体" w:hAnsi="宋体" w:cs="宋体" w:hint="eastAsia"/>
+                <w:color w:val="000000" w:themeColor="text1"/>
+              </w:rPr>
+              <w:t xml:space="preserve"> %}</w:t>
             </w:r>
           </w:p>
         </w:tc>
@@ -16026,6 +19138,7 @@
           <w:rFonts w:ascii="Arial" w:hAnsi="Arial" w:cs="Arial" w:hint="eastAsia"/>
           <w:color w:val="0000FF"/>
         </w:rPr>
+        <w:lastRenderedPageBreak/>
         <w:t>2</w:t>
       </w:r>
       <w:r>
@@ -16050,7 +19163,6 @@
           <w:rFonts w:ascii="Arial" w:hAnsi="Arial" w:cs="Arial" w:hint="eastAsia"/>
           <w:color w:val="0000FF"/>
         </w:rPr>
-        <w:lastRenderedPageBreak/>
         <w:t>3</w:t>
       </w:r>
       <w:r>
@@ -16476,6 +19588,18 @@
 <file path=word/numbering.xml><?xml version="1.0" encoding="utf-8"?>
 <w:numbering xmlns:wpc="http://schemas.microsoft.com/office/word/2010/wordprocessingCanvas" xmlns:cx="http://schemas.microsoft.com/office/drawing/2014/chartex" xmlns:cx1="http://schemas.microsoft.com/office/drawing/2015/9/8/chartex" xmlns:cx2="http://schemas.microsoft.com/office/drawing/2015/10/21/chartex" xmlns:cx3="http://schemas.microsoft.com/office/drawing/2016/5/9/chartex" xmlns:cx4="http://schemas.microsoft.com/office/drawing/2016/5/10/chartex" xmlns:cx5="http://schemas.microsoft.com/office/drawing/2016/5/11/chartex" xmlns:cx6="http://schemas.microsoft.com/office/drawing/2016/5/12/chartex" xmlns:cx7="http://schemas.microsoft.com/office/drawing/2016/5/13/chartex" xmlns:cx8="http://schemas.microsoft.com/office/drawing/2016/5/14/chartex" xmlns:mc="http://schemas.openxmlformats.org/markup-compatibility/2006" xmlns:aink="http://schemas.microsoft.com/office/drawing/2016/ink" xmlns:am3d="http://schemas.microsoft.com/office/drawing/2017/model3d" xmlns:o="urn:schemas-microsoft-com:office:office" xmlns:oel="http://schemas.microsoft.com/office/2019/extlst" xmlns:r="http://schemas.openxmlformats.org/officeDocument/2006/relationships" xmlns:m="http://schemas.openxmlformats.org/officeDocument/2006/math" xmlns:v="urn:schemas-microsoft-com:vml" xmlns:wp14="http://schemas.microsoft.com/office/word/2010/wordprocessingDrawing" xmlns:wp="http://schemas.openxmlformats.org/drawingml/2006/wordprocessingDrawing" xmlns:w10="urn:schemas-microsoft-com:office:word" xmlns:w="http://schemas.openxmlformats.org/wordprocessingml/2006/main" xmlns:w14="http://schemas.microsoft.com/office/word/2010/wordml" xmlns:w15="http://schemas.microsoft.com/office/word/2012/wordml" xmlns:w16cex="http://schemas.microsoft.com/office/word/2018/wordml/cex" xmlns:w16cid="http://schemas.microsoft.com/office/word/2016/wordml/cid" xmlns:w16="http://schemas.microsoft.com/office/word/2018/wordml" xmlns:w16sdtdh="http://schemas.microsoft.com/office/word/2020/wordml/sdtdatahash" xmlns:w16se="http://schemas.microsoft.com/office/word/2015/wordml/symex" xmlns:wpg="http://schemas.microsoft.com/office/word/2010/wordprocessingGroup" xmlns:wpi="http://schemas.microsoft.com/office/word/2010/wordprocessingInk" xmlns:wne="http://schemas.microsoft.com/office/word/2006/wordml" xmlns:wps="http://schemas.microsoft.com/office/word/2010/wordprocessingShape" mc:Ignorable="w14 w15 w16se w16cid w16 w16cex w16sdtdh wp14">
   <w:abstractNum w:abstractNumId="0" w15:restartNumberingAfterBreak="0">
+    <w:nsid w:val="8687B12E"/>
+    <w:multiLevelType w:val="singleLevel"/>
+    <w:tmpl w:val="8687B12E"/>
+    <w:lvl w:ilvl="0">
+      <w:start w:val="5"/>
+      <w:numFmt w:val="decimal"/>
+      <w:suff w:val="nothing"/>
+      <w:lvlText w:val="%1、"/>
+      <w:lvlJc w:val="left"/>
+    </w:lvl>
+  </w:abstractNum>
+  <w:abstractNum w:abstractNumId="1" w15:restartNumberingAfterBreak="0">
     <w:nsid w:val="30BABE6B"/>
     <w:multiLevelType w:val="singleLevel"/>
     <w:tmpl w:val="30BABE6B"/>
@@ -16487,7 +19611,7 @@
       <w:lvlJc w:val="left"/>
     </w:lvl>
   </w:abstractNum>
-  <w:abstractNum w:abstractNumId="1" w15:restartNumberingAfterBreak="0">
+  <w:abstractNum w:abstractNumId="2" w15:restartNumberingAfterBreak="0">
     <w:nsid w:val="5EE9A77C"/>
     <w:multiLevelType w:val="singleLevel"/>
     <w:tmpl w:val="5EE9A77C"/>
@@ -16503,7 +19627,7 @@
       </w:pPr>
     </w:lvl>
   </w:abstractNum>
-  <w:abstractNum w:abstractNumId="2" w15:restartNumberingAfterBreak="0">
+  <w:abstractNum w:abstractNumId="3" w15:restartNumberingAfterBreak="0">
     <w:nsid w:val="69D4BA81"/>
     <w:multiLevelType w:val="singleLevel"/>
     <w:tmpl w:val="69D4BA81"/>
@@ -16516,12 +19640,15 @@
     </w:lvl>
   </w:abstractNum>
   <w:num w:numId="1" w16cid:durableId="1362972392">
+    <w:abstractNumId w:val="2"/>
+  </w:num>
+  <w:num w:numId="2" w16cid:durableId="1245334295">
+    <w:abstractNumId w:val="3"/>
+  </w:num>
+  <w:num w:numId="3" w16cid:durableId="2098792941">
     <w:abstractNumId w:val="1"/>
   </w:num>
-  <w:num w:numId="2" w16cid:durableId="1245334295">
-    <w:abstractNumId w:val="2"/>
-  </w:num>
-  <w:num w:numId="3" w16cid:durableId="2098792941">
+  <w:num w:numId="4" w16cid:durableId="1587693226">
     <w:abstractNumId w:val="0"/>
   </w:num>
 </w:numbering>
@@ -16934,6 +20061,7 @@
   <w:style w:type="character" w:default="1" w:styleId="a0">
     <w:name w:val="Default Paragraph Font"/>
     <w:uiPriority w:val="1"/>
+    <w:semiHidden/>
     <w:unhideWhenUsed/>
   </w:style>
   <w:style w:type="table" w:default="1" w:styleId="a1">
@@ -17409,6 +20537,10 @@
 </file>
 
 <file path=customXml/item1.xml><?xml version="1.0" encoding="utf-8"?>
+<b:Sources xmlns:b="http://schemas.openxmlformats.org/officeDocument/2006/bibliography" xmlns="http://schemas.openxmlformats.org/officeDocument/2006/bibliography" SelectedStyle="\APASixthEditionOfficeOnline.xsl" StyleName="APA" Version="6"/>
+</file>
+
+<file path=customXml/item2.xml><?xml version="1.0" encoding="utf-8"?>
 <s:customData xmlns="http://www.wps.cn/officeDocument/2013/wpsCustomData" xmlns:s="http://www.wps.cn/officeDocument/2013/wpsCustomData">
   <customSectProps/>
   <customShpExts>
@@ -17417,22 +20549,18 @@
 </s:customData>
 </file>
 
-<file path=customXml/item2.xml><?xml version="1.0" encoding="utf-8"?>
-<b:Sources xmlns:b="http://schemas.openxmlformats.org/officeDocument/2006/bibliography" xmlns="http://schemas.openxmlformats.org/officeDocument/2006/bibliography" SelectedStyle="\APASixthEditionOfficeOnline.xsl" StyleName="APA" Version="6"/>
+<file path=customXml/itemProps1.xml><?xml version="1.0" encoding="utf-8"?>
+<ds:datastoreItem xmlns:ds="http://schemas.openxmlformats.org/officeDocument/2006/customXml" ds:itemID="{AD939CA4-0E67-45BC-B29C-B5589A1D4662}">
+  <ds:schemaRefs>
+    <ds:schemaRef ds:uri="http://schemas.openxmlformats.org/officeDocument/2006/bibliography"/>
+  </ds:schemaRefs>
+</ds:datastoreItem>
 </file>
 
-<file path=customXml/itemProps1.xml><?xml version="1.0" encoding="utf-8"?>
+<file path=customXml/itemProps2.xml><?xml version="1.0" encoding="utf-8"?>
 <ds:datastoreItem xmlns:ds="http://schemas.openxmlformats.org/officeDocument/2006/customXml" ds:itemID="{B1977F7D-205B-4081-913C-38D41E755F92}">
   <ds:schemaRefs>
     <ds:schemaRef ds:uri="http://www.wps.cn/officeDocument/2013/wpsCustomData"/>
   </ds:schemaRefs>
 </ds:datastoreItem>
-</file>
-
-<file path=customXml/itemProps2.xml><?xml version="1.0" encoding="utf-8"?>
-<ds:datastoreItem xmlns:ds="http://schemas.openxmlformats.org/officeDocument/2006/customXml" ds:itemID="{AD939CA4-0E67-45BC-B29C-B5589A1D4662}">
-  <ds:schemaRefs>
-    <ds:schemaRef ds:uri="http://schemas.openxmlformats.org/officeDocument/2006/bibliography"/>
-  </ds:schemaRefs>
-</ds:datastoreItem>
 </file>